--- a/contracts/templates_pdf/template_ecm_it.docx
+++ b/contracts/templates_pdf/template_ecm_it.docx
@@ -7769,7 +7769,7 @@
       <w:proofErr w:type="gramStart"/>
       <w:proofErr w:type="gramEnd"/>
       <w:r>
-        <w:t xml:space="preserve"> - {{ line.service_name_snapshot }}: € {{ line.line_total|format_currency }} + IVA</w:t>
+        <w:t xml:space="preserve"> - {{ line.service_name_snapshot }}: € {{ line.line_subtotal|format_currency }} + IVA</w:t>
       </w:r>
     </w:p>
     <w:p>

--- a/contracts/templates_pdf/template_ecm_it.docx
+++ b/contracts/templates_pdf/template_ecm_it.docx
@@ -4,7 +4,9 @@
   <w:body>
     <w:p>
       <w:pPr>
-        <w:spacing w:before="156"/>
+        <w:keepLines/>
+        <w:keepNext/>
+        <w:spacing w:before="60" w:line="240" w:lineRule="auto"/>
         <w:ind w:right="56"/>
         <w:jc w:val="center"/>
         <w:rPr>
@@ -14,7 +16,7 @@
       </w:pPr>
       <w:r>
         <w:rPr>
-          <w:rFonts w:ascii="Arial" w:hAnsi="Arial" w:cs="Arial"/>
+          <w:rFonts w:ascii="Calibri" w:hAnsi="Calibri" w:cs="Calibri"/>
           <w:b/>
           <w:u w:val="thick"/>
         </w:rPr>
@@ -24,7 +26,7 @@
     <w:p>
       <w:pPr>
         <w:pStyle w:val="Corpotesto"/>
-        <w:spacing w:before="6"/>
+        <w:spacing w:before="6" w:line="240" w:lineRule="auto"/>
         <w:ind w:left="0" w:right="56"/>
         <w:jc w:val="center"/>
         <w:rPr>
@@ -37,7 +39,9 @@
     </w:p>
     <w:p>
       <w:pPr>
-        <w:spacing w:before="90"/>
+        <w:keepLines/>
+        <w:keepNext/>
+        <w:spacing w:before="90" w:line="240" w:lineRule="auto"/>
         <w:ind w:right="56"/>
         <w:jc w:val="center"/>
         <w:rPr>
@@ -47,7 +51,7 @@
       </w:pPr>
       <w:r>
         <w:rPr>
-          <w:rFonts w:ascii="Arial" w:hAnsi="Arial" w:cs="Arial"/>
+          <w:rFonts w:ascii="Calibri" w:hAnsi="Calibri" w:cs="Calibri"/>
           <w:b/>
         </w:rPr>
         <w:t>Tra</w:t>
@@ -56,7 +60,7 @@
     <w:p>
       <w:pPr>
         <w:pStyle w:val="Corpotesto"/>
-        <w:spacing w:before="10"/>
+        <w:spacing w:before="10" w:line="240" w:lineRule="auto"/>
         <w:ind w:left="0" w:right="56"/>
         <w:rPr>
           <w:rFonts w:ascii="Arial" w:hAnsi="Arial" w:cs="Arial"/>
@@ -73,6 +77,7 @@
           <w:tab w:val="left" w:pos="5911"/>
           <w:tab w:val="left" w:pos="7545"/>
         </w:tabs>
+        <w:spacing w:line="240" w:lineRule="auto"/>
         <w:ind w:right="56"/>
         <w:jc w:val="both"/>
         <w:rPr>
@@ -81,32 +86,32 @@
       </w:pPr>
       <w:r>
         <w:rPr>
-          <w:rFonts w:ascii="Arial" w:hAnsi="Arial" w:cs="Arial"/>
+          <w:rFonts w:ascii="Calibri" w:hAnsi="Calibri" w:cs="Calibri"/>
         </w:rPr>
         <w:t>L</w:t>
       </w:r>
       <w:r>
         <w:rPr>
-          <w:rFonts w:ascii="Arial" w:hAnsi="Arial" w:cs="Arial"/>
+          <w:rFonts w:ascii="Calibri" w:hAnsi="Calibri" w:cs="Calibri"/>
         </w:rPr>
         <w:t>a</w:t>
       </w:r>
       <w:r>
         <w:rPr>
-          <w:rFonts w:ascii="Arial" w:hAnsi="Arial" w:cs="Arial"/>
+          <w:rFonts w:ascii="Calibri" w:hAnsi="Calibri" w:cs="Calibri"/>
           <w:spacing w:val="25"/>
         </w:rPr>
         <w:t xml:space="preserve"> </w:t>
       </w:r>
       <w:r>
         <w:rPr>
-          <w:rFonts w:ascii="Arial" w:hAnsi="Arial" w:cs="Arial"/>
+          <w:rFonts w:ascii="Calibri" w:hAnsi="Calibri" w:cs="Calibri"/>
         </w:rPr>
         <w:t>Società</w:t>
       </w:r>
       <w:r>
         <w:rPr>
-          <w:rFonts w:ascii="Arial" w:hAnsi="Arial" w:cs="Arial"/>
+          <w:rFonts w:ascii="Calibri" w:hAnsi="Calibri" w:cs="Calibri"/>
         </w:rPr>
         <w:t xml:space="preserve"> VALET </w:t>
       </w:r>
@@ -114,13 +119,13 @@
       <w:proofErr w:type="gramStart"/>
       <w:r>
         <w:rPr>
-          <w:rFonts w:ascii="Arial" w:hAnsi="Arial" w:cs="Arial"/>
+          <w:rFonts w:ascii="Calibri" w:hAnsi="Calibri" w:cs="Calibri"/>
         </w:rPr>
         <w:t>SRL</w:t>
       </w:r>
       <w:r>
         <w:rPr>
-          <w:rFonts w:ascii="Arial" w:hAnsi="Arial" w:cs="Arial"/>
+          <w:rFonts w:ascii="Calibri" w:hAnsi="Calibri" w:cs="Calibri"/>
         </w:rPr>
         <w:t>,con</w:t>
       </w:r>
@@ -128,31 +133,31 @@
       <w:proofErr w:type="gramEnd"/>
       <w:r>
         <w:rPr>
-          <w:rFonts w:ascii="Arial" w:hAnsi="Arial" w:cs="Arial"/>
+          <w:rFonts w:ascii="Calibri" w:hAnsi="Calibri" w:cs="Calibri"/>
         </w:rPr>
         <w:t xml:space="preserve"> </w:t>
       </w:r>
       <w:r>
         <w:rPr>
-          <w:rFonts w:ascii="Arial" w:hAnsi="Arial" w:cs="Arial"/>
+          <w:rFonts w:ascii="Calibri" w:hAnsi="Calibri" w:cs="Calibri"/>
         </w:rPr>
         <w:t>sede legale in</w:t>
       </w:r>
       <w:r>
         <w:rPr>
-          <w:rFonts w:ascii="Arial" w:hAnsi="Arial" w:cs="Arial"/>
+          <w:rFonts w:ascii="Calibri" w:hAnsi="Calibri" w:cs="Calibri"/>
         </w:rPr>
         <w:t xml:space="preserve"> Bologna</w:t>
       </w:r>
       <w:r>
         <w:rPr>
-          <w:rFonts w:ascii="Arial" w:hAnsi="Arial" w:cs="Arial"/>
+          <w:rFonts w:ascii="Calibri" w:hAnsi="Calibri" w:cs="Calibri"/>
         </w:rPr>
         <w:t>,</w:t>
       </w:r>
       <w:r>
         <w:rPr>
-          <w:rFonts w:ascii="Arial" w:hAnsi="Arial" w:cs="Arial"/>
+          <w:rFonts w:ascii="Calibri" w:hAnsi="Calibri" w:cs="Calibri"/>
           <w:spacing w:val="26"/>
         </w:rPr>
         <w:t xml:space="preserve"> </w:t>
@@ -160,524 +165,524 @@
       <w:proofErr w:type="spellStart"/>
       <w:r>
         <w:rPr>
-          <w:rFonts w:ascii="Arial" w:hAnsi="Arial" w:cs="Arial"/>
+          <w:rFonts w:ascii="Calibri" w:hAnsi="Calibri" w:cs="Calibri"/>
         </w:rPr>
         <w:t>cap</w:t>
       </w:r>
       <w:proofErr w:type="spellEnd"/>
       <w:r>
         <w:rPr>
-          <w:rFonts w:ascii="Arial" w:hAnsi="Arial" w:cs="Arial"/>
+          <w:rFonts w:ascii="Calibri" w:hAnsi="Calibri" w:cs="Calibri"/>
         </w:rPr>
         <w:t xml:space="preserve"> 40129</w:t>
       </w:r>
       <w:r>
         <w:rPr>
-          <w:rFonts w:ascii="Arial" w:hAnsi="Arial" w:cs="Arial"/>
+          <w:rFonts w:ascii="Calibri" w:hAnsi="Calibri" w:cs="Calibri"/>
         </w:rPr>
         <w:t xml:space="preserve">; </w:t>
       </w:r>
       <w:r>
         <w:rPr>
-          <w:rFonts w:ascii="Arial" w:hAnsi="Arial" w:cs="Arial"/>
+          <w:rFonts w:ascii="Calibri" w:hAnsi="Calibri" w:cs="Calibri"/>
         </w:rPr>
         <w:t>prov.</w:t>
       </w:r>
       <w:r>
         <w:rPr>
-          <w:rFonts w:ascii="Arial" w:hAnsi="Arial" w:cs="Arial"/>
+          <w:rFonts w:ascii="Calibri" w:hAnsi="Calibri" w:cs="Calibri"/>
           <w:spacing w:val="48"/>
         </w:rPr>
         <w:t xml:space="preserve"> </w:t>
       </w:r>
       <w:r>
         <w:rPr>
-          <w:rFonts w:ascii="Arial" w:hAnsi="Arial" w:cs="Arial"/>
+          <w:rFonts w:ascii="Calibri" w:hAnsi="Calibri" w:cs="Calibri"/>
         </w:rPr>
         <w:t>di</w:t>
       </w:r>
       <w:r>
         <w:rPr>
-          <w:rFonts w:ascii="Arial" w:hAnsi="Arial" w:cs="Arial"/>
+          <w:rFonts w:ascii="Calibri" w:hAnsi="Calibri" w:cs="Calibri"/>
         </w:rPr>
         <w:t xml:space="preserve"> </w:t>
       </w:r>
       <w:proofErr w:type="gramStart"/>
       <w:r>
         <w:rPr>
-          <w:rFonts w:ascii="Arial" w:hAnsi="Arial" w:cs="Arial"/>
+          <w:rFonts w:ascii="Calibri" w:hAnsi="Calibri" w:cs="Calibri"/>
           <w:w w:val="99"/>
         </w:rPr>
         <w:t>BO</w:t>
       </w:r>
       <w:r>
         <w:rPr>
-          <w:rFonts w:ascii="Arial" w:hAnsi="Arial" w:cs="Arial"/>
+          <w:rFonts w:ascii="Calibri" w:hAnsi="Calibri" w:cs="Calibri"/>
           <w:spacing w:val="-25"/>
         </w:rPr>
         <w:t xml:space="preserve"> </w:t>
       </w:r>
       <w:r>
         <w:rPr>
-          <w:rFonts w:ascii="Arial" w:hAnsi="Arial" w:cs="Arial"/>
+          <w:rFonts w:ascii="Calibri" w:hAnsi="Calibri" w:cs="Calibri"/>
         </w:rPr>
         <w:t>,</w:t>
       </w:r>
       <w:proofErr w:type="gramEnd"/>
       <w:r>
         <w:rPr>
-          <w:rFonts w:ascii="Arial" w:hAnsi="Arial" w:cs="Arial"/>
+          <w:rFonts w:ascii="Calibri" w:hAnsi="Calibri" w:cs="Calibri"/>
           <w:spacing w:val="16"/>
         </w:rPr>
         <w:t xml:space="preserve"> </w:t>
       </w:r>
       <w:r>
         <w:rPr>
-          <w:rFonts w:ascii="Arial" w:hAnsi="Arial" w:cs="Arial"/>
+          <w:rFonts w:ascii="Calibri" w:hAnsi="Calibri" w:cs="Calibri"/>
         </w:rPr>
         <w:t>via</w:t>
       </w:r>
       <w:r>
         <w:rPr>
-          <w:rFonts w:ascii="Arial" w:hAnsi="Arial" w:cs="Arial"/>
+          <w:rFonts w:ascii="Calibri" w:hAnsi="Calibri" w:cs="Calibri"/>
         </w:rPr>
         <w:t xml:space="preserve"> Dei Fornaciai</w:t>
       </w:r>
       <w:r>
         <w:rPr>
-          <w:rFonts w:ascii="Arial" w:hAnsi="Arial" w:cs="Arial"/>
+          <w:rFonts w:ascii="Calibri" w:hAnsi="Calibri" w:cs="Calibri"/>
         </w:rPr>
         <w:t>,</w:t>
       </w:r>
       <w:r>
         <w:rPr>
-          <w:rFonts w:ascii="Arial" w:hAnsi="Arial" w:cs="Arial"/>
+          <w:rFonts w:ascii="Calibri" w:hAnsi="Calibri" w:cs="Calibri"/>
         </w:rPr>
         <w:t xml:space="preserve"> </w:t>
       </w:r>
       <w:r>
         <w:rPr>
-          <w:rFonts w:ascii="Arial" w:hAnsi="Arial" w:cs="Arial"/>
+          <w:rFonts w:ascii="Calibri" w:hAnsi="Calibri" w:cs="Calibri"/>
         </w:rPr>
         <w:t>n.</w:t>
       </w:r>
       <w:r>
         <w:rPr>
-          <w:rFonts w:ascii="Arial" w:hAnsi="Arial" w:cs="Arial"/>
+          <w:rFonts w:ascii="Calibri" w:hAnsi="Calibri" w:cs="Calibri"/>
         </w:rPr>
         <w:t>29/B</w:t>
       </w:r>
       <w:r>
         <w:rPr>
-          <w:rFonts w:ascii="Arial" w:hAnsi="Arial" w:cs="Arial"/>
+          <w:rFonts w:ascii="Calibri" w:hAnsi="Calibri" w:cs="Calibri"/>
         </w:rPr>
         <w:t>,</w:t>
       </w:r>
       <w:r>
         <w:rPr>
-          <w:rFonts w:ascii="Arial" w:hAnsi="Arial" w:cs="Arial"/>
+          <w:rFonts w:ascii="Calibri" w:hAnsi="Calibri" w:cs="Calibri"/>
         </w:rPr>
         <w:t xml:space="preserve"> P</w:t>
       </w:r>
       <w:r>
         <w:rPr>
-          <w:rFonts w:ascii="Arial" w:hAnsi="Arial" w:cs="Arial"/>
+          <w:rFonts w:ascii="Calibri" w:hAnsi="Calibri" w:cs="Calibri"/>
         </w:rPr>
         <w:t>artita</w:t>
       </w:r>
       <w:r>
         <w:rPr>
-          <w:rFonts w:ascii="Arial" w:hAnsi="Arial" w:cs="Arial"/>
+          <w:rFonts w:ascii="Calibri" w:hAnsi="Calibri" w:cs="Calibri"/>
           <w:spacing w:val="18"/>
         </w:rPr>
         <w:t xml:space="preserve"> </w:t>
       </w:r>
       <w:r>
         <w:rPr>
-          <w:rFonts w:ascii="Arial" w:hAnsi="Arial" w:cs="Arial"/>
+          <w:rFonts w:ascii="Calibri" w:hAnsi="Calibri" w:cs="Calibri"/>
         </w:rPr>
         <w:t>IVA</w:t>
       </w:r>
       <w:r>
         <w:rPr>
-          <w:rFonts w:ascii="Arial" w:hAnsi="Arial" w:cs="Arial"/>
+          <w:rFonts w:ascii="Calibri" w:hAnsi="Calibri" w:cs="Calibri"/>
           <w:spacing w:val="-15"/>
         </w:rPr>
         <w:t xml:space="preserve"> e  </w:t>
       </w:r>
       <w:r>
         <w:rPr>
-          <w:rFonts w:ascii="Arial" w:hAnsi="Arial" w:cs="Arial"/>
+          <w:rFonts w:ascii="Calibri" w:hAnsi="Calibri" w:cs="Calibri"/>
         </w:rPr>
         <w:t xml:space="preserve">Codice </w:t>
       </w:r>
       <w:r>
         <w:rPr>
-          <w:rFonts w:ascii="Arial" w:hAnsi="Arial" w:cs="Arial"/>
+          <w:rFonts w:ascii="Calibri" w:hAnsi="Calibri" w:cs="Calibri"/>
           <w:spacing w:val="17"/>
         </w:rPr>
         <w:t xml:space="preserve"> </w:t>
       </w:r>
       <w:r>
         <w:rPr>
-          <w:rFonts w:ascii="Arial" w:hAnsi="Arial" w:cs="Arial"/>
+          <w:rFonts w:ascii="Calibri" w:hAnsi="Calibri" w:cs="Calibri"/>
         </w:rPr>
         <w:t>Fiscale</w:t>
       </w:r>
       <w:r>
         <w:rPr>
-          <w:rFonts w:ascii="Arial" w:hAnsi="Arial" w:cs="Arial"/>
+          <w:rFonts w:ascii="Calibri" w:hAnsi="Calibri" w:cs="Calibri"/>
         </w:rPr>
         <w:t>: 02107230373</w:t>
       </w:r>
       <w:r>
         <w:rPr>
-          <w:rFonts w:ascii="Arial" w:hAnsi="Arial" w:cs="Arial"/>
+          <w:rFonts w:ascii="Calibri" w:hAnsi="Calibri" w:cs="Calibri"/>
         </w:rPr>
         <w:t>, iscritta al Registro delle Imprese</w:t>
       </w:r>
       <w:r>
         <w:rPr>
-          <w:rFonts w:ascii="Arial" w:hAnsi="Arial" w:cs="Arial"/>
+          <w:rFonts w:ascii="Calibri" w:hAnsi="Calibri" w:cs="Calibri"/>
           <w:spacing w:val="18"/>
         </w:rPr>
         <w:t xml:space="preserve"> </w:t>
       </w:r>
       <w:r>
         <w:rPr>
-          <w:rFonts w:ascii="Arial" w:hAnsi="Arial" w:cs="Arial"/>
+          <w:rFonts w:ascii="Calibri" w:hAnsi="Calibri" w:cs="Calibri"/>
         </w:rPr>
         <w:t xml:space="preserve">di </w:t>
       </w:r>
       <w:r>
         <w:rPr>
-          <w:rFonts w:ascii="Arial" w:hAnsi="Arial" w:cs="Arial"/>
+          <w:rFonts w:ascii="Calibri" w:hAnsi="Calibri" w:cs="Calibri"/>
         </w:rPr>
         <w:t>Bologna a</w:t>
       </w:r>
       <w:r>
         <w:rPr>
-          <w:rFonts w:ascii="Arial" w:hAnsi="Arial" w:cs="Arial"/>
+          <w:rFonts w:ascii="Calibri" w:hAnsi="Calibri" w:cs="Calibri"/>
         </w:rPr>
         <w:t xml:space="preserve">l </w:t>
       </w:r>
       <w:r>
         <w:rPr>
-          <w:rFonts w:ascii="Arial" w:hAnsi="Arial" w:cs="Arial"/>
+          <w:rFonts w:ascii="Calibri" w:hAnsi="Calibri" w:cs="Calibri"/>
           <w:spacing w:val="-16"/>
         </w:rPr>
         <w:t>n</w:t>
       </w:r>
       <w:r>
         <w:rPr>
-          <w:rFonts w:ascii="Arial" w:hAnsi="Arial" w:cs="Arial"/>
+          <w:rFonts w:ascii="Calibri" w:hAnsi="Calibri" w:cs="Calibri"/>
           <w:spacing w:val="-16"/>
         </w:rPr>
         <w:t>.</w:t>
       </w:r>
       <w:r>
         <w:rPr>
-          <w:rFonts w:ascii="Arial" w:hAnsi="Arial" w:cs="Arial"/>
+          <w:rFonts w:ascii="Calibri" w:hAnsi="Calibri" w:cs="Calibri"/>
           <w:spacing w:val="-16"/>
         </w:rPr>
         <w:t xml:space="preserve"> 27958</w:t>
       </w:r>
       <w:r>
         <w:rPr>
-          <w:rFonts w:ascii="Arial" w:hAnsi="Arial" w:cs="Arial"/>
+          <w:rFonts w:ascii="Calibri" w:hAnsi="Calibri" w:cs="Calibri"/>
           <w:spacing w:val="-16"/>
         </w:rPr>
         <w:t xml:space="preserve">; </w:t>
       </w:r>
       <w:r>
         <w:rPr>
-          <w:rFonts w:ascii="Arial" w:hAnsi="Arial" w:cs="Arial"/>
+          <w:rFonts w:ascii="Calibri" w:hAnsi="Calibri" w:cs="Calibri"/>
         </w:rPr>
         <w:t>REA</w:t>
       </w:r>
       <w:r>
         <w:rPr>
-          <w:rFonts w:ascii="Arial" w:hAnsi="Arial" w:cs="Arial"/>
+          <w:rFonts w:ascii="Calibri" w:hAnsi="Calibri" w:cs="Calibri"/>
           <w:u w:val="single"/>
         </w:rPr>
         <w:t xml:space="preserve"> </w:t>
       </w:r>
       <w:r>
         <w:rPr>
-          <w:rFonts w:ascii="Arial" w:hAnsi="Arial" w:cs="Arial"/>
+          <w:rFonts w:ascii="Calibri" w:hAnsi="Calibri" w:cs="Calibri"/>
         </w:rPr>
         <w:t xml:space="preserve">Bo252016 </w:t>
       </w:r>
       <w:r>
         <w:rPr>
-          <w:rFonts w:ascii="Arial" w:hAnsi="Arial" w:cs="Arial"/>
+          <w:rFonts w:ascii="Calibri" w:hAnsi="Calibri" w:cs="Calibri"/>
         </w:rPr>
         <w:t>,</w:t>
       </w:r>
       <w:r>
         <w:rPr>
-          <w:rFonts w:ascii="Arial" w:hAnsi="Arial" w:cs="Arial"/>
+          <w:rFonts w:ascii="Calibri" w:hAnsi="Calibri" w:cs="Calibri"/>
         </w:rPr>
         <w:t xml:space="preserve"> </w:t>
       </w:r>
       <w:r>
         <w:rPr>
-          <w:rFonts w:ascii="Arial" w:hAnsi="Arial" w:cs="Arial"/>
+          <w:rFonts w:ascii="Calibri" w:hAnsi="Calibri" w:cs="Calibri"/>
         </w:rPr>
         <w:t>nella</w:t>
       </w:r>
       <w:r>
         <w:rPr>
-          <w:rFonts w:ascii="Arial" w:hAnsi="Arial" w:cs="Arial"/>
+          <w:rFonts w:ascii="Calibri" w:hAnsi="Calibri" w:cs="Calibri"/>
         </w:rPr>
         <w:t xml:space="preserve"> </w:t>
       </w:r>
       <w:r>
         <w:rPr>
-          <w:rFonts w:ascii="Arial" w:hAnsi="Arial" w:cs="Arial"/>
+          <w:rFonts w:ascii="Calibri" w:hAnsi="Calibri" w:cs="Calibri"/>
         </w:rPr>
         <w:t>persona</w:t>
       </w:r>
       <w:r>
         <w:rPr>
-          <w:rFonts w:ascii="Arial" w:hAnsi="Arial" w:cs="Arial"/>
+          <w:rFonts w:ascii="Calibri" w:hAnsi="Calibri" w:cs="Calibri"/>
         </w:rPr>
         <w:t xml:space="preserve"> </w:t>
       </w:r>
       <w:r>
         <w:rPr>
-          <w:rFonts w:ascii="Arial" w:hAnsi="Arial" w:cs="Arial"/>
+          <w:rFonts w:ascii="Calibri" w:hAnsi="Calibri" w:cs="Calibri"/>
         </w:rPr>
         <w:t>del</w:t>
       </w:r>
       <w:r>
         <w:rPr>
-          <w:rFonts w:ascii="Arial" w:hAnsi="Arial" w:cs="Arial"/>
+          <w:rFonts w:ascii="Calibri" w:hAnsi="Calibri" w:cs="Calibri"/>
         </w:rPr>
         <w:t xml:space="preserve"> </w:t>
       </w:r>
       <w:r>
         <w:rPr>
-          <w:rFonts w:ascii="Arial" w:hAnsi="Arial" w:cs="Arial"/>
+          <w:rFonts w:ascii="Calibri" w:hAnsi="Calibri" w:cs="Calibri"/>
         </w:rPr>
         <w:t>suo</w:t>
       </w:r>
       <w:r>
         <w:rPr>
-          <w:rFonts w:ascii="Arial" w:hAnsi="Arial" w:cs="Arial"/>
+          <w:rFonts w:ascii="Calibri" w:hAnsi="Calibri" w:cs="Calibri"/>
         </w:rPr>
         <w:t xml:space="preserve"> </w:t>
       </w:r>
       <w:r>
         <w:rPr>
-          <w:rFonts w:ascii="Arial" w:hAnsi="Arial" w:cs="Arial"/>
+          <w:rFonts w:ascii="Calibri" w:hAnsi="Calibri" w:cs="Calibri"/>
         </w:rPr>
         <w:t>Rappresentante</w:t>
       </w:r>
       <w:r>
         <w:rPr>
-          <w:rFonts w:ascii="Arial" w:hAnsi="Arial" w:cs="Arial"/>
+          <w:rFonts w:ascii="Calibri" w:hAnsi="Calibri" w:cs="Calibri"/>
         </w:rPr>
         <w:t xml:space="preserve"> </w:t>
       </w:r>
       <w:r>
         <w:rPr>
-          <w:rFonts w:ascii="Arial" w:hAnsi="Arial" w:cs="Arial"/>
+          <w:rFonts w:ascii="Calibri" w:hAnsi="Calibri" w:cs="Calibri"/>
         </w:rPr>
         <w:t>Legale</w:t>
       </w:r>
       <w:r>
         <w:rPr>
-          <w:rFonts w:ascii="Arial" w:hAnsi="Arial" w:cs="Arial"/>
+          <w:rFonts w:ascii="Calibri" w:hAnsi="Calibri" w:cs="Calibri"/>
         </w:rPr>
         <w:t xml:space="preserve"> </w:t>
       </w:r>
       <w:r>
         <w:rPr>
-          <w:rFonts w:ascii="Arial" w:hAnsi="Arial" w:cs="Arial"/>
+          <w:rFonts w:ascii="Calibri" w:hAnsi="Calibri" w:cs="Calibri"/>
         </w:rPr>
         <w:t>in</w:t>
       </w:r>
       <w:r>
         <w:rPr>
-          <w:rFonts w:ascii="Arial" w:hAnsi="Arial" w:cs="Arial"/>
+          <w:rFonts w:ascii="Calibri" w:hAnsi="Calibri" w:cs="Calibri"/>
         </w:rPr>
         <w:t xml:space="preserve"> </w:t>
       </w:r>
       <w:r>
         <w:rPr>
-          <w:rFonts w:ascii="Arial" w:hAnsi="Arial" w:cs="Arial"/>
+          <w:rFonts w:ascii="Calibri" w:hAnsi="Calibri" w:cs="Calibri"/>
         </w:rPr>
         <w:t>carica</w:t>
       </w:r>
       <w:r>
         <w:rPr>
-          <w:rFonts w:ascii="Arial" w:hAnsi="Arial" w:cs="Arial"/>
+          <w:rFonts w:ascii="Calibri" w:hAnsi="Calibri" w:cs="Calibri"/>
         </w:rPr>
         <w:t xml:space="preserve"> </w:t>
       </w:r>
       <w:r>
         <w:rPr>
-          <w:rFonts w:ascii="Arial" w:hAnsi="Arial" w:cs="Arial"/>
+          <w:rFonts w:ascii="Calibri" w:hAnsi="Calibri" w:cs="Calibri"/>
         </w:rPr>
         <w:t>Sig.</w:t>
       </w:r>
       <w:r>
         <w:rPr>
-          <w:rFonts w:ascii="Arial" w:hAnsi="Arial" w:cs="Arial"/>
+          <w:rFonts w:ascii="Calibri" w:hAnsi="Calibri" w:cs="Calibri"/>
         </w:rPr>
         <w:t xml:space="preserve"> Daniele Morini</w:t>
       </w:r>
       <w:r>
         <w:rPr>
-          <w:rFonts w:ascii="Arial" w:hAnsi="Arial" w:cs="Arial"/>
+          <w:rFonts w:ascii="Calibri" w:hAnsi="Calibri" w:cs="Calibri"/>
         </w:rPr>
         <w:t>,</w:t>
       </w:r>
       <w:r>
         <w:rPr>
-          <w:rFonts w:ascii="Arial" w:hAnsi="Arial" w:cs="Arial"/>
+          <w:rFonts w:ascii="Calibri" w:hAnsi="Calibri" w:cs="Calibri"/>
           <w:spacing w:val="4"/>
         </w:rPr>
         <w:t xml:space="preserve"> </w:t>
       </w:r>
       <w:r>
         <w:rPr>
-          <w:rFonts w:ascii="Arial" w:hAnsi="Arial" w:cs="Arial"/>
+          <w:rFonts w:ascii="Calibri" w:hAnsi="Calibri" w:cs="Calibri"/>
         </w:rPr>
         <w:t>nato</w:t>
       </w:r>
       <w:r>
         <w:rPr>
-          <w:rFonts w:ascii="Arial" w:hAnsi="Arial" w:cs="Arial"/>
+          <w:rFonts w:ascii="Calibri" w:hAnsi="Calibri" w:cs="Calibri"/>
           <w:spacing w:val="8"/>
         </w:rPr>
         <w:t xml:space="preserve"> </w:t>
       </w:r>
       <w:r>
         <w:rPr>
-          <w:rFonts w:ascii="Arial" w:hAnsi="Arial" w:cs="Arial"/>
+          <w:rFonts w:ascii="Calibri" w:hAnsi="Calibri" w:cs="Calibri"/>
         </w:rPr>
         <w:t>il</w:t>
       </w:r>
       <w:r>
         <w:rPr>
-          <w:rFonts w:ascii="Arial" w:hAnsi="Arial" w:cs="Arial"/>
+          <w:rFonts w:ascii="Calibri" w:hAnsi="Calibri" w:cs="Calibri"/>
         </w:rPr>
         <w:t xml:space="preserve"> 23/07/1965</w:t>
       </w:r>
       <w:r>
         <w:rPr>
-          <w:rFonts w:ascii="Arial" w:hAnsi="Arial" w:cs="Arial"/>
+          <w:rFonts w:ascii="Calibri" w:hAnsi="Calibri" w:cs="Calibri"/>
         </w:rPr>
         <w:t>,</w:t>
       </w:r>
       <w:r>
         <w:rPr>
-          <w:rFonts w:ascii="Arial" w:hAnsi="Arial" w:cs="Arial"/>
+          <w:rFonts w:ascii="Calibri" w:hAnsi="Calibri" w:cs="Calibri"/>
           <w:spacing w:val="7"/>
         </w:rPr>
         <w:t xml:space="preserve"> </w:t>
       </w:r>
       <w:r>
         <w:rPr>
-          <w:rFonts w:ascii="Arial" w:hAnsi="Arial" w:cs="Arial"/>
+          <w:rFonts w:ascii="Calibri" w:hAnsi="Calibri" w:cs="Calibri"/>
         </w:rPr>
         <w:t>a</w:t>
       </w:r>
       <w:r>
         <w:rPr>
-          <w:rFonts w:ascii="Arial" w:hAnsi="Arial" w:cs="Arial"/>
+          <w:rFonts w:ascii="Calibri" w:hAnsi="Calibri" w:cs="Calibri"/>
         </w:rPr>
         <w:t xml:space="preserve"> Castel San Pietro Terme </w:t>
       </w:r>
       <w:r>
         <w:rPr>
-          <w:rFonts w:ascii="Arial" w:hAnsi="Arial" w:cs="Arial"/>
+          <w:rFonts w:ascii="Calibri" w:hAnsi="Calibri" w:cs="Calibri"/>
         </w:rPr>
         <w:t>, prov.</w:t>
       </w:r>
       <w:r>
         <w:rPr>
-          <w:rFonts w:ascii="Arial" w:hAnsi="Arial" w:cs="Arial"/>
+          <w:rFonts w:ascii="Calibri" w:hAnsi="Calibri" w:cs="Calibri"/>
           <w:spacing w:val="8"/>
         </w:rPr>
         <w:t xml:space="preserve"> </w:t>
       </w:r>
       <w:r>
         <w:rPr>
-          <w:rFonts w:ascii="Arial" w:hAnsi="Arial" w:cs="Arial"/>
+          <w:rFonts w:ascii="Calibri" w:hAnsi="Calibri" w:cs="Calibri"/>
         </w:rPr>
         <w:t>D</w:t>
       </w:r>
       <w:r>
         <w:rPr>
-          <w:rFonts w:ascii="Arial" w:hAnsi="Arial" w:cs="Arial"/>
+          <w:rFonts w:ascii="Calibri" w:hAnsi="Calibri" w:cs="Calibri"/>
         </w:rPr>
         <w:t>i</w:t>
       </w:r>
       <w:r>
         <w:rPr>
-          <w:rFonts w:ascii="Arial" w:hAnsi="Arial" w:cs="Arial"/>
+          <w:rFonts w:ascii="Calibri" w:hAnsi="Calibri" w:cs="Calibri"/>
           <w:spacing w:val="4"/>
         </w:rPr>
         <w:t xml:space="preserve"> BO</w:t>
       </w:r>
       <w:r>
         <w:rPr>
-          <w:rFonts w:ascii="Arial" w:hAnsi="Arial" w:cs="Arial"/>
+          <w:rFonts w:ascii="Calibri" w:hAnsi="Calibri" w:cs="Calibri"/>
         </w:rPr>
         <w:t>,</w:t>
       </w:r>
       <w:r>
         <w:rPr>
-          <w:rFonts w:ascii="Arial" w:hAnsi="Arial" w:cs="Arial"/>
+          <w:rFonts w:ascii="Calibri" w:hAnsi="Calibri" w:cs="Calibri"/>
           <w:spacing w:val="-1"/>
         </w:rPr>
         <w:t xml:space="preserve"> </w:t>
       </w:r>
       <w:r>
         <w:rPr>
-          <w:rFonts w:ascii="Arial" w:hAnsi="Arial" w:cs="Arial"/>
+          <w:rFonts w:ascii="Calibri" w:hAnsi="Calibri" w:cs="Calibri"/>
         </w:rPr>
         <w:t>residente</w:t>
       </w:r>
       <w:r>
         <w:rPr>
-          <w:rFonts w:ascii="Arial" w:hAnsi="Arial" w:cs="Arial"/>
+          <w:rFonts w:ascii="Calibri" w:hAnsi="Calibri" w:cs="Calibri"/>
           <w:spacing w:val="-1"/>
         </w:rPr>
         <w:t xml:space="preserve"> </w:t>
       </w:r>
       <w:r>
         <w:rPr>
-          <w:rFonts w:ascii="Arial" w:hAnsi="Arial" w:cs="Arial"/>
+          <w:rFonts w:ascii="Calibri" w:hAnsi="Calibri" w:cs="Calibri"/>
         </w:rPr>
         <w:t>in</w:t>
       </w:r>
       <w:r>
         <w:rPr>
-          <w:rFonts w:ascii="Arial" w:hAnsi="Arial" w:cs="Arial"/>
+          <w:rFonts w:ascii="Calibri" w:hAnsi="Calibri" w:cs="Calibri"/>
         </w:rPr>
         <w:t xml:space="preserve"> Pianoro (BO</w:t>
       </w:r>
       <w:proofErr w:type="gramStart"/>
       <w:r>
         <w:rPr>
-          <w:rFonts w:ascii="Arial" w:hAnsi="Arial" w:cs="Arial"/>
+          <w:rFonts w:ascii="Calibri" w:hAnsi="Calibri" w:cs="Calibri"/>
         </w:rPr>
         <w:t xml:space="preserve">) </w:t>
       </w:r>
       <w:r>
         <w:rPr>
-          <w:rFonts w:ascii="Arial" w:hAnsi="Arial" w:cs="Arial"/>
+          <w:rFonts w:ascii="Calibri" w:hAnsi="Calibri" w:cs="Calibri"/>
         </w:rPr>
         <w:t>,</w:t>
       </w:r>
       <w:proofErr w:type="gramEnd"/>
       <w:r>
         <w:rPr>
-          <w:rFonts w:ascii="Arial" w:hAnsi="Arial" w:cs="Arial"/>
+          <w:rFonts w:ascii="Calibri" w:hAnsi="Calibri" w:cs="Calibri"/>
           <w:spacing w:val="-2"/>
         </w:rPr>
         <w:t xml:space="preserve"> </w:t>
@@ -685,199 +690,199 @@
       <w:proofErr w:type="spellStart"/>
       <w:r>
         <w:rPr>
-          <w:rFonts w:ascii="Arial" w:hAnsi="Arial" w:cs="Arial"/>
+          <w:rFonts w:ascii="Calibri" w:hAnsi="Calibri" w:cs="Calibri"/>
         </w:rPr>
         <w:t>cap</w:t>
       </w:r>
       <w:proofErr w:type="spellEnd"/>
       <w:r>
         <w:rPr>
-          <w:rFonts w:ascii="Arial" w:hAnsi="Arial" w:cs="Arial"/>
+          <w:rFonts w:ascii="Calibri" w:hAnsi="Calibri" w:cs="Calibri"/>
         </w:rPr>
         <w:t xml:space="preserve"> 40065 </w:t>
       </w:r>
       <w:r>
         <w:rPr>
-          <w:rFonts w:ascii="Arial" w:hAnsi="Arial" w:cs="Arial"/>
+          <w:rFonts w:ascii="Calibri" w:hAnsi="Calibri" w:cs="Calibri"/>
         </w:rPr>
         <w:t>, prov.</w:t>
       </w:r>
       <w:r>
         <w:rPr>
-          <w:rFonts w:ascii="Arial" w:hAnsi="Arial" w:cs="Arial"/>
+          <w:rFonts w:ascii="Calibri" w:hAnsi="Calibri" w:cs="Calibri"/>
           <w:spacing w:val="-2"/>
         </w:rPr>
         <w:t xml:space="preserve"> </w:t>
       </w:r>
       <w:r>
         <w:rPr>
-          <w:rFonts w:ascii="Arial" w:hAnsi="Arial" w:cs="Arial"/>
+          <w:rFonts w:ascii="Calibri" w:hAnsi="Calibri" w:cs="Calibri"/>
         </w:rPr>
         <w:t xml:space="preserve">di </w:t>
       </w:r>
       <w:proofErr w:type="gramStart"/>
       <w:r>
         <w:rPr>
-          <w:rFonts w:ascii="Arial" w:hAnsi="Arial" w:cs="Arial"/>
+          <w:rFonts w:ascii="Calibri" w:hAnsi="Calibri" w:cs="Calibri"/>
         </w:rPr>
         <w:t xml:space="preserve">Bo </w:t>
       </w:r>
       <w:r>
         <w:rPr>
-          <w:rFonts w:ascii="Arial" w:hAnsi="Arial" w:cs="Arial"/>
+          <w:rFonts w:ascii="Calibri" w:hAnsi="Calibri" w:cs="Calibri"/>
         </w:rPr>
         <w:t>,</w:t>
       </w:r>
       <w:proofErr w:type="gramEnd"/>
       <w:r>
         <w:rPr>
-          <w:rFonts w:ascii="Arial" w:hAnsi="Arial" w:cs="Arial"/>
+          <w:rFonts w:ascii="Calibri" w:hAnsi="Calibri" w:cs="Calibri"/>
           <w:spacing w:val="-2"/>
         </w:rPr>
         <w:t xml:space="preserve"> </w:t>
       </w:r>
       <w:r>
         <w:rPr>
-          <w:rFonts w:ascii="Arial" w:hAnsi="Arial" w:cs="Arial"/>
+          <w:rFonts w:ascii="Calibri" w:hAnsi="Calibri" w:cs="Calibri"/>
         </w:rPr>
         <w:t>via</w:t>
       </w:r>
       <w:r>
         <w:rPr>
-          <w:rFonts w:ascii="Arial" w:hAnsi="Arial" w:cs="Arial"/>
+          <w:rFonts w:ascii="Calibri" w:hAnsi="Calibri" w:cs="Calibri"/>
         </w:rPr>
         <w:t xml:space="preserve"> Marza</w:t>
       </w:r>
       <w:r>
         <w:rPr>
-          <w:rFonts w:ascii="Arial" w:hAnsi="Arial" w:cs="Arial"/>
+          <w:rFonts w:ascii="Calibri" w:hAnsi="Calibri" w:cs="Calibri"/>
         </w:rPr>
         <w:t>botto</w:t>
       </w:r>
       <w:r>
         <w:rPr>
-          <w:rFonts w:ascii="Arial" w:hAnsi="Arial" w:cs="Arial"/>
+          <w:rFonts w:ascii="Calibri" w:hAnsi="Calibri" w:cs="Calibri"/>
         </w:rPr>
         <w:t>, n</w:t>
       </w:r>
       <w:r>
         <w:rPr>
-          <w:rFonts w:ascii="Arial" w:hAnsi="Arial" w:cs="Arial"/>
+          <w:rFonts w:ascii="Calibri" w:hAnsi="Calibri" w:cs="Calibri"/>
           <w:spacing w:val="49"/>
         </w:rPr>
         <w:t>21</w:t>
       </w:r>
       <w:r>
         <w:rPr>
-          <w:rFonts w:ascii="Arial" w:hAnsi="Arial" w:cs="Arial"/>
+          <w:rFonts w:ascii="Calibri" w:hAnsi="Calibri" w:cs="Calibri"/>
           <w:spacing w:val="49"/>
         </w:rPr>
         <w:t xml:space="preserve"> </w:t>
       </w:r>
       <w:r>
         <w:rPr>
-          <w:rFonts w:ascii="Arial" w:hAnsi="Arial" w:cs="Arial"/>
+          <w:rFonts w:ascii="Calibri" w:hAnsi="Calibri" w:cs="Calibri"/>
         </w:rPr>
         <w:t>Carta</w:t>
       </w:r>
       <w:r>
         <w:rPr>
-          <w:rFonts w:ascii="Arial" w:hAnsi="Arial" w:cs="Arial"/>
+          <w:rFonts w:ascii="Calibri" w:hAnsi="Calibri" w:cs="Calibri"/>
           <w:spacing w:val="40"/>
         </w:rPr>
         <w:t xml:space="preserve"> </w:t>
       </w:r>
       <w:r>
         <w:rPr>
-          <w:rFonts w:ascii="Arial" w:hAnsi="Arial" w:cs="Arial"/>
+          <w:rFonts w:ascii="Calibri" w:hAnsi="Calibri" w:cs="Calibri"/>
         </w:rPr>
         <w:t>d’Identità</w:t>
       </w:r>
       <w:r>
         <w:rPr>
-          <w:rFonts w:ascii="Arial" w:hAnsi="Arial" w:cs="Arial"/>
+          <w:rFonts w:ascii="Calibri" w:hAnsi="Calibri" w:cs="Calibri"/>
           <w:spacing w:val="38"/>
         </w:rPr>
         <w:t xml:space="preserve"> </w:t>
       </w:r>
       <w:r>
         <w:rPr>
-          <w:rFonts w:ascii="Arial" w:hAnsi="Arial" w:cs="Arial"/>
+          <w:rFonts w:ascii="Calibri" w:hAnsi="Calibri" w:cs="Calibri"/>
         </w:rPr>
         <w:t>n.</w:t>
       </w:r>
       <w:r>
         <w:rPr>
-          <w:rFonts w:ascii="Arial" w:hAnsi="Arial" w:cs="Arial"/>
+          <w:rFonts w:ascii="Calibri" w:hAnsi="Calibri" w:cs="Calibri"/>
         </w:rPr>
         <w:t xml:space="preserve"> </w:t>
       </w:r>
       <w:r>
         <w:rPr>
-          <w:rFonts w:ascii="Arial" w:hAnsi="Arial" w:cs="Arial"/>
+          <w:rFonts w:ascii="Calibri" w:hAnsi="Calibri" w:cs="Calibri"/>
         </w:rPr>
         <w:t>CA36209QA</w:t>
       </w:r>
       <w:r>
         <w:rPr>
-          <w:rFonts w:ascii="Arial" w:hAnsi="Arial" w:cs="Arial"/>
+          <w:rFonts w:ascii="Calibri" w:hAnsi="Calibri" w:cs="Calibri"/>
         </w:rPr>
         <w:t>,</w:t>
       </w:r>
       <w:r>
         <w:rPr>
-          <w:rFonts w:ascii="Arial" w:hAnsi="Arial" w:cs="Arial"/>
+          <w:rFonts w:ascii="Calibri" w:hAnsi="Calibri" w:cs="Calibri"/>
           <w:spacing w:val="38"/>
         </w:rPr>
         <w:t xml:space="preserve"> </w:t>
       </w:r>
       <w:r>
         <w:rPr>
-          <w:rFonts w:ascii="Arial" w:hAnsi="Arial" w:cs="Arial"/>
+          <w:rFonts w:ascii="Calibri" w:hAnsi="Calibri" w:cs="Calibri"/>
         </w:rPr>
         <w:t>Codice</w:t>
       </w:r>
       <w:r>
         <w:rPr>
-          <w:rFonts w:ascii="Arial" w:hAnsi="Arial" w:cs="Arial"/>
+          <w:rFonts w:ascii="Calibri" w:hAnsi="Calibri" w:cs="Calibri"/>
           <w:spacing w:val="36"/>
         </w:rPr>
         <w:t xml:space="preserve"> </w:t>
       </w:r>
       <w:r>
         <w:rPr>
-          <w:rFonts w:ascii="Arial" w:hAnsi="Arial" w:cs="Arial"/>
+          <w:rFonts w:ascii="Calibri" w:hAnsi="Calibri" w:cs="Calibri"/>
         </w:rPr>
         <w:t>Fiscale</w:t>
       </w:r>
       <w:r>
         <w:rPr>
-          <w:rFonts w:ascii="Arial" w:hAnsi="Arial" w:cs="Arial"/>
+          <w:rFonts w:ascii="Calibri" w:hAnsi="Calibri" w:cs="Calibri"/>
         </w:rPr>
         <w:t>: MRN DNL 65L23 C265S</w:t>
       </w:r>
       <w:r>
         <w:rPr>
-          <w:rFonts w:ascii="Arial" w:hAnsi="Arial" w:cs="Arial"/>
+          <w:rFonts w:ascii="Calibri" w:hAnsi="Calibri" w:cs="Calibri"/>
         </w:rPr>
         <w:t xml:space="preserve"> occorrenti poteri (denominata di seguito come “</w:t>
       </w:r>
       <w:r>
         <w:rPr>
-          <w:rFonts w:ascii="Arial" w:hAnsi="Arial" w:cs="Arial"/>
+          <w:rFonts w:ascii="Calibri" w:hAnsi="Calibri" w:cs="Calibri"/>
           <w:b/>
         </w:rPr>
         <w:t>Provider</w:t>
       </w:r>
       <w:r>
         <w:rPr>
-          <w:rFonts w:ascii="Arial" w:hAnsi="Arial" w:cs="Arial"/>
+          <w:rFonts w:ascii="Calibri" w:hAnsi="Calibri" w:cs="Calibri"/>
         </w:rPr>
         <w:t>”),</w:t>
       </w:r>
       <w:r>
         <w:rPr>
-          <w:rFonts w:ascii="Arial" w:hAnsi="Arial" w:cs="Arial"/>
+          <w:rFonts w:ascii="Calibri" w:hAnsi="Calibri" w:cs="Calibri"/>
           <w:spacing w:val="-14"/>
         </w:rPr>
         <w:t xml:space="preserve"> </w:t>
@@ -885,14 +890,14 @@
       <w:proofErr w:type="spellStart"/>
       <w:r>
         <w:rPr>
-          <w:rFonts w:ascii="Arial" w:hAnsi="Arial" w:cs="Arial"/>
+          <w:rFonts w:ascii="Calibri" w:hAnsi="Calibri" w:cs="Calibri"/>
         </w:rPr>
         <w:t>pec</w:t>
       </w:r>
       <w:proofErr w:type="spellEnd"/>
       <w:r>
         <w:rPr>
-          <w:rFonts w:ascii="Arial" w:hAnsi="Arial" w:cs="Arial"/>
+          <w:rFonts w:ascii="Calibri" w:hAnsi="Calibri" w:cs="Calibri"/>
         </w:rPr>
         <w:t xml:space="preserve"> valet@pec.it</w:t>
       </w:r>
@@ -900,6 +905,7 @@
     <w:p>
       <w:pPr>
         <w:pStyle w:val="Corpotesto"/>
+        <w:spacing w:line="240" w:lineRule="auto"/>
         <w:ind w:left="0" w:right="56"/>
         <w:rPr>
           <w:rFonts w:ascii="Arial" w:hAnsi="Arial" w:cs="Arial"/>
@@ -911,7 +917,7 @@
     <w:p>
       <w:pPr>
         <w:pStyle w:val="Corpotesto"/>
-        <w:spacing w:before="3"/>
+        <w:spacing w:before="3" w:line="240" w:lineRule="auto"/>
         <w:ind w:left="0" w:right="56"/>
         <w:jc w:val="center"/>
         <w:rPr>
@@ -923,7 +929,7 @@
     </w:p>
     <w:p>
       <w:pPr>
-        <w:spacing w:before="1"/>
+        <w:spacing w:before="1" w:line="240" w:lineRule="auto"/>
         <w:ind w:right="56"/>
         <w:jc w:val="center"/>
         <w:rPr>
@@ -932,7 +938,7 @@
       </w:pPr>
       <w:r>
         <w:rPr>
-          <w:rFonts w:ascii="Arial" w:hAnsi="Arial" w:cs="Arial"/>
+          <w:rFonts w:ascii="Calibri" w:hAnsi="Calibri" w:cs="Calibri"/>
           <w:w w:val="99"/>
         </w:rPr>
         <w:t>E</w:t>
@@ -941,7 +947,7 @@
     <w:p>
       <w:pPr>
         <w:pStyle w:val="Corpotesto"/>
-        <w:spacing w:before="1"/>
+        <w:spacing w:before="1" w:line="240" w:lineRule="auto"/>
         <w:ind w:left="0" w:right="56"/>
         <w:rPr>
           <w:rFonts w:ascii="Arial" w:hAnsi="Arial" w:cs="Arial"/>
@@ -950,6 +956,655 @@
         </w:rPr>
       </w:pPr>
     </w:p>
+    <w:tbl>
+      <w:tblPr>
+        <w:tblW w:type="auto" w:w="0"/>
+        <w:tblLayout w:type="fixed"/>
+        <w:tblLook w:firstColumn="1" w:firstRow="1" w:lastColumn="0" w:lastRow="0" w:noHBand="0" w:noVBand="1" w:val="04A0"/>
+      </w:tblPr>
+      <w:tblGrid>
+        <w:gridCol w:w="4394"/>
+        <w:gridCol w:w="4394"/>
+      </w:tblGrid>
+      <w:tr>
+        <w:trPr>
+          <w:cantSplit/>
+        </w:trPr>
+        <w:tc>
+          <w:tcPr>
+            <w:tcW w:type="dxa" w:w="2948"/>
+            <w:shd w:val="clear" w:color="auto" w:fill="F2F2F2"/>
+            <w:tcBorders>
+              <w:top w:val="single" w:sz="4" w:space="0" w:color="D0D0D0"/>
+              <w:left w:val="single" w:sz="4" w:space="0" w:color="D0D0D0"/>
+              <w:bottom w:val="single" w:sz="4" w:space="0" w:color="D0D0D0"/>
+              <w:right w:val="single" w:sz="4" w:space="0" w:color="D0D0D0"/>
+            </w:tcBorders>
+          </w:tcPr>
+          <w:p>
+            <w:pPr>
+              <w:spacing w:after="20" w:before="20"/>
+            </w:pPr>
+            <w:r/>
+            <w:r>
+              <w:rPr>
+                <w:rFonts w:ascii="Calibri" w:hAnsi="Calibri" w:cs="Calibri"/>
+                <w:rFonts w:ascii="Calibri" w:hAnsi="Calibri"/>
+                <w:b/>
+                <w:sz w:val="20"/>
+              </w:rPr>
+              <w:t>Ragione sociale</w:t>
+            </w:r>
+          </w:p>
+        </w:tc>
+        <w:tc>
+          <w:tcPr>
+            <w:tcW w:type="dxa" w:w="6236"/>
+            <w:tcBorders>
+              <w:top w:val="single" w:sz="4" w:space="0" w:color="D0D0D0"/>
+              <w:left w:val="single" w:sz="4" w:space="0" w:color="D0D0D0"/>
+              <w:bottom w:val="single" w:sz="4" w:space="0" w:color="D0D0D0"/>
+              <w:right w:val="single" w:sz="4" w:space="0" w:color="D0D0D0"/>
+            </w:tcBorders>
+          </w:tcPr>
+          <w:p>
+            <w:pPr>
+              <w:spacing w:after="20" w:before="20"/>
+            </w:pPr>
+            <w:r/>
+            <w:r>
+              <w:rPr>
+                <w:rFonts w:ascii="Calibri" w:hAnsi="Calibri" w:cs="Calibri"/>
+                <w:rFonts w:ascii="Calibri" w:hAnsi="Calibri"/>
+                <w:b w:val="0"/>
+                <w:sz w:val="20"/>
+              </w:rPr>
+              <w:t>{{ sponsor.legal_name }}</w:t>
+            </w:r>
+          </w:p>
+        </w:tc>
+      </w:tr>
+      <w:tr>
+        <w:trPr>
+          <w:cantSplit/>
+        </w:trPr>
+        <w:tc>
+          <w:tcPr>
+            <w:tcW w:type="dxa" w:w="2948"/>
+            <w:shd w:val="clear" w:color="auto" w:fill="F2F2F2"/>
+            <w:tcBorders>
+              <w:top w:val="single" w:sz="4" w:space="0" w:color="D0D0D0"/>
+              <w:left w:val="single" w:sz="4" w:space="0" w:color="D0D0D0"/>
+              <w:bottom w:val="single" w:sz="4" w:space="0" w:color="D0D0D0"/>
+              <w:right w:val="single" w:sz="4" w:space="0" w:color="D0D0D0"/>
+            </w:tcBorders>
+          </w:tcPr>
+          <w:p>
+            <w:pPr>
+              <w:spacing w:after="20" w:before="20"/>
+            </w:pPr>
+            <w:r/>
+            <w:r>
+              <w:rPr>
+                <w:rFonts w:ascii="Calibri" w:hAnsi="Calibri" w:cs="Calibri"/>
+                <w:rFonts w:ascii="Calibri" w:hAnsi="Calibri"/>
+                <w:b/>
+                <w:sz w:val="20"/>
+              </w:rPr>
+              <w:t>Sede legale</w:t>
+            </w:r>
+          </w:p>
+        </w:tc>
+        <w:tc>
+          <w:tcPr>
+            <w:tcW w:type="dxa" w:w="6236"/>
+            <w:tcBorders>
+              <w:top w:val="single" w:sz="4" w:space="0" w:color="D0D0D0"/>
+              <w:left w:val="single" w:sz="4" w:space="0" w:color="D0D0D0"/>
+              <w:bottom w:val="single" w:sz="4" w:space="0" w:color="D0D0D0"/>
+              <w:right w:val="single" w:sz="4" w:space="0" w:color="D0D0D0"/>
+            </w:tcBorders>
+          </w:tcPr>
+          <w:p>
+            <w:pPr>
+              <w:spacing w:after="20" w:before="20"/>
+            </w:pPr>
+            <w:r/>
+            <w:r>
+              <w:rPr>
+                <w:rFonts w:ascii="Calibri" w:hAnsi="Calibri" w:cs="Calibri"/>
+                <w:rFonts w:ascii="Calibri" w:hAnsi="Calibri"/>
+                <w:b w:val="0"/>
+                <w:sz w:val="20"/>
+              </w:rPr>
+              <w:t>Via {{ sponsor.billing_street }}, n. {{ sponsor.billing_street_number }} – {{ sponsor.billing_zip }} {{ sponsor.billing_city }} ({{ sponsor.billing_province }})</w:t>
+            </w:r>
+          </w:p>
+        </w:tc>
+      </w:tr>
+      <w:tr>
+        <w:trPr>
+          <w:cantSplit/>
+        </w:trPr>
+        <w:tc>
+          <w:tcPr>
+            <w:tcW w:type="dxa" w:w="2948"/>
+            <w:shd w:val="clear" w:color="auto" w:fill="F2F2F2"/>
+            <w:tcBorders>
+              <w:top w:val="single" w:sz="4" w:space="0" w:color="D0D0D0"/>
+              <w:left w:val="single" w:sz="4" w:space="0" w:color="D0D0D0"/>
+              <w:bottom w:val="single" w:sz="4" w:space="0" w:color="D0D0D0"/>
+              <w:right w:val="single" w:sz="4" w:space="0" w:color="D0D0D0"/>
+            </w:tcBorders>
+          </w:tcPr>
+          <w:p>
+            <w:pPr>
+              <w:spacing w:after="20" w:before="20"/>
+            </w:pPr>
+            <w:r/>
+            <w:r>
+              <w:rPr>
+                <w:rFonts w:ascii="Calibri" w:hAnsi="Calibri" w:cs="Calibri"/>
+                <w:rFonts w:ascii="Calibri" w:hAnsi="Calibri"/>
+                <w:b/>
+                <w:sz w:val="20"/>
+              </w:rPr>
+              <w:t>Partita IVA</w:t>
+            </w:r>
+          </w:p>
+        </w:tc>
+        <w:tc>
+          <w:tcPr>
+            <w:tcW w:type="dxa" w:w="6236"/>
+            <w:tcBorders>
+              <w:top w:val="single" w:sz="4" w:space="0" w:color="D0D0D0"/>
+              <w:left w:val="single" w:sz="4" w:space="0" w:color="D0D0D0"/>
+              <w:bottom w:val="single" w:sz="4" w:space="0" w:color="D0D0D0"/>
+              <w:right w:val="single" w:sz="4" w:space="0" w:color="D0D0D0"/>
+            </w:tcBorders>
+          </w:tcPr>
+          <w:p>
+            <w:pPr>
+              <w:spacing w:after="20" w:before="20"/>
+            </w:pPr>
+            <w:r/>
+            <w:r>
+              <w:rPr>
+                <w:rFonts w:ascii="Calibri" w:hAnsi="Calibri" w:cs="Calibri"/>
+                <w:rFonts w:ascii="Calibri" w:hAnsi="Calibri"/>
+                <w:b w:val="0"/>
+                <w:sz w:val="20"/>
+              </w:rPr>
+              <w:t>{{ sponsor.vat_number }}</w:t>
+            </w:r>
+          </w:p>
+        </w:tc>
+      </w:tr>
+      <w:tr>
+        <w:trPr>
+          <w:cantSplit/>
+        </w:trPr>
+        <w:tc>
+          <w:tcPr>
+            <w:tcW w:type="dxa" w:w="2948"/>
+            <w:shd w:val="clear" w:color="auto" w:fill="F2F2F2"/>
+            <w:tcBorders>
+              <w:top w:val="single" w:sz="4" w:space="0" w:color="D0D0D0"/>
+              <w:left w:val="single" w:sz="4" w:space="0" w:color="D0D0D0"/>
+              <w:bottom w:val="single" w:sz="4" w:space="0" w:color="D0D0D0"/>
+              <w:right w:val="single" w:sz="4" w:space="0" w:color="D0D0D0"/>
+            </w:tcBorders>
+          </w:tcPr>
+          <w:p>
+            <w:pPr>
+              <w:spacing w:after="20" w:before="20"/>
+            </w:pPr>
+            <w:r/>
+            <w:r>
+              <w:rPr>
+                <w:rFonts w:ascii="Calibri" w:hAnsi="Calibri" w:cs="Calibri"/>
+                <w:rFonts w:ascii="Calibri" w:hAnsi="Calibri"/>
+                <w:b/>
+                <w:sz w:val="20"/>
+              </w:rPr>
+              <w:t>Codice Fiscale</w:t>
+            </w:r>
+          </w:p>
+        </w:tc>
+        <w:tc>
+          <w:tcPr>
+            <w:tcW w:type="dxa" w:w="6236"/>
+            <w:tcBorders>
+              <w:top w:val="single" w:sz="4" w:space="0" w:color="D0D0D0"/>
+              <w:left w:val="single" w:sz="4" w:space="0" w:color="D0D0D0"/>
+              <w:bottom w:val="single" w:sz="4" w:space="0" w:color="D0D0D0"/>
+              <w:right w:val="single" w:sz="4" w:space="0" w:color="D0D0D0"/>
+            </w:tcBorders>
+          </w:tcPr>
+          <w:p>
+            <w:pPr>
+              <w:spacing w:after="20" w:before="20"/>
+            </w:pPr>
+            <w:r/>
+            <w:r>
+              <w:rPr>
+                <w:rFonts w:ascii="Calibri" w:hAnsi="Calibri" w:cs="Calibri"/>
+                <w:rFonts w:ascii="Calibri" w:hAnsi="Calibri"/>
+                <w:b w:val="0"/>
+                <w:sz w:val="20"/>
+              </w:rPr>
+              <w:t>{{ sponsor.tax_code }}</w:t>
+            </w:r>
+          </w:p>
+        </w:tc>
+      </w:tr>
+      <w:tr>
+        <w:trPr>
+          <w:cantSplit/>
+        </w:trPr>
+        <w:tc>
+          <w:tcPr>
+            <w:tcW w:type="dxa" w:w="2948"/>
+            <w:shd w:val="clear" w:color="auto" w:fill="F2F2F2"/>
+            <w:tcBorders>
+              <w:top w:val="single" w:sz="4" w:space="0" w:color="D0D0D0"/>
+              <w:left w:val="single" w:sz="4" w:space="0" w:color="D0D0D0"/>
+              <w:bottom w:val="single" w:sz="4" w:space="0" w:color="D0D0D0"/>
+              <w:right w:val="single" w:sz="4" w:space="0" w:color="D0D0D0"/>
+            </w:tcBorders>
+          </w:tcPr>
+          <w:p>
+            <w:pPr>
+              <w:spacing w:after="20" w:before="20"/>
+            </w:pPr>
+            <w:r/>
+            <w:r>
+              <w:rPr>
+                <w:rFonts w:ascii="Calibri" w:hAnsi="Calibri" w:cs="Calibri"/>
+                <w:rFonts w:ascii="Calibri" w:hAnsi="Calibri"/>
+                <w:b/>
+                <w:sz w:val="20"/>
+              </w:rPr>
+              <w:t>Registro Imprese (REA)</w:t>
+            </w:r>
+          </w:p>
+        </w:tc>
+        <w:tc>
+          <w:tcPr>
+            <w:tcW w:type="dxa" w:w="6236"/>
+            <w:tcBorders>
+              <w:top w:val="single" w:sz="4" w:space="0" w:color="D0D0D0"/>
+              <w:left w:val="single" w:sz="4" w:space="0" w:color="D0D0D0"/>
+              <w:bottom w:val="single" w:sz="4" w:space="0" w:color="D0D0D0"/>
+              <w:right w:val="single" w:sz="4" w:space="0" w:color="D0D0D0"/>
+            </w:tcBorders>
+          </w:tcPr>
+          <w:p>
+            <w:pPr>
+              <w:spacing w:after="20" w:before="20"/>
+            </w:pPr>
+            <w:r/>
+            <w:r>
+              <w:rPr>
+                <w:rFonts w:ascii="Calibri" w:hAnsi="Calibri" w:cs="Calibri"/>
+                <w:rFonts w:ascii="Calibri" w:hAnsi="Calibri"/>
+                <w:b w:val="0"/>
+                <w:sz w:val="20"/>
+              </w:rPr>
+              <w:t>n. {{ sponsor.rea_number|default('________', true) }} – {{ sponsor.rea_city|default('________', true) }}</w:t>
+            </w:r>
+          </w:p>
+        </w:tc>
+      </w:tr>
+      <w:tr>
+        <w:trPr>
+          <w:cantSplit/>
+        </w:trPr>
+        <w:tc>
+          <w:tcPr>
+            <w:tcW w:type="dxa" w:w="2948"/>
+            <w:shd w:val="clear" w:color="auto" w:fill="F2F2F2"/>
+            <w:tcBorders>
+              <w:top w:val="single" w:sz="4" w:space="0" w:color="D0D0D0"/>
+              <w:left w:val="single" w:sz="4" w:space="0" w:color="D0D0D0"/>
+              <w:bottom w:val="single" w:sz="4" w:space="0" w:color="D0D0D0"/>
+              <w:right w:val="single" w:sz="4" w:space="0" w:color="D0D0D0"/>
+            </w:tcBorders>
+          </w:tcPr>
+          <w:p>
+            <w:pPr>
+              <w:spacing w:after="20" w:before="20"/>
+            </w:pPr>
+            <w:r/>
+            <w:r>
+              <w:rPr>
+                <w:rFonts w:ascii="Calibri" w:hAnsi="Calibri" w:cs="Calibri"/>
+                <w:rFonts w:ascii="Calibri" w:hAnsi="Calibri"/>
+                <w:b/>
+                <w:sz w:val="20"/>
+              </w:rPr>
+              <w:t>Legale rappresentante</w:t>
+            </w:r>
+          </w:p>
+        </w:tc>
+        <w:tc>
+          <w:tcPr>
+            <w:tcW w:type="dxa" w:w="6236"/>
+            <w:tcBorders>
+              <w:top w:val="single" w:sz="4" w:space="0" w:color="D0D0D0"/>
+              <w:left w:val="single" w:sz="4" w:space="0" w:color="D0D0D0"/>
+              <w:bottom w:val="single" w:sz="4" w:space="0" w:color="D0D0D0"/>
+              <w:right w:val="single" w:sz="4" w:space="0" w:color="D0D0D0"/>
+            </w:tcBorders>
+          </w:tcPr>
+          <w:p>
+            <w:pPr>
+              <w:spacing w:after="20" w:before="20"/>
+            </w:pPr>
+            <w:r/>
+            <w:r>
+              <w:rPr>
+                <w:rFonts w:ascii="Calibri" w:hAnsi="Calibri" w:cs="Calibri"/>
+                <w:rFonts w:ascii="Calibri" w:hAnsi="Calibri"/>
+                <w:b w:val="0"/>
+                <w:sz w:val="20"/>
+              </w:rPr>
+              <w:t>{{ signer.full_name }}</w:t>
+            </w:r>
+          </w:p>
+        </w:tc>
+      </w:tr>
+      <w:tr>
+        <w:trPr>
+          <w:cantSplit/>
+        </w:trPr>
+        <w:tc>
+          <w:tcPr>
+            <w:tcW w:type="dxa" w:w="2948"/>
+            <w:shd w:val="clear" w:color="auto" w:fill="F2F2F2"/>
+            <w:tcBorders>
+              <w:top w:val="single" w:sz="4" w:space="0" w:color="D0D0D0"/>
+              <w:left w:val="single" w:sz="4" w:space="0" w:color="D0D0D0"/>
+              <w:bottom w:val="single" w:sz="4" w:space="0" w:color="D0D0D0"/>
+              <w:right w:val="single" w:sz="4" w:space="0" w:color="D0D0D0"/>
+            </w:tcBorders>
+          </w:tcPr>
+          <w:p>
+            <w:pPr>
+              <w:spacing w:after="20" w:before="20"/>
+            </w:pPr>
+            <w:r/>
+            <w:r>
+              <w:rPr>
+                <w:rFonts w:ascii="Calibri" w:hAnsi="Calibri" w:cs="Calibri"/>
+                <w:rFonts w:ascii="Calibri" w:hAnsi="Calibri"/>
+                <w:b/>
+                <w:sz w:val="20"/>
+              </w:rPr>
+              <w:t>Nato a / il</w:t>
+            </w:r>
+          </w:p>
+        </w:tc>
+        <w:tc>
+          <w:tcPr>
+            <w:tcW w:type="dxa" w:w="6236"/>
+            <w:tcBorders>
+              <w:top w:val="single" w:sz="4" w:space="0" w:color="D0D0D0"/>
+              <w:left w:val="single" w:sz="4" w:space="0" w:color="D0D0D0"/>
+              <w:bottom w:val="single" w:sz="4" w:space="0" w:color="D0D0D0"/>
+              <w:right w:val="single" w:sz="4" w:space="0" w:color="D0D0D0"/>
+            </w:tcBorders>
+          </w:tcPr>
+          <w:p>
+            <w:pPr>
+              <w:spacing w:after="20" w:before="20"/>
+            </w:pPr>
+            <w:r/>
+            <w:r>
+              <w:rPr>
+                <w:rFonts w:ascii="Calibri" w:hAnsi="Calibri" w:cs="Calibri"/>
+                <w:rFonts w:ascii="Calibri" w:hAnsi="Calibri"/>
+                <w:b w:val="0"/>
+                <w:sz w:val="20"/>
+              </w:rPr>
+              <w:t>{{ signer.birth_place|default('________', true) }} ({{ signer.birth_province|default('__', true) }}) – {{ signer.birth_date|default('________', true) }}</w:t>
+            </w:r>
+          </w:p>
+        </w:tc>
+      </w:tr>
+      <w:tr>
+        <w:trPr>
+          <w:cantSplit/>
+        </w:trPr>
+        <w:tc>
+          <w:tcPr>
+            <w:tcW w:type="dxa" w:w="2948"/>
+            <w:shd w:val="clear" w:color="auto" w:fill="F2F2F2"/>
+            <w:tcBorders>
+              <w:top w:val="single" w:sz="4" w:space="0" w:color="D0D0D0"/>
+              <w:left w:val="single" w:sz="4" w:space="0" w:color="D0D0D0"/>
+              <w:bottom w:val="single" w:sz="4" w:space="0" w:color="D0D0D0"/>
+              <w:right w:val="single" w:sz="4" w:space="0" w:color="D0D0D0"/>
+            </w:tcBorders>
+          </w:tcPr>
+          <w:p>
+            <w:pPr>
+              <w:spacing w:after="20" w:before="20"/>
+            </w:pPr>
+            <w:r/>
+            <w:r>
+              <w:rPr>
+                <w:rFonts w:ascii="Calibri" w:hAnsi="Calibri" w:cs="Calibri"/>
+                <w:rFonts w:ascii="Calibri" w:hAnsi="Calibri"/>
+                <w:b/>
+                <w:sz w:val="20"/>
+              </w:rPr>
+              <w:t>Residenza</w:t>
+            </w:r>
+          </w:p>
+        </w:tc>
+        <w:tc>
+          <w:tcPr>
+            <w:tcW w:type="dxa" w:w="6236"/>
+            <w:tcBorders>
+              <w:top w:val="single" w:sz="4" w:space="0" w:color="D0D0D0"/>
+              <w:left w:val="single" w:sz="4" w:space="0" w:color="D0D0D0"/>
+              <w:bottom w:val="single" w:sz="4" w:space="0" w:color="D0D0D0"/>
+              <w:right w:val="single" w:sz="4" w:space="0" w:color="D0D0D0"/>
+            </w:tcBorders>
+          </w:tcPr>
+          <w:p>
+            <w:pPr>
+              <w:spacing w:after="20" w:before="20"/>
+            </w:pPr>
+            <w:r/>
+            <w:r>
+              <w:rPr>
+                <w:rFonts w:ascii="Calibri" w:hAnsi="Calibri" w:cs="Calibri"/>
+                <w:rFonts w:ascii="Calibri" w:hAnsi="Calibri"/>
+                <w:b w:val="0"/>
+                <w:sz w:val="20"/>
+              </w:rPr>
+              <w:t>Via {{ signer.residence_street|default('________', true) }}, n. {{ signer.residence_street_number|default('__', true) }} – {{ signer.residence_zip|default('______', true) }} {{ signer.residence_city|default('________', true) }} ({{ signer.residence_province|default('__', true) }})</w:t>
+            </w:r>
+          </w:p>
+        </w:tc>
+      </w:tr>
+      <w:tr>
+        <w:trPr>
+          <w:cantSplit/>
+        </w:trPr>
+        <w:tc>
+          <w:tcPr>
+            <w:tcW w:type="dxa" w:w="2948"/>
+            <w:shd w:val="clear" w:color="auto" w:fill="F2F2F2"/>
+            <w:tcBorders>
+              <w:top w:val="single" w:sz="4" w:space="0" w:color="D0D0D0"/>
+              <w:left w:val="single" w:sz="4" w:space="0" w:color="D0D0D0"/>
+              <w:bottom w:val="single" w:sz="4" w:space="0" w:color="D0D0D0"/>
+              <w:right w:val="single" w:sz="4" w:space="0" w:color="D0D0D0"/>
+            </w:tcBorders>
+          </w:tcPr>
+          <w:p>
+            <w:pPr>
+              <w:spacing w:after="20" w:before="20"/>
+            </w:pPr>
+            <w:r/>
+            <w:r>
+              <w:rPr>
+                <w:rFonts w:ascii="Calibri" w:hAnsi="Calibri" w:cs="Calibri"/>
+                <w:rFonts w:ascii="Calibri" w:hAnsi="Calibri"/>
+                <w:b/>
+                <w:sz w:val="20"/>
+              </w:rPr>
+              <w:t>Carta d'Identità n.</w:t>
+            </w:r>
+          </w:p>
+        </w:tc>
+        <w:tc>
+          <w:tcPr>
+            <w:tcW w:type="dxa" w:w="6236"/>
+            <w:tcBorders>
+              <w:top w:val="single" w:sz="4" w:space="0" w:color="D0D0D0"/>
+              <w:left w:val="single" w:sz="4" w:space="0" w:color="D0D0D0"/>
+              <w:bottom w:val="single" w:sz="4" w:space="0" w:color="D0D0D0"/>
+              <w:right w:val="single" w:sz="4" w:space="0" w:color="D0D0D0"/>
+            </w:tcBorders>
+          </w:tcPr>
+          <w:p>
+            <w:pPr>
+              <w:spacing w:after="20" w:before="20"/>
+            </w:pPr>
+            <w:r/>
+            <w:r>
+              <w:rPr>
+                <w:rFonts w:ascii="Calibri" w:hAnsi="Calibri" w:cs="Calibri"/>
+                <w:rFonts w:ascii="Calibri" w:hAnsi="Calibri"/>
+                <w:b w:val="0"/>
+                <w:sz w:val="20"/>
+              </w:rPr>
+              <w:t>{{ signer.id_document_number|default('________________', true) }}</w:t>
+            </w:r>
+          </w:p>
+        </w:tc>
+      </w:tr>
+      <w:tr>
+        <w:trPr>
+          <w:cantSplit/>
+        </w:trPr>
+        <w:tc>
+          <w:tcPr>
+            <w:tcW w:type="dxa" w:w="2948"/>
+            <w:shd w:val="clear" w:color="auto" w:fill="F2F2F2"/>
+            <w:tcBorders>
+              <w:top w:val="single" w:sz="4" w:space="0" w:color="D0D0D0"/>
+              <w:left w:val="single" w:sz="4" w:space="0" w:color="D0D0D0"/>
+              <w:bottom w:val="single" w:sz="4" w:space="0" w:color="D0D0D0"/>
+              <w:right w:val="single" w:sz="4" w:space="0" w:color="D0D0D0"/>
+            </w:tcBorders>
+          </w:tcPr>
+          <w:p>
+            <w:pPr>
+              <w:spacing w:after="20" w:before="20"/>
+            </w:pPr>
+            <w:r/>
+            <w:r>
+              <w:rPr>
+                <w:rFonts w:ascii="Calibri" w:hAnsi="Calibri" w:cs="Calibri"/>
+                <w:rFonts w:ascii="Calibri" w:hAnsi="Calibri"/>
+                <w:b/>
+                <w:sz w:val="20"/>
+              </w:rPr>
+              <w:t>C.F. legale rappr.</w:t>
+            </w:r>
+          </w:p>
+        </w:tc>
+        <w:tc>
+          <w:tcPr>
+            <w:tcW w:type="dxa" w:w="6236"/>
+            <w:tcBorders>
+              <w:top w:val="single" w:sz="4" w:space="0" w:color="D0D0D0"/>
+              <w:left w:val="single" w:sz="4" w:space="0" w:color="D0D0D0"/>
+              <w:bottom w:val="single" w:sz="4" w:space="0" w:color="D0D0D0"/>
+              <w:right w:val="single" w:sz="4" w:space="0" w:color="D0D0D0"/>
+            </w:tcBorders>
+          </w:tcPr>
+          <w:p>
+            <w:pPr>
+              <w:spacing w:after="20" w:before="20"/>
+            </w:pPr>
+            <w:r/>
+            <w:r>
+              <w:rPr>
+                <w:rFonts w:ascii="Calibri" w:hAnsi="Calibri" w:cs="Calibri"/>
+                <w:rFonts w:ascii="Calibri" w:hAnsi="Calibri"/>
+                <w:b w:val="0"/>
+                <w:sz w:val="20"/>
+              </w:rPr>
+              <w:t>{{ signer.tax_code }}</w:t>
+            </w:r>
+          </w:p>
+        </w:tc>
+      </w:tr>
+      <w:tr>
+        <w:trPr>
+          <w:cantSplit/>
+        </w:trPr>
+        <w:tc>
+          <w:tcPr>
+            <w:tcW w:type="dxa" w:w="2948"/>
+            <w:shd w:val="clear" w:color="auto" w:fill="F2F2F2"/>
+            <w:tcBorders>
+              <w:top w:val="single" w:sz="4" w:space="0" w:color="D0D0D0"/>
+              <w:left w:val="single" w:sz="4" w:space="0" w:color="D0D0D0"/>
+              <w:bottom w:val="single" w:sz="4" w:space="0" w:color="D0D0D0"/>
+              <w:right w:val="single" w:sz="4" w:space="0" w:color="D0D0D0"/>
+            </w:tcBorders>
+          </w:tcPr>
+          <w:p>
+            <w:pPr>
+              <w:spacing w:after="20" w:before="20"/>
+            </w:pPr>
+            <w:r/>
+            <w:r>
+              <w:rPr>
+                <w:rFonts w:ascii="Calibri" w:hAnsi="Calibri" w:cs="Calibri"/>
+                <w:rFonts w:ascii="Calibri" w:hAnsi="Calibri"/>
+                <w:b/>
+                <w:sz w:val="20"/>
+              </w:rPr>
+              <w:t>PEC</w:t>
+            </w:r>
+          </w:p>
+        </w:tc>
+        <w:tc>
+          <w:tcPr>
+            <w:tcW w:type="dxa" w:w="6236"/>
+            <w:tcBorders>
+              <w:top w:val="single" w:sz="4" w:space="0" w:color="D0D0D0"/>
+              <w:left w:val="single" w:sz="4" w:space="0" w:color="D0D0D0"/>
+              <w:bottom w:val="single" w:sz="4" w:space="0" w:color="D0D0D0"/>
+              <w:right w:val="single" w:sz="4" w:space="0" w:color="D0D0D0"/>
+            </w:tcBorders>
+          </w:tcPr>
+          <w:p>
+            <w:pPr>
+              <w:spacing w:after="20" w:before="20"/>
+            </w:pPr>
+            <w:r/>
+            <w:r>
+              <w:rPr>
+                <w:rFonts w:ascii="Calibri" w:hAnsi="Calibri" w:cs="Calibri"/>
+                <w:rFonts w:ascii="Calibri" w:hAnsi="Calibri"/>
+                <w:b w:val="0"/>
+                <w:sz w:val="20"/>
+              </w:rPr>
+              <w:t>{{ sponsor.pec_email|default('________', true) }}</w:t>
+            </w:r>
+          </w:p>
+        </w:tc>
+      </w:tr>
+    </w:tbl>
     <w:p>
       <w:pPr>
         <w:tabs>
@@ -957,6 +1612,7 @@
           <w:tab w:val="left" w:pos="6125"/>
           <w:tab w:val="left" w:pos="7751"/>
         </w:tabs>
+        <w:spacing w:line="240" w:lineRule="auto"/>
         <w:ind w:right="56"/>
         <w:jc w:val="both"/>
         <w:rPr>
@@ -966,675 +1622,799 @@
       <w:proofErr w:type="gramStart"/>
       <w:r>
         <w:rPr>
-          <w:rFonts w:ascii="Arial" w:hAnsi="Arial" w:cs="Arial"/>
-        </w:rPr>
-        <w:t>la Società {{ sponsor.legal_name }}, con sede legale in {{ sponsor.billing_city }}, cap {{ sponsor.billing_zip }}, prov. di ({{ sponsor.billing_province }}), Via {{ sponsor.billing_street }}, n. {{ sponsor.billing_street_number }}, Partita IVA {{ sponsor.vat_number }}, Codice Fiscale {{ sponsor.tax_code }}, iscritta al Registro delle Imprese di {{ sponsor.rea_city|default('________', true) }} al n. {{ sponsor.rea_number|default('________', true) }} REA, nella persona del suo Rappresentante Legale in carica Sig. {{ signer.full_name }}, nato il {{ signer.birth_date|default('________', true) }}, a {{ signer.birth_place|default('________', true) }}, prov. di {{ signer.birth_province|default('____', true) }}, residente in {{ signer.residence_city|default('________', true) }}, cap {{ signer.residence_zip|default('______', true) }}, prov. di {{ signer.residence_province|default('____', true) }}, via {{ signer.residence_street|default('________________', true) }}, n. {{ signer.residence_street_number|default('____', true) }}, Carta d'Identità n. {{ signer.id_document_number|default('________________', true) }}, Codice Fiscale {{ signer.tax_code }} con gli occorrenti poteri (denominata di seguito come “Sponsor”), pec {{ sponsor.pec_email|default('________', true) }}</w:t>
-      </w:r>
-      <w:r>
-        <w:rPr>
-          <w:rFonts w:ascii="Arial" w:hAnsi="Arial" w:cs="Arial"/>
+          <w:rFonts w:ascii="Calibri" w:hAnsi="Calibri" w:cs="Calibri"/>
+          <w:b w:val="0"/>
+        </w:rPr>
+        <w:t>(denominata di seguito come “Sponsor”)</w:t>
+      </w:r>
+      <w:r>
+        <w:rPr>
+          <w:rFonts w:ascii="Calibri" w:hAnsi="Calibri" w:cs="Calibri"/>
+          <w:b w:val="0"/>
           <w:spacing w:val="25"/>
         </w:rPr>
       </w:r>
       <w:r>
         <w:rPr>
-          <w:rFonts w:ascii="Arial" w:hAnsi="Arial" w:cs="Arial"/>
+          <w:rFonts w:ascii="Calibri" w:hAnsi="Calibri" w:cs="Calibri"/>
+          <w:b w:val="0"/>
         </w:rPr>
       </w:r>
       <w:proofErr w:type="gramEnd"/>
       <w:r>
         <w:rPr>
-          <w:rFonts w:ascii="Arial" w:hAnsi="Arial" w:cs="Arial"/>
-        </w:rPr>
-      </w:r>
-      <w:r>
-        <w:rPr>
-          <w:rFonts w:ascii="Arial" w:hAnsi="Arial" w:cs="Arial"/>
-        </w:rPr>
-      </w:r>
-      <w:r>
-        <w:rPr>
-          <w:rFonts w:ascii="Arial" w:hAnsi="Arial" w:cs="Arial"/>
-        </w:rPr>
-      </w:r>
-      <w:r>
-        <w:rPr>
-          <w:rFonts w:ascii="Arial" w:hAnsi="Arial" w:cs="Arial"/>
-        </w:rPr>
-      </w:r>
-      <w:r>
-        <w:rPr>
-          <w:rFonts w:ascii="Arial" w:hAnsi="Arial" w:cs="Arial"/>
+          <w:rFonts w:ascii="Calibri" w:hAnsi="Calibri" w:cs="Calibri"/>
+          <w:b w:val="0"/>
+        </w:rPr>
+      </w:r>
+      <w:r>
+        <w:rPr>
+          <w:rFonts w:ascii="Calibri" w:hAnsi="Calibri" w:cs="Calibri"/>
+          <w:b w:val="0"/>
+        </w:rPr>
+      </w:r>
+      <w:r>
+        <w:rPr>
+          <w:rFonts w:ascii="Calibri" w:hAnsi="Calibri" w:cs="Calibri"/>
+          <w:b w:val="0"/>
+        </w:rPr>
+      </w:r>
+      <w:r>
+        <w:rPr>
+          <w:rFonts w:ascii="Calibri" w:hAnsi="Calibri" w:cs="Calibri"/>
+          <w:b w:val="0"/>
+        </w:rPr>
+      </w:r>
+      <w:r>
+        <w:rPr>
+          <w:rFonts w:ascii="Calibri" w:hAnsi="Calibri" w:cs="Calibri"/>
+          <w:b w:val="0"/>
           <w:spacing w:val="25"/>
         </w:rPr>
       </w:r>
       <w:r>
         <w:rPr>
-          <w:rFonts w:ascii="Arial" w:hAnsi="Arial" w:cs="Arial"/>
-        </w:rPr>
-      </w:r>
-      <w:r>
-        <w:rPr>
-          <w:rFonts w:ascii="Arial" w:hAnsi="Arial" w:cs="Arial"/>
-        </w:rPr>
-      </w:r>
-      <w:r>
-        <w:rPr>
-          <w:rFonts w:ascii="Arial" w:hAnsi="Arial" w:cs="Arial"/>
-        </w:rPr>
-      </w:r>
-      <w:r>
-        <w:rPr>
-          <w:rFonts w:ascii="Arial" w:hAnsi="Arial" w:cs="Arial"/>
+          <w:rFonts w:ascii="Calibri" w:hAnsi="Calibri" w:cs="Calibri"/>
+          <w:b w:val="0"/>
+        </w:rPr>
+      </w:r>
+      <w:r>
+        <w:rPr>
+          <w:rFonts w:ascii="Calibri" w:hAnsi="Calibri" w:cs="Calibri"/>
+          <w:b w:val="0"/>
+        </w:rPr>
+      </w:r>
+      <w:r>
+        <w:rPr>
+          <w:rFonts w:ascii="Calibri" w:hAnsi="Calibri" w:cs="Calibri"/>
+          <w:b w:val="0"/>
+        </w:rPr>
+      </w:r>
+      <w:r>
+        <w:rPr>
+          <w:rFonts w:ascii="Calibri" w:hAnsi="Calibri" w:cs="Calibri"/>
+          <w:b w:val="0"/>
           <w:spacing w:val="26"/>
         </w:rPr>
       </w:r>
       <w:proofErr w:type="spellStart"/>
       <w:r>
         <w:rPr>
-          <w:rFonts w:ascii="Arial" w:hAnsi="Arial" w:cs="Arial"/>
+          <w:rFonts w:ascii="Calibri" w:hAnsi="Calibri" w:cs="Calibri"/>
+          <w:b w:val="0"/>
         </w:rPr>
       </w:r>
       <w:proofErr w:type="spellEnd"/>
       <w:r>
         <w:rPr>
-          <w:rFonts w:ascii="Arial" w:hAnsi="Arial" w:cs="Arial"/>
-        </w:rPr>
-      </w:r>
-      <w:r>
-        <w:rPr>
-          <w:rFonts w:ascii="Arial" w:hAnsi="Arial" w:cs="Arial"/>
-        </w:rPr>
-      </w:r>
-      <w:r>
-        <w:rPr>
-          <w:rFonts w:ascii="Arial" w:hAnsi="Arial" w:cs="Arial"/>
-        </w:rPr>
-      </w:r>
-      <w:r>
-        <w:rPr>
-          <w:rFonts w:ascii="Arial" w:hAnsi="Arial" w:cs="Arial"/>
+          <w:rFonts w:ascii="Calibri" w:hAnsi="Calibri" w:cs="Calibri"/>
+          <w:b w:val="0"/>
+        </w:rPr>
+      </w:r>
+      <w:r>
+        <w:rPr>
+          <w:rFonts w:ascii="Calibri" w:hAnsi="Calibri" w:cs="Calibri"/>
+          <w:b w:val="0"/>
+        </w:rPr>
+      </w:r>
+      <w:r>
+        <w:rPr>
+          <w:rFonts w:ascii="Calibri" w:hAnsi="Calibri" w:cs="Calibri"/>
+          <w:b w:val="0"/>
+        </w:rPr>
+      </w:r>
+      <w:r>
+        <w:rPr>
+          <w:rFonts w:ascii="Calibri" w:hAnsi="Calibri" w:cs="Calibri"/>
+          <w:b w:val="0"/>
           <w:spacing w:val="48"/>
         </w:rPr>
       </w:r>
       <w:r>
         <w:rPr>
-          <w:rFonts w:ascii="Arial" w:hAnsi="Arial" w:cs="Arial"/>
-        </w:rPr>
-      </w:r>
-      <w:r>
-        <w:rPr>
-          <w:rFonts w:ascii="Arial" w:hAnsi="Arial" w:cs="Arial"/>
-        </w:rPr>
-      </w:r>
-      <w:r>
-        <w:rPr>
-          <w:rFonts w:ascii="Arial" w:hAnsi="Arial" w:cs="Arial"/>
-        </w:rPr>
-      </w:r>
-      <w:r>
-        <w:rPr>
-          <w:rFonts w:ascii="Arial" w:hAnsi="Arial" w:cs="Arial"/>
-        </w:rPr>
-      </w:r>
-      <w:r>
-        <w:rPr>
-          <w:rFonts w:ascii="Arial" w:hAnsi="Arial" w:cs="Arial"/>
-        </w:rPr>
-      </w:r>
-      <w:r>
-        <w:rPr>
-          <w:rFonts w:ascii="Arial" w:hAnsi="Arial" w:cs="Arial"/>
+          <w:rFonts w:ascii="Calibri" w:hAnsi="Calibri" w:cs="Calibri"/>
+          <w:b w:val="0"/>
+        </w:rPr>
+      </w:r>
+      <w:r>
+        <w:rPr>
+          <w:rFonts w:ascii="Calibri" w:hAnsi="Calibri" w:cs="Calibri"/>
+          <w:b w:val="0"/>
+        </w:rPr>
+      </w:r>
+      <w:r>
+        <w:rPr>
+          <w:rFonts w:ascii="Calibri" w:hAnsi="Calibri" w:cs="Calibri"/>
+          <w:b w:val="0"/>
+        </w:rPr>
+      </w:r>
+      <w:r>
+        <w:rPr>
+          <w:rFonts w:ascii="Calibri" w:hAnsi="Calibri" w:cs="Calibri"/>
+          <w:b w:val="0"/>
+        </w:rPr>
+      </w:r>
+      <w:r>
+        <w:rPr>
+          <w:rFonts w:ascii="Calibri" w:hAnsi="Calibri" w:cs="Calibri"/>
+          <w:b w:val="0"/>
+        </w:rPr>
+      </w:r>
+      <w:r>
+        <w:rPr>
+          <w:rFonts w:ascii="Calibri" w:hAnsi="Calibri" w:cs="Calibri"/>
+          <w:b w:val="0"/>
           <w:spacing w:val="16"/>
         </w:rPr>
       </w:r>
       <w:r>
         <w:rPr>
-          <w:rFonts w:ascii="Arial" w:hAnsi="Arial" w:cs="Arial"/>
-        </w:rPr>
-      </w:r>
-      <w:r>
-        <w:rPr>
-          <w:rFonts w:ascii="Arial" w:hAnsi="Arial" w:cs="Arial"/>
-        </w:rPr>
-      </w:r>
-      <w:r>
-        <w:rPr>
-          <w:rFonts w:ascii="Arial" w:hAnsi="Arial" w:cs="Arial"/>
-        </w:rPr>
-      </w:r>
-      <w:r>
-        <w:rPr>
-          <w:rFonts w:ascii="Arial" w:hAnsi="Arial" w:cs="Arial"/>
+          <w:rFonts w:ascii="Calibri" w:hAnsi="Calibri" w:cs="Calibri"/>
+          <w:b w:val="0"/>
+        </w:rPr>
+      </w:r>
+      <w:r>
+        <w:rPr>
+          <w:rFonts w:ascii="Calibri" w:hAnsi="Calibri" w:cs="Calibri"/>
+          <w:b w:val="0"/>
+        </w:rPr>
+      </w:r>
+      <w:r>
+        <w:rPr>
+          <w:rFonts w:ascii="Calibri" w:hAnsi="Calibri" w:cs="Calibri"/>
+          <w:b w:val="0"/>
+        </w:rPr>
+      </w:r>
+      <w:r>
+        <w:rPr>
+          <w:rFonts w:ascii="Calibri" w:hAnsi="Calibri" w:cs="Calibri"/>
+          <w:b w:val="0"/>
           <w:spacing w:val="18"/>
         </w:rPr>
       </w:r>
       <w:r>
         <w:rPr>
-          <w:rFonts w:ascii="Arial" w:hAnsi="Arial" w:cs="Arial"/>
-        </w:rPr>
-      </w:r>
-      <w:r>
-        <w:rPr>
-          <w:rFonts w:ascii="Arial" w:hAnsi="Arial" w:cs="Arial"/>
-        </w:rPr>
-      </w:r>
-      <w:r>
-        <w:rPr>
-          <w:rFonts w:ascii="Arial" w:hAnsi="Arial" w:cs="Arial"/>
-        </w:rPr>
-      </w:r>
-      <w:r>
-        <w:rPr>
-          <w:rFonts w:ascii="Arial" w:hAnsi="Arial" w:cs="Arial"/>
+          <w:rFonts w:ascii="Calibri" w:hAnsi="Calibri" w:cs="Calibri"/>
+          <w:b w:val="0"/>
+        </w:rPr>
+      </w:r>
+      <w:r>
+        <w:rPr>
+          <w:rFonts w:ascii="Calibri" w:hAnsi="Calibri" w:cs="Calibri"/>
+          <w:b w:val="0"/>
+        </w:rPr>
+      </w:r>
+      <w:r>
+        <w:rPr>
+          <w:rFonts w:ascii="Calibri" w:hAnsi="Calibri" w:cs="Calibri"/>
+          <w:b w:val="0"/>
+        </w:rPr>
+      </w:r>
+      <w:r>
+        <w:rPr>
+          <w:rFonts w:ascii="Calibri" w:hAnsi="Calibri" w:cs="Calibri"/>
+          <w:b w:val="0"/>
           <w:spacing w:val="34"/>
         </w:rPr>
       </w:r>
       <w:r>
         <w:rPr>
-          <w:rFonts w:ascii="Arial" w:hAnsi="Arial" w:cs="Arial"/>
-        </w:rPr>
-      </w:r>
-      <w:r>
-        <w:rPr>
-          <w:rFonts w:ascii="Arial" w:hAnsi="Arial" w:cs="Arial"/>
+          <w:rFonts w:ascii="Calibri" w:hAnsi="Calibri" w:cs="Calibri"/>
+          <w:b w:val="0"/>
+        </w:rPr>
+      </w:r>
+      <w:r>
+        <w:rPr>
+          <w:rFonts w:ascii="Calibri" w:hAnsi="Calibri" w:cs="Calibri"/>
+          <w:b w:val="0"/>
           <w:spacing w:val="18"/>
         </w:rPr>
       </w:r>
       <w:r>
         <w:rPr>
-          <w:rFonts w:ascii="Arial" w:hAnsi="Arial" w:cs="Arial"/>
-        </w:rPr>
-      </w:r>
-      <w:r>
-        <w:rPr>
-          <w:rFonts w:ascii="Arial" w:hAnsi="Arial" w:cs="Arial"/>
+          <w:rFonts w:ascii="Calibri" w:hAnsi="Calibri" w:cs="Calibri"/>
+          <w:b w:val="0"/>
+        </w:rPr>
+      </w:r>
+      <w:r>
+        <w:rPr>
+          <w:rFonts w:ascii="Calibri" w:hAnsi="Calibri" w:cs="Calibri"/>
+          <w:b w:val="0"/>
           <w:spacing w:val="-17"/>
         </w:rPr>
       </w:r>
       <w:r>
         <w:rPr>
-          <w:rFonts w:ascii="Arial" w:hAnsi="Arial" w:cs="Arial"/>
-        </w:rPr>
-      </w:r>
-      <w:r>
-        <w:rPr>
-          <w:rFonts w:ascii="Arial" w:hAnsi="Arial" w:cs="Arial"/>
+          <w:rFonts w:ascii="Calibri" w:hAnsi="Calibri" w:cs="Calibri"/>
+          <w:b w:val="0"/>
+        </w:rPr>
+      </w:r>
+      <w:r>
+        <w:rPr>
+          <w:rFonts w:ascii="Calibri" w:hAnsi="Calibri" w:cs="Calibri"/>
+          <w:b w:val="0"/>
           <w:spacing w:val="17"/>
         </w:rPr>
       </w:r>
       <w:r>
         <w:rPr>
-          <w:rFonts w:ascii="Arial" w:hAnsi="Arial" w:cs="Arial"/>
-        </w:rPr>
-      </w:r>
-      <w:r>
-        <w:rPr>
-          <w:rFonts w:ascii="Arial" w:hAnsi="Arial" w:cs="Arial"/>
-        </w:rPr>
-      </w:r>
-      <w:r>
-        <w:rPr>
-          <w:rFonts w:ascii="Arial" w:hAnsi="Arial" w:cs="Arial"/>
-        </w:rPr>
-      </w:r>
-      <w:r>
-        <w:rPr>
-          <w:rFonts w:ascii="Arial" w:hAnsi="Arial" w:cs="Arial"/>
-        </w:rPr>
-      </w:r>
-      <w:r>
-        <w:rPr>
-          <w:rFonts w:ascii="Arial" w:hAnsi="Arial" w:cs="Arial"/>
+          <w:rFonts w:ascii="Calibri" w:hAnsi="Calibri" w:cs="Calibri"/>
+          <w:b w:val="0"/>
+        </w:rPr>
+      </w:r>
+      <w:r>
+        <w:rPr>
+          <w:rFonts w:ascii="Calibri" w:hAnsi="Calibri" w:cs="Calibri"/>
+          <w:b w:val="0"/>
+        </w:rPr>
+      </w:r>
+      <w:r>
+        <w:rPr>
+          <w:rFonts w:ascii="Calibri" w:hAnsi="Calibri" w:cs="Calibri"/>
+          <w:b w:val="0"/>
+        </w:rPr>
+      </w:r>
+      <w:r>
+        <w:rPr>
+          <w:rFonts w:ascii="Calibri" w:hAnsi="Calibri" w:cs="Calibri"/>
+          <w:b w:val="0"/>
+        </w:rPr>
+      </w:r>
+      <w:r>
+        <w:rPr>
+          <w:rFonts w:ascii="Calibri" w:hAnsi="Calibri" w:cs="Calibri"/>
+          <w:b w:val="0"/>
           <w:spacing w:val="40"/>
         </w:rPr>
       </w:r>
       <w:r>
         <w:rPr>
-          <w:rFonts w:ascii="Arial" w:hAnsi="Arial" w:cs="Arial"/>
-        </w:rPr>
-      </w:r>
-      <w:r>
-        <w:rPr>
-          <w:rFonts w:ascii="Arial" w:hAnsi="Arial" w:cs="Arial"/>
+          <w:rFonts w:ascii="Calibri" w:hAnsi="Calibri" w:cs="Calibri"/>
+          <w:b w:val="0"/>
+        </w:rPr>
+      </w:r>
+      <w:r>
+        <w:rPr>
+          <w:rFonts w:ascii="Calibri" w:hAnsi="Calibri" w:cs="Calibri"/>
+          <w:b w:val="0"/>
           <w:spacing w:val="18"/>
         </w:rPr>
       </w:r>
       <w:r>
         <w:rPr>
-          <w:rFonts w:ascii="Arial" w:hAnsi="Arial" w:cs="Arial"/>
-        </w:rPr>
-      </w:r>
-      <w:r>
-        <w:rPr>
-          <w:rFonts w:ascii="Arial" w:hAnsi="Arial" w:cs="Arial"/>
-        </w:rPr>
-      </w:r>
-      <w:r>
-        <w:rPr>
-          <w:rFonts w:ascii="Arial" w:hAnsi="Arial" w:cs="Arial"/>
-        </w:rPr>
-      </w:r>
-      <w:r>
-        <w:rPr>
-          <w:rFonts w:ascii="Arial" w:hAnsi="Arial" w:cs="Arial"/>
+          <w:rFonts w:ascii="Calibri" w:hAnsi="Calibri" w:cs="Calibri"/>
+          <w:b w:val="0"/>
+        </w:rPr>
+      </w:r>
+      <w:r>
+        <w:rPr>
+          <w:rFonts w:ascii="Calibri" w:hAnsi="Calibri" w:cs="Calibri"/>
+          <w:b w:val="0"/>
+        </w:rPr>
+      </w:r>
+      <w:r>
+        <w:rPr>
+          <w:rFonts w:ascii="Calibri" w:hAnsi="Calibri" w:cs="Calibri"/>
+          <w:b w:val="0"/>
+        </w:rPr>
+      </w:r>
+      <w:r>
+        <w:rPr>
+          <w:rFonts w:ascii="Calibri" w:hAnsi="Calibri" w:cs="Calibri"/>
+          <w:b w:val="0"/>
           <w:spacing w:val="17"/>
         </w:rPr>
       </w:r>
       <w:r>
         <w:rPr>
-          <w:rFonts w:ascii="Arial" w:hAnsi="Arial" w:cs="Arial"/>
+          <w:rFonts w:ascii="Calibri" w:hAnsi="Calibri" w:cs="Calibri"/>
+          <w:b w:val="0"/>
           <w:spacing w:val="-13"/>
         </w:rPr>
       </w:r>
       <w:r>
         <w:rPr>
-          <w:rFonts w:ascii="Arial" w:hAnsi="Arial" w:cs="Arial"/>
+          <w:rFonts w:ascii="Calibri" w:hAnsi="Calibri" w:cs="Calibri"/>
+          <w:b w:val="0"/>
           <w:spacing w:val="-13"/>
         </w:rPr>
       </w:r>
       <w:r>
         <w:rPr>
-          <w:rFonts w:ascii="Arial" w:hAnsi="Arial" w:cs="Arial"/>
-        </w:rPr>
-      </w:r>
-      <w:r>
-        <w:rPr>
-          <w:rFonts w:ascii="Arial" w:hAnsi="Arial" w:cs="Arial"/>
-        </w:rPr>
-      </w:r>
-      <w:r>
-        <w:rPr>
-          <w:rFonts w:ascii="Arial" w:hAnsi="Arial" w:cs="Arial"/>
-        </w:rPr>
-      </w:r>
-      <w:r>
-        <w:rPr>
-          <w:rFonts w:ascii="Arial" w:hAnsi="Arial" w:cs="Arial"/>
-        </w:rPr>
-      </w:r>
-      <w:r>
-        <w:rPr>
-          <w:rFonts w:ascii="Arial" w:hAnsi="Arial" w:cs="Arial"/>
-        </w:rPr>
-      </w:r>
-      <w:r>
-        <w:rPr>
-          <w:rFonts w:ascii="Arial" w:hAnsi="Arial" w:cs="Arial"/>
-        </w:rPr>
-      </w:r>
-      <w:r>
-        <w:rPr>
-          <w:rFonts w:ascii="Arial" w:hAnsi="Arial" w:cs="Arial"/>
-        </w:rPr>
-      </w:r>
-      <w:r>
-        <w:rPr>
-          <w:rFonts w:ascii="Arial" w:hAnsi="Arial" w:cs="Arial"/>
-        </w:rPr>
-      </w:r>
-      <w:r>
-        <w:rPr>
-          <w:rFonts w:ascii="Arial" w:hAnsi="Arial" w:cs="Arial"/>
-        </w:rPr>
-      </w:r>
-      <w:r>
-        <w:rPr>
-          <w:rFonts w:ascii="Arial" w:hAnsi="Arial" w:cs="Arial"/>
-        </w:rPr>
-      </w:r>
-      <w:r>
-        <w:rPr>
-          <w:rFonts w:ascii="Arial" w:hAnsi="Arial" w:cs="Arial"/>
-        </w:rPr>
-      </w:r>
-      <w:r>
-        <w:rPr>
-          <w:rFonts w:ascii="Arial" w:hAnsi="Arial" w:cs="Arial"/>
-        </w:rPr>
-      </w:r>
-      <w:r>
-        <w:rPr>
-          <w:rFonts w:ascii="Arial" w:hAnsi="Arial" w:cs="Arial"/>
-        </w:rPr>
-      </w:r>
-      <w:r>
-        <w:rPr>
-          <w:rFonts w:ascii="Arial" w:hAnsi="Arial" w:cs="Arial"/>
-        </w:rPr>
-      </w:r>
-      <w:r>
-        <w:rPr>
-          <w:rFonts w:ascii="Arial" w:hAnsi="Arial" w:cs="Arial"/>
-        </w:rPr>
-      </w:r>
-      <w:r>
-        <w:rPr>
-          <w:rFonts w:ascii="Arial" w:hAnsi="Arial" w:cs="Arial"/>
-        </w:rPr>
-      </w:r>
-      <w:r>
-        <w:rPr>
-          <w:rFonts w:ascii="Arial" w:hAnsi="Arial" w:cs="Arial"/>
-        </w:rPr>
-      </w:r>
-      <w:r>
-        <w:rPr>
-          <w:rFonts w:ascii="Arial" w:hAnsi="Arial" w:cs="Arial"/>
-        </w:rPr>
-      </w:r>
-      <w:r>
-        <w:rPr>
-          <w:rFonts w:ascii="Arial" w:hAnsi="Arial" w:cs="Arial"/>
-        </w:rPr>
-      </w:r>
-      <w:r>
-        <w:rPr>
-          <w:rFonts w:ascii="Arial" w:hAnsi="Arial" w:cs="Arial"/>
-        </w:rPr>
-      </w:r>
-      <w:r>
-        <w:rPr>
-          <w:rFonts w:ascii="Arial" w:hAnsi="Arial" w:cs="Arial"/>
-        </w:rPr>
-      </w:r>
-      <w:r>
-        <w:rPr>
-          <w:rFonts w:ascii="Arial" w:hAnsi="Arial" w:cs="Arial"/>
+          <w:rFonts w:ascii="Calibri" w:hAnsi="Calibri" w:cs="Calibri"/>
+          <w:b w:val="0"/>
+        </w:rPr>
+      </w:r>
+      <w:r>
+        <w:rPr>
+          <w:rFonts w:ascii="Calibri" w:hAnsi="Calibri" w:cs="Calibri"/>
+          <w:b w:val="0"/>
+        </w:rPr>
+      </w:r>
+      <w:r>
+        <w:rPr>
+          <w:rFonts w:ascii="Calibri" w:hAnsi="Calibri" w:cs="Calibri"/>
+          <w:b w:val="0"/>
+        </w:rPr>
+      </w:r>
+      <w:r>
+        <w:rPr>
+          <w:rFonts w:ascii="Calibri" w:hAnsi="Calibri" w:cs="Calibri"/>
+          <w:b w:val="0"/>
+        </w:rPr>
+      </w:r>
+      <w:r>
+        <w:rPr>
+          <w:rFonts w:ascii="Calibri" w:hAnsi="Calibri" w:cs="Calibri"/>
+          <w:b w:val="0"/>
+        </w:rPr>
+      </w:r>
+      <w:r>
+        <w:rPr>
+          <w:rFonts w:ascii="Calibri" w:hAnsi="Calibri" w:cs="Calibri"/>
+          <w:b w:val="0"/>
+        </w:rPr>
+      </w:r>
+      <w:r>
+        <w:rPr>
+          <w:rFonts w:ascii="Calibri" w:hAnsi="Calibri" w:cs="Calibri"/>
+          <w:b w:val="0"/>
+        </w:rPr>
+      </w:r>
+      <w:r>
+        <w:rPr>
+          <w:rFonts w:ascii="Calibri" w:hAnsi="Calibri" w:cs="Calibri"/>
+          <w:b w:val="0"/>
+        </w:rPr>
+      </w:r>
+      <w:r>
+        <w:rPr>
+          <w:rFonts w:ascii="Calibri" w:hAnsi="Calibri" w:cs="Calibri"/>
+          <w:b w:val="0"/>
+        </w:rPr>
+      </w:r>
+      <w:r>
+        <w:rPr>
+          <w:rFonts w:ascii="Calibri" w:hAnsi="Calibri" w:cs="Calibri"/>
+          <w:b w:val="0"/>
+        </w:rPr>
+      </w:r>
+      <w:r>
+        <w:rPr>
+          <w:rFonts w:ascii="Calibri" w:hAnsi="Calibri" w:cs="Calibri"/>
+          <w:b w:val="0"/>
+        </w:rPr>
+      </w:r>
+      <w:r>
+        <w:rPr>
+          <w:rFonts w:ascii="Calibri" w:hAnsi="Calibri" w:cs="Calibri"/>
+          <w:b w:val="0"/>
+        </w:rPr>
+      </w:r>
+      <w:r>
+        <w:rPr>
+          <w:rFonts w:ascii="Calibri" w:hAnsi="Calibri" w:cs="Calibri"/>
+          <w:b w:val="0"/>
+        </w:rPr>
+      </w:r>
+      <w:r>
+        <w:rPr>
+          <w:rFonts w:ascii="Calibri" w:hAnsi="Calibri" w:cs="Calibri"/>
+          <w:b w:val="0"/>
+        </w:rPr>
+      </w:r>
+      <w:r>
+        <w:rPr>
+          <w:rFonts w:ascii="Calibri" w:hAnsi="Calibri" w:cs="Calibri"/>
+          <w:b w:val="0"/>
+        </w:rPr>
+      </w:r>
+      <w:r>
+        <w:rPr>
+          <w:rFonts w:ascii="Calibri" w:hAnsi="Calibri" w:cs="Calibri"/>
+          <w:b w:val="0"/>
+        </w:rPr>
+      </w:r>
+      <w:r>
+        <w:rPr>
+          <w:rFonts w:ascii="Calibri" w:hAnsi="Calibri" w:cs="Calibri"/>
+          <w:b w:val="0"/>
+        </w:rPr>
+      </w:r>
+      <w:r>
+        <w:rPr>
+          <w:rFonts w:ascii="Calibri" w:hAnsi="Calibri" w:cs="Calibri"/>
+          <w:b w:val="0"/>
+        </w:rPr>
+      </w:r>
+      <w:r>
+        <w:rPr>
+          <w:rFonts w:ascii="Calibri" w:hAnsi="Calibri" w:cs="Calibri"/>
+          <w:b w:val="0"/>
+        </w:rPr>
+      </w:r>
+      <w:r>
+        <w:rPr>
+          <w:rFonts w:ascii="Calibri" w:hAnsi="Calibri" w:cs="Calibri"/>
+          <w:b w:val="0"/>
+        </w:rPr>
+      </w:r>
+      <w:r>
+        <w:rPr>
+          <w:rFonts w:ascii="Calibri" w:hAnsi="Calibri" w:cs="Calibri"/>
+          <w:b w:val="0"/>
+        </w:rPr>
+      </w:r>
+      <w:r>
+        <w:rPr>
+          <w:rFonts w:ascii="Calibri" w:hAnsi="Calibri" w:cs="Calibri"/>
+          <w:b w:val="0"/>
           <w:spacing w:val="4"/>
         </w:rPr>
       </w:r>
       <w:r>
         <w:rPr>
-          <w:rFonts w:ascii="Arial" w:hAnsi="Arial" w:cs="Arial"/>
-        </w:rPr>
-      </w:r>
-      <w:r>
-        <w:rPr>
-          <w:rFonts w:ascii="Arial" w:hAnsi="Arial" w:cs="Arial"/>
+          <w:rFonts w:ascii="Calibri" w:hAnsi="Calibri" w:cs="Calibri"/>
+          <w:b w:val="0"/>
+        </w:rPr>
+      </w:r>
+      <w:r>
+        <w:rPr>
+          <w:rFonts w:ascii="Calibri" w:hAnsi="Calibri" w:cs="Calibri"/>
+          <w:b w:val="0"/>
           <w:spacing w:val="8"/>
         </w:rPr>
       </w:r>
       <w:r>
         <w:rPr>
-          <w:rFonts w:ascii="Arial" w:hAnsi="Arial" w:cs="Arial"/>
-        </w:rPr>
-      </w:r>
-      <w:r>
-        <w:rPr>
-          <w:rFonts w:ascii="Arial" w:hAnsi="Arial" w:cs="Arial"/>
-        </w:rPr>
-      </w:r>
-      <w:r>
-        <w:rPr>
-          <w:rFonts w:ascii="Arial" w:hAnsi="Arial" w:cs="Arial"/>
-        </w:rPr>
-      </w:r>
-      <w:r>
-        <w:rPr>
-          <w:rFonts w:ascii="Arial" w:hAnsi="Arial" w:cs="Arial"/>
+          <w:rFonts w:ascii="Calibri" w:hAnsi="Calibri" w:cs="Calibri"/>
+          <w:b w:val="0"/>
+        </w:rPr>
+      </w:r>
+      <w:r>
+        <w:rPr>
+          <w:rFonts w:ascii="Calibri" w:hAnsi="Calibri" w:cs="Calibri"/>
+          <w:b w:val="0"/>
+        </w:rPr>
+      </w:r>
+      <w:r>
+        <w:rPr>
+          <w:rFonts w:ascii="Calibri" w:hAnsi="Calibri" w:cs="Calibri"/>
+          <w:b w:val="0"/>
+        </w:rPr>
+      </w:r>
+      <w:r>
+        <w:rPr>
+          <w:rFonts w:ascii="Calibri" w:hAnsi="Calibri" w:cs="Calibri"/>
+          <w:b w:val="0"/>
           <w:spacing w:val="7"/>
         </w:rPr>
       </w:r>
       <w:r>
         <w:rPr>
-          <w:rFonts w:ascii="Arial" w:hAnsi="Arial" w:cs="Arial"/>
-        </w:rPr>
-      </w:r>
-      <w:r>
-        <w:rPr>
-          <w:rFonts w:ascii="Arial" w:hAnsi="Arial" w:cs="Arial"/>
-        </w:rPr>
-      </w:r>
-      <w:r>
-        <w:rPr>
-          <w:rFonts w:ascii="Arial" w:hAnsi="Arial" w:cs="Arial"/>
-        </w:rPr>
-      </w:r>
-      <w:r>
-        <w:rPr>
-          <w:rFonts w:ascii="Arial" w:hAnsi="Arial" w:cs="Arial"/>
+          <w:rFonts w:ascii="Calibri" w:hAnsi="Calibri" w:cs="Calibri"/>
+          <w:b w:val="0"/>
+        </w:rPr>
+      </w:r>
+      <w:r>
+        <w:rPr>
+          <w:rFonts w:ascii="Calibri" w:hAnsi="Calibri" w:cs="Calibri"/>
+          <w:b w:val="0"/>
+        </w:rPr>
+      </w:r>
+      <w:r>
+        <w:rPr>
+          <w:rFonts w:ascii="Calibri" w:hAnsi="Calibri" w:cs="Calibri"/>
+          <w:b w:val="0"/>
+        </w:rPr>
+      </w:r>
+      <w:r>
+        <w:rPr>
+          <w:rFonts w:ascii="Calibri" w:hAnsi="Calibri" w:cs="Calibri"/>
+          <w:b w:val="0"/>
           <w:spacing w:val="8"/>
         </w:rPr>
       </w:r>
       <w:r>
         <w:rPr>
-          <w:rFonts w:ascii="Arial" w:hAnsi="Arial" w:cs="Arial"/>
-        </w:rPr>
-      </w:r>
-      <w:r>
-        <w:rPr>
-          <w:rFonts w:ascii="Arial" w:hAnsi="Arial" w:cs="Arial"/>
+          <w:rFonts w:ascii="Calibri" w:hAnsi="Calibri" w:cs="Calibri"/>
+          <w:b w:val="0"/>
+        </w:rPr>
+      </w:r>
+      <w:r>
+        <w:rPr>
+          <w:rFonts w:ascii="Calibri" w:hAnsi="Calibri" w:cs="Calibri"/>
+          <w:b w:val="0"/>
           <w:spacing w:val="4"/>
         </w:rPr>
       </w:r>
       <w:r>
         <w:rPr>
-          <w:rFonts w:ascii="Arial" w:hAnsi="Arial" w:cs="Arial"/>
+          <w:rFonts w:ascii="Calibri" w:hAnsi="Calibri" w:cs="Calibri"/>
+          <w:b w:val="0"/>
           <w:spacing w:val="4"/>
         </w:rPr>
       </w:r>
       <w:r>
         <w:rPr>
-          <w:rFonts w:ascii="Arial" w:hAnsi="Arial" w:cs="Arial"/>
-        </w:rPr>
-      </w:r>
-      <w:r>
-        <w:rPr>
-          <w:rFonts w:ascii="Arial" w:hAnsi="Arial" w:cs="Arial"/>
+          <w:rFonts w:ascii="Calibri" w:hAnsi="Calibri" w:cs="Calibri"/>
+          <w:b w:val="0"/>
+        </w:rPr>
+      </w:r>
+      <w:r>
+        <w:rPr>
+          <w:rFonts w:ascii="Calibri" w:hAnsi="Calibri" w:cs="Calibri"/>
+          <w:b w:val="0"/>
           <w:spacing w:val="-1"/>
         </w:rPr>
       </w:r>
       <w:r>
         <w:rPr>
-          <w:rFonts w:ascii="Arial" w:hAnsi="Arial" w:cs="Arial"/>
-        </w:rPr>
-      </w:r>
-      <w:r>
-        <w:rPr>
-          <w:rFonts w:ascii="Arial" w:hAnsi="Arial" w:cs="Arial"/>
+          <w:rFonts w:ascii="Calibri" w:hAnsi="Calibri" w:cs="Calibri"/>
+          <w:b w:val="0"/>
+        </w:rPr>
+      </w:r>
+      <w:r>
+        <w:rPr>
+          <w:rFonts w:ascii="Calibri" w:hAnsi="Calibri" w:cs="Calibri"/>
+          <w:b w:val="0"/>
           <w:spacing w:val="-1"/>
         </w:rPr>
       </w:r>
       <w:r>
         <w:rPr>
-          <w:rFonts w:ascii="Arial" w:hAnsi="Arial" w:cs="Arial"/>
-        </w:rPr>
-      </w:r>
-      <w:r>
-        <w:rPr>
-          <w:rFonts w:ascii="Arial" w:hAnsi="Arial" w:cs="Arial"/>
-        </w:rPr>
-      </w:r>
-      <w:r>
-        <w:rPr>
-          <w:rFonts w:ascii="Arial" w:hAnsi="Arial" w:cs="Arial"/>
-        </w:rPr>
-      </w:r>
-      <w:r>
-        <w:rPr>
-          <w:rFonts w:ascii="Arial" w:hAnsi="Arial" w:cs="Arial"/>
+          <w:rFonts w:ascii="Calibri" w:hAnsi="Calibri" w:cs="Calibri"/>
+          <w:b w:val="0"/>
+        </w:rPr>
+      </w:r>
+      <w:r>
+        <w:rPr>
+          <w:rFonts w:ascii="Calibri" w:hAnsi="Calibri" w:cs="Calibri"/>
+          <w:b w:val="0"/>
+        </w:rPr>
+      </w:r>
+      <w:r>
+        <w:rPr>
+          <w:rFonts w:ascii="Calibri" w:hAnsi="Calibri" w:cs="Calibri"/>
+          <w:b w:val="0"/>
+        </w:rPr>
+      </w:r>
+      <w:r>
+        <w:rPr>
+          <w:rFonts w:ascii="Calibri" w:hAnsi="Calibri" w:cs="Calibri"/>
+          <w:b w:val="0"/>
           <w:spacing w:val="-2"/>
         </w:rPr>
       </w:r>
       <w:proofErr w:type="spellStart"/>
       <w:r>
         <w:rPr>
-          <w:rFonts w:ascii="Arial" w:hAnsi="Arial" w:cs="Arial"/>
+          <w:rFonts w:ascii="Calibri" w:hAnsi="Calibri" w:cs="Calibri"/>
+          <w:b w:val="0"/>
         </w:rPr>
       </w:r>
       <w:proofErr w:type="spellEnd"/>
       <w:r>
         <w:rPr>
-          <w:rFonts w:ascii="Arial" w:hAnsi="Arial" w:cs="Arial"/>
-        </w:rPr>
-      </w:r>
-      <w:r>
-        <w:rPr>
-          <w:rFonts w:ascii="Arial" w:hAnsi="Arial" w:cs="Arial"/>
-        </w:rPr>
-      </w:r>
-      <w:r>
-        <w:rPr>
-          <w:rFonts w:ascii="Arial" w:hAnsi="Arial" w:cs="Arial"/>
-        </w:rPr>
-      </w:r>
-      <w:r>
-        <w:rPr>
-          <w:rFonts w:ascii="Arial" w:hAnsi="Arial" w:cs="Arial"/>
+          <w:rFonts w:ascii="Calibri" w:hAnsi="Calibri" w:cs="Calibri"/>
+          <w:b w:val="0"/>
+        </w:rPr>
+      </w:r>
+      <w:r>
+        <w:rPr>
+          <w:rFonts w:ascii="Calibri" w:hAnsi="Calibri" w:cs="Calibri"/>
+          <w:b w:val="0"/>
+        </w:rPr>
+      </w:r>
+      <w:r>
+        <w:rPr>
+          <w:rFonts w:ascii="Calibri" w:hAnsi="Calibri" w:cs="Calibri"/>
+          <w:b w:val="0"/>
+        </w:rPr>
+      </w:r>
+      <w:r>
+        <w:rPr>
+          <w:rFonts w:ascii="Calibri" w:hAnsi="Calibri" w:cs="Calibri"/>
+          <w:b w:val="0"/>
           <w:spacing w:val="-2"/>
         </w:rPr>
       </w:r>
       <w:r>
         <w:rPr>
-          <w:rFonts w:ascii="Arial" w:hAnsi="Arial" w:cs="Arial"/>
-        </w:rPr>
-      </w:r>
-      <w:r>
-        <w:rPr>
-          <w:rFonts w:ascii="Arial" w:hAnsi="Arial" w:cs="Arial"/>
-        </w:rPr>
-      </w:r>
-      <w:r>
-        <w:rPr>
-          <w:rFonts w:ascii="Arial" w:hAnsi="Arial" w:cs="Arial"/>
-        </w:rPr>
-      </w:r>
-      <w:r>
-        <w:rPr>
-          <w:rFonts w:ascii="Arial" w:hAnsi="Arial" w:cs="Arial"/>
+          <w:rFonts w:ascii="Calibri" w:hAnsi="Calibri" w:cs="Calibri"/>
+          <w:b w:val="0"/>
+        </w:rPr>
+      </w:r>
+      <w:r>
+        <w:rPr>
+          <w:rFonts w:ascii="Calibri" w:hAnsi="Calibri" w:cs="Calibri"/>
+          <w:b w:val="0"/>
+        </w:rPr>
+      </w:r>
+      <w:r>
+        <w:rPr>
+          <w:rFonts w:ascii="Calibri" w:hAnsi="Calibri" w:cs="Calibri"/>
+          <w:b w:val="0"/>
+        </w:rPr>
+      </w:r>
+      <w:r>
+        <w:rPr>
+          <w:rFonts w:ascii="Calibri" w:hAnsi="Calibri" w:cs="Calibri"/>
+          <w:b w:val="0"/>
           <w:spacing w:val="-2"/>
         </w:rPr>
       </w:r>
       <w:r>
         <w:rPr>
-          <w:rFonts w:ascii="Arial" w:hAnsi="Arial" w:cs="Arial"/>
-        </w:rPr>
-      </w:r>
-      <w:r>
-        <w:rPr>
-          <w:rFonts w:ascii="Arial" w:hAnsi="Arial" w:cs="Arial"/>
-        </w:rPr>
-      </w:r>
-      <w:r>
-        <w:rPr>
-          <w:rFonts w:ascii="Arial" w:hAnsi="Arial" w:cs="Arial"/>
-        </w:rPr>
-      </w:r>
-      <w:r>
-        <w:rPr>
-          <w:rFonts w:ascii="Arial" w:hAnsi="Arial" w:cs="Arial"/>
+          <w:rFonts w:ascii="Calibri" w:hAnsi="Calibri" w:cs="Calibri"/>
+          <w:b w:val="0"/>
+        </w:rPr>
+      </w:r>
+      <w:r>
+        <w:rPr>
+          <w:rFonts w:ascii="Calibri" w:hAnsi="Calibri" w:cs="Calibri"/>
+          <w:b w:val="0"/>
+        </w:rPr>
+      </w:r>
+      <w:r>
+        <w:rPr>
+          <w:rFonts w:ascii="Calibri" w:hAnsi="Calibri" w:cs="Calibri"/>
+          <w:b w:val="0"/>
+        </w:rPr>
+      </w:r>
+      <w:r>
+        <w:rPr>
+          <w:rFonts w:ascii="Calibri" w:hAnsi="Calibri" w:cs="Calibri"/>
+          <w:b w:val="0"/>
         </w:rPr>
       </w:r>
       <w:proofErr w:type="gramStart"/>
       <w:r>
         <w:rPr>
-          <w:rFonts w:ascii="Arial" w:hAnsi="Arial" w:cs="Arial"/>
-        </w:rPr>
-      </w:r>
-      <w:r>
-        <w:rPr>
-          <w:rFonts w:ascii="Arial" w:hAnsi="Arial" w:cs="Arial"/>
+          <w:rFonts w:ascii="Calibri" w:hAnsi="Calibri" w:cs="Calibri"/>
+          <w:b w:val="0"/>
+        </w:rPr>
+      </w:r>
+      <w:r>
+        <w:rPr>
+          <w:rFonts w:ascii="Calibri" w:hAnsi="Calibri" w:cs="Calibri"/>
+          <w:b w:val="0"/>
           <w:spacing w:val="49"/>
         </w:rPr>
       </w:r>
       <w:r>
         <w:rPr>
-          <w:rFonts w:ascii="Arial" w:hAnsi="Arial" w:cs="Arial"/>
+          <w:rFonts w:ascii="Calibri" w:hAnsi="Calibri" w:cs="Calibri"/>
+          <w:b w:val="0"/>
         </w:rPr>
       </w:r>
       <w:proofErr w:type="gramEnd"/>
       <w:r>
         <w:rPr>
-          <w:rFonts w:ascii="Arial" w:hAnsi="Arial" w:cs="Arial"/>
-        </w:rPr>
-      </w:r>
-      <w:r>
-        <w:rPr>
-          <w:rFonts w:ascii="Arial" w:hAnsi="Arial" w:cs="Arial"/>
-        </w:rPr>
-      </w:r>
-      <w:r>
-        <w:rPr>
-          <w:rFonts w:ascii="Arial" w:hAnsi="Arial" w:cs="Arial"/>
+          <w:rFonts w:ascii="Calibri" w:hAnsi="Calibri" w:cs="Calibri"/>
+          <w:b w:val="0"/>
+        </w:rPr>
+      </w:r>
+      <w:r>
+        <w:rPr>
+          <w:rFonts w:ascii="Calibri" w:hAnsi="Calibri" w:cs="Calibri"/>
+          <w:b w:val="0"/>
+        </w:rPr>
+      </w:r>
+      <w:r>
+        <w:rPr>
+          <w:rFonts w:ascii="Calibri" w:hAnsi="Calibri" w:cs="Calibri"/>
+          <w:b w:val="0"/>
           <w:spacing w:val="40"/>
         </w:rPr>
       </w:r>
       <w:r>
         <w:rPr>
-          <w:rFonts w:ascii="Arial" w:hAnsi="Arial" w:cs="Arial"/>
-        </w:rPr>
-      </w:r>
-      <w:r>
-        <w:rPr>
-          <w:rFonts w:ascii="Arial" w:hAnsi="Arial" w:cs="Arial"/>
+          <w:rFonts w:ascii="Calibri" w:hAnsi="Calibri" w:cs="Calibri"/>
+          <w:b w:val="0"/>
+        </w:rPr>
+      </w:r>
+      <w:r>
+        <w:rPr>
+          <w:rFonts w:ascii="Calibri" w:hAnsi="Calibri" w:cs="Calibri"/>
+          <w:b w:val="0"/>
           <w:spacing w:val="38"/>
         </w:rPr>
       </w:r>
       <w:r>
         <w:rPr>
-          <w:rFonts w:ascii="Arial" w:hAnsi="Arial" w:cs="Arial"/>
-        </w:rPr>
-      </w:r>
-      <w:r>
-        <w:rPr>
-          <w:rFonts w:ascii="Arial" w:hAnsi="Arial" w:cs="Arial"/>
-        </w:rPr>
-      </w:r>
-      <w:r>
-        <w:rPr>
-          <w:rFonts w:ascii="Arial" w:hAnsi="Arial" w:cs="Arial"/>
-        </w:rPr>
-      </w:r>
-      <w:r>
-        <w:rPr>
-          <w:rFonts w:ascii="Arial" w:hAnsi="Arial" w:cs="Arial"/>
+          <w:rFonts w:ascii="Calibri" w:hAnsi="Calibri" w:cs="Calibri"/>
+          <w:b w:val="0"/>
+        </w:rPr>
+      </w:r>
+      <w:r>
+        <w:rPr>
+          <w:rFonts w:ascii="Calibri" w:hAnsi="Calibri" w:cs="Calibri"/>
+          <w:b w:val="0"/>
+        </w:rPr>
+      </w:r>
+      <w:r>
+        <w:rPr>
+          <w:rFonts w:ascii="Calibri" w:hAnsi="Calibri" w:cs="Calibri"/>
+          <w:b w:val="0"/>
+        </w:rPr>
+      </w:r>
+      <w:r>
+        <w:rPr>
+          <w:rFonts w:ascii="Calibri" w:hAnsi="Calibri" w:cs="Calibri"/>
+          <w:b w:val="0"/>
           <w:spacing w:val="22"/>
         </w:rPr>
       </w:r>
       <w:r>
         <w:rPr>
-          <w:rFonts w:ascii="Arial" w:hAnsi="Arial" w:cs="Arial"/>
-        </w:rPr>
-      </w:r>
-      <w:r>
-        <w:rPr>
-          <w:rFonts w:ascii="Arial" w:hAnsi="Arial" w:cs="Arial"/>
-        </w:rPr>
-      </w:r>
-      <w:r>
-        <w:rPr>
-          <w:rFonts w:ascii="Arial" w:hAnsi="Arial" w:cs="Arial"/>
-        </w:rPr>
-      </w:r>
-      <w:r>
-        <w:rPr>
-          <w:rFonts w:ascii="Arial" w:hAnsi="Arial" w:cs="Arial"/>
-          <w:b/>
-        </w:rPr>
-      </w:r>
-      <w:r>
-        <w:rPr>
-          <w:rFonts w:ascii="Arial" w:hAnsi="Arial" w:cs="Arial"/>
+          <w:rFonts w:ascii="Calibri" w:hAnsi="Calibri" w:cs="Calibri"/>
+          <w:b w:val="0"/>
+        </w:rPr>
+      </w:r>
+      <w:r>
+        <w:rPr>
+          <w:rFonts w:ascii="Calibri" w:hAnsi="Calibri" w:cs="Calibri"/>
+          <w:b w:val="0"/>
+        </w:rPr>
+      </w:r>
+      <w:r>
+        <w:rPr>
+          <w:rFonts w:ascii="Calibri" w:hAnsi="Calibri" w:cs="Calibri"/>
+          <w:b w:val="0"/>
+        </w:rPr>
+      </w:r>
+      <w:r>
+        <w:rPr>
+          <w:rFonts w:ascii="Calibri" w:hAnsi="Calibri" w:cs="Calibri"/>
+          <w:b w:val="0"/>
+        </w:rPr>
+      </w:r>
+      <w:r>
+        <w:rPr>
+          <w:rFonts w:ascii="Calibri" w:hAnsi="Calibri" w:cs="Calibri"/>
+          <w:b w:val="0"/>
         </w:rPr>
       </w:r>
       <w:proofErr w:type="spellStart"/>
       <w:r>
         <w:rPr>
-          <w:rFonts w:ascii="Arial" w:hAnsi="Arial" w:cs="Arial"/>
+          <w:rFonts w:ascii="Calibri" w:hAnsi="Calibri" w:cs="Calibri"/>
+          <w:b w:val="0"/>
         </w:rPr>
       </w:r>
       <w:proofErr w:type="spellEnd"/>
       <w:r>
         <w:rPr>
-          <w:rFonts w:ascii="Arial" w:hAnsi="Arial" w:cs="Arial"/>
+          <w:rFonts w:ascii="Calibri" w:hAnsi="Calibri" w:cs="Calibri"/>
+          <w:b w:val="0"/>
         </w:rPr>
       </w:r>
     </w:p>
     <w:p>
       <w:pPr>
         <w:pStyle w:val="Corpotesto"/>
-        <w:spacing w:before="4"/>
+        <w:spacing w:before="4" w:line="240" w:lineRule="auto"/>
         <w:ind w:left="0" w:right="56"/>
         <w:rPr>
           <w:rFonts w:ascii="Arial" w:hAnsi="Arial" w:cs="Arial"/>
@@ -1645,7 +2425,9 @@
     </w:p>
     <w:p>
       <w:pPr>
-        <w:spacing w:before="91"/>
+        <w:keepLines/>
+        <w:keepNext/>
+        <w:spacing w:before="91" w:line="240" w:lineRule="auto"/>
         <w:ind w:right="56"/>
         <w:jc w:val="center"/>
         <w:rPr>
@@ -1655,7 +2437,7 @@
       </w:pPr>
       <w:r>
         <w:rPr>
-          <w:rFonts w:ascii="Arial" w:hAnsi="Arial" w:cs="Arial"/>
+          <w:rFonts w:ascii="Calibri" w:hAnsi="Calibri" w:cs="Calibri"/>
           <w:b/>
         </w:rPr>
         <w:t>PREMESSO che</w:t>
@@ -1664,7 +2446,7 @@
     <w:p>
       <w:pPr>
         <w:pStyle w:val="Corpotesto"/>
-        <w:spacing w:before="1"/>
+        <w:spacing w:before="1" w:line="240" w:lineRule="auto"/>
         <w:ind w:left="0" w:right="56"/>
         <w:rPr>
           <w:rFonts w:ascii="Arial" w:hAnsi="Arial" w:cs="Arial"/>
@@ -1684,7 +2466,7 @@
         <w:tabs>
           <w:tab w:val="left" w:pos="426"/>
         </w:tabs>
-        <w:spacing w:before="0"/>
+        <w:spacing w:before="0" w:line="240" w:lineRule="auto"/>
         <w:ind w:left="0" w:right="56" w:firstLine="0"/>
         <w:rPr>
           <w:rFonts w:ascii="Arial" w:hAnsi="Arial" w:cs="Arial"/>
@@ -1692,33 +2474,33 @@
       </w:pPr>
       <w:r>
         <w:rPr>
-          <w:rFonts w:ascii="Arial" w:hAnsi="Arial" w:cs="Arial"/>
+          <w:rFonts w:ascii="Calibri" w:hAnsi="Calibri" w:cs="Calibri"/>
         </w:rPr>
         <w:t>il Provider, ID ,</w:t>
       </w:r>
       <w:proofErr w:type="gramStart"/>
       <w:r>
         <w:rPr>
-          <w:rFonts w:ascii="Arial" w:hAnsi="Arial" w:cs="Arial"/>
+          <w:rFonts w:ascii="Calibri" w:hAnsi="Calibri" w:cs="Calibri"/>
         </w:rPr>
         <w:t xml:space="preserve">1328 </w:t>
       </w:r>
       <w:r>
         <w:rPr>
-          <w:rFonts w:ascii="Arial" w:hAnsi="Arial" w:cs="Arial"/>
+          <w:rFonts w:ascii="Calibri" w:hAnsi="Calibri" w:cs="Calibri"/>
         </w:rPr>
         <w:t xml:space="preserve"> è</w:t>
       </w:r>
       <w:proofErr w:type="gramEnd"/>
       <w:r>
         <w:rPr>
-          <w:rFonts w:ascii="Arial" w:hAnsi="Arial" w:cs="Arial"/>
+          <w:rFonts w:ascii="Calibri" w:hAnsi="Calibri" w:cs="Calibri"/>
         </w:rPr>
         <w:t xml:space="preserve"> un soggetto  attivo  e  qualificato  nel  campo  della Formazione Continua in Sanità (ECM) e pertanto è abilitato e accreditato a livello Nazionale presso </w:t>
       </w:r>
       <w:r>
         <w:rPr>
-          <w:rFonts w:ascii="Arial" w:hAnsi="Arial" w:cs="Arial"/>
+          <w:rFonts w:ascii="Calibri" w:hAnsi="Calibri" w:cs="Calibri"/>
         </w:rPr>
         <w:t>la Commissione Nazionale per la Formazione Continua a realizzare attività formative riconosciute idonee per l’ECM, individuando ed attribuendo direttamente i crediti ai partecipanti;</w:t>
       </w:r>
@@ -1729,7 +2511,7 @@
         <w:tabs>
           <w:tab w:val="left" w:pos="426"/>
         </w:tabs>
-        <w:spacing w:before="0"/>
+        <w:spacing w:before="0" w:line="240" w:lineRule="auto"/>
         <w:ind w:left="0" w:right="56" w:firstLine="0"/>
         <w:rPr>
           <w:rFonts w:ascii="Arial" w:hAnsi="Arial" w:cs="Arial"/>
@@ -1746,7 +2528,7 @@
         <w:tabs>
           <w:tab w:val="left" w:pos="426"/>
         </w:tabs>
-        <w:spacing w:before="1"/>
+        <w:spacing w:before="1" w:line="240" w:lineRule="auto"/>
         <w:ind w:left="0" w:right="56" w:firstLine="0"/>
         <w:rPr>
           <w:rFonts w:ascii="Arial" w:hAnsi="Arial" w:cs="Arial"/>
@@ -1754,7 +2536,7 @@
       </w:pPr>
       <w:r>
         <w:rPr>
-          <w:rFonts w:ascii="Arial" w:hAnsi="Arial" w:cs="Arial"/>
+          <w:rFonts w:ascii="Calibri" w:hAnsi="Calibri" w:cs="Calibri"/>
         </w:rPr>
         <w:t>il Provider, nel pieno rispetto dell’Accordo Stato-Regioni del 2 febbraio 2017 con cui il Governo, le Regioni e le Province autonome di Trento e Bolzano hanno approvato il documento "La formazione continua nel settore Salute"(di seguito per brevità “Accordo”), del Manuale nazionale di accreditamento per l’erogazione di eventi ECM e di tutta la normativa applicabile in materia di Educazione Continua in Medicina (di seguito “Normativa ECM”), ha progettato ed intende erogare, sotto la propria responsabilità, un Evento ECM finalizzato all’aggiornamento professionale del Medico Chirurgo e del Farmacista dal titolo {{ event.name }} che si terrà a {{ event.location }} nel giorno {{ event.start_date|format_date }}, meglio descritto nell’Allegato 1) (di seguito “Evento”);</w:t>
       </w:r>
@@ -1768,168 +2550,168 @@
       </w:hyperlink>
       <w:r>
         <w:rPr>
-          <w:rFonts w:ascii="Arial" w:hAnsi="Arial" w:cs="Arial"/>
-        </w:rPr>
-      </w:r>
-      <w:r>
-        <w:rPr>
-          <w:rFonts w:ascii="Arial" w:hAnsi="Arial" w:cs="Arial"/>
+          <w:rFonts w:ascii="Calibri" w:hAnsi="Calibri" w:cs="Calibri"/>
+        </w:rPr>
+      </w:r>
+      <w:r>
+        <w:rPr>
+          <w:rFonts w:ascii="Calibri" w:hAnsi="Calibri" w:cs="Calibri"/>
           <w:b/>
         </w:rPr>
       </w:r>
       <w:r>
         <w:rPr>
-          <w:rFonts w:ascii="Arial" w:hAnsi="Arial" w:cs="Arial"/>
-        </w:rPr>
-      </w:r>
-      <w:r>
-        <w:rPr>
-          <w:rFonts w:ascii="Arial" w:hAnsi="Arial" w:cs="Arial"/>
+          <w:rFonts w:ascii="Calibri" w:hAnsi="Calibri" w:cs="Calibri"/>
+        </w:rPr>
+      </w:r>
+      <w:r>
+        <w:rPr>
+          <w:rFonts w:ascii="Calibri" w:hAnsi="Calibri" w:cs="Calibri"/>
           <w:spacing w:val="4"/>
         </w:rPr>
       </w:r>
       <w:r>
         <w:rPr>
-          <w:rFonts w:ascii="Arial" w:hAnsi="Arial" w:cs="Arial"/>
-        </w:rPr>
-      </w:r>
-      <w:r>
-        <w:rPr>
-          <w:rFonts w:ascii="Arial" w:hAnsi="Arial" w:cs="Arial"/>
+          <w:rFonts w:ascii="Calibri" w:hAnsi="Calibri" w:cs="Calibri"/>
+        </w:rPr>
+      </w:r>
+      <w:r>
+        <w:rPr>
+          <w:rFonts w:ascii="Calibri" w:hAnsi="Calibri" w:cs="Calibri"/>
           <w:spacing w:val="6"/>
         </w:rPr>
       </w:r>
       <w:r>
         <w:rPr>
-          <w:rFonts w:ascii="Arial" w:hAnsi="Arial" w:cs="Arial"/>
-        </w:rPr>
-      </w:r>
-      <w:r>
-        <w:rPr>
-          <w:rFonts w:ascii="Arial" w:hAnsi="Arial" w:cs="Arial"/>
-        </w:rPr>
-      </w:r>
-      <w:r>
-        <w:rPr>
-          <w:rFonts w:ascii="Arial" w:hAnsi="Arial" w:cs="Arial"/>
-        </w:rPr>
-      </w:r>
-      <w:r>
-        <w:rPr>
-          <w:rFonts w:ascii="Arial" w:hAnsi="Arial" w:cs="Arial"/>
+          <w:rFonts w:ascii="Calibri" w:hAnsi="Calibri" w:cs="Calibri"/>
+        </w:rPr>
+      </w:r>
+      <w:r>
+        <w:rPr>
+          <w:rFonts w:ascii="Calibri" w:hAnsi="Calibri" w:cs="Calibri"/>
+        </w:rPr>
+      </w:r>
+      <w:r>
+        <w:rPr>
+          <w:rFonts w:ascii="Calibri" w:hAnsi="Calibri" w:cs="Calibri"/>
+        </w:rPr>
+      </w:r>
+      <w:r>
+        <w:rPr>
+          <w:rFonts w:ascii="Calibri" w:hAnsi="Calibri" w:cs="Calibri"/>
           <w:spacing w:val="54"/>
         </w:rPr>
       </w:r>
       <w:r>
         <w:rPr>
-          <w:rFonts w:ascii="Arial" w:hAnsi="Arial" w:cs="Arial"/>
-        </w:rPr>
-      </w:r>
-      <w:r>
-        <w:rPr>
-          <w:rFonts w:ascii="Arial" w:hAnsi="Arial" w:cs="Arial"/>
-        </w:rPr>
-      </w:r>
-      <w:r>
-        <w:rPr>
-          <w:rFonts w:ascii="Arial" w:hAnsi="Arial" w:cs="Arial"/>
-        </w:rPr>
-      </w:r>
-      <w:r>
-        <w:rPr>
-          <w:rFonts w:ascii="Arial" w:hAnsi="Arial" w:cs="Arial"/>
-        </w:rPr>
-      </w:r>
-      <w:r>
-        <w:rPr>
-          <w:rFonts w:ascii="Arial" w:hAnsi="Arial" w:cs="Arial"/>
-        </w:rPr>
-      </w:r>
-      <w:r>
-        <w:rPr>
-          <w:rFonts w:ascii="Arial" w:hAnsi="Arial" w:cs="Arial"/>
-        </w:rPr>
-      </w:r>
-      <w:r>
-        <w:rPr>
-          <w:rFonts w:ascii="Arial" w:hAnsi="Arial" w:cs="Arial"/>
-        </w:rPr>
-      </w:r>
-      <w:r>
-        <w:rPr>
-          <w:rFonts w:ascii="Arial" w:hAnsi="Arial" w:cs="Arial"/>
-        </w:rPr>
-      </w:r>
-      <w:r>
-        <w:rPr>
-          <w:rFonts w:ascii="Arial" w:hAnsi="Arial" w:cs="Arial"/>
-        </w:rPr>
-      </w:r>
-      <w:r>
-        <w:rPr>
-          <w:rFonts w:ascii="Arial" w:hAnsi="Arial" w:cs="Arial"/>
-        </w:rPr>
-      </w:r>
-      <w:r>
-        <w:rPr>
-          <w:rFonts w:ascii="Arial" w:hAnsi="Arial" w:cs="Arial"/>
-        </w:rPr>
-      </w:r>
-      <w:r>
-        <w:rPr>
-          <w:rFonts w:ascii="Arial" w:hAnsi="Arial" w:cs="Arial"/>
-        </w:rPr>
-      </w:r>
-      <w:r>
-        <w:rPr>
-          <w:rFonts w:ascii="Arial" w:hAnsi="Arial" w:cs="Arial"/>
-        </w:rPr>
-      </w:r>
-      <w:r>
-        <w:rPr>
-          <w:rFonts w:ascii="Arial" w:hAnsi="Arial" w:cs="Arial"/>
-        </w:rPr>
-      </w:r>
-      <w:r>
-        <w:rPr>
-          <w:rFonts w:ascii="Arial" w:hAnsi="Arial" w:cs="Arial"/>
-        </w:rPr>
-      </w:r>
-      <w:r>
-        <w:rPr>
-          <w:rFonts w:ascii="Arial" w:hAnsi="Arial" w:cs="Arial"/>
-        </w:rPr>
-      </w:r>
-      <w:r>
-        <w:rPr>
-          <w:rFonts w:ascii="Arial" w:hAnsi="Arial" w:cs="Arial"/>
-        </w:rPr>
-      </w:r>
-      <w:r>
-        <w:rPr>
-          <w:rFonts w:ascii="Arial" w:hAnsi="Arial" w:cs="Arial"/>
+          <w:rFonts w:ascii="Calibri" w:hAnsi="Calibri" w:cs="Calibri"/>
+        </w:rPr>
+      </w:r>
+      <w:r>
+        <w:rPr>
+          <w:rFonts w:ascii="Calibri" w:hAnsi="Calibri" w:cs="Calibri"/>
+        </w:rPr>
+      </w:r>
+      <w:r>
+        <w:rPr>
+          <w:rFonts w:ascii="Calibri" w:hAnsi="Calibri" w:cs="Calibri"/>
+        </w:rPr>
+      </w:r>
+      <w:r>
+        <w:rPr>
+          <w:rFonts w:ascii="Calibri" w:hAnsi="Calibri" w:cs="Calibri"/>
+        </w:rPr>
+      </w:r>
+      <w:r>
+        <w:rPr>
+          <w:rFonts w:ascii="Calibri" w:hAnsi="Calibri" w:cs="Calibri"/>
+        </w:rPr>
+      </w:r>
+      <w:r>
+        <w:rPr>
+          <w:rFonts w:ascii="Calibri" w:hAnsi="Calibri" w:cs="Calibri"/>
+        </w:rPr>
+      </w:r>
+      <w:r>
+        <w:rPr>
+          <w:rFonts w:ascii="Calibri" w:hAnsi="Calibri" w:cs="Calibri"/>
+        </w:rPr>
+      </w:r>
+      <w:r>
+        <w:rPr>
+          <w:rFonts w:ascii="Calibri" w:hAnsi="Calibri" w:cs="Calibri"/>
+        </w:rPr>
+      </w:r>
+      <w:r>
+        <w:rPr>
+          <w:rFonts w:ascii="Calibri" w:hAnsi="Calibri" w:cs="Calibri"/>
+        </w:rPr>
+      </w:r>
+      <w:r>
+        <w:rPr>
+          <w:rFonts w:ascii="Calibri" w:hAnsi="Calibri" w:cs="Calibri"/>
+        </w:rPr>
+      </w:r>
+      <w:r>
+        <w:rPr>
+          <w:rFonts w:ascii="Calibri" w:hAnsi="Calibri" w:cs="Calibri"/>
+        </w:rPr>
+      </w:r>
+      <w:r>
+        <w:rPr>
+          <w:rFonts w:ascii="Calibri" w:hAnsi="Calibri" w:cs="Calibri"/>
+        </w:rPr>
+      </w:r>
+      <w:r>
+        <w:rPr>
+          <w:rFonts w:ascii="Calibri" w:hAnsi="Calibri" w:cs="Calibri"/>
+        </w:rPr>
+      </w:r>
+      <w:r>
+        <w:rPr>
+          <w:rFonts w:ascii="Calibri" w:hAnsi="Calibri" w:cs="Calibri"/>
+        </w:rPr>
+      </w:r>
+      <w:r>
+        <w:rPr>
+          <w:rFonts w:ascii="Calibri" w:hAnsi="Calibri" w:cs="Calibri"/>
+        </w:rPr>
+      </w:r>
+      <w:r>
+        <w:rPr>
+          <w:rFonts w:ascii="Calibri" w:hAnsi="Calibri" w:cs="Calibri"/>
+        </w:rPr>
+      </w:r>
+      <w:r>
+        <w:rPr>
+          <w:rFonts w:ascii="Calibri" w:hAnsi="Calibri" w:cs="Calibri"/>
+        </w:rPr>
+      </w:r>
+      <w:r>
+        <w:rPr>
+          <w:rFonts w:ascii="Calibri" w:hAnsi="Calibri" w:cs="Calibri"/>
           <w:b/>
         </w:rPr>
       </w:r>
       <w:r>
         <w:rPr>
-          <w:rFonts w:ascii="Arial" w:hAnsi="Arial" w:cs="Arial"/>
-        </w:rPr>
-      </w:r>
-      <w:r>
-        <w:rPr>
-          <w:rFonts w:ascii="Arial" w:hAnsi="Arial" w:cs="Arial"/>
+          <w:rFonts w:ascii="Calibri" w:hAnsi="Calibri" w:cs="Calibri"/>
+        </w:rPr>
+      </w:r>
+      <w:r>
+        <w:rPr>
+          <w:rFonts w:ascii="Calibri" w:hAnsi="Calibri" w:cs="Calibri"/>
           <w:b/>
         </w:rPr>
       </w:r>
       <w:r>
         <w:rPr>
-          <w:rFonts w:ascii="Arial" w:hAnsi="Arial" w:cs="Arial"/>
-        </w:rPr>
-      </w:r>
-      <w:r>
-        <w:rPr>
-          <w:rFonts w:ascii="Arial" w:hAnsi="Arial" w:cs="Arial"/>
+          <w:rFonts w:ascii="Calibri" w:hAnsi="Calibri" w:cs="Calibri"/>
+        </w:rPr>
+      </w:r>
+      <w:r>
+        <w:rPr>
+          <w:rFonts w:ascii="Calibri" w:hAnsi="Calibri" w:cs="Calibri"/>
         </w:rPr>
       </w:r>
     </w:p>
@@ -1939,7 +2721,7 @@
         <w:tabs>
           <w:tab w:val="left" w:pos="426"/>
         </w:tabs>
-        <w:spacing w:before="11"/>
+        <w:spacing w:before="11" w:line="240" w:lineRule="auto"/>
         <w:ind w:left="0" w:right="56"/>
         <w:rPr>
           <w:rFonts w:ascii="Arial" w:hAnsi="Arial" w:cs="Arial"/>
@@ -1959,7 +2741,7 @@
           <w:tab w:val="left" w:pos="426"/>
           <w:tab w:val="left" w:pos="922"/>
         </w:tabs>
-        <w:spacing w:before="0"/>
+        <w:spacing w:before="0" w:line="240" w:lineRule="auto"/>
         <w:ind w:left="0" w:right="56" w:firstLine="0"/>
         <w:rPr>
           <w:rFonts w:ascii="Arial" w:hAnsi="Arial" w:cs="Arial"/>
@@ -1967,34 +2749,34 @@
       </w:pPr>
       <w:r>
         <w:rPr>
-          <w:rFonts w:ascii="Arial" w:hAnsi="Arial" w:cs="Arial"/>
+          <w:rFonts w:ascii="Calibri" w:hAnsi="Calibri" w:cs="Calibri"/>
         </w:rPr>
         <w:t xml:space="preserve">il Provider, nel rispetto </w:t>
       </w:r>
       <w:proofErr w:type="gramStart"/>
       <w:r>
         <w:rPr>
-          <w:rFonts w:ascii="Arial" w:hAnsi="Arial" w:cs="Arial"/>
+          <w:rFonts w:ascii="Calibri" w:hAnsi="Calibri" w:cs="Calibri"/>
         </w:rPr>
         <w:t>dell’ “</w:t>
       </w:r>
       <w:proofErr w:type="gramEnd"/>
       <w:r>
         <w:rPr>
-          <w:rFonts w:ascii="Arial" w:hAnsi="Arial" w:cs="Arial"/>
+          <w:rFonts w:ascii="Calibri" w:hAnsi="Calibri" w:cs="Calibri"/>
         </w:rPr>
         <w:t>Accordo” di cui sopra e dell’art. 124 del D. Lgs.24 aprile 2006, n. 219, intende acquisire sponsorizzazioni per assicurarsi finanziamenti per la realizzazione</w:t>
       </w:r>
       <w:r>
         <w:rPr>
-          <w:rFonts w:ascii="Arial" w:hAnsi="Arial" w:cs="Arial"/>
+          <w:rFonts w:ascii="Calibri" w:hAnsi="Calibri" w:cs="Calibri"/>
           <w:spacing w:val="-2"/>
         </w:rPr>
         <w:t xml:space="preserve"> </w:t>
       </w:r>
       <w:r>
         <w:rPr>
-          <w:rFonts w:ascii="Arial" w:hAnsi="Arial" w:cs="Arial"/>
+          <w:rFonts w:ascii="Calibri" w:hAnsi="Calibri" w:cs="Calibri"/>
         </w:rPr>
         <w:t>dell’Evento;</w:t>
       </w:r>
@@ -2005,6 +2787,7 @@
         <w:tabs>
           <w:tab w:val="left" w:pos="426"/>
         </w:tabs>
+        <w:spacing w:line="240" w:lineRule="auto"/>
         <w:ind w:left="0" w:right="56"/>
         <w:rPr>
           <w:rFonts w:ascii="Arial" w:hAnsi="Arial" w:cs="Arial"/>
@@ -2024,7 +2807,7 @@
           <w:tab w:val="left" w:pos="426"/>
           <w:tab w:val="left" w:pos="922"/>
         </w:tabs>
-        <w:spacing w:before="2"/>
+        <w:spacing w:before="2" w:line="240" w:lineRule="auto"/>
         <w:ind w:left="0" w:right="56" w:firstLine="0"/>
         <w:rPr>
           <w:rFonts w:ascii="Arial" w:hAnsi="Arial" w:cs="Arial"/>
@@ -2032,30 +2815,30 @@
       </w:pPr>
       <w:r>
         <w:rPr>
-          <w:rFonts w:ascii="Arial" w:hAnsi="Arial" w:cs="Arial"/>
+          <w:rFonts w:ascii="Calibri" w:hAnsi="Calibri" w:cs="Calibri"/>
         </w:rPr>
         <w:t>lo Sponsor ha per oggetto sociale l’attività di commercio, tra le altre, di {{ sponsor.business_description|default('________________', true) }} ed è interessato a sponsorizzare eventi finalizzati alla formazione ed all’aggiornamento professionale;</w:t>
       </w:r>
       <w:r>
         <w:rPr>
-          <w:rFonts w:ascii="Arial" w:hAnsi="Arial" w:cs="Arial"/>
+          <w:rFonts w:ascii="Calibri" w:hAnsi="Calibri" w:cs="Calibri"/>
           <w:spacing w:val="-10"/>
         </w:rPr>
       </w:r>
       <w:r>
         <w:rPr>
-          <w:rFonts w:ascii="Arial" w:hAnsi="Arial" w:cs="Arial"/>
+          <w:rFonts w:ascii="Calibri" w:hAnsi="Calibri" w:cs="Calibri"/>
           <w:spacing w:val="-10"/>
         </w:rPr>
       </w:r>
       <w:r>
         <w:rPr>
-          <w:rFonts w:ascii="Arial" w:hAnsi="Arial" w:cs="Arial"/>
-        </w:rPr>
-      </w:r>
-      <w:r>
-        <w:rPr>
-          <w:rFonts w:ascii="Arial" w:hAnsi="Arial" w:cs="Arial"/>
+          <w:rFonts w:ascii="Calibri" w:hAnsi="Calibri" w:cs="Calibri"/>
+        </w:rPr>
+      </w:r>
+      <w:r>
+        <w:rPr>
+          <w:rFonts w:ascii="Calibri" w:hAnsi="Calibri" w:cs="Calibri"/>
         </w:rPr>
       </w:r>
     </w:p>
@@ -2070,7 +2853,7 @@
           <w:tab w:val="left" w:pos="426"/>
           <w:tab w:val="left" w:pos="925"/>
         </w:tabs>
-        <w:spacing w:before="158"/>
+        <w:spacing w:before="60" w:line="240" w:lineRule="auto"/>
         <w:ind w:left="0" w:right="56" w:firstLine="0"/>
         <w:rPr>
           <w:rFonts w:ascii="Arial" w:hAnsi="Arial" w:cs="Arial"/>
@@ -2078,28 +2861,28 @@
       </w:pPr>
       <w:r>
         <w:rPr>
-          <w:rFonts w:ascii="Arial" w:hAnsi="Arial" w:cs="Arial"/>
+          <w:rFonts w:ascii="Calibri" w:hAnsi="Calibri" w:cs="Calibri"/>
         </w:rPr>
         <w:t>lo Sponsor, operando nella commercializzazione di {{ sponsor.business_description|default('________________', true) }} è interessato a supportare istituzionalmente e a sponsorizzare l’Evento in cambio di spazi di pubblicità o attività promozionali per il proprio nome e/o prodotti presso gli operatori sanitari;</w:t>
       </w:r>
       <w:r>
         <w:rPr>
-          <w:rFonts w:ascii="Arial" w:hAnsi="Arial" w:cs="Arial"/>
-        </w:rPr>
-      </w:r>
-      <w:r>
-        <w:rPr>
-          <w:rFonts w:ascii="Arial" w:hAnsi="Arial" w:cs="Arial"/>
-        </w:rPr>
-      </w:r>
-      <w:r>
-        <w:rPr>
-          <w:rFonts w:ascii="Arial" w:hAnsi="Arial" w:cs="Arial"/>
-        </w:rPr>
-      </w:r>
-      <w:r>
-        <w:rPr>
-          <w:rFonts w:ascii="Arial" w:hAnsi="Arial" w:cs="Arial"/>
+          <w:rFonts w:ascii="Calibri" w:hAnsi="Calibri" w:cs="Calibri"/>
+        </w:rPr>
+      </w:r>
+      <w:r>
+        <w:rPr>
+          <w:rFonts w:ascii="Calibri" w:hAnsi="Calibri" w:cs="Calibri"/>
+        </w:rPr>
+      </w:r>
+      <w:r>
+        <w:rPr>
+          <w:rFonts w:ascii="Calibri" w:hAnsi="Calibri" w:cs="Calibri"/>
+        </w:rPr>
+      </w:r>
+      <w:r>
+        <w:rPr>
+          <w:rFonts w:ascii="Calibri" w:hAnsi="Calibri" w:cs="Calibri"/>
         </w:rPr>
       </w:r>
     </w:p>
@@ -2109,7 +2892,7 @@
         <w:tabs>
           <w:tab w:val="left" w:pos="426"/>
         </w:tabs>
-        <w:spacing w:before="10"/>
+        <w:spacing w:before="10" w:line="240" w:lineRule="auto"/>
         <w:ind w:left="0" w:right="56"/>
         <w:rPr>
           <w:rFonts w:ascii="Arial" w:hAnsi="Arial" w:cs="Arial"/>
@@ -2129,7 +2912,7 @@
           <w:tab w:val="left" w:pos="426"/>
           <w:tab w:val="left" w:pos="922"/>
         </w:tabs>
-        <w:spacing w:before="0"/>
+        <w:spacing w:before="0" w:line="240" w:lineRule="auto"/>
         <w:ind w:left="0" w:right="56" w:firstLine="0"/>
         <w:rPr>
           <w:rFonts w:ascii="Arial" w:hAnsi="Arial" w:cs="Arial"/>
@@ -2137,20 +2920,20 @@
       </w:pPr>
       <w:r>
         <w:rPr>
-          <w:rFonts w:ascii="Arial" w:hAnsi="Arial" w:cs="Arial"/>
+          <w:rFonts w:ascii="Calibri" w:hAnsi="Calibri" w:cs="Calibri"/>
         </w:rPr>
         <w:t>il Provider ha sottoposto allo Sponsor il programma dell’Evento, chiedendo a quest’ultimo se fosse interessato a contribuirvi come</w:t>
       </w:r>
       <w:r>
         <w:rPr>
-          <w:rFonts w:ascii="Arial" w:hAnsi="Arial" w:cs="Arial"/>
+          <w:rFonts w:ascii="Calibri" w:hAnsi="Calibri" w:cs="Calibri"/>
           <w:spacing w:val="-11"/>
         </w:rPr>
         <w:t xml:space="preserve"> </w:t>
       </w:r>
       <w:r>
         <w:rPr>
-          <w:rFonts w:ascii="Arial" w:hAnsi="Arial" w:cs="Arial"/>
+          <w:rFonts w:ascii="Calibri" w:hAnsi="Calibri" w:cs="Calibri"/>
         </w:rPr>
         <w:t>sponsor;</w:t>
       </w:r>
@@ -2161,7 +2944,7 @@
         <w:tabs>
           <w:tab w:val="left" w:pos="426"/>
         </w:tabs>
-        <w:spacing w:before="1"/>
+        <w:spacing w:before="1" w:line="240" w:lineRule="auto"/>
         <w:ind w:left="0" w:right="56"/>
         <w:rPr>
           <w:rFonts w:ascii="Arial" w:hAnsi="Arial" w:cs="Arial"/>
@@ -2181,7 +2964,7 @@
           <w:tab w:val="left" w:pos="426"/>
           <w:tab w:val="left" w:pos="922"/>
         </w:tabs>
-        <w:spacing w:before="0"/>
+        <w:spacing w:before="0" w:line="240" w:lineRule="auto"/>
         <w:ind w:left="0" w:right="56" w:firstLine="0"/>
         <w:rPr>
           <w:rFonts w:ascii="Arial" w:hAnsi="Arial" w:cs="Arial"/>
@@ -2189,7 +2972,7 @@
       </w:pPr>
       <w:r>
         <w:rPr>
-          <w:rFonts w:ascii="Arial" w:hAnsi="Arial" w:cs="Arial"/>
+          <w:rFonts w:ascii="Calibri" w:hAnsi="Calibri" w:cs="Calibri"/>
         </w:rPr>
         <w:t>lo Sponsor si è dichiarato disponibile a sponsorizzare l’Evento ai termini e condizioni qui di seguito riportati.</w:t>
       </w:r>
@@ -2200,7 +2983,7 @@
         <w:tabs>
           <w:tab w:val="left" w:pos="426"/>
         </w:tabs>
-        <w:spacing w:before="2"/>
+        <w:spacing w:before="2" w:line="240" w:lineRule="auto"/>
         <w:ind w:left="0" w:right="56"/>
         <w:rPr>
           <w:rFonts w:ascii="Arial" w:hAnsi="Arial" w:cs="Arial"/>
@@ -2211,10 +2994,12 @@
     </w:p>
     <w:p>
       <w:pPr>
+        <w:keepLines/>
+        <w:keepNext/>
         <w:tabs>
           <w:tab w:val="left" w:pos="426"/>
         </w:tabs>
-        <w:spacing w:before="1"/>
+        <w:spacing w:before="1" w:line="240" w:lineRule="auto"/>
         <w:ind w:right="56"/>
         <w:jc w:val="center"/>
         <w:rPr>
@@ -2224,7 +3009,7 @@
       </w:pPr>
       <w:r>
         <w:rPr>
-          <w:rFonts w:ascii="Arial" w:hAnsi="Arial" w:cs="Arial"/>
+          <w:rFonts w:ascii="Calibri" w:hAnsi="Calibri" w:cs="Calibri"/>
           <w:b/>
         </w:rPr>
         <w:t>TUTTO CIÒ PREMESSO</w:t>
@@ -2236,7 +3021,7 @@
         <w:tabs>
           <w:tab w:val="left" w:pos="426"/>
         </w:tabs>
-        <w:spacing w:before="5"/>
+        <w:spacing w:before="5" w:line="240" w:lineRule="auto"/>
         <w:ind w:left="0" w:right="56"/>
         <w:rPr>
           <w:rFonts w:ascii="Arial" w:hAnsi="Arial" w:cs="Arial"/>
@@ -2252,6 +3037,7 @@
         <w:tabs>
           <w:tab w:val="left" w:pos="426"/>
         </w:tabs>
+        <w:spacing w:line="240" w:lineRule="auto"/>
         <w:ind w:left="0" w:right="56"/>
         <w:rPr>
           <w:rFonts w:ascii="Arial" w:hAnsi="Arial" w:cs="Arial"/>
@@ -2261,7 +3047,7 @@
       </w:pPr>
       <w:r>
         <w:rPr>
-          <w:rFonts w:ascii="Arial" w:hAnsi="Arial" w:cs="Arial"/>
+          <w:rFonts w:ascii="Calibri" w:hAnsi="Calibri" w:cs="Calibri"/>
           <w:sz w:val="22"/>
           <w:szCs w:val="22"/>
         </w:rPr>
@@ -2274,6 +3060,7 @@
         <w:tabs>
           <w:tab w:val="left" w:pos="426"/>
         </w:tabs>
+        <w:spacing w:line="240" w:lineRule="auto"/>
         <w:ind w:left="0" w:right="56"/>
         <w:rPr>
           <w:rFonts w:ascii="Arial" w:hAnsi="Arial" w:cs="Arial"/>
@@ -2285,6 +3072,7 @@
     <w:p>
       <w:pPr>
         <w:pStyle w:val="Corpotesto"/>
+        <w:spacing w:line="240" w:lineRule="auto"/>
         <w:ind w:left="0" w:right="56"/>
         <w:rPr>
           <w:rFonts w:ascii="Arial" w:hAnsi="Arial" w:cs="Arial"/>
@@ -2300,6 +3088,7 @@
           <w:ilvl w:val="1"/>
           <w:numId w:val="5"/>
         </w:numPr>
+        <w:spacing w:line="240" w:lineRule="auto"/>
         <w:ind w:left="0" w:right="56" w:firstLine="0"/>
         <w:jc w:val="both"/>
         <w:rPr>
@@ -2310,7 +3099,7 @@
       </w:pPr>
       <w:r>
         <w:rPr>
-          <w:rFonts w:ascii="Arial" w:hAnsi="Arial" w:cs="Arial"/>
+          <w:rFonts w:ascii="Calibri" w:hAnsi="Calibri" w:cs="Calibri"/>
           <w:sz w:val="22"/>
           <w:szCs w:val="22"/>
           <w:u w:val="thick"/>
@@ -2319,7 +3108,7 @@
       </w:r>
       <w:r>
         <w:rPr>
-          <w:rFonts w:ascii="Arial" w:hAnsi="Arial" w:cs="Arial"/>
+          <w:rFonts w:ascii="Calibri" w:hAnsi="Calibri" w:cs="Calibri"/>
           <w:spacing w:val="-1"/>
           <w:sz w:val="22"/>
           <w:szCs w:val="22"/>
@@ -2329,7 +3118,7 @@
       </w:r>
       <w:r>
         <w:rPr>
-          <w:rFonts w:ascii="Arial" w:hAnsi="Arial" w:cs="Arial"/>
+          <w:rFonts w:ascii="Calibri" w:hAnsi="Calibri" w:cs="Calibri"/>
           <w:sz w:val="22"/>
           <w:szCs w:val="22"/>
           <w:u w:val="thick"/>
@@ -2340,7 +3129,7 @@
     <w:p>
       <w:pPr>
         <w:pStyle w:val="Corpotesto"/>
-        <w:spacing w:before="6"/>
+        <w:spacing w:before="6" w:line="240" w:lineRule="auto"/>
         <w:ind w:left="0" w:right="56"/>
         <w:rPr>
           <w:rFonts w:ascii="Arial" w:hAnsi="Arial" w:cs="Arial"/>
@@ -2360,7 +3149,7 @@
         <w:tabs>
           <w:tab w:val="right" w:pos="426"/>
         </w:tabs>
-        <w:spacing w:before="0" w:line="276" w:lineRule="auto"/>
+        <w:spacing w:before="0" w:line="240" w:lineRule="auto"/>
         <w:ind w:left="0" w:right="56" w:firstLine="0"/>
         <w:rPr>
           <w:rFonts w:ascii="Arial" w:hAnsi="Arial" w:cs="Arial"/>
@@ -2368,20 +3157,20 @@
       </w:pPr>
       <w:r>
         <w:rPr>
-          <w:rFonts w:ascii="Arial" w:hAnsi="Arial" w:cs="Arial"/>
+          <w:rFonts w:ascii="Calibri" w:hAnsi="Calibri" w:cs="Calibri"/>
         </w:rPr>
         <w:t>Le Parti concordano che le presenti condizioni contrattuali regolano, in ossequio alle disposizioni vigenti in materia ECM (Educazione Continua in Medicina), il rapporto di sponsorizzazione tra Provider e Sponsor con specifico riferimento all’Evento citato al paragrafo b) delle</w:t>
       </w:r>
       <w:r>
         <w:rPr>
-          <w:rFonts w:ascii="Arial" w:hAnsi="Arial" w:cs="Arial"/>
+          <w:rFonts w:ascii="Calibri" w:hAnsi="Calibri" w:cs="Calibri"/>
           <w:spacing w:val="-4"/>
         </w:rPr>
         <w:t xml:space="preserve"> </w:t>
       </w:r>
       <w:r>
         <w:rPr>
-          <w:rFonts w:ascii="Arial" w:hAnsi="Arial" w:cs="Arial"/>
+          <w:rFonts w:ascii="Calibri" w:hAnsi="Calibri" w:cs="Calibri"/>
         </w:rPr>
         <w:t>premesse.</w:t>
       </w:r>
@@ -2397,7 +3186,7 @@
           <w:tab w:val="right" w:pos="426"/>
           <w:tab w:val="left" w:pos="1623"/>
         </w:tabs>
-        <w:spacing w:before="202" w:line="276" w:lineRule="auto"/>
+        <w:spacing w:before="60" w:line="240" w:lineRule="auto"/>
         <w:ind w:left="0" w:right="56" w:firstLine="0"/>
         <w:rPr>
           <w:rFonts w:ascii="Arial" w:hAnsi="Arial" w:cs="Arial"/>
@@ -2405,20 +3194,20 @@
       </w:pPr>
       <w:r>
         <w:rPr>
-          <w:rFonts w:ascii="Arial" w:hAnsi="Arial" w:cs="Arial"/>
+          <w:rFonts w:ascii="Calibri" w:hAnsi="Calibri" w:cs="Calibri"/>
         </w:rPr>
         <w:t>In particolare, lo Sponsor si obbliga a finanziare l’Evento ECM corrispondendo il compenso concordato ed espressamente indicato al successivo art. 5, mentre il Provider assume l’obbligo di pubblicizzare il nome/marchio dello Sponsor nei limiti di cui ai successivi</w:t>
       </w:r>
       <w:r>
         <w:rPr>
-          <w:rFonts w:ascii="Arial" w:hAnsi="Arial" w:cs="Arial"/>
+          <w:rFonts w:ascii="Calibri" w:hAnsi="Calibri" w:cs="Calibri"/>
           <w:spacing w:val="-3"/>
         </w:rPr>
         <w:t xml:space="preserve"> </w:t>
       </w:r>
       <w:r>
         <w:rPr>
-          <w:rFonts w:ascii="Arial" w:hAnsi="Arial" w:cs="Arial"/>
+          <w:rFonts w:ascii="Calibri" w:hAnsi="Calibri" w:cs="Calibri"/>
         </w:rPr>
         <w:t>articoli.</w:t>
       </w:r>
@@ -2434,7 +3223,7 @@
           <w:tab w:val="right" w:pos="426"/>
           <w:tab w:val="left" w:pos="1623"/>
         </w:tabs>
-        <w:spacing w:before="202" w:line="276" w:lineRule="auto"/>
+        <w:spacing w:before="60" w:line="240" w:lineRule="auto"/>
         <w:ind w:left="0" w:right="56" w:firstLine="0"/>
         <w:rPr>
           <w:rFonts w:ascii="Arial" w:hAnsi="Arial" w:cs="Arial"/>
@@ -2442,7 +3231,7 @@
       </w:pPr>
       <w:r>
         <w:rPr>
-          <w:rFonts w:ascii="Arial" w:hAnsi="Arial" w:cs="Arial"/>
+          <w:rFonts w:ascii="Calibri" w:hAnsi="Calibri" w:cs="Calibri"/>
         </w:rPr>
         <w:t>Gli accordi riguardanti la fase esecutiva ed organizzativa della sponsorizzazione all’interno dell’Evento sono stabiliti a parte e vengono dettagliati nell’Allegato 1) al presente contratto di cui è parte integrante.</w:t>
       </w:r>
@@ -2458,7 +3247,7 @@
           <w:tab w:val="right" w:pos="426"/>
           <w:tab w:val="left" w:pos="1623"/>
         </w:tabs>
-        <w:spacing w:before="202" w:line="276" w:lineRule="auto"/>
+        <w:spacing w:before="60" w:line="240" w:lineRule="auto"/>
         <w:ind w:left="0" w:right="56" w:firstLine="0"/>
         <w:rPr>
           <w:rFonts w:ascii="Arial" w:hAnsi="Arial" w:cs="Arial"/>
@@ -2466,21 +3255,21 @@
       </w:pPr>
       <w:r>
         <w:rPr>
-          <w:rFonts w:ascii="Arial" w:hAnsi="Arial" w:cs="Arial"/>
+          <w:rFonts w:ascii="Calibri" w:hAnsi="Calibri" w:cs="Calibri"/>
         </w:rPr>
         <w:t xml:space="preserve">Le Parti concordano che le modalità di pagamento del compenso concordato per la sponsorizzazione, di cui al successivo art. 5, ed ogni </w:t>
       </w:r>
       <w:proofErr w:type="gramStart"/>
       <w:r>
         <w:rPr>
-          <w:rFonts w:ascii="Arial" w:hAnsi="Arial" w:cs="Arial"/>
+          <w:rFonts w:ascii="Calibri" w:hAnsi="Calibri" w:cs="Calibri"/>
         </w:rPr>
         <w:t>ulteriore  supporto</w:t>
       </w:r>
       <w:proofErr w:type="gramEnd"/>
       <w:r>
         <w:rPr>
-          <w:rFonts w:ascii="Arial" w:hAnsi="Arial" w:cs="Arial"/>
+          <w:rFonts w:ascii="Calibri" w:hAnsi="Calibri" w:cs="Calibri"/>
         </w:rPr>
         <w:t xml:space="preserve"> finanziario fornito dallo Sponsor, sono stabiliti a parte e vengono dettagliati nell’Allegato 2) al presente Contratto di cui è parte integrante.</w:t>
       </w:r>
@@ -2496,7 +3285,7 @@
           <w:tab w:val="right" w:pos="426"/>
           <w:tab w:val="left" w:pos="1623"/>
         </w:tabs>
-        <w:spacing w:before="201" w:line="276" w:lineRule="auto"/>
+        <w:spacing w:before="60" w:line="240" w:lineRule="auto"/>
         <w:ind w:left="0" w:right="56" w:firstLine="0"/>
         <w:rPr>
           <w:rFonts w:ascii="Arial" w:hAnsi="Arial" w:cs="Arial"/>
@@ -2504,34 +3293,34 @@
       </w:pPr>
       <w:r>
         <w:rPr>
-          <w:rFonts w:ascii="Arial" w:hAnsi="Arial" w:cs="Arial"/>
+          <w:rFonts w:ascii="Calibri" w:hAnsi="Calibri" w:cs="Calibri"/>
         </w:rPr>
         <w:t xml:space="preserve">Lo Sponsor con la sottoscrizione del presente accordo dà atto di essere a conoscenza </w:t>
       </w:r>
       <w:proofErr w:type="gramStart"/>
       <w:r>
         <w:rPr>
-          <w:rFonts w:ascii="Arial" w:hAnsi="Arial" w:cs="Arial"/>
+          <w:rFonts w:ascii="Calibri" w:hAnsi="Calibri" w:cs="Calibri"/>
         </w:rPr>
         <w:t>dell’ “</w:t>
       </w:r>
       <w:proofErr w:type="gramEnd"/>
       <w:r>
         <w:rPr>
-          <w:rFonts w:ascii="Arial" w:hAnsi="Arial" w:cs="Arial"/>
+          <w:rFonts w:ascii="Calibri" w:hAnsi="Calibri" w:cs="Calibri"/>
         </w:rPr>
         <w:t>Accordo” di cui in premessa ed in particolare degli artt. 76 “Conflitto di interessi ECM”, 77 “Pubblicità di prodotti sanitari durante l’evento”, 79 “Sponsorizzazione commerciale”, 80 “Reclutamento dei discenti” e 86 “Violazioni molto gravi”, che qui si intendono integralmente richiamate, nonché del Manuale nazionale di accreditamento per l’erogazione di eventi</w:t>
       </w:r>
       <w:r>
         <w:rPr>
-          <w:rFonts w:ascii="Arial" w:hAnsi="Arial" w:cs="Arial"/>
+          <w:rFonts w:ascii="Calibri" w:hAnsi="Calibri" w:cs="Calibri"/>
           <w:spacing w:val="-4"/>
         </w:rPr>
         <w:t xml:space="preserve"> </w:t>
       </w:r>
       <w:r>
         <w:rPr>
-          <w:rFonts w:ascii="Arial" w:hAnsi="Arial" w:cs="Arial"/>
+          <w:rFonts w:ascii="Calibri" w:hAnsi="Calibri" w:cs="Calibri"/>
         </w:rPr>
         <w:t>ECM.</w:t>
       </w:r>
@@ -2547,7 +3336,7 @@
           <w:tab w:val="right" w:pos="426"/>
           <w:tab w:val="left" w:pos="1623"/>
         </w:tabs>
-        <w:spacing w:before="204" w:line="276" w:lineRule="auto"/>
+        <w:spacing w:before="60" w:line="240" w:lineRule="auto"/>
         <w:ind w:left="0" w:right="56" w:firstLine="0"/>
         <w:rPr>
           <w:rFonts w:ascii="Arial" w:hAnsi="Arial" w:cs="Arial"/>
@@ -2555,20 +3344,20 @@
       </w:pPr>
       <w:r>
         <w:rPr>
-          <w:rFonts w:ascii="Arial" w:hAnsi="Arial" w:cs="Arial"/>
+          <w:rFonts w:ascii="Calibri" w:hAnsi="Calibri" w:cs="Calibri"/>
         </w:rPr>
         <w:t>I patti contenuti nel presente contratto e negli allegati costituiscono l’intero accordo tra la Parti e sostituiscono di diritto ogni eventuale precedente intesa verbale o scritta relativa a tale oggetto. Nessuna modifica potrà essere apportata al presente contratto o agli allegati senza preventivo accordo scritto tra le</w:t>
       </w:r>
       <w:r>
         <w:rPr>
-          <w:rFonts w:ascii="Arial" w:hAnsi="Arial" w:cs="Arial"/>
+          <w:rFonts w:ascii="Calibri" w:hAnsi="Calibri" w:cs="Calibri"/>
           <w:spacing w:val="-5"/>
         </w:rPr>
         <w:t xml:space="preserve"> </w:t>
       </w:r>
       <w:r>
         <w:rPr>
-          <w:rFonts w:ascii="Arial" w:hAnsi="Arial" w:cs="Arial"/>
+          <w:rFonts w:ascii="Calibri" w:hAnsi="Calibri" w:cs="Calibri"/>
         </w:rPr>
         <w:t>Parti.</w:t>
       </w:r>
@@ -2579,7 +3368,7 @@
         <w:tabs>
           <w:tab w:val="right" w:pos="426"/>
         </w:tabs>
-        <w:spacing w:before="1"/>
+        <w:spacing w:before="1" w:line="240" w:lineRule="auto"/>
         <w:ind w:left="0" w:right="56"/>
         <w:rPr>
           <w:rFonts w:ascii="Arial" w:hAnsi="Arial" w:cs="Arial"/>
@@ -2598,7 +3387,7 @@
         <w:tabs>
           <w:tab w:val="right" w:pos="426"/>
         </w:tabs>
-        <w:spacing w:before="90"/>
+        <w:spacing w:before="90" w:line="240" w:lineRule="auto"/>
         <w:ind w:left="0" w:right="56" w:firstLine="0"/>
         <w:jc w:val="both"/>
         <w:rPr>
@@ -2610,7 +3399,7 @@
       </w:pPr>
       <w:r>
         <w:rPr>
-          <w:rFonts w:ascii="Arial" w:hAnsi="Arial" w:cs="Arial"/>
+          <w:rFonts w:ascii="Calibri" w:hAnsi="Calibri" w:cs="Calibri"/>
           <w:sz w:val="22"/>
           <w:szCs w:val="22"/>
           <w:u w:val="thick"/>
@@ -2619,7 +3408,7 @@
       </w:r>
       <w:r>
         <w:rPr>
-          <w:rFonts w:ascii="Arial" w:hAnsi="Arial" w:cs="Arial"/>
+          <w:rFonts w:ascii="Calibri" w:hAnsi="Calibri" w:cs="Calibri"/>
           <w:spacing w:val="-1"/>
           <w:sz w:val="22"/>
           <w:szCs w:val="22"/>
@@ -2629,7 +3418,7 @@
       </w:r>
       <w:r>
         <w:rPr>
-          <w:rFonts w:ascii="Arial" w:hAnsi="Arial" w:cs="Arial"/>
+          <w:rFonts w:ascii="Calibri" w:hAnsi="Calibri" w:cs="Calibri"/>
           <w:sz w:val="22"/>
           <w:szCs w:val="22"/>
           <w:u w:val="thick"/>
@@ -2643,7 +3432,7 @@
         <w:tabs>
           <w:tab w:val="right" w:pos="426"/>
         </w:tabs>
-        <w:spacing w:before="7"/>
+        <w:spacing w:before="7" w:line="240" w:lineRule="auto"/>
         <w:ind w:left="0" w:right="56"/>
         <w:rPr>
           <w:rFonts w:ascii="Arial" w:hAnsi="Arial" w:cs="Arial"/>
@@ -2664,7 +3453,7 @@
           <w:tab w:val="right" w:pos="426"/>
           <w:tab w:val="left" w:pos="1710"/>
         </w:tabs>
-        <w:spacing w:before="90"/>
+        <w:spacing w:before="90" w:line="240" w:lineRule="auto"/>
         <w:ind w:left="0" w:right="56" w:firstLine="0"/>
         <w:rPr>
           <w:rFonts w:ascii="Arial" w:hAnsi="Arial" w:cs="Arial"/>
@@ -2672,20 +3461,20 @@
       </w:pPr>
       <w:r>
         <w:rPr>
-          <w:rFonts w:ascii="Arial" w:hAnsi="Arial" w:cs="Arial"/>
+          <w:rFonts w:ascii="Calibri" w:hAnsi="Calibri" w:cs="Calibri"/>
         </w:rPr>
         <w:t xml:space="preserve">Il Provider si impegna ad organizzare l’Evento, adottando le regole di correttezza e trasparenza, senza subire interferenze da parte dello Sponsor, ed a dichiarare di svolgere la propria attività in assenza di conflitto di interessi, tenuto conto di quanto stabilito dal “Accordo”. Il reperimento di tutte le risorse e dei mezzi necessari a garantire il buon esito dello stesso è rimesso al Provider. Resta inteso che i fondi necessari allo svolgimento della manifestazione potranno essere recuperati dal Provider anche attraverso il ricorso ad altri </w:t>
       </w:r>
       <w:r>
         <w:rPr>
-          <w:rFonts w:ascii="Arial" w:hAnsi="Arial" w:cs="Arial"/>
+          <w:rFonts w:ascii="Calibri" w:hAnsi="Calibri" w:cs="Calibri"/>
         </w:rPr>
         <w:lastRenderedPageBreak/>
         <w:t>Sponsor</w:t>
       </w:r>
       <w:r>
         <w:rPr>
-          <w:rFonts w:ascii="Arial" w:hAnsi="Arial" w:cs="Arial"/>
+          <w:rFonts w:ascii="Calibri" w:hAnsi="Calibri" w:cs="Calibri"/>
         </w:rPr>
         <w:t>.</w:t>
       </w:r>
@@ -2701,6 +3490,7 @@
           <w:tab w:val="right" w:pos="426"/>
           <w:tab w:val="left" w:pos="1710"/>
         </w:tabs>
+        <w:spacing w:line="240" w:lineRule="auto"/>
         <w:ind w:left="0" w:right="56" w:firstLine="0"/>
         <w:rPr>
           <w:rFonts w:ascii="Arial" w:hAnsi="Arial" w:cs="Arial"/>
@@ -2708,61 +3498,61 @@
       </w:pPr>
       <w:r>
         <w:rPr>
-          <w:rFonts w:ascii="Arial" w:hAnsi="Arial" w:cs="Arial"/>
+          <w:rFonts w:ascii="Calibri" w:hAnsi="Calibri" w:cs="Calibri"/>
         </w:rPr>
         <w:t>Il Provider è responsabile dell’organizzazione dell’Evento e del contenuto formativo, che determina unilateralmente, della qualità scientifica e didattica, così come dell’integrità etica di tutte le attività educative e formative che verranno svolte in occasione dell’Evento. Fin d’ora, il Provider indica come responsabile scientifico dell'Evento il {{ event.scientific_director|default('________________', true) }}(di seguito “Responsabile Scientifico”), mentre, ai fini del presente Contratto, il referente dello Sponsor sarà {{ contact_referente.full_name|default('________________', true) }}(di seguito “Referente”).</w:t>
       </w:r>
       <w:r>
         <w:rPr>
-          <w:rFonts w:ascii="Arial" w:hAnsi="Arial" w:cs="Arial"/>
+          <w:rFonts w:ascii="Calibri" w:hAnsi="Calibri" w:cs="Calibri"/>
         </w:rPr>
       </w:r>
       <w:proofErr w:type="gramStart"/>
       <w:r>
         <w:rPr>
-          <w:rFonts w:ascii="Arial" w:hAnsi="Arial" w:cs="Arial"/>
+          <w:rFonts w:ascii="Calibri" w:hAnsi="Calibri" w:cs="Calibri"/>
         </w:rPr>
       </w:r>
       <w:proofErr w:type="gramEnd"/>
       <w:r>
         <w:rPr>
-          <w:rFonts w:ascii="Arial" w:hAnsi="Arial" w:cs="Arial"/>
-        </w:rPr>
-      </w:r>
-      <w:r>
-        <w:rPr>
-          <w:rFonts w:ascii="Arial" w:hAnsi="Arial" w:cs="Arial"/>
-        </w:rPr>
-      </w:r>
-      <w:r>
-        <w:rPr>
-          <w:rFonts w:ascii="Arial" w:hAnsi="Arial" w:cs="Arial"/>
-        </w:rPr>
-      </w:r>
-      <w:r>
-        <w:rPr>
-          <w:rFonts w:ascii="Arial" w:hAnsi="Arial" w:cs="Arial"/>
-        </w:rPr>
-      </w:r>
-      <w:r>
-        <w:rPr>
-          <w:rFonts w:ascii="Arial" w:hAnsi="Arial" w:cs="Arial"/>
-        </w:rPr>
-      </w:r>
-      <w:r>
-        <w:rPr>
-          <w:rFonts w:ascii="Arial" w:hAnsi="Arial" w:cs="Arial"/>
-        </w:rPr>
-      </w:r>
-      <w:r>
-        <w:rPr>
-          <w:rFonts w:ascii="Arial" w:hAnsi="Arial" w:cs="Arial"/>
+          <w:rFonts w:ascii="Calibri" w:hAnsi="Calibri" w:cs="Calibri"/>
+        </w:rPr>
+      </w:r>
+      <w:r>
+        <w:rPr>
+          <w:rFonts w:ascii="Calibri" w:hAnsi="Calibri" w:cs="Calibri"/>
+        </w:rPr>
+      </w:r>
+      <w:r>
+        <w:rPr>
+          <w:rFonts w:ascii="Calibri" w:hAnsi="Calibri" w:cs="Calibri"/>
+        </w:rPr>
+      </w:r>
+      <w:r>
+        <w:rPr>
+          <w:rFonts w:ascii="Calibri" w:hAnsi="Calibri" w:cs="Calibri"/>
+        </w:rPr>
+      </w:r>
+      <w:r>
+        <w:rPr>
+          <w:rFonts w:ascii="Calibri" w:hAnsi="Calibri" w:cs="Calibri"/>
+        </w:rPr>
+      </w:r>
+      <w:r>
+        <w:rPr>
+          <w:rFonts w:ascii="Calibri" w:hAnsi="Calibri" w:cs="Calibri"/>
+        </w:rPr>
+      </w:r>
+      <w:r>
+        <w:rPr>
+          <w:rFonts w:ascii="Calibri" w:hAnsi="Calibri" w:cs="Calibri"/>
           <w:spacing w:val="-15"/>
         </w:rPr>
       </w:r>
       <w:r>
         <w:rPr>
-          <w:rFonts w:ascii="Arial" w:hAnsi="Arial" w:cs="Arial"/>
+          <w:rFonts w:ascii="Calibri" w:hAnsi="Calibri" w:cs="Calibri"/>
         </w:rPr>
       </w:r>
     </w:p>
@@ -2777,7 +3567,7 @@
           <w:tab w:val="right" w:pos="426"/>
           <w:tab w:val="left" w:pos="1710"/>
         </w:tabs>
-        <w:spacing w:before="118"/>
+        <w:spacing w:before="118" w:line="240" w:lineRule="auto"/>
         <w:ind w:left="0" w:right="56" w:firstLine="0"/>
         <w:rPr>
           <w:rFonts w:ascii="Arial" w:hAnsi="Arial" w:cs="Arial"/>
@@ -2785,20 +3575,20 @@
       </w:pPr>
       <w:r>
         <w:rPr>
-          <w:rFonts w:ascii="Arial" w:hAnsi="Arial" w:cs="Arial"/>
+          <w:rFonts w:ascii="Calibri" w:hAnsi="Calibri" w:cs="Calibri"/>
         </w:rPr>
         <w:t>Il Provider dichiara che l’Evento è stato organizzato e sarà condotto dal Responsabile Scientifico in piena autonomia e senza alcuna influenza o interferenza. Interesse delle Parti è, infatti, quello che venga fornita ai discenti attività formativa condotta con professionalità e rigore scientifico e con la massima indipendenza, dal momento che le finalità dell’Evento sono e dovranno restare unicamente quelle di educazione e</w:t>
       </w:r>
       <w:r>
         <w:rPr>
-          <w:rFonts w:ascii="Arial" w:hAnsi="Arial" w:cs="Arial"/>
+          <w:rFonts w:ascii="Calibri" w:hAnsi="Calibri" w:cs="Calibri"/>
           <w:spacing w:val="-3"/>
         </w:rPr>
         <w:t xml:space="preserve"> </w:t>
       </w:r>
       <w:r>
         <w:rPr>
-          <w:rFonts w:ascii="Arial" w:hAnsi="Arial" w:cs="Arial"/>
+          <w:rFonts w:ascii="Calibri" w:hAnsi="Calibri" w:cs="Calibri"/>
         </w:rPr>
         <w:t>formazione.</w:t>
       </w:r>
@@ -2814,7 +3604,7 @@
           <w:tab w:val="right" w:pos="426"/>
           <w:tab w:val="left" w:pos="1710"/>
         </w:tabs>
-        <w:spacing w:before="121"/>
+        <w:spacing w:before="60" w:line="240" w:lineRule="auto"/>
         <w:ind w:left="0" w:right="56" w:firstLine="0"/>
         <w:rPr>
           <w:rFonts w:ascii="Arial" w:hAnsi="Arial" w:cs="Arial"/>
@@ -2822,7 +3612,7 @@
       </w:pPr>
       <w:r>
         <w:rPr>
-          <w:rFonts w:ascii="Arial" w:hAnsi="Arial" w:cs="Arial"/>
+          <w:rFonts w:ascii="Calibri" w:hAnsi="Calibri" w:cs="Calibri"/>
         </w:rPr>
         <w:t>Al fine di consentire una verifica sulla qualità ed obiettività scientifica dell’Evento, il Provider dichiara fin d’ora che sottoporrà a docenti e discenti uno specifico questionario in cui questi possano esprimere i propri commenti, indicando, fra l’altro, se hanno percepito un’influenza di conflitto d’interessi nel materiale distribuito o nella gestione stessa dell’Evento. Il Provider dichiara e garantisce che il Responsabile Scientifico ed il personale docente coinvolto nell’ideazione e realizzazione dell’Evento non trarranno alcun vantaggio dalla sponsorizzazione dell’Evento da parte dello Sponsor.</w:t>
       </w:r>
@@ -2838,6 +3628,7 @@
           <w:tab w:val="right" w:pos="426"/>
           <w:tab w:val="left" w:pos="1710"/>
         </w:tabs>
+        <w:spacing w:line="240" w:lineRule="auto"/>
         <w:ind w:left="0" w:right="56" w:firstLine="0"/>
         <w:rPr>
           <w:rFonts w:ascii="Arial" w:hAnsi="Arial" w:cs="Arial"/>
@@ -2845,20 +3636,20 @@
       </w:pPr>
       <w:r>
         <w:rPr>
-          <w:rFonts w:ascii="Arial" w:hAnsi="Arial" w:cs="Arial"/>
+          <w:rFonts w:ascii="Calibri" w:hAnsi="Calibri" w:cs="Calibri"/>
         </w:rPr>
         <w:t>Il Provider si impegna a dichiarare in modo esplicito lo Sponsor commerciale in fase di inserimento dell’Evento nel piano formativo e sul materiale formativo dell’Evento, indicando, ove richiesto, il supporto offerto dallo Sponsor, nel pieno rispetto della Normativa</w:t>
       </w:r>
       <w:r>
         <w:rPr>
-          <w:rFonts w:ascii="Arial" w:hAnsi="Arial" w:cs="Arial"/>
+          <w:rFonts w:ascii="Calibri" w:hAnsi="Calibri" w:cs="Calibri"/>
           <w:spacing w:val="-2"/>
         </w:rPr>
         <w:t xml:space="preserve"> </w:t>
       </w:r>
       <w:r>
         <w:rPr>
-          <w:rFonts w:ascii="Arial" w:hAnsi="Arial" w:cs="Arial"/>
+          <w:rFonts w:ascii="Calibri" w:hAnsi="Calibri" w:cs="Calibri"/>
         </w:rPr>
         <w:t>ECM.</w:t>
       </w:r>
@@ -2874,7 +3665,7 @@
           <w:tab w:val="right" w:pos="426"/>
           <w:tab w:val="left" w:pos="1710"/>
         </w:tabs>
-        <w:spacing w:before="121"/>
+        <w:spacing w:before="60" w:line="240" w:lineRule="auto"/>
         <w:ind w:left="0" w:right="56" w:firstLine="0"/>
         <w:rPr>
           <w:rFonts w:ascii="Arial" w:hAnsi="Arial" w:cs="Arial"/>
@@ -2882,20 +3673,20 @@
       </w:pPr>
       <w:r>
         <w:rPr>
-          <w:rFonts w:ascii="Arial" w:hAnsi="Arial" w:cs="Arial"/>
+          <w:rFonts w:ascii="Calibri" w:hAnsi="Calibri" w:cs="Calibri"/>
         </w:rPr>
         <w:t>L’elenco e gli indirizzi dei partecipanti all’Evento verranno mantenuti riservati e non saranno trasmessi allo Sponsor o utilizzati a fini commerciali. Tuttavia, sarà possibile comunicare allo Sponsor solo il numero complessivo dei discenti presenti all’Evento</w:t>
       </w:r>
       <w:r>
         <w:rPr>
-          <w:rFonts w:ascii="Arial" w:hAnsi="Arial" w:cs="Arial"/>
+          <w:rFonts w:ascii="Calibri" w:hAnsi="Calibri" w:cs="Calibri"/>
           <w:spacing w:val="-1"/>
         </w:rPr>
         <w:t xml:space="preserve"> </w:t>
       </w:r>
       <w:r>
         <w:rPr>
-          <w:rFonts w:ascii="Arial" w:hAnsi="Arial" w:cs="Arial"/>
+          <w:rFonts w:ascii="Calibri" w:hAnsi="Calibri" w:cs="Calibri"/>
         </w:rPr>
         <w:t>formativo.</w:t>
       </w:r>
@@ -2911,6 +3702,7 @@
           <w:tab w:val="right" w:pos="426"/>
           <w:tab w:val="left" w:pos="1710"/>
         </w:tabs>
+        <w:spacing w:line="240" w:lineRule="auto"/>
         <w:ind w:left="0" w:right="56" w:firstLine="0"/>
         <w:rPr>
           <w:rFonts w:ascii="Arial" w:hAnsi="Arial" w:cs="Arial"/>
@@ -2918,7 +3710,7 @@
       </w:pPr>
       <w:r>
         <w:rPr>
-          <w:rFonts w:ascii="Arial" w:hAnsi="Arial" w:cs="Arial"/>
+          <w:rFonts w:ascii="Calibri" w:hAnsi="Calibri" w:cs="Calibri"/>
         </w:rPr>
         <w:t>In caso di reclutamento dei partecipanti da parte dello Sponsor, consentito, in base all’ art. 80 “Reclutamento dei discenti” dell’Accordo, il Provider ha l’obbligo di:</w:t>
       </w:r>
@@ -2934,7 +3726,7 @@
           <w:tab w:val="right" w:pos="426"/>
           <w:tab w:val="left" w:pos="467"/>
         </w:tabs>
-        <w:spacing w:line="242" w:lineRule="auto"/>
+        <w:spacing w:line="240" w:lineRule="auto"/>
         <w:ind w:left="0" w:right="56" w:firstLine="0"/>
         <w:rPr>
           <w:rFonts w:ascii="Arial" w:hAnsi="Arial" w:cs="Arial"/>
@@ -2942,20 +3734,20 @@
       </w:pPr>
       <w:r>
         <w:rPr>
-          <w:rFonts w:ascii="Arial" w:hAnsi="Arial" w:cs="Arial"/>
+          <w:rFonts w:ascii="Calibri" w:hAnsi="Calibri" w:cs="Calibri"/>
         </w:rPr>
         <w:t>conservare tutte le autorizzazioni delle ASL/Enti di appartenenza dei partecipanti o in alternativa le autocertificazioni, ove siano state rilasciate le</w:t>
       </w:r>
       <w:r>
         <w:rPr>
-          <w:rFonts w:ascii="Arial" w:hAnsi="Arial" w:cs="Arial"/>
+          <w:rFonts w:ascii="Calibri" w:hAnsi="Calibri" w:cs="Calibri"/>
           <w:spacing w:val="-6"/>
         </w:rPr>
         <w:t xml:space="preserve"> </w:t>
       </w:r>
       <w:r>
         <w:rPr>
-          <w:rFonts w:ascii="Arial" w:hAnsi="Arial" w:cs="Arial"/>
+          <w:rFonts w:ascii="Calibri" w:hAnsi="Calibri" w:cs="Calibri"/>
         </w:rPr>
         <w:t>autorizzazioni;</w:t>
       </w:r>
@@ -2971,7 +3763,7 @@
           <w:tab w:val="right" w:pos="426"/>
           <w:tab w:val="left" w:pos="582"/>
         </w:tabs>
-        <w:spacing w:before="117"/>
+        <w:spacing w:before="117" w:line="240" w:lineRule="auto"/>
         <w:ind w:left="0" w:right="56" w:firstLine="0"/>
         <w:rPr>
           <w:rFonts w:ascii="Arial" w:hAnsi="Arial" w:cs="Arial"/>
@@ -2979,7 +3771,7 @@
       </w:pPr>
       <w:r>
         <w:rPr>
-          <w:rFonts w:ascii="Arial" w:hAnsi="Arial" w:cs="Arial"/>
+          <w:rFonts w:ascii="Calibri" w:hAnsi="Calibri" w:cs="Calibri"/>
         </w:rPr>
         <w:t>raccogliere la copia dell’invito dello Sponsor o la dichiarazione sottoscritta dell’operatore sanitario, attestante l’invito;</w:t>
       </w:r>
@@ -2995,6 +3787,7 @@
           <w:tab w:val="right" w:pos="426"/>
           <w:tab w:val="left" w:pos="555"/>
         </w:tabs>
+        <w:spacing w:line="240" w:lineRule="auto"/>
         <w:ind w:left="0" w:right="56" w:firstLine="0"/>
         <w:rPr>
           <w:rFonts w:ascii="Arial" w:hAnsi="Arial" w:cs="Arial"/>
@@ -3002,14 +3795,14 @@
       </w:pPr>
       <w:r>
         <w:rPr>
-          <w:rFonts w:ascii="Arial" w:hAnsi="Arial" w:cs="Arial"/>
+          <w:rFonts w:ascii="Calibri" w:hAnsi="Calibri" w:cs="Calibri"/>
         </w:rPr>
         <w:t>dichiarare al Comitato Gestione Anagrafica Professioni Sanitarie (di seguito “</w:t>
       </w:r>
       <w:proofErr w:type="spellStart"/>
       <w:r>
         <w:rPr>
-          <w:rFonts w:ascii="Arial" w:hAnsi="Arial" w:cs="Arial"/>
+          <w:rFonts w:ascii="Calibri" w:hAnsi="Calibri" w:cs="Calibri"/>
           <w:b/>
         </w:rPr>
         <w:t>Co.Ge.A.P.S</w:t>
@@ -3017,14 +3810,14 @@
       <w:proofErr w:type="spellEnd"/>
       <w:r>
         <w:rPr>
-          <w:rFonts w:ascii="Arial" w:hAnsi="Arial" w:cs="Arial"/>
+          <w:rFonts w:ascii="Calibri" w:hAnsi="Calibri" w:cs="Calibri"/>
           <w:b/>
         </w:rPr>
         <w:t>.</w:t>
       </w:r>
       <w:r>
         <w:rPr>
-          <w:rFonts w:ascii="Arial" w:hAnsi="Arial" w:cs="Arial"/>
+          <w:rFonts w:ascii="Calibri" w:hAnsi="Calibri" w:cs="Calibri"/>
         </w:rPr>
         <w:t>”) e all’Ente Accreditante, in fase di rendicontazione dell’Evento, il numero dei crediti attribuito all’Evento e lo Sponsor commerciale per ogni singolo partecipante.</w:t>
       </w:r>
@@ -3036,6 +3829,7 @@
           <w:tab w:val="right" w:pos="426"/>
           <w:tab w:val="left" w:pos="555"/>
         </w:tabs>
+        <w:spacing w:line="240" w:lineRule="auto"/>
         <w:ind w:left="0" w:right="56" w:firstLine="0"/>
         <w:rPr>
           <w:rFonts w:ascii="Arial" w:hAnsi="Arial" w:cs="Arial"/>
@@ -3053,7 +3847,7 @@
           <w:tab w:val="right" w:pos="426"/>
           <w:tab w:val="left" w:pos="1417"/>
         </w:tabs>
-        <w:spacing w:before="70"/>
+        <w:spacing w:before="70" w:line="240" w:lineRule="auto"/>
         <w:ind w:left="0" w:right="56" w:firstLine="0"/>
         <w:rPr>
           <w:rFonts w:ascii="Arial" w:hAnsi="Arial" w:cs="Arial"/>
@@ -3061,27 +3855,27 @@
       </w:pPr>
       <w:r>
         <w:rPr>
-          <w:rFonts w:ascii="Arial" w:hAnsi="Arial" w:cs="Arial"/>
+          <w:rFonts w:ascii="Calibri" w:hAnsi="Calibri" w:cs="Calibri"/>
           <w:spacing w:val="-3"/>
         </w:rPr>
         <w:t xml:space="preserve">Il </w:t>
       </w:r>
       <w:r>
         <w:rPr>
-          <w:rFonts w:ascii="Arial" w:hAnsi="Arial" w:cs="Arial"/>
+          <w:rFonts w:ascii="Calibri" w:hAnsi="Calibri" w:cs="Calibri"/>
         </w:rPr>
         <w:t>Provider inoltre si obbliga</w:t>
       </w:r>
       <w:r>
         <w:rPr>
-          <w:rFonts w:ascii="Arial" w:hAnsi="Arial" w:cs="Arial"/>
+          <w:rFonts w:ascii="Calibri" w:hAnsi="Calibri" w:cs="Calibri"/>
           <w:spacing w:val="-6"/>
         </w:rPr>
         <w:t xml:space="preserve"> </w:t>
       </w:r>
       <w:r>
         <w:rPr>
-          <w:rFonts w:ascii="Arial" w:hAnsi="Arial" w:cs="Arial"/>
+          <w:rFonts w:ascii="Calibri" w:hAnsi="Calibri" w:cs="Calibri"/>
         </w:rPr>
         <w:t>a:</w:t>
       </w:r>
@@ -3097,6 +3891,7 @@
           <w:tab w:val="right" w:pos="426"/>
           <w:tab w:val="left" w:pos="498"/>
         </w:tabs>
+        <w:spacing w:line="240" w:lineRule="auto"/>
         <w:ind w:left="0" w:right="56" w:firstLine="0"/>
         <w:rPr>
           <w:rFonts w:ascii="Arial" w:hAnsi="Arial" w:cs="Arial"/>
@@ -3104,20 +3899,20 @@
       </w:pPr>
       <w:r>
         <w:rPr>
-          <w:rFonts w:ascii="Arial" w:hAnsi="Arial" w:cs="Arial"/>
+          <w:rFonts w:ascii="Calibri" w:hAnsi="Calibri" w:cs="Calibri"/>
         </w:rPr>
         <w:t>provvedere al versamento del contributo ECM all’Agenzia Nazionale per i Servizi Sanitari Regionali</w:t>
       </w:r>
       <w:r>
         <w:rPr>
-          <w:rFonts w:ascii="Arial" w:hAnsi="Arial" w:cs="Arial"/>
+          <w:rFonts w:ascii="Calibri" w:hAnsi="Calibri" w:cs="Calibri"/>
           <w:spacing w:val="-1"/>
         </w:rPr>
         <w:t xml:space="preserve"> </w:t>
       </w:r>
       <w:r>
         <w:rPr>
-          <w:rFonts w:ascii="Arial" w:hAnsi="Arial" w:cs="Arial"/>
+          <w:rFonts w:ascii="Calibri" w:hAnsi="Calibri" w:cs="Calibri"/>
         </w:rPr>
         <w:t>(AGENAS);</w:t>
       </w:r>
@@ -3133,6 +3928,7 @@
           <w:tab w:val="right" w:pos="426"/>
           <w:tab w:val="left" w:pos="498"/>
         </w:tabs>
+        <w:spacing w:line="240" w:lineRule="auto"/>
         <w:ind w:left="0" w:right="56" w:firstLine="0"/>
         <w:rPr>
           <w:rFonts w:ascii="Arial" w:hAnsi="Arial" w:cs="Arial"/>
@@ -3140,26 +3936,26 @@
       </w:pPr>
       <w:r>
         <w:rPr>
-          <w:rFonts w:ascii="Arial" w:hAnsi="Arial" w:cs="Arial"/>
+          <w:rFonts w:ascii="Calibri" w:hAnsi="Calibri" w:cs="Calibri"/>
         </w:rPr>
         <w:t xml:space="preserve">inserire l’Evento nel calendario delle manifestazioni presenti sul proprio sito web o ad </w:t>
       </w:r>
       <w:r>
         <w:rPr>
-          <w:rFonts w:ascii="Arial" w:hAnsi="Arial" w:cs="Arial"/>
+          <w:rFonts w:ascii="Calibri" w:hAnsi="Calibri" w:cs="Calibri"/>
         </w:rPr>
         <w:t>avvalersi di altri mezzi e strumenti che pubblicizzino la</w:t>
       </w:r>
       <w:r>
         <w:rPr>
-          <w:rFonts w:ascii="Arial" w:hAnsi="Arial" w:cs="Arial"/>
+          <w:rFonts w:ascii="Calibri" w:hAnsi="Calibri" w:cs="Calibri"/>
           <w:spacing w:val="-9"/>
         </w:rPr>
         <w:t xml:space="preserve"> </w:t>
       </w:r>
       <w:r>
         <w:rPr>
-          <w:rFonts w:ascii="Arial" w:hAnsi="Arial" w:cs="Arial"/>
+          <w:rFonts w:ascii="Calibri" w:hAnsi="Calibri" w:cs="Calibri"/>
         </w:rPr>
         <w:t>manifestazione;</w:t>
       </w:r>
@@ -3185,7 +3981,7 @@
           <w:tab w:val="left" w:pos="7230"/>
           <w:tab w:val="left" w:pos="8519"/>
         </w:tabs>
-        <w:spacing w:before="8" w:line="232" w:lineRule="auto"/>
+        <w:spacing w:before="8" w:line="240" w:lineRule="auto"/>
         <w:ind w:left="0" w:right="56" w:firstLine="0"/>
         <w:rPr>
           <w:rFonts w:ascii="Arial" w:hAnsi="Arial" w:cs="Arial"/>
@@ -3193,7 +3989,7 @@
       </w:pPr>
       <w:r>
         <w:rPr>
-          <w:rFonts w:ascii="Arial" w:hAnsi="Arial" w:cs="Arial"/>
+          <w:rFonts w:ascii="Calibri" w:hAnsi="Calibri" w:cs="Calibri"/>
         </w:rPr>
         <w:t>mettere</w:t>
         <w:tab/>
@@ -3211,253 +4007,253 @@
       </w:r>
       <w:r>
         <w:rPr>
-          <w:rFonts w:ascii="Arial" w:hAnsi="Arial" w:cs="Arial"/>
-        </w:rPr>
-      </w:r>
-      <w:r>
-        <w:rPr>
-          <w:rFonts w:ascii="Arial" w:hAnsi="Arial" w:cs="Arial"/>
-        </w:rPr>
-      </w:r>
-      <w:r>
-        <w:rPr>
-          <w:rFonts w:ascii="Arial" w:hAnsi="Arial" w:cs="Arial"/>
-        </w:rPr>
-      </w:r>
-      <w:r>
-        <w:rPr>
-          <w:rFonts w:ascii="Arial" w:hAnsi="Arial" w:cs="Arial"/>
-        </w:rPr>
-      </w:r>
-      <w:r>
-        <w:rPr>
-          <w:rFonts w:ascii="Arial" w:hAnsi="Arial" w:cs="Arial"/>
-        </w:rPr>
-      </w:r>
-      <w:r>
-        <w:rPr>
-          <w:rFonts w:ascii="Arial" w:hAnsi="Arial" w:cs="Arial"/>
-        </w:rPr>
-      </w:r>
-      <w:r>
-        <w:rPr>
-          <w:rFonts w:ascii="Arial" w:hAnsi="Arial" w:cs="Arial"/>
-        </w:rPr>
-      </w:r>
-      <w:r>
-        <w:rPr>
-          <w:rFonts w:ascii="Arial" w:hAnsi="Arial" w:cs="Arial"/>
-        </w:rPr>
-      </w:r>
-      <w:r>
-        <w:rPr>
-          <w:rFonts w:ascii="Arial" w:hAnsi="Arial" w:cs="Arial"/>
+          <w:rFonts w:ascii="Calibri" w:hAnsi="Calibri" w:cs="Calibri"/>
+        </w:rPr>
+      </w:r>
+      <w:r>
+        <w:rPr>
+          <w:rFonts w:ascii="Calibri" w:hAnsi="Calibri" w:cs="Calibri"/>
+        </w:rPr>
+      </w:r>
+      <w:r>
+        <w:rPr>
+          <w:rFonts w:ascii="Calibri" w:hAnsi="Calibri" w:cs="Calibri"/>
+        </w:rPr>
+      </w:r>
+      <w:r>
+        <w:rPr>
+          <w:rFonts w:ascii="Calibri" w:hAnsi="Calibri" w:cs="Calibri"/>
+        </w:rPr>
+      </w:r>
+      <w:r>
+        <w:rPr>
+          <w:rFonts w:ascii="Calibri" w:hAnsi="Calibri" w:cs="Calibri"/>
+        </w:rPr>
+      </w:r>
+      <w:r>
+        <w:rPr>
+          <w:rFonts w:ascii="Calibri" w:hAnsi="Calibri" w:cs="Calibri"/>
+        </w:rPr>
+      </w:r>
+      <w:r>
+        <w:rPr>
+          <w:rFonts w:ascii="Calibri" w:hAnsi="Calibri" w:cs="Calibri"/>
+        </w:rPr>
+      </w:r>
+      <w:r>
+        <w:rPr>
+          <w:rFonts w:ascii="Calibri" w:hAnsi="Calibri" w:cs="Calibri"/>
+        </w:rPr>
+      </w:r>
+      <w:r>
+        <w:rPr>
+          <w:rFonts w:ascii="Calibri" w:hAnsi="Calibri" w:cs="Calibri"/>
         </w:rPr>
       </w:r>
       <w:proofErr w:type="gramStart"/>
       <w:r>
         <w:rPr>
-          <w:rFonts w:ascii="Arial" w:hAnsi="Arial" w:cs="Arial"/>
+          <w:rFonts w:ascii="Calibri" w:hAnsi="Calibri" w:cs="Calibri"/>
         </w:rPr>
       </w:r>
       <w:proofErr w:type="gramEnd"/>
       <w:r>
         <w:rPr>
-          <w:rFonts w:ascii="Arial" w:hAnsi="Arial" w:cs="Arial"/>
-        </w:rPr>
-      </w:r>
-      <w:r>
-        <w:rPr>
-          <w:rFonts w:ascii="Arial" w:hAnsi="Arial" w:cs="Arial"/>
-        </w:rPr>
-      </w:r>
-      <w:r>
-        <w:rPr>
-          <w:rFonts w:ascii="Arial" w:hAnsi="Arial" w:cs="Arial"/>
-        </w:rPr>
-      </w:r>
-      <w:r>
-        <w:rPr>
-          <w:rFonts w:ascii="Arial" w:hAnsi="Arial" w:cs="Arial"/>
+          <w:rFonts w:ascii="Calibri" w:hAnsi="Calibri" w:cs="Calibri"/>
+        </w:rPr>
+      </w:r>
+      <w:r>
+        <w:rPr>
+          <w:rFonts w:ascii="Calibri" w:hAnsi="Calibri" w:cs="Calibri"/>
+        </w:rPr>
+      </w:r>
+      <w:r>
+        <w:rPr>
+          <w:rFonts w:ascii="Calibri" w:hAnsi="Calibri" w:cs="Calibri"/>
+        </w:rPr>
+      </w:r>
+      <w:r>
+        <w:rPr>
+          <w:rFonts w:ascii="Calibri" w:hAnsi="Calibri" w:cs="Calibri"/>
           <w:spacing w:val="13"/>
         </w:rPr>
       </w:r>
       <w:r>
         <w:rPr>
-          <w:rFonts w:ascii="Arial" w:hAnsi="Arial" w:cs="Arial"/>
-        </w:rPr>
-      </w:r>
-      <w:r>
-        <w:rPr>
-          <w:rFonts w:ascii="Arial" w:hAnsi="Arial" w:cs="Arial"/>
+          <w:rFonts w:ascii="Calibri" w:hAnsi="Calibri" w:cs="Calibri"/>
+        </w:rPr>
+      </w:r>
+      <w:r>
+        <w:rPr>
+          <w:rFonts w:ascii="Calibri" w:hAnsi="Calibri" w:cs="Calibri"/>
           <w:spacing w:val="17"/>
         </w:rPr>
       </w:r>
       <w:r>
         <w:rPr>
-          <w:rFonts w:ascii="Arial" w:hAnsi="Arial" w:cs="Arial"/>
-        </w:rPr>
-      </w:r>
-      <w:r>
-        <w:rPr>
-          <w:rFonts w:ascii="Arial" w:hAnsi="Arial" w:cs="Arial"/>
+          <w:rFonts w:ascii="Calibri" w:hAnsi="Calibri" w:cs="Calibri"/>
+        </w:rPr>
+      </w:r>
+      <w:r>
+        <w:rPr>
+          <w:rFonts w:ascii="Calibri" w:hAnsi="Calibri" w:cs="Calibri"/>
           <w:spacing w:val="16"/>
         </w:rPr>
       </w:r>
       <w:r>
         <w:rPr>
-          <w:rFonts w:ascii="Arial" w:hAnsi="Arial" w:cs="Arial"/>
-        </w:rPr>
-      </w:r>
-      <w:r>
-        <w:rPr>
-          <w:rFonts w:ascii="Arial" w:hAnsi="Arial" w:cs="Arial"/>
+          <w:rFonts w:ascii="Calibri" w:hAnsi="Calibri" w:cs="Calibri"/>
+        </w:rPr>
+      </w:r>
+      <w:r>
+        <w:rPr>
+          <w:rFonts w:ascii="Calibri" w:hAnsi="Calibri" w:cs="Calibri"/>
           <w:spacing w:val="12"/>
         </w:rPr>
       </w:r>
       <w:r>
         <w:rPr>
-          <w:rFonts w:ascii="Arial" w:hAnsi="Arial" w:cs="Arial"/>
-        </w:rPr>
-      </w:r>
-      <w:r>
-        <w:rPr>
-          <w:rFonts w:ascii="Arial" w:hAnsi="Arial" w:cs="Arial"/>
+          <w:rFonts w:ascii="Calibri" w:hAnsi="Calibri" w:cs="Calibri"/>
+        </w:rPr>
+      </w:r>
+      <w:r>
+        <w:rPr>
+          <w:rFonts w:ascii="Calibri" w:hAnsi="Calibri" w:cs="Calibri"/>
           <w:spacing w:val="14"/>
         </w:rPr>
       </w:r>
       <w:r>
         <w:rPr>
-          <w:rFonts w:ascii="Arial" w:hAnsi="Arial" w:cs="Arial"/>
-        </w:rPr>
-      </w:r>
-      <w:r>
-        <w:rPr>
-          <w:rFonts w:ascii="Arial" w:hAnsi="Arial" w:cs="Arial"/>
+          <w:rFonts w:ascii="Calibri" w:hAnsi="Calibri" w:cs="Calibri"/>
+        </w:rPr>
+      </w:r>
+      <w:r>
+        <w:rPr>
+          <w:rFonts w:ascii="Calibri" w:hAnsi="Calibri" w:cs="Calibri"/>
           <w:spacing w:val="13"/>
         </w:rPr>
       </w:r>
       <w:r>
         <w:rPr>
-          <w:rFonts w:ascii="Arial" w:hAnsi="Arial" w:cs="Arial"/>
-        </w:rPr>
-      </w:r>
-      <w:r>
-        <w:rPr>
-          <w:rFonts w:ascii="Arial" w:hAnsi="Arial" w:cs="Arial"/>
+          <w:rFonts w:ascii="Calibri" w:hAnsi="Calibri" w:cs="Calibri"/>
+        </w:rPr>
+      </w:r>
+      <w:r>
+        <w:rPr>
+          <w:rFonts w:ascii="Calibri" w:hAnsi="Calibri" w:cs="Calibri"/>
           <w:spacing w:val="18"/>
         </w:rPr>
       </w:r>
       <w:r>
         <w:rPr>
-          <w:rFonts w:ascii="Arial" w:hAnsi="Arial" w:cs="Arial"/>
-        </w:rPr>
-      </w:r>
-      <w:r>
-        <w:rPr>
-          <w:rFonts w:ascii="Arial" w:hAnsi="Arial" w:cs="Arial"/>
+          <w:rFonts w:ascii="Calibri" w:hAnsi="Calibri" w:cs="Calibri"/>
+        </w:rPr>
+      </w:r>
+      <w:r>
+        <w:rPr>
+          <w:rFonts w:ascii="Calibri" w:hAnsi="Calibri" w:cs="Calibri"/>
           <w:spacing w:val="12"/>
         </w:rPr>
       </w:r>
       <w:r>
         <w:rPr>
-          <w:rFonts w:ascii="Arial" w:hAnsi="Arial" w:cs="Arial"/>
-        </w:rPr>
-      </w:r>
-      <w:r>
-        <w:rPr>
-          <w:rFonts w:ascii="Arial" w:hAnsi="Arial" w:cs="Arial"/>
+          <w:rFonts w:ascii="Calibri" w:hAnsi="Calibri" w:cs="Calibri"/>
+        </w:rPr>
+      </w:r>
+      <w:r>
+        <w:rPr>
+          <w:rFonts w:ascii="Calibri" w:hAnsi="Calibri" w:cs="Calibri"/>
           <w:spacing w:val="16"/>
         </w:rPr>
       </w:r>
       <w:r>
         <w:rPr>
-          <w:rFonts w:ascii="Arial" w:hAnsi="Arial" w:cs="Arial"/>
-        </w:rPr>
-      </w:r>
-      <w:r>
-        <w:rPr>
-          <w:rFonts w:ascii="Arial" w:hAnsi="Arial" w:cs="Arial"/>
+          <w:rFonts w:ascii="Calibri" w:hAnsi="Calibri" w:cs="Calibri"/>
+        </w:rPr>
+      </w:r>
+      <w:r>
+        <w:rPr>
+          <w:rFonts w:ascii="Calibri" w:hAnsi="Calibri" w:cs="Calibri"/>
           <w:spacing w:val="9"/>
         </w:rPr>
       </w:r>
       <w:r>
         <w:rPr>
-          <w:rFonts w:ascii="Arial" w:hAnsi="Arial" w:cs="Arial"/>
-        </w:rPr>
-      </w:r>
-      <w:r>
-        <w:rPr>
-          <w:rFonts w:ascii="Arial" w:hAnsi="Arial" w:cs="Arial"/>
-        </w:rPr>
-      </w:r>
-      <w:r>
-        <w:rPr>
-          <w:rFonts w:ascii="Arial" w:hAnsi="Arial" w:cs="Arial"/>
+          <w:rFonts w:ascii="Calibri" w:hAnsi="Calibri" w:cs="Calibri"/>
+        </w:rPr>
+      </w:r>
+      <w:r>
+        <w:rPr>
+          <w:rFonts w:ascii="Calibri" w:hAnsi="Calibri" w:cs="Calibri"/>
+        </w:rPr>
+      </w:r>
+      <w:r>
+        <w:rPr>
+          <w:rFonts w:ascii="Calibri" w:hAnsi="Calibri" w:cs="Calibri"/>
           <w:spacing w:val="19"/>
         </w:rPr>
       </w:r>
       <w:r>
         <w:rPr>
-          <w:rFonts w:ascii="Arial" w:hAnsi="Arial" w:cs="Arial"/>
-        </w:rPr>
-      </w:r>
-      <w:r>
-        <w:rPr>
-          <w:rFonts w:ascii="Arial" w:hAnsi="Arial" w:cs="Arial"/>
-        </w:rPr>
-      </w:r>
-      <w:r>
-        <w:rPr>
-          <w:rFonts w:ascii="Arial" w:hAnsi="Arial" w:cs="Arial"/>
-        </w:rPr>
-      </w:r>
-      <w:r>
-        <w:rPr>
-          <w:rFonts w:ascii="Arial" w:hAnsi="Arial" w:cs="Arial"/>
-        </w:rPr>
-      </w:r>
-      <w:r>
-        <w:rPr>
-          <w:rFonts w:ascii="Arial" w:hAnsi="Arial" w:cs="Arial"/>
-        </w:rPr>
-      </w:r>
-      <w:r>
-        <w:rPr>
-          <w:rFonts w:ascii="Arial" w:hAnsi="Arial" w:cs="Arial"/>
-        </w:rPr>
-      </w:r>
-      <w:r>
-        <w:rPr>
-          <w:rFonts w:ascii="Arial" w:hAnsi="Arial" w:cs="Arial"/>
+          <w:rFonts w:ascii="Calibri" w:hAnsi="Calibri" w:cs="Calibri"/>
+        </w:rPr>
+      </w:r>
+      <w:r>
+        <w:rPr>
+          <w:rFonts w:ascii="Calibri" w:hAnsi="Calibri" w:cs="Calibri"/>
+        </w:rPr>
+      </w:r>
+      <w:r>
+        <w:rPr>
+          <w:rFonts w:ascii="Calibri" w:hAnsi="Calibri" w:cs="Calibri"/>
+        </w:rPr>
+      </w:r>
+      <w:r>
+        <w:rPr>
+          <w:rFonts w:ascii="Calibri" w:hAnsi="Calibri" w:cs="Calibri"/>
+        </w:rPr>
+      </w:r>
+      <w:r>
+        <w:rPr>
+          <w:rFonts w:ascii="Calibri" w:hAnsi="Calibri" w:cs="Calibri"/>
+        </w:rPr>
+      </w:r>
+      <w:r>
+        <w:rPr>
+          <w:rFonts w:ascii="Calibri" w:hAnsi="Calibri" w:cs="Calibri"/>
+        </w:rPr>
+      </w:r>
+      <w:r>
+        <w:rPr>
+          <w:rFonts w:ascii="Calibri" w:hAnsi="Calibri" w:cs="Calibri"/>
           <w:b/>
         </w:rPr>
       </w:r>
       <w:r>
         <w:rPr>
-          <w:rFonts w:ascii="Arial" w:hAnsi="Arial" w:cs="Arial"/>
-        </w:rPr>
-      </w:r>
-      <w:r>
-        <w:rPr>
-          <w:rFonts w:ascii="Arial" w:hAnsi="Arial" w:cs="Arial"/>
+          <w:rFonts w:ascii="Calibri" w:hAnsi="Calibri" w:cs="Calibri"/>
+        </w:rPr>
+      </w:r>
+      <w:r>
+        <w:rPr>
+          <w:rFonts w:ascii="Calibri" w:hAnsi="Calibri" w:cs="Calibri"/>
           <w:spacing w:val="-3"/>
         </w:rPr>
       </w:r>
       <w:r>
         <w:rPr>
-          <w:rFonts w:ascii="Arial" w:hAnsi="Arial" w:cs="Arial"/>
-        </w:rPr>
-      </w:r>
-      <w:r>
-        <w:rPr>
-          <w:rFonts w:ascii="Arial" w:hAnsi="Arial" w:cs="Arial"/>
+          <w:rFonts w:ascii="Calibri" w:hAnsi="Calibri" w:cs="Calibri"/>
+        </w:rPr>
+      </w:r>
+      <w:r>
+        <w:rPr>
+          <w:rFonts w:ascii="Calibri" w:hAnsi="Calibri" w:cs="Calibri"/>
           <w:spacing w:val="-5"/>
         </w:rPr>
       </w:r>
       <w:r>
         <w:rPr>
-          <w:rFonts w:ascii="Arial" w:hAnsi="Arial" w:cs="Arial"/>
+          <w:rFonts w:ascii="Calibri" w:hAnsi="Calibri" w:cs="Calibri"/>
         </w:rPr>
       </w:r>
     </w:p>
@@ -3471,7 +4267,7 @@
         <w:tabs>
           <w:tab w:val="right" w:pos="426"/>
         </w:tabs>
-        <w:spacing w:before="123"/>
+        <w:spacing w:before="60" w:line="240" w:lineRule="auto"/>
         <w:ind w:left="0" w:right="56" w:firstLine="0"/>
         <w:rPr>
           <w:rFonts w:ascii="Arial" w:hAnsi="Arial" w:cs="Arial"/>
@@ -3479,13 +4275,13 @@
       </w:pPr>
       <w:r>
         <w:rPr>
-          <w:rFonts w:ascii="Arial" w:hAnsi="Arial" w:cs="Arial"/>
+          <w:rFonts w:ascii="Calibri" w:hAnsi="Calibri" w:cs="Calibri"/>
         </w:rPr>
         <w:t xml:space="preserve">esporre il logo aziendale dello Sponsor, secondo la normativa ECM e come più avanti </w:t>
       </w:r>
       <w:r>
         <w:rPr>
-          <w:rFonts w:ascii="Arial" w:hAnsi="Arial" w:cs="Arial"/>
+          <w:rFonts w:ascii="Calibri" w:hAnsi="Calibri" w:cs="Calibri"/>
         </w:rPr>
         <w:lastRenderedPageBreak/>
         <w:t>specificato.</w:t>
@@ -3497,7 +4293,7 @@
         <w:tabs>
           <w:tab w:val="right" w:pos="426"/>
         </w:tabs>
-        <w:spacing w:before="120"/>
+        <w:spacing w:before="120" w:line="240" w:lineRule="auto"/>
         <w:ind w:left="0" w:right="56"/>
         <w:rPr>
           <w:rFonts w:ascii="Arial" w:hAnsi="Arial" w:cs="Arial"/>
@@ -3507,7 +4303,7 @@
       </w:pPr>
       <w:r>
         <w:rPr>
-          <w:rFonts w:ascii="Arial" w:hAnsi="Arial" w:cs="Arial"/>
+          <w:rFonts w:ascii="Calibri" w:hAnsi="Calibri" w:cs="Calibri"/>
           <w:sz w:val="22"/>
           <w:szCs w:val="22"/>
         </w:rPr>
@@ -3525,6 +4321,7 @@
           <w:tab w:val="right" w:pos="426"/>
           <w:tab w:val="left" w:pos="1515"/>
         </w:tabs>
+        <w:spacing w:line="240" w:lineRule="auto"/>
         <w:ind w:left="0" w:right="56" w:firstLine="0"/>
         <w:rPr>
           <w:rFonts w:ascii="Arial" w:hAnsi="Arial" w:cs="Arial"/>
@@ -3532,34 +4329,34 @@
       </w:pPr>
       <w:r>
         <w:rPr>
-          <w:rFonts w:ascii="Arial" w:hAnsi="Arial" w:cs="Arial"/>
+          <w:rFonts w:ascii="Calibri" w:hAnsi="Calibri" w:cs="Calibri"/>
         </w:rPr>
         <w:t xml:space="preserve">Il Provider si impegna a fornire allo Sponsor, almeno 70 giorni prima dell’inizio dell’Evento, il programma, la documentazione e tutte le informazioni necessarie per procedere alla richiesta di autorizzazione all’AIFA prevista dall’art. 124 del </w:t>
       </w:r>
       <w:proofErr w:type="spellStart"/>
       <w:r>
         <w:rPr>
-          <w:rFonts w:ascii="Arial" w:hAnsi="Arial" w:cs="Arial"/>
+          <w:rFonts w:ascii="Calibri" w:hAnsi="Calibri" w:cs="Calibri"/>
         </w:rPr>
         <w:t>D.Lgs.</w:t>
       </w:r>
       <w:proofErr w:type="spellEnd"/>
       <w:r>
         <w:rPr>
-          <w:rFonts w:ascii="Arial" w:hAnsi="Arial" w:cs="Arial"/>
+          <w:rFonts w:ascii="Calibri" w:hAnsi="Calibri" w:cs="Calibri"/>
         </w:rPr>
         <w:t xml:space="preserve"> 219/2006. In ogni caso il Programma definitivo dell’Evento deve essere trasmesso almeno 30 giorni prima della data di svolgimento dello</w:t>
       </w:r>
       <w:r>
         <w:rPr>
-          <w:rFonts w:ascii="Arial" w:hAnsi="Arial" w:cs="Arial"/>
+          <w:rFonts w:ascii="Calibri" w:hAnsi="Calibri" w:cs="Calibri"/>
           <w:spacing w:val="-4"/>
         </w:rPr>
         <w:t xml:space="preserve"> </w:t>
       </w:r>
       <w:r>
         <w:rPr>
-          <w:rFonts w:ascii="Arial" w:hAnsi="Arial" w:cs="Arial"/>
+          <w:rFonts w:ascii="Calibri" w:hAnsi="Calibri" w:cs="Calibri"/>
         </w:rPr>
         <w:t>stesso.</w:t>
       </w:r>
@@ -3575,6 +4372,7 @@
           <w:tab w:val="right" w:pos="426"/>
           <w:tab w:val="left" w:pos="1710"/>
         </w:tabs>
+        <w:spacing w:line="240" w:lineRule="auto"/>
         <w:ind w:left="0" w:right="56" w:firstLine="0"/>
         <w:rPr>
           <w:rFonts w:ascii="Arial" w:hAnsi="Arial" w:cs="Arial"/>
@@ -3582,7 +4380,7 @@
       </w:pPr>
       <w:r>
         <w:rPr>
-          <w:rFonts w:ascii="Arial" w:hAnsi="Arial" w:cs="Arial"/>
+          <w:rFonts w:ascii="Calibri" w:hAnsi="Calibri" w:cs="Calibri"/>
         </w:rPr>
         <w:t>Il Provider si impegna a conservare una completa ed accurata documentazione relativa ai propri rapporti con lo Sponsor per un periodo di durata non inferiore a cinque anni.</w:t>
       </w:r>
@@ -3593,6 +4391,7 @@
         <w:tabs>
           <w:tab w:val="right" w:pos="426"/>
         </w:tabs>
+        <w:spacing w:line="240" w:lineRule="auto"/>
         <w:ind w:left="0" w:right="56"/>
         <w:rPr>
           <w:rFonts w:ascii="Arial" w:hAnsi="Arial" w:cs="Arial"/>
@@ -3607,7 +4406,7 @@
         <w:tabs>
           <w:tab w:val="right" w:pos="426"/>
         </w:tabs>
-        <w:spacing w:before="10"/>
+        <w:spacing w:before="10" w:line="240" w:lineRule="auto"/>
         <w:ind w:left="0" w:right="56"/>
         <w:rPr>
           <w:rFonts w:ascii="Arial" w:hAnsi="Arial" w:cs="Arial"/>
@@ -3627,6 +4426,7 @@
           <w:tab w:val="right" w:pos="426"/>
           <w:tab w:val="left" w:pos="1354"/>
         </w:tabs>
+        <w:spacing w:line="240" w:lineRule="auto"/>
         <w:ind w:left="0" w:right="56" w:firstLine="0"/>
         <w:jc w:val="both"/>
         <w:rPr>
@@ -3638,7 +4438,7 @@
       </w:pPr>
       <w:r>
         <w:rPr>
-          <w:rFonts w:ascii="Arial" w:hAnsi="Arial" w:cs="Arial"/>
+          <w:rFonts w:ascii="Calibri" w:hAnsi="Calibri" w:cs="Calibri"/>
           <w:sz w:val="22"/>
           <w:szCs w:val="22"/>
           <w:u w:val="thick"/>
@@ -3647,7 +4447,7 @@
       </w:r>
       <w:r>
         <w:rPr>
-          <w:rFonts w:ascii="Arial" w:hAnsi="Arial" w:cs="Arial"/>
+          <w:rFonts w:ascii="Calibri" w:hAnsi="Calibri" w:cs="Calibri"/>
           <w:spacing w:val="-4"/>
           <w:sz w:val="22"/>
           <w:szCs w:val="22"/>
@@ -3657,7 +4457,7 @@
       </w:r>
       <w:r>
         <w:rPr>
-          <w:rFonts w:ascii="Arial" w:hAnsi="Arial" w:cs="Arial"/>
+          <w:rFonts w:ascii="Calibri" w:hAnsi="Calibri" w:cs="Calibri"/>
           <w:sz w:val="22"/>
           <w:szCs w:val="22"/>
           <w:u w:val="thick"/>
@@ -3676,6 +4476,7 @@
           <w:tab w:val="right" w:pos="426"/>
           <w:tab w:val="left" w:pos="1710"/>
         </w:tabs>
+        <w:spacing w:line="240" w:lineRule="auto"/>
         <w:ind w:left="0" w:right="56" w:firstLine="0"/>
         <w:rPr>
           <w:rFonts w:ascii="Arial" w:hAnsi="Arial" w:cs="Arial"/>
@@ -3683,21 +4484,21 @@
       </w:pPr>
       <w:r>
         <w:rPr>
-          <w:rFonts w:ascii="Arial" w:hAnsi="Arial" w:cs="Arial"/>
+          <w:rFonts w:ascii="Calibri" w:hAnsi="Calibri" w:cs="Calibri"/>
         </w:rPr>
         <w:t xml:space="preserve">Lo Sponsor si obbliga a sponsorizzare l’Evento di cui al punto b) delle premesse ed a fornire le indicazioni necessarie alla realizzazione della pubblicità nel rispetto dei limiti di cui all’art. 4 del presente Contratto, oltre che della </w:t>
       </w:r>
       <w:proofErr w:type="gramStart"/>
       <w:r>
         <w:rPr>
-          <w:rFonts w:ascii="Arial" w:hAnsi="Arial" w:cs="Arial"/>
+          <w:rFonts w:ascii="Calibri" w:hAnsi="Calibri" w:cs="Calibri"/>
         </w:rPr>
         <w:t>Normativa  ECM</w:t>
       </w:r>
       <w:proofErr w:type="gramEnd"/>
       <w:r>
         <w:rPr>
-          <w:rFonts w:ascii="Arial" w:hAnsi="Arial" w:cs="Arial"/>
+          <w:rFonts w:ascii="Calibri" w:hAnsi="Calibri" w:cs="Calibri"/>
         </w:rPr>
         <w:t>.</w:t>
       </w:r>
@@ -3713,7 +4514,7 @@
           <w:tab w:val="right" w:pos="426"/>
           <w:tab w:val="left" w:pos="1710"/>
         </w:tabs>
-        <w:spacing w:before="121"/>
+        <w:spacing w:before="60" w:line="240" w:lineRule="auto"/>
         <w:ind w:left="0" w:right="56" w:firstLine="0"/>
         <w:rPr>
           <w:rFonts w:ascii="Arial" w:hAnsi="Arial" w:cs="Arial"/>
@@ -3721,20 +4522,20 @@
       </w:pPr>
       <w:r>
         <w:rPr>
-          <w:rFonts w:ascii="Arial" w:hAnsi="Arial" w:cs="Arial"/>
+          <w:rFonts w:ascii="Calibri" w:hAnsi="Calibri" w:cs="Calibri"/>
         </w:rPr>
         <w:t>Lo Sponsor si obbliga a corrispondere un contributo finanziario, nei limiti di quanto indicato sub art. 5 e secondo le modalità riportate nell’Allegato 2) al presente Contratto di cui è parte integrante. Tale contributo dovrà essere destinato ed utilizzato dal Provider, in collaborazione con il Responsabile Scientifico, esclusivamente per la realizzazione dell’Evento di cui al punto b) delle</w:t>
       </w:r>
       <w:r>
         <w:rPr>
-          <w:rFonts w:ascii="Arial" w:hAnsi="Arial" w:cs="Arial"/>
+          <w:rFonts w:ascii="Calibri" w:hAnsi="Calibri" w:cs="Calibri"/>
           <w:spacing w:val="-2"/>
         </w:rPr>
         <w:t xml:space="preserve"> </w:t>
       </w:r>
       <w:r>
         <w:rPr>
-          <w:rFonts w:ascii="Arial" w:hAnsi="Arial" w:cs="Arial"/>
+          <w:rFonts w:ascii="Calibri" w:hAnsi="Calibri" w:cs="Calibri"/>
         </w:rPr>
         <w:t>premesse.</w:t>
       </w:r>
@@ -3750,7 +4551,7 @@
           <w:tab w:val="right" w:pos="426"/>
           <w:tab w:val="left" w:pos="1710"/>
         </w:tabs>
-        <w:spacing w:before="125" w:line="235" w:lineRule="auto"/>
+        <w:spacing w:before="60" w:line="240" w:lineRule="auto"/>
         <w:ind w:left="0" w:right="56" w:firstLine="0"/>
         <w:rPr>
           <w:rFonts w:ascii="Arial" w:hAnsi="Arial" w:cs="Arial"/>
@@ -3758,34 +4559,34 @@
       </w:pPr>
       <w:r>
         <w:rPr>
-          <w:rFonts w:ascii="Arial" w:hAnsi="Arial" w:cs="Arial"/>
+          <w:rFonts w:ascii="Calibri" w:hAnsi="Calibri" w:cs="Calibri"/>
         </w:rPr>
         <w:t xml:space="preserve">Resta inteso tra le Parti che le attività inerenti </w:t>
       </w:r>
       <w:proofErr w:type="gramStart"/>
       <w:r>
         <w:rPr>
-          <w:rFonts w:ascii="Arial" w:hAnsi="Arial" w:cs="Arial"/>
+          <w:rFonts w:ascii="Calibri" w:hAnsi="Calibri" w:cs="Calibri"/>
         </w:rPr>
         <w:t>i</w:t>
       </w:r>
       <w:proofErr w:type="gramEnd"/>
       <w:r>
         <w:rPr>
-          <w:rFonts w:ascii="Arial" w:hAnsi="Arial" w:cs="Arial"/>
+          <w:rFonts w:ascii="Calibri" w:hAnsi="Calibri" w:cs="Calibri"/>
         </w:rPr>
         <w:t xml:space="preserve"> trasferimenti e l’ospitalità alberghiera dei partecipanti invitati dallo Sponsor sono gestite direttamente da quest’ultimo e potranno formare oggetto di specifica pattuizione tra lo Sponsor stesso e la</w:t>
       </w:r>
       <w:r>
         <w:rPr>
-          <w:rFonts w:ascii="Arial" w:hAnsi="Arial" w:cs="Arial"/>
+          <w:rFonts w:ascii="Calibri" w:hAnsi="Calibri" w:cs="Calibri"/>
           <w:spacing w:val="-1"/>
         </w:rPr>
         <w:t xml:space="preserve"> </w:t>
       </w:r>
       <w:r>
         <w:rPr>
-          <w:rFonts w:ascii="Arial" w:hAnsi="Arial" w:cs="Arial"/>
+          <w:rFonts w:ascii="Calibri" w:hAnsi="Calibri" w:cs="Calibri"/>
         </w:rPr>
         <w:t>Società.</w:t>
       </w:r>
@@ -3796,6 +4597,7 @@
         <w:tabs>
           <w:tab w:val="right" w:pos="426"/>
         </w:tabs>
+        <w:spacing w:line="240" w:lineRule="auto"/>
         <w:ind w:left="0" w:right="56"/>
         <w:rPr>
           <w:rFonts w:ascii="Arial" w:hAnsi="Arial" w:cs="Arial"/>
@@ -3810,7 +4612,7 @@
         <w:tabs>
           <w:tab w:val="right" w:pos="426"/>
         </w:tabs>
-        <w:spacing w:before="10"/>
+        <w:spacing w:before="10" w:line="240" w:lineRule="auto"/>
         <w:ind w:left="0" w:right="56"/>
         <w:rPr>
           <w:rFonts w:ascii="Arial" w:hAnsi="Arial" w:cs="Arial"/>
@@ -3830,7 +4632,7 @@
           <w:tab w:val="right" w:pos="426"/>
           <w:tab w:val="left" w:pos="1050"/>
         </w:tabs>
-        <w:spacing w:before="90"/>
+        <w:spacing w:before="90" w:line="240" w:lineRule="auto"/>
         <w:ind w:left="0" w:right="56" w:firstLine="0"/>
         <w:jc w:val="both"/>
         <w:rPr>
@@ -3842,7 +4644,7 @@
       </w:pPr>
       <w:r>
         <w:rPr>
-          <w:rFonts w:ascii="Arial" w:hAnsi="Arial" w:cs="Arial"/>
+          <w:rFonts w:ascii="Calibri" w:hAnsi="Calibri" w:cs="Calibri"/>
           <w:sz w:val="22"/>
           <w:szCs w:val="22"/>
           <w:u w:val="thick"/>
@@ -3851,7 +4653,7 @@
       </w:r>
       <w:r>
         <w:rPr>
-          <w:rFonts w:ascii="Arial" w:hAnsi="Arial" w:cs="Arial"/>
+          <w:rFonts w:ascii="Calibri" w:hAnsi="Calibri" w:cs="Calibri"/>
           <w:spacing w:val="-6"/>
           <w:sz w:val="22"/>
           <w:szCs w:val="22"/>
@@ -3861,7 +4663,7 @@
       </w:r>
       <w:r>
         <w:rPr>
-          <w:rFonts w:ascii="Arial" w:hAnsi="Arial" w:cs="Arial"/>
+          <w:rFonts w:ascii="Calibri" w:hAnsi="Calibri" w:cs="Calibri"/>
           <w:sz w:val="22"/>
           <w:szCs w:val="22"/>
           <w:u w:val="thick"/>
@@ -3880,7 +4682,7 @@
           <w:tab w:val="right" w:pos="426"/>
           <w:tab w:val="left" w:pos="1111"/>
         </w:tabs>
-        <w:spacing w:before="175"/>
+        <w:spacing w:before="60" w:line="240" w:lineRule="auto"/>
         <w:ind w:left="0" w:right="56" w:firstLine="0"/>
         <w:rPr>
           <w:rFonts w:ascii="Arial" w:hAnsi="Arial" w:cs="Arial"/>
@@ -3888,60 +4690,60 @@
       </w:pPr>
       <w:r>
         <w:rPr>
-          <w:rFonts w:ascii="Arial" w:hAnsi="Arial" w:cs="Arial"/>
+          <w:rFonts w:ascii="Calibri" w:hAnsi="Calibri" w:cs="Calibri"/>
         </w:rPr>
         <w:t xml:space="preserve">Al fine di pervenire l’insorgere di situazioni di conflitto di interessi, ed in ossequio </w:t>
       </w:r>
       <w:r>
         <w:rPr>
-          <w:rFonts w:ascii="Arial" w:hAnsi="Arial" w:cs="Arial"/>
+          <w:rFonts w:ascii="Calibri" w:hAnsi="Calibri" w:cs="Calibri"/>
           <w:spacing w:val="-3"/>
         </w:rPr>
         <w:t xml:space="preserve">all’art. </w:t>
       </w:r>
       <w:r>
         <w:rPr>
-          <w:rFonts w:ascii="Arial" w:hAnsi="Arial" w:cs="Arial"/>
+          <w:rFonts w:ascii="Calibri" w:hAnsi="Calibri" w:cs="Calibri"/>
         </w:rPr>
         <w:t xml:space="preserve">86 </w:t>
       </w:r>
       <w:r>
         <w:rPr>
-          <w:rFonts w:ascii="Arial" w:hAnsi="Arial" w:cs="Arial"/>
+          <w:rFonts w:ascii="Calibri" w:hAnsi="Calibri" w:cs="Calibri"/>
           <w:spacing w:val="-4"/>
         </w:rPr>
         <w:t xml:space="preserve">“Violazioni </w:t>
       </w:r>
       <w:r>
         <w:rPr>
-          <w:rFonts w:ascii="Arial" w:hAnsi="Arial" w:cs="Arial"/>
+          <w:rFonts w:ascii="Calibri" w:hAnsi="Calibri" w:cs="Calibri"/>
           <w:spacing w:val="-3"/>
         </w:rPr>
         <w:t xml:space="preserve">molto gravi” </w:t>
       </w:r>
       <w:r>
         <w:rPr>
-          <w:rFonts w:ascii="Arial" w:hAnsi="Arial" w:cs="Arial"/>
+          <w:rFonts w:ascii="Calibri" w:hAnsi="Calibri" w:cs="Calibri"/>
           <w:spacing w:val="-4"/>
         </w:rPr>
         <w:t xml:space="preserve">dell’Accordo, </w:t>
       </w:r>
       <w:r>
         <w:rPr>
-          <w:rFonts w:ascii="Arial" w:hAnsi="Arial" w:cs="Arial"/>
+          <w:rFonts w:ascii="Calibri" w:hAnsi="Calibri" w:cs="Calibri"/>
         </w:rPr>
         <w:t>le Parti convengono</w:t>
       </w:r>
       <w:r>
         <w:rPr>
-          <w:rFonts w:ascii="Arial" w:hAnsi="Arial" w:cs="Arial"/>
+          <w:rFonts w:ascii="Calibri" w:hAnsi="Calibri" w:cs="Calibri"/>
           <w:spacing w:val="-7"/>
         </w:rPr>
         <w:t xml:space="preserve"> </w:t>
       </w:r>
       <w:r>
         <w:rPr>
-          <w:rFonts w:ascii="Arial" w:hAnsi="Arial" w:cs="Arial"/>
+          <w:rFonts w:ascii="Calibri" w:hAnsi="Calibri" w:cs="Calibri"/>
         </w:rPr>
         <w:t>che:</w:t>
       </w:r>
@@ -3957,6 +4759,7 @@
           <w:tab w:val="right" w:pos="426"/>
           <w:tab w:val="left" w:pos="1518"/>
         </w:tabs>
+        <w:spacing w:line="240" w:lineRule="auto"/>
         <w:ind w:left="0" w:right="56" w:firstLine="0"/>
         <w:rPr>
           <w:rFonts w:ascii="Arial" w:hAnsi="Arial" w:cs="Arial"/>
@@ -3964,7 +4767,7 @@
       </w:pPr>
       <w:r>
         <w:rPr>
-          <w:rFonts w:ascii="Arial" w:hAnsi="Arial" w:cs="Arial"/>
+          <w:rFonts w:ascii="Calibri" w:hAnsi="Calibri" w:cs="Calibri"/>
         </w:rPr>
         <w:t>nessun compenso deve essere pagato dallo Sponsor direttamente al Responsabile Scientifico dell’Evento, a singoli docenti o agli altri soggetti coinvolti nell’attività sponsorizzata. Tali pagamenti/rimborsi saranno effettuati esclusivamente dal Provider, sulla base del proprio regolamento interno formalmente approvato dalle Parti (Art. 76, c. 6, Accordo Stato – Regioni 2017: “I pagamenti e i rimborsi ai docenti e ai moderatori dell’evento devono essere compiuti secondo le modalità previste da un regolamento interno) di cui le Parti prendono atto;</w:t>
       </w:r>
@@ -3980,7 +4783,7 @@
           <w:tab w:val="right" w:pos="426"/>
           <w:tab w:val="left" w:pos="1371"/>
         </w:tabs>
-        <w:spacing w:before="162"/>
+        <w:spacing w:before="60" w:line="240" w:lineRule="auto"/>
         <w:ind w:left="0" w:right="56" w:firstLine="0"/>
         <w:rPr>
           <w:rFonts w:ascii="Arial" w:hAnsi="Arial" w:cs="Arial"/>
@@ -3988,20 +4791,20 @@
       </w:pPr>
       <w:r>
         <w:rPr>
-          <w:rFonts w:ascii="Arial" w:hAnsi="Arial" w:cs="Arial"/>
+          <w:rFonts w:ascii="Calibri" w:hAnsi="Calibri" w:cs="Calibri"/>
         </w:rPr>
         <w:t>il Provider si impegna ad acquisire le necessarie dichiarazioni relative ai rapporti pregressi del Responsabile Scientifico e dei docenti con soggetti portatori di interessi commerciali, che potrebbero trarre vantaggio dalle attività</w:t>
       </w:r>
       <w:r>
         <w:rPr>
-          <w:rFonts w:ascii="Arial" w:hAnsi="Arial" w:cs="Arial"/>
+          <w:rFonts w:ascii="Calibri" w:hAnsi="Calibri" w:cs="Calibri"/>
           <w:spacing w:val="-11"/>
         </w:rPr>
         <w:t xml:space="preserve"> </w:t>
       </w:r>
       <w:r>
         <w:rPr>
-          <w:rFonts w:ascii="Arial" w:hAnsi="Arial" w:cs="Arial"/>
+          <w:rFonts w:ascii="Calibri" w:hAnsi="Calibri" w:cs="Calibri"/>
         </w:rPr>
         <w:t>formative;</w:t>
       </w:r>
@@ -4017,6 +4820,7 @@
           <w:tab w:val="right" w:pos="426"/>
           <w:tab w:val="left" w:pos="1371"/>
         </w:tabs>
+        <w:spacing w:line="240" w:lineRule="auto"/>
         <w:ind w:left="0" w:right="56" w:firstLine="0"/>
         <w:rPr>
           <w:rFonts w:ascii="Arial" w:hAnsi="Arial" w:cs="Arial"/>
@@ -4024,20 +4828,20 @@
       </w:pPr>
       <w:r>
         <w:rPr>
-          <w:rFonts w:ascii="Arial" w:hAnsi="Arial" w:cs="Arial"/>
+          <w:rFonts w:ascii="Calibri" w:hAnsi="Calibri" w:cs="Calibri"/>
         </w:rPr>
         <w:t>la progettazione e l’erogazione delle attività formative, nonché la produzione del materiale educativo, sono gestite unicamente dal Provider. Lo Sponsor non deve e non può in alcun modo influenzare la pianificazione dei contenuti o lo svolgimento dell’attività educazionale che</w:t>
       </w:r>
       <w:r>
         <w:rPr>
-          <w:rFonts w:ascii="Arial" w:hAnsi="Arial" w:cs="Arial"/>
+          <w:rFonts w:ascii="Calibri" w:hAnsi="Calibri" w:cs="Calibri"/>
           <w:spacing w:val="-7"/>
         </w:rPr>
         <w:t xml:space="preserve"> </w:t>
       </w:r>
       <w:r>
         <w:rPr>
-          <w:rFonts w:ascii="Arial" w:hAnsi="Arial" w:cs="Arial"/>
+          <w:rFonts w:ascii="Calibri" w:hAnsi="Calibri" w:cs="Calibri"/>
         </w:rPr>
         <w:t>sponsorizza;</w:t>
       </w:r>
@@ -4053,6 +4857,7 @@
           <w:tab w:val="right" w:pos="426"/>
           <w:tab w:val="left" w:pos="1371"/>
         </w:tabs>
+        <w:spacing w:line="240" w:lineRule="auto"/>
         <w:ind w:left="0" w:right="56" w:firstLine="0"/>
         <w:rPr>
           <w:rFonts w:ascii="Arial" w:hAnsi="Arial" w:cs="Arial"/>
@@ -4060,20 +4865,20 @@
       </w:pPr>
       <w:r>
         <w:rPr>
-          <w:rFonts w:ascii="Arial" w:hAnsi="Arial" w:cs="Arial"/>
+          <w:rFonts w:ascii="Calibri" w:hAnsi="Calibri" w:cs="Calibri"/>
         </w:rPr>
         <w:t>lo Sponsor, nel corso di esecuzione del presente contratto, non può subordinare il pagamento del compenso ovvero l’erogazione del finanziamento concordato a direttive o consigli che riguardino i contenuti, il corpo docente o altre questioni relative al normale svolgimento dell’Evento</w:t>
       </w:r>
       <w:r>
         <w:rPr>
-          <w:rFonts w:ascii="Arial" w:hAnsi="Arial" w:cs="Arial"/>
+          <w:rFonts w:ascii="Calibri" w:hAnsi="Calibri" w:cs="Calibri"/>
           <w:spacing w:val="-2"/>
         </w:rPr>
         <w:t xml:space="preserve"> </w:t>
       </w:r>
       <w:r>
         <w:rPr>
-          <w:rFonts w:ascii="Arial" w:hAnsi="Arial" w:cs="Arial"/>
+          <w:rFonts w:ascii="Calibri" w:hAnsi="Calibri" w:cs="Calibri"/>
         </w:rPr>
         <w:t>formativo;</w:t>
       </w:r>
@@ -4089,7 +4894,7 @@
           <w:tab w:val="right" w:pos="426"/>
           <w:tab w:val="left" w:pos="1371"/>
         </w:tabs>
-        <w:spacing w:before="121"/>
+        <w:spacing w:before="60" w:line="240" w:lineRule="auto"/>
         <w:ind w:left="0" w:right="56" w:firstLine="0"/>
         <w:rPr>
           <w:rFonts w:ascii="Arial" w:hAnsi="Arial" w:cs="Arial"/>
@@ -4097,27 +4902,27 @@
       </w:pPr>
       <w:r>
         <w:rPr>
-          <w:rFonts w:ascii="Arial" w:hAnsi="Arial" w:cs="Arial"/>
+          <w:rFonts w:ascii="Calibri" w:hAnsi="Calibri" w:cs="Calibri"/>
         </w:rPr>
         <w:t xml:space="preserve">il Provider può autorizzare lo Sponsor a diffondere informazioni relative all’attività ECM </w:t>
       </w:r>
       <w:r>
         <w:rPr>
-          <w:rFonts w:ascii="Arial" w:hAnsi="Arial" w:cs="Arial"/>
+          <w:rFonts w:ascii="Calibri" w:hAnsi="Calibri" w:cs="Calibri"/>
         </w:rPr>
         <w:lastRenderedPageBreak/>
         <w:t>presso la comunità dei professionisti della sanità. Tale eventuale informativa, tuttavia, dovrà essere concordata preventivamente con il Provider e deve evidenziare che l’attività ECM è espletata dal Provider con il supporto economico non condizionante dello</w:t>
       </w:r>
       <w:r>
         <w:rPr>
-          <w:rFonts w:ascii="Arial" w:hAnsi="Arial" w:cs="Arial"/>
+          <w:rFonts w:ascii="Calibri" w:hAnsi="Calibri" w:cs="Calibri"/>
           <w:spacing w:val="-1"/>
         </w:rPr>
         <w:t xml:space="preserve"> </w:t>
       </w:r>
       <w:r>
         <w:rPr>
-          <w:rFonts w:ascii="Arial" w:hAnsi="Arial" w:cs="Arial"/>
+          <w:rFonts w:ascii="Calibri" w:hAnsi="Calibri" w:cs="Calibri"/>
         </w:rPr>
         <w:t>Sponsor;</w:t>
       </w:r>
@@ -4133,6 +4938,7 @@
           <w:tab w:val="right" w:pos="426"/>
           <w:tab w:val="left" w:pos="1371"/>
         </w:tabs>
+        <w:spacing w:line="240" w:lineRule="auto"/>
         <w:ind w:left="0" w:right="56" w:firstLine="0"/>
         <w:rPr>
           <w:rFonts w:ascii="Arial" w:hAnsi="Arial" w:cs="Arial"/>
@@ -4140,20 +4946,20 @@
       </w:pPr>
       <w:r>
         <w:rPr>
-          <w:rFonts w:ascii="Arial" w:hAnsi="Arial" w:cs="Arial"/>
+          <w:rFonts w:ascii="Calibri" w:hAnsi="Calibri" w:cs="Calibri"/>
         </w:rPr>
         <w:t>il Provider, fatta eccezione per le attività che prevedano il reclutamento dei partecipanti da parte dello Sponsor (cfr. punto 2.7 del presente contratto), raccoglierà le richieste di adesione dei partecipanti all’Evento formativo senza interferenze da parte dello Sponsor, garantendo la riservatezza degli elenchi, dei nominativi e degli indirizzi dei partecipanti che non possono essere trasmessi allo Sponsor o utilizzati, comunque, a fini</w:t>
       </w:r>
       <w:r>
         <w:rPr>
-          <w:rFonts w:ascii="Arial" w:hAnsi="Arial" w:cs="Arial"/>
+          <w:rFonts w:ascii="Calibri" w:hAnsi="Calibri" w:cs="Calibri"/>
           <w:spacing w:val="-1"/>
         </w:rPr>
         <w:t xml:space="preserve"> </w:t>
       </w:r>
       <w:r>
         <w:rPr>
-          <w:rFonts w:ascii="Arial" w:hAnsi="Arial" w:cs="Arial"/>
+          <w:rFonts w:ascii="Calibri" w:hAnsi="Calibri" w:cs="Calibri"/>
         </w:rPr>
         <w:t>commerciali;</w:t>
       </w:r>
@@ -4169,6 +4975,7 @@
           <w:tab w:val="right" w:pos="426"/>
           <w:tab w:val="left" w:pos="1386"/>
         </w:tabs>
+        <w:spacing w:line="240" w:lineRule="auto"/>
         <w:ind w:left="0" w:right="56" w:firstLine="0"/>
         <w:rPr>
           <w:rFonts w:ascii="Arial" w:hAnsi="Arial" w:cs="Arial"/>
@@ -4176,20 +4983,20 @@
       </w:pPr>
       <w:r>
         <w:rPr>
-          <w:rFonts w:ascii="Arial" w:hAnsi="Arial" w:cs="Arial"/>
+          <w:rFonts w:ascii="Calibri" w:hAnsi="Calibri" w:cs="Calibri"/>
         </w:rPr>
         <w:t>nel caso di reclutamento, il Provider riceverà dallo Sponsor le adesioni dei partecipanti, così come definito al punto 2.7 del presente</w:t>
       </w:r>
       <w:r>
         <w:rPr>
-          <w:rFonts w:ascii="Arial" w:hAnsi="Arial" w:cs="Arial"/>
+          <w:rFonts w:ascii="Calibri" w:hAnsi="Calibri" w:cs="Calibri"/>
           <w:spacing w:val="-1"/>
         </w:rPr>
         <w:t xml:space="preserve"> </w:t>
       </w:r>
       <w:r>
         <w:rPr>
-          <w:rFonts w:ascii="Arial" w:hAnsi="Arial" w:cs="Arial"/>
+          <w:rFonts w:ascii="Calibri" w:hAnsi="Calibri" w:cs="Calibri"/>
         </w:rPr>
         <w:t>contratto;</w:t>
       </w:r>
@@ -4205,6 +5012,7 @@
           <w:tab w:val="right" w:pos="426"/>
           <w:tab w:val="left" w:pos="1369"/>
         </w:tabs>
+        <w:spacing w:line="240" w:lineRule="auto"/>
         <w:ind w:left="0" w:right="56" w:firstLine="0"/>
         <w:rPr>
           <w:rFonts w:ascii="Arial" w:hAnsi="Arial" w:cs="Arial"/>
@@ -4212,20 +5020,20 @@
       </w:pPr>
       <w:r>
         <w:rPr>
-          <w:rFonts w:ascii="Arial" w:hAnsi="Arial" w:cs="Arial"/>
+          <w:rFonts w:ascii="Calibri" w:hAnsi="Calibri" w:cs="Calibri"/>
         </w:rPr>
         <w:t>il Provider, nel corso dell’Evento, inviterà i partecipanti a compilare uno specifico questionario in cui potranno indicare se hanno percepito influenza di interessi commerciali nel programma</w:t>
       </w:r>
       <w:r>
         <w:rPr>
-          <w:rFonts w:ascii="Arial" w:hAnsi="Arial" w:cs="Arial"/>
+          <w:rFonts w:ascii="Calibri" w:hAnsi="Calibri" w:cs="Calibri"/>
           <w:spacing w:val="-1"/>
         </w:rPr>
         <w:t xml:space="preserve"> </w:t>
       </w:r>
       <w:r>
         <w:rPr>
-          <w:rFonts w:ascii="Arial" w:hAnsi="Arial" w:cs="Arial"/>
+          <w:rFonts w:ascii="Calibri" w:hAnsi="Calibri" w:cs="Calibri"/>
         </w:rPr>
         <w:t>ECM;</w:t>
       </w:r>
@@ -4241,7 +5049,7 @@
           <w:tab w:val="right" w:pos="426"/>
           <w:tab w:val="left" w:pos="1371"/>
         </w:tabs>
-        <w:spacing w:before="121"/>
+        <w:spacing w:before="60" w:line="240" w:lineRule="auto"/>
         <w:ind w:left="0" w:right="56" w:firstLine="0"/>
         <w:rPr>
           <w:rFonts w:ascii="Arial" w:hAnsi="Arial" w:cs="Arial"/>
@@ -4249,20 +5057,20 @@
       </w:pPr>
       <w:r>
         <w:rPr>
-          <w:rFonts w:ascii="Arial" w:hAnsi="Arial" w:cs="Arial"/>
+          <w:rFonts w:ascii="Calibri" w:hAnsi="Calibri" w:cs="Calibri"/>
         </w:rPr>
         <w:t>nessun materiale promozionale sarà mostrato o distribuito nella stessa sala ove si svolge l’attività formativa. Lo Sponsor, pertanto, in occasione dell’Evento avrà i propri spazi espositivi in locali separati da quelli delle aule dedicate alla formazione, concordati con il</w:t>
       </w:r>
       <w:r>
         <w:rPr>
-          <w:rFonts w:ascii="Arial" w:hAnsi="Arial" w:cs="Arial"/>
+          <w:rFonts w:ascii="Calibri" w:hAnsi="Calibri" w:cs="Calibri"/>
           <w:spacing w:val="-1"/>
         </w:rPr>
         <w:t xml:space="preserve"> </w:t>
       </w:r>
       <w:r>
         <w:rPr>
-          <w:rFonts w:ascii="Arial" w:hAnsi="Arial" w:cs="Arial"/>
+          <w:rFonts w:ascii="Calibri" w:hAnsi="Calibri" w:cs="Calibri"/>
         </w:rPr>
         <w:t>Provider;</w:t>
       </w:r>
@@ -4278,6 +5086,7 @@
           <w:tab w:val="right" w:pos="426"/>
           <w:tab w:val="left" w:pos="1371"/>
         </w:tabs>
+        <w:spacing w:line="240" w:lineRule="auto"/>
         <w:ind w:left="0" w:right="56" w:firstLine="0"/>
         <w:rPr>
           <w:rFonts w:ascii="Arial" w:hAnsi="Arial" w:cs="Arial"/>
@@ -4285,7 +5094,7 @@
       </w:pPr>
       <w:r>
         <w:rPr>
-          <w:rFonts w:ascii="Arial" w:hAnsi="Arial" w:cs="Arial"/>
+          <w:rFonts w:ascii="Calibri" w:hAnsi="Calibri" w:cs="Calibri"/>
         </w:rPr>
         <w:t>il materiale cartaceo, nelle pagine dedicate alle attività ECM, nelle pagine adiacenti o all’interno di strumenti correlati (ad esempio, pagine dedicate alla valutazione dell’apprendimento) non recherà alcuna forma di pubblicità o riferimento allo Sponsor;</w:t>
       </w:r>
@@ -4301,6 +5110,7 @@
           <w:tab w:val="right" w:pos="426"/>
           <w:tab w:val="left" w:pos="1371"/>
         </w:tabs>
+        <w:spacing w:line="240" w:lineRule="auto"/>
         <w:ind w:left="0" w:right="56" w:firstLine="0"/>
         <w:rPr>
           <w:rFonts w:ascii="Arial" w:hAnsi="Arial" w:cs="Arial"/>
@@ -4308,177 +5118,177 @@
       </w:pPr>
       <w:r>
         <w:rPr>
-          <w:rFonts w:ascii="Arial" w:hAnsi="Arial" w:cs="Arial"/>
+          <w:rFonts w:ascii="Calibri" w:hAnsi="Calibri" w:cs="Calibri"/>
         </w:rPr>
         <w:t xml:space="preserve">è consentito indicare lo Sponsor all’ultima pagina di </w:t>
       </w:r>
       <w:proofErr w:type="spellStart"/>
       <w:r>
         <w:rPr>
-          <w:rFonts w:ascii="Arial" w:hAnsi="Arial" w:cs="Arial"/>
+          <w:rFonts w:ascii="Calibri" w:hAnsi="Calibri" w:cs="Calibri"/>
         </w:rPr>
         <w:t>depliants</w:t>
       </w:r>
       <w:proofErr w:type="spellEnd"/>
       <w:r>
         <w:rPr>
-          <w:rFonts w:ascii="Arial" w:hAnsi="Arial" w:cs="Arial"/>
+          <w:rFonts w:ascii="Calibri" w:hAnsi="Calibri" w:cs="Calibri"/>
         </w:rPr>
         <w:t>, programmi di</w:t>
       </w:r>
       <w:r>
         <w:rPr>
-          <w:rFonts w:ascii="Arial" w:hAnsi="Arial" w:cs="Arial"/>
+          <w:rFonts w:ascii="Calibri" w:hAnsi="Calibri" w:cs="Calibri"/>
           <w:spacing w:val="42"/>
         </w:rPr>
         <w:t xml:space="preserve"> </w:t>
       </w:r>
       <w:r>
         <w:rPr>
-          <w:rFonts w:ascii="Arial" w:hAnsi="Arial" w:cs="Arial"/>
+          <w:rFonts w:ascii="Calibri" w:hAnsi="Calibri" w:cs="Calibri"/>
         </w:rPr>
         <w:t>attività</w:t>
       </w:r>
       <w:r>
         <w:rPr>
-          <w:rFonts w:ascii="Arial" w:hAnsi="Arial" w:cs="Arial"/>
+          <w:rFonts w:ascii="Calibri" w:hAnsi="Calibri" w:cs="Calibri"/>
           <w:spacing w:val="42"/>
         </w:rPr>
         <w:t xml:space="preserve"> </w:t>
       </w:r>
       <w:r>
         <w:rPr>
-          <w:rFonts w:ascii="Arial" w:hAnsi="Arial" w:cs="Arial"/>
+          <w:rFonts w:ascii="Calibri" w:hAnsi="Calibri" w:cs="Calibri"/>
         </w:rPr>
         <w:t>ECM</w:t>
       </w:r>
       <w:r>
         <w:rPr>
-          <w:rFonts w:ascii="Arial" w:hAnsi="Arial" w:cs="Arial"/>
+          <w:rFonts w:ascii="Calibri" w:hAnsi="Calibri" w:cs="Calibri"/>
           <w:spacing w:val="43"/>
         </w:rPr>
         <w:t xml:space="preserve"> </w:t>
       </w:r>
       <w:r>
         <w:rPr>
-          <w:rFonts w:ascii="Arial" w:hAnsi="Arial" w:cs="Arial"/>
+          <w:rFonts w:ascii="Calibri" w:hAnsi="Calibri" w:cs="Calibri"/>
         </w:rPr>
         <w:t>e</w:t>
       </w:r>
       <w:r>
         <w:rPr>
-          <w:rFonts w:ascii="Arial" w:hAnsi="Arial" w:cs="Arial"/>
+          <w:rFonts w:ascii="Calibri" w:hAnsi="Calibri" w:cs="Calibri"/>
           <w:spacing w:val="44"/>
         </w:rPr>
         <w:t xml:space="preserve"> </w:t>
       </w:r>
       <w:r>
         <w:rPr>
-          <w:rFonts w:ascii="Arial" w:hAnsi="Arial" w:cs="Arial"/>
+          <w:rFonts w:ascii="Calibri" w:hAnsi="Calibri" w:cs="Calibri"/>
         </w:rPr>
         <w:t>materiale</w:t>
       </w:r>
       <w:r>
         <w:rPr>
-          <w:rFonts w:ascii="Arial" w:hAnsi="Arial" w:cs="Arial"/>
+          <w:rFonts w:ascii="Calibri" w:hAnsi="Calibri" w:cs="Calibri"/>
           <w:spacing w:val="42"/>
         </w:rPr>
         <w:t xml:space="preserve"> </w:t>
       </w:r>
       <w:r>
         <w:rPr>
-          <w:rFonts w:ascii="Arial" w:hAnsi="Arial" w:cs="Arial"/>
+          <w:rFonts w:ascii="Calibri" w:hAnsi="Calibri" w:cs="Calibri"/>
         </w:rPr>
         <w:t>informativo,</w:t>
       </w:r>
       <w:r>
         <w:rPr>
-          <w:rFonts w:ascii="Arial" w:hAnsi="Arial" w:cs="Arial"/>
+          <w:rFonts w:ascii="Calibri" w:hAnsi="Calibri" w:cs="Calibri"/>
           <w:spacing w:val="43"/>
         </w:rPr>
         <w:t xml:space="preserve"> </w:t>
       </w:r>
       <w:r>
         <w:rPr>
-          <w:rFonts w:ascii="Arial" w:hAnsi="Arial" w:cs="Arial"/>
+          <w:rFonts w:ascii="Calibri" w:hAnsi="Calibri" w:cs="Calibri"/>
         </w:rPr>
         <w:t>nonché</w:t>
       </w:r>
       <w:r>
         <w:rPr>
-          <w:rFonts w:ascii="Arial" w:hAnsi="Arial" w:cs="Arial"/>
+          <w:rFonts w:ascii="Calibri" w:hAnsi="Calibri" w:cs="Calibri"/>
           <w:spacing w:val="44"/>
         </w:rPr>
         <w:t xml:space="preserve"> </w:t>
       </w:r>
       <w:r>
         <w:rPr>
-          <w:rFonts w:ascii="Arial" w:hAnsi="Arial" w:cs="Arial"/>
+          <w:rFonts w:ascii="Calibri" w:hAnsi="Calibri" w:cs="Calibri"/>
         </w:rPr>
         <w:t>prima</w:t>
       </w:r>
       <w:r>
         <w:rPr>
-          <w:rFonts w:ascii="Arial" w:hAnsi="Arial" w:cs="Arial"/>
+          <w:rFonts w:ascii="Calibri" w:hAnsi="Calibri" w:cs="Calibri"/>
           <w:spacing w:val="42"/>
         </w:rPr>
         <w:t xml:space="preserve"> </w:t>
       </w:r>
       <w:r>
         <w:rPr>
-          <w:rFonts w:ascii="Arial" w:hAnsi="Arial" w:cs="Arial"/>
+          <w:rFonts w:ascii="Calibri" w:hAnsi="Calibri" w:cs="Calibri"/>
         </w:rPr>
         <w:t>dell’inizio</w:t>
       </w:r>
       <w:r>
         <w:rPr>
-          <w:rFonts w:ascii="Arial" w:hAnsi="Arial" w:cs="Arial"/>
+          <w:rFonts w:ascii="Calibri" w:hAnsi="Calibri" w:cs="Calibri"/>
           <w:spacing w:val="43"/>
         </w:rPr>
         <w:t xml:space="preserve"> </w:t>
       </w:r>
       <w:r>
         <w:rPr>
-          <w:rFonts w:ascii="Arial" w:hAnsi="Arial" w:cs="Arial"/>
+          <w:rFonts w:ascii="Calibri" w:hAnsi="Calibri" w:cs="Calibri"/>
         </w:rPr>
         <w:t>e</w:t>
       </w:r>
       <w:r>
         <w:rPr>
-          <w:rFonts w:ascii="Arial" w:hAnsi="Arial" w:cs="Arial"/>
+          <w:rFonts w:ascii="Calibri" w:hAnsi="Calibri" w:cs="Calibri"/>
           <w:spacing w:val="44"/>
         </w:rPr>
         <w:t xml:space="preserve"> </w:t>
       </w:r>
       <w:r>
         <w:rPr>
-          <w:rFonts w:ascii="Arial" w:hAnsi="Arial" w:cs="Arial"/>
+          <w:rFonts w:ascii="Calibri" w:hAnsi="Calibri" w:cs="Calibri"/>
         </w:rPr>
         <w:t>dopo</w:t>
       </w:r>
       <w:r>
         <w:rPr>
-          <w:rFonts w:ascii="Arial" w:hAnsi="Arial" w:cs="Arial"/>
+          <w:rFonts w:ascii="Calibri" w:hAnsi="Calibri" w:cs="Calibri"/>
           <w:spacing w:val="42"/>
         </w:rPr>
         <w:t xml:space="preserve"> </w:t>
       </w:r>
       <w:r>
         <w:rPr>
-          <w:rFonts w:ascii="Arial" w:hAnsi="Arial" w:cs="Arial"/>
+          <w:rFonts w:ascii="Calibri" w:hAnsi="Calibri" w:cs="Calibri"/>
         </w:rPr>
         <w:t>il</w:t>
       </w:r>
       <w:r>
         <w:rPr>
-          <w:rFonts w:ascii="Arial" w:hAnsi="Arial" w:cs="Arial"/>
+          <w:rFonts w:ascii="Calibri" w:hAnsi="Calibri" w:cs="Calibri"/>
           <w:spacing w:val="43"/>
         </w:rPr>
         <w:t xml:space="preserve"> </w:t>
       </w:r>
       <w:r>
         <w:rPr>
-          <w:rFonts w:ascii="Arial" w:hAnsi="Arial" w:cs="Arial"/>
+          <w:rFonts w:ascii="Calibri" w:hAnsi="Calibri" w:cs="Calibri"/>
         </w:rPr>
         <w:t>termine</w:t>
       </w:r>
@@ -4489,7 +5299,7 @@
         <w:tabs>
           <w:tab w:val="right" w:pos="426"/>
         </w:tabs>
-        <w:spacing w:before="70"/>
+        <w:spacing w:before="70" w:line="240" w:lineRule="auto"/>
         <w:ind w:left="0" w:right="56"/>
         <w:rPr>
           <w:rFonts w:ascii="Arial" w:hAnsi="Arial" w:cs="Arial"/>
@@ -4499,7 +5309,7 @@
       </w:pPr>
       <w:r>
         <w:rPr>
-          <w:rFonts w:ascii="Arial" w:hAnsi="Arial" w:cs="Arial"/>
+          <w:rFonts w:ascii="Calibri" w:hAnsi="Calibri" w:cs="Calibri"/>
           <w:sz w:val="22"/>
           <w:szCs w:val="22"/>
         </w:rPr>
@@ -4517,7 +5327,7 @@
           <w:tab w:val="right" w:pos="426"/>
           <w:tab w:val="left" w:pos="1050"/>
         </w:tabs>
-        <w:spacing w:before="186"/>
+        <w:spacing w:before="60" w:line="240" w:lineRule="auto"/>
         <w:ind w:left="0" w:right="56" w:firstLine="0"/>
         <w:jc w:val="both"/>
         <w:rPr>
@@ -4529,7 +5339,7 @@
       </w:pPr>
       <w:r>
         <w:rPr>
-          <w:rFonts w:ascii="Arial" w:hAnsi="Arial" w:cs="Arial"/>
+          <w:rFonts w:ascii="Calibri" w:hAnsi="Calibri" w:cs="Calibri"/>
           <w:sz w:val="22"/>
           <w:szCs w:val="22"/>
           <w:u w:val="thick"/>
@@ -4538,7 +5348,7 @@
       </w:r>
       <w:r>
         <w:rPr>
-          <w:rFonts w:ascii="Arial" w:hAnsi="Arial" w:cs="Arial"/>
+          <w:rFonts w:ascii="Calibri" w:hAnsi="Calibri" w:cs="Calibri"/>
           <w:spacing w:val="5"/>
           <w:sz w:val="22"/>
           <w:szCs w:val="22"/>
@@ -4548,7 +5358,7 @@
       </w:r>
       <w:r>
         <w:rPr>
-          <w:rFonts w:ascii="Arial" w:hAnsi="Arial" w:cs="Arial"/>
+          <w:rFonts w:ascii="Calibri" w:hAnsi="Calibri" w:cs="Calibri"/>
           <w:sz w:val="22"/>
           <w:szCs w:val="22"/>
           <w:u w:val="thick"/>
@@ -4567,7 +5377,7 @@
           <w:tab w:val="right" w:pos="426"/>
           <w:tab w:val="left" w:pos="1710"/>
         </w:tabs>
-        <w:spacing w:before="122"/>
+        <w:spacing w:before="60" w:line="240" w:lineRule="auto"/>
         <w:ind w:left="0" w:right="56" w:firstLine="0"/>
         <w:rPr>
           <w:rFonts w:ascii="Arial" w:hAnsi="Arial" w:cs="Arial"/>
@@ -4575,19 +5385,19 @@
       </w:pPr>
       <w:r>
         <w:rPr>
-          <w:rFonts w:ascii="Arial" w:hAnsi="Arial" w:cs="Arial"/>
+          <w:rFonts w:ascii="Calibri" w:hAnsi="Calibri" w:cs="Calibri"/>
         </w:rPr>
         <w:t>Lo Sponsor pagherà al Provider, quale corrispettivo delle attività di sponsorizzazione dell'evento, quanto previsto nell’allegato 2</w:t>
       </w:r>
       <w:r>
         <w:rPr>
-          <w:rFonts w:ascii="Arial" w:hAnsi="Arial" w:cs="Arial"/>
+          <w:rFonts w:ascii="Calibri" w:hAnsi="Calibri" w:cs="Calibri"/>
         </w:rPr>
         <w:t xml:space="preserve">) </w:t>
       </w:r>
       <w:r>
         <w:rPr>
-          <w:rFonts w:ascii="Arial" w:hAnsi="Arial" w:cs="Arial"/>
+          <w:rFonts w:ascii="Calibri" w:hAnsi="Calibri" w:cs="Calibri"/>
         </w:rPr>
         <w:t xml:space="preserve">al presente contratto secondo le modalità ed i tempi ivi previsti, essendo tale allegato 2 parte integrante del presente contratto. </w:t>
       </w:r>
@@ -4599,7 +5409,7 @@
           <w:tab w:val="right" w:pos="426"/>
           <w:tab w:val="left" w:pos="1710"/>
         </w:tabs>
-        <w:spacing w:before="122"/>
+        <w:spacing w:before="60" w:line="240" w:lineRule="auto"/>
         <w:ind w:left="0" w:right="56" w:firstLine="0"/>
         <w:rPr>
           <w:rFonts w:ascii="Arial" w:hAnsi="Arial" w:cs="Arial"/>
@@ -4607,26 +5417,26 @@
       </w:pPr>
       <w:r>
         <w:rPr>
-          <w:rFonts w:ascii="Arial" w:hAnsi="Arial" w:cs="Arial"/>
+          <w:rFonts w:ascii="Calibri" w:hAnsi="Calibri" w:cs="Calibri"/>
         </w:rPr>
         <w:t>Q</w:t>
       </w:r>
       <w:r>
         <w:rPr>
-          <w:rFonts w:ascii="Arial" w:hAnsi="Arial" w:cs="Arial"/>
+          <w:rFonts w:ascii="Calibri" w:hAnsi="Calibri" w:cs="Calibri"/>
         </w:rPr>
         <w:t>uanto all’importo e alle modalità di pagamento, non è condizionante sui contenuti delle attività ECM, ma ha la finalità di fornire il necessario supporto finanziario per la buona riuscita dell’evento</w:t>
       </w:r>
       <w:r>
         <w:rPr>
-          <w:rFonts w:ascii="Arial" w:hAnsi="Arial" w:cs="Arial"/>
+          <w:rFonts w:ascii="Calibri" w:hAnsi="Calibri" w:cs="Calibri"/>
           <w:spacing w:val="-8"/>
         </w:rPr>
         <w:t xml:space="preserve"> </w:t>
       </w:r>
       <w:r>
         <w:rPr>
-          <w:rFonts w:ascii="Arial" w:hAnsi="Arial" w:cs="Arial"/>
+          <w:rFonts w:ascii="Calibri" w:hAnsi="Calibri" w:cs="Calibri"/>
         </w:rPr>
         <w:t>stesso.</w:t>
       </w:r>
@@ -4642,7 +5452,7 @@
           <w:tab w:val="right" w:pos="426"/>
           <w:tab w:val="left" w:pos="1710"/>
         </w:tabs>
-        <w:spacing w:before="118"/>
+        <w:spacing w:before="118" w:line="240" w:lineRule="auto"/>
         <w:ind w:left="0" w:right="56" w:firstLine="0"/>
         <w:rPr>
           <w:rFonts w:ascii="Arial" w:hAnsi="Arial" w:cs="Arial"/>
@@ -4650,20 +5460,20 @@
       </w:pPr>
       <w:r>
         <w:rPr>
-          <w:rFonts w:ascii="Arial" w:hAnsi="Arial" w:cs="Arial"/>
+          <w:rFonts w:ascii="Calibri" w:hAnsi="Calibri" w:cs="Calibri"/>
         </w:rPr>
         <w:t>Nessun compenso sarà versato dallo Sponsor al Responsabile Scientifico dell’Evento, ai docenti o relatori, né a qualsiasi altro collaboratore o fornitore del Provider, che a qualsiasi titolo prenda parte</w:t>
       </w:r>
       <w:r>
         <w:rPr>
-          <w:rFonts w:ascii="Arial" w:hAnsi="Arial" w:cs="Arial"/>
+          <w:rFonts w:ascii="Calibri" w:hAnsi="Calibri" w:cs="Calibri"/>
           <w:spacing w:val="1"/>
         </w:rPr>
         <w:t xml:space="preserve"> </w:t>
       </w:r>
       <w:r>
         <w:rPr>
-          <w:rFonts w:ascii="Arial" w:hAnsi="Arial" w:cs="Arial"/>
+          <w:rFonts w:ascii="Calibri" w:hAnsi="Calibri" w:cs="Calibri"/>
         </w:rPr>
         <w:t>all’Evento</w:t>
       </w:r>
@@ -4674,7 +5484,7 @@
         <w:tabs>
           <w:tab w:val="right" w:pos="426"/>
         </w:tabs>
-        <w:spacing w:before="2"/>
+        <w:spacing w:before="2" w:line="240" w:lineRule="auto"/>
         <w:ind w:left="0" w:right="56"/>
         <w:rPr>
           <w:rFonts w:ascii="Arial" w:hAnsi="Arial" w:cs="Arial"/>
@@ -4693,7 +5503,7 @@
         <w:tabs>
           <w:tab w:val="right" w:pos="426"/>
         </w:tabs>
-        <w:spacing w:before="1"/>
+        <w:spacing w:before="1" w:line="240" w:lineRule="auto"/>
         <w:ind w:left="0" w:right="56" w:firstLine="0"/>
         <w:jc w:val="both"/>
         <w:rPr>
@@ -4705,7 +5515,7 @@
       </w:pPr>
       <w:r>
         <w:rPr>
-          <w:rFonts w:ascii="Arial" w:hAnsi="Arial" w:cs="Arial"/>
+          <w:rFonts w:ascii="Calibri" w:hAnsi="Calibri" w:cs="Calibri"/>
           <w:sz w:val="22"/>
           <w:szCs w:val="22"/>
           <w:u w:val="thick"/>
@@ -4714,7 +5524,7 @@
       </w:r>
       <w:r>
         <w:rPr>
-          <w:rFonts w:ascii="Arial" w:hAnsi="Arial" w:cs="Arial"/>
+          <w:rFonts w:ascii="Calibri" w:hAnsi="Calibri" w:cs="Calibri"/>
           <w:spacing w:val="-3"/>
           <w:sz w:val="22"/>
           <w:szCs w:val="22"/>
@@ -4724,7 +5534,7 @@
       </w:r>
       <w:r>
         <w:rPr>
-          <w:rFonts w:ascii="Arial" w:hAnsi="Arial" w:cs="Arial"/>
+          <w:rFonts w:ascii="Calibri" w:hAnsi="Calibri" w:cs="Calibri"/>
           <w:sz w:val="22"/>
           <w:szCs w:val="22"/>
           <w:u w:val="thick"/>
@@ -4738,7 +5548,7 @@
         <w:tabs>
           <w:tab w:val="right" w:pos="426"/>
         </w:tabs>
-        <w:spacing w:before="7"/>
+        <w:spacing w:before="7" w:line="240" w:lineRule="auto"/>
         <w:ind w:left="0" w:right="56"/>
         <w:rPr>
           <w:rFonts w:ascii="Arial" w:hAnsi="Arial" w:cs="Arial"/>
@@ -4759,7 +5569,7 @@
           <w:tab w:val="right" w:pos="426"/>
           <w:tab w:val="left" w:pos="1496"/>
         </w:tabs>
-        <w:spacing w:before="0"/>
+        <w:spacing w:before="0" w:line="240" w:lineRule="auto"/>
         <w:ind w:left="0" w:right="56" w:firstLine="0"/>
         <w:rPr>
           <w:rFonts w:ascii="Arial" w:hAnsi="Arial" w:cs="Arial"/>
@@ -4767,20 +5577,20 @@
       </w:pPr>
       <w:r>
         <w:rPr>
-          <w:rFonts w:ascii="Arial" w:hAnsi="Arial" w:cs="Arial"/>
+          <w:rFonts w:ascii="Calibri" w:hAnsi="Calibri" w:cs="Calibri"/>
         </w:rPr>
         <w:t>Il presente Contratto è efficace dalla data di sottoscrizione fino alla conclusione di tutte le procedure relative</w:t>
       </w:r>
       <w:r>
         <w:rPr>
-          <w:rFonts w:ascii="Arial" w:hAnsi="Arial" w:cs="Arial"/>
+          <w:rFonts w:ascii="Calibri" w:hAnsi="Calibri" w:cs="Calibri"/>
           <w:spacing w:val="-2"/>
         </w:rPr>
         <w:t xml:space="preserve"> </w:t>
       </w:r>
       <w:r>
         <w:rPr>
-          <w:rFonts w:ascii="Arial" w:hAnsi="Arial" w:cs="Arial"/>
+          <w:rFonts w:ascii="Calibri" w:hAnsi="Calibri" w:cs="Calibri"/>
         </w:rPr>
         <w:t>all’Evento.</w:t>
       </w:r>
@@ -4791,7 +5601,7 @@
         <w:tabs>
           <w:tab w:val="right" w:pos="426"/>
         </w:tabs>
-        <w:spacing w:before="10"/>
+        <w:spacing w:before="10" w:line="240" w:lineRule="auto"/>
         <w:ind w:left="0" w:right="56"/>
         <w:rPr>
           <w:rFonts w:ascii="Arial" w:hAnsi="Arial" w:cs="Arial"/>
@@ -4811,7 +5621,7 @@
           <w:tab w:val="right" w:pos="426"/>
           <w:tab w:val="left" w:pos="1474"/>
         </w:tabs>
-        <w:spacing w:before="0"/>
+        <w:spacing w:before="0" w:line="240" w:lineRule="auto"/>
         <w:ind w:left="0" w:right="56" w:firstLine="0"/>
         <w:rPr>
           <w:rFonts w:ascii="Arial" w:hAnsi="Arial" w:cs="Arial"/>
@@ -4819,48 +5629,48 @@
       </w:pPr>
       <w:r>
         <w:rPr>
-          <w:rFonts w:ascii="Arial" w:hAnsi="Arial" w:cs="Arial"/>
+          <w:rFonts w:ascii="Calibri" w:hAnsi="Calibri" w:cs="Calibri"/>
         </w:rPr>
         <w:t xml:space="preserve">Lo Sponsor avrà facoltà di risolvere di diritto il presente contratto, ai sensi e per gli effetti dall’Art. 1456 del cod. civ., tramite lettera raccomandata </w:t>
       </w:r>
       <w:proofErr w:type="spellStart"/>
       <w:r>
         <w:rPr>
-          <w:rFonts w:ascii="Arial" w:hAnsi="Arial" w:cs="Arial"/>
+          <w:rFonts w:ascii="Calibri" w:hAnsi="Calibri" w:cs="Calibri"/>
         </w:rPr>
         <w:t>a.r.</w:t>
       </w:r>
       <w:proofErr w:type="spellEnd"/>
       <w:r>
         <w:rPr>
-          <w:rFonts w:ascii="Arial" w:hAnsi="Arial" w:cs="Arial"/>
+          <w:rFonts w:ascii="Calibri" w:hAnsi="Calibri" w:cs="Calibri"/>
         </w:rPr>
         <w:t xml:space="preserve"> o tramite </w:t>
       </w:r>
       <w:proofErr w:type="spellStart"/>
       <w:r>
         <w:rPr>
-          <w:rFonts w:ascii="Arial" w:hAnsi="Arial" w:cs="Arial"/>
+          <w:rFonts w:ascii="Calibri" w:hAnsi="Calibri" w:cs="Calibri"/>
         </w:rPr>
         <w:t>pec</w:t>
       </w:r>
       <w:proofErr w:type="spellEnd"/>
       <w:r>
         <w:rPr>
-          <w:rFonts w:ascii="Arial" w:hAnsi="Arial" w:cs="Arial"/>
+          <w:rFonts w:ascii="Calibri" w:hAnsi="Calibri" w:cs="Calibri"/>
         </w:rPr>
         <w:t xml:space="preserve"> nella quale dichiari di volersi avvalere della presente clausola, qualora il</w:t>
       </w:r>
       <w:r>
         <w:rPr>
-          <w:rFonts w:ascii="Arial" w:hAnsi="Arial" w:cs="Arial"/>
+          <w:rFonts w:ascii="Calibri" w:hAnsi="Calibri" w:cs="Calibri"/>
           <w:spacing w:val="-14"/>
         </w:rPr>
         <w:t xml:space="preserve"> </w:t>
       </w:r>
       <w:r>
         <w:rPr>
-          <w:rFonts w:ascii="Arial" w:hAnsi="Arial" w:cs="Arial"/>
+          <w:rFonts w:ascii="Calibri" w:hAnsi="Calibri" w:cs="Calibri"/>
         </w:rPr>
         <w:t>Provider:</w:t>
       </w:r>
@@ -4871,7 +5681,7 @@
         <w:tabs>
           <w:tab w:val="right" w:pos="426"/>
         </w:tabs>
-        <w:spacing w:before="1"/>
+        <w:spacing w:before="1" w:line="240" w:lineRule="auto"/>
         <w:ind w:left="0" w:right="56"/>
         <w:rPr>
           <w:rFonts w:ascii="Arial" w:hAnsi="Arial" w:cs="Arial"/>
@@ -4886,7 +5696,7 @@
         <w:tabs>
           <w:tab w:val="right" w:pos="426"/>
         </w:tabs>
-        <w:spacing w:line="273" w:lineRule="auto"/>
+        <w:spacing w:line="240" w:lineRule="auto"/>
         <w:ind w:left="0" w:right="56"/>
         <w:rPr>
           <w:rFonts w:ascii="Arial" w:hAnsi="Arial" w:cs="Arial"/>
@@ -4896,7 +5706,7 @@
       </w:pPr>
       <w:r>
         <w:rPr>
-          <w:rFonts w:ascii="Arial" w:hAnsi="Arial" w:cs="Arial"/>
+          <w:rFonts w:ascii="Calibri" w:hAnsi="Calibri" w:cs="Calibri"/>
           <w:sz w:val="22"/>
           <w:szCs w:val="22"/>
         </w:rPr>
@@ -4914,7 +5724,7 @@
           <w:tab w:val="right" w:pos="426"/>
           <w:tab w:val="left" w:pos="1424"/>
         </w:tabs>
-        <w:spacing w:before="62"/>
+        <w:spacing w:before="62" w:line="240" w:lineRule="auto"/>
         <w:ind w:left="0" w:right="56" w:firstLine="0"/>
         <w:rPr>
           <w:rFonts w:ascii="Arial" w:hAnsi="Arial" w:cs="Arial"/>
@@ -4922,55 +5732,55 @@
       </w:pPr>
       <w:r>
         <w:rPr>
-          <w:rFonts w:ascii="Arial" w:hAnsi="Arial" w:cs="Arial"/>
+          <w:rFonts w:ascii="Calibri" w:hAnsi="Calibri" w:cs="Calibri"/>
           <w:spacing w:val="-3"/>
         </w:rPr>
         <w:t xml:space="preserve">Il </w:t>
       </w:r>
       <w:r>
         <w:rPr>
-          <w:rFonts w:ascii="Arial" w:hAnsi="Arial" w:cs="Arial"/>
+          <w:rFonts w:ascii="Calibri" w:hAnsi="Calibri" w:cs="Calibri"/>
         </w:rPr>
         <w:t xml:space="preserve">Provider avrà facoltà di risolvere di diritto il presente contratto, ai sensi e per gli effetti dall’Art. 1456 del cod. civ., tramite lettera raccomandata </w:t>
       </w:r>
       <w:proofErr w:type="spellStart"/>
       <w:r>
         <w:rPr>
-          <w:rFonts w:ascii="Arial" w:hAnsi="Arial" w:cs="Arial"/>
+          <w:rFonts w:ascii="Calibri" w:hAnsi="Calibri" w:cs="Calibri"/>
         </w:rPr>
         <w:t>a.r.</w:t>
       </w:r>
       <w:proofErr w:type="spellEnd"/>
       <w:r>
         <w:rPr>
-          <w:rFonts w:ascii="Arial" w:hAnsi="Arial" w:cs="Arial"/>
+          <w:rFonts w:ascii="Calibri" w:hAnsi="Calibri" w:cs="Calibri"/>
         </w:rPr>
         <w:t xml:space="preserve"> o tramite </w:t>
       </w:r>
       <w:proofErr w:type="spellStart"/>
       <w:r>
         <w:rPr>
-          <w:rFonts w:ascii="Arial" w:hAnsi="Arial" w:cs="Arial"/>
+          <w:rFonts w:ascii="Calibri" w:hAnsi="Calibri" w:cs="Calibri"/>
         </w:rPr>
         <w:t>pec</w:t>
       </w:r>
       <w:proofErr w:type="spellEnd"/>
       <w:r>
         <w:rPr>
-          <w:rFonts w:ascii="Arial" w:hAnsi="Arial" w:cs="Arial"/>
+          <w:rFonts w:ascii="Calibri" w:hAnsi="Calibri" w:cs="Calibri"/>
         </w:rPr>
         <w:t xml:space="preserve"> nella quale dichiari di volersi avvalere della presente clausola, qualora lo Sponsor violi uno qualsiasi degli impegni assunti ai sensi degli artt. 1 e ss. del presente</w:t>
       </w:r>
       <w:r>
         <w:rPr>
-          <w:rFonts w:ascii="Arial" w:hAnsi="Arial" w:cs="Arial"/>
+          <w:rFonts w:ascii="Calibri" w:hAnsi="Calibri" w:cs="Calibri"/>
           <w:spacing w:val="-7"/>
         </w:rPr>
         <w:t xml:space="preserve"> </w:t>
       </w:r>
       <w:r>
         <w:rPr>
-          <w:rFonts w:ascii="Arial" w:hAnsi="Arial" w:cs="Arial"/>
+          <w:rFonts w:ascii="Calibri" w:hAnsi="Calibri" w:cs="Calibri"/>
         </w:rPr>
         <w:t>Contratto.</w:t>
       </w:r>
@@ -4986,7 +5796,7 @@
           <w:tab w:val="right" w:pos="426"/>
           <w:tab w:val="left" w:pos="1462"/>
         </w:tabs>
-        <w:spacing w:before="60"/>
+        <w:spacing w:before="60" w:line="240" w:lineRule="auto"/>
         <w:ind w:left="0" w:right="56" w:firstLine="0"/>
         <w:rPr>
           <w:rFonts w:ascii="Arial" w:hAnsi="Arial" w:cs="Arial"/>
@@ -4994,34 +5804,34 @@
       </w:pPr>
       <w:r>
         <w:rPr>
-          <w:rFonts w:ascii="Arial" w:hAnsi="Arial" w:cs="Arial"/>
+          <w:rFonts w:ascii="Calibri" w:hAnsi="Calibri" w:cs="Calibri"/>
           <w:spacing w:val="-3"/>
         </w:rPr>
         <w:t xml:space="preserve">In </w:t>
       </w:r>
       <w:r>
         <w:rPr>
-          <w:rFonts w:ascii="Arial" w:hAnsi="Arial" w:cs="Arial"/>
+          <w:rFonts w:ascii="Calibri" w:hAnsi="Calibri" w:cs="Calibri"/>
         </w:rPr>
         <w:t xml:space="preserve">caso di scioglimento del presente contratto, per qualsiasi ragione ciò avvenga, o nel caso in cui l’Evento non venga svolto o venga interrotto e, comunque, al termine </w:t>
       </w:r>
       <w:r>
         <w:rPr>
-          <w:rFonts w:ascii="Arial" w:hAnsi="Arial" w:cs="Arial"/>
+          <w:rFonts w:ascii="Calibri" w:hAnsi="Calibri" w:cs="Calibri"/>
         </w:rPr>
         <w:lastRenderedPageBreak/>
         <w:t>dell’Evento, il Provider e lo Sponsor dovranno astenersi dall’utilizzare qualsiasi materiale e/o informazione confidenziale acquisita in costanza di</w:t>
       </w:r>
       <w:r>
         <w:rPr>
-          <w:rFonts w:ascii="Arial" w:hAnsi="Arial" w:cs="Arial"/>
+          <w:rFonts w:ascii="Calibri" w:hAnsi="Calibri" w:cs="Calibri"/>
           <w:spacing w:val="-8"/>
         </w:rPr>
         <w:t xml:space="preserve"> </w:t>
       </w:r>
       <w:r>
         <w:rPr>
-          <w:rFonts w:ascii="Arial" w:hAnsi="Arial" w:cs="Arial"/>
+          <w:rFonts w:ascii="Calibri" w:hAnsi="Calibri" w:cs="Calibri"/>
         </w:rPr>
         <w:t>rapporto.</w:t>
       </w:r>
@@ -5032,6 +5842,7 @@
         <w:tabs>
           <w:tab w:val="right" w:pos="426"/>
         </w:tabs>
+        <w:spacing w:line="240" w:lineRule="auto"/>
         <w:ind w:left="0" w:right="56"/>
         <w:rPr>
           <w:rFonts w:ascii="Arial" w:hAnsi="Arial" w:cs="Arial"/>
@@ -5046,7 +5857,7 @@
         <w:tabs>
           <w:tab w:val="right" w:pos="426"/>
         </w:tabs>
-        <w:spacing w:before="1"/>
+        <w:spacing w:before="1" w:line="240" w:lineRule="auto"/>
         <w:ind w:left="0" w:right="56"/>
         <w:rPr>
           <w:rFonts w:ascii="Arial" w:hAnsi="Arial" w:cs="Arial"/>
@@ -5065,7 +5876,7 @@
         <w:tabs>
           <w:tab w:val="right" w:pos="426"/>
         </w:tabs>
-        <w:spacing w:before="1"/>
+        <w:spacing w:before="1" w:line="240" w:lineRule="auto"/>
         <w:ind w:left="0" w:right="56" w:firstLine="0"/>
         <w:jc w:val="both"/>
         <w:rPr>
@@ -5077,7 +5888,7 @@
       </w:pPr>
       <w:r>
         <w:rPr>
-          <w:rFonts w:ascii="Arial" w:hAnsi="Arial" w:cs="Arial"/>
+          <w:rFonts w:ascii="Calibri" w:hAnsi="Calibri" w:cs="Calibri"/>
           <w:sz w:val="22"/>
           <w:szCs w:val="22"/>
           <w:u w:val="thick"/>
@@ -5086,7 +5897,7 @@
       </w:r>
       <w:r>
         <w:rPr>
-          <w:rFonts w:ascii="Arial" w:hAnsi="Arial" w:cs="Arial"/>
+          <w:rFonts w:ascii="Calibri" w:hAnsi="Calibri" w:cs="Calibri"/>
           <w:spacing w:val="-4"/>
           <w:sz w:val="22"/>
           <w:szCs w:val="22"/>
@@ -5096,7 +5907,7 @@
       </w:r>
       <w:r>
         <w:rPr>
-          <w:rFonts w:ascii="Arial" w:hAnsi="Arial" w:cs="Arial"/>
+          <w:rFonts w:ascii="Calibri" w:hAnsi="Calibri" w:cs="Calibri"/>
           <w:sz w:val="22"/>
           <w:szCs w:val="22"/>
           <w:u w:val="thick"/>
@@ -5115,7 +5926,7 @@
           <w:tab w:val="right" w:pos="426"/>
           <w:tab w:val="left" w:pos="1623"/>
         </w:tabs>
-        <w:spacing w:before="115"/>
+        <w:spacing w:before="115" w:line="240" w:lineRule="auto"/>
         <w:ind w:left="0" w:right="56" w:firstLine="0"/>
         <w:rPr>
           <w:rFonts w:ascii="Arial" w:hAnsi="Arial" w:cs="Arial"/>
@@ -5123,47 +5934,47 @@
       </w:pPr>
       <w:r>
         <w:rPr>
-          <w:rFonts w:ascii="Arial" w:hAnsi="Arial" w:cs="Arial"/>
+          <w:rFonts w:ascii="Calibri" w:hAnsi="Calibri" w:cs="Calibri"/>
         </w:rPr>
         <w:t>Il Provider dichiara e garantisce che i dati personali relativi ai propri dipendenti e collaboratori, nonché ai partecipanti all’Evento e/o a terzi raccolti od utilizzati in occasione dell’Evento stesso (di seguito “</w:t>
       </w:r>
       <w:r>
         <w:rPr>
-          <w:rFonts w:ascii="Arial" w:hAnsi="Arial" w:cs="Arial"/>
+          <w:rFonts w:ascii="Calibri" w:hAnsi="Calibri" w:cs="Calibri"/>
           <w:b/>
         </w:rPr>
         <w:t>Dati Personali</w:t>
       </w:r>
       <w:r>
         <w:rPr>
-          <w:rFonts w:ascii="Arial" w:hAnsi="Arial" w:cs="Arial"/>
+          <w:rFonts w:ascii="Calibri" w:hAnsi="Calibri" w:cs="Calibri"/>
         </w:rPr>
         <w:t xml:space="preserve">”) saranno trattati in conformità a quanto stabilito dal </w:t>
       </w:r>
       <w:proofErr w:type="spellStart"/>
       <w:r>
         <w:rPr>
-          <w:rFonts w:ascii="Arial" w:hAnsi="Arial" w:cs="Arial"/>
+          <w:rFonts w:ascii="Calibri" w:hAnsi="Calibri" w:cs="Calibri"/>
         </w:rPr>
         <w:t>D.Lgs.</w:t>
       </w:r>
       <w:proofErr w:type="spellEnd"/>
       <w:r>
         <w:rPr>
-          <w:rFonts w:ascii="Arial" w:hAnsi="Arial" w:cs="Arial"/>
+          <w:rFonts w:ascii="Calibri" w:hAnsi="Calibri" w:cs="Calibri"/>
         </w:rPr>
         <w:t xml:space="preserve"> n. 196/2003 e successive modifiche ed integrazioni (di seguito “</w:t>
       </w:r>
       <w:r>
         <w:rPr>
-          <w:rFonts w:ascii="Arial" w:hAnsi="Arial" w:cs="Arial"/>
+          <w:rFonts w:ascii="Calibri" w:hAnsi="Calibri" w:cs="Calibri"/>
           <w:b/>
         </w:rPr>
         <w:t>Codice della Privacy</w:t>
       </w:r>
       <w:r>
         <w:rPr>
-          <w:rFonts w:ascii="Arial" w:hAnsi="Arial" w:cs="Arial"/>
+          <w:rFonts w:ascii="Calibri" w:hAnsi="Calibri" w:cs="Calibri"/>
         </w:rPr>
         <w:t xml:space="preserve">”), nonché secondo quanto disposto dal GDPR n. 2016/679, </w:t>
       </w:r>
@@ -5171,14 +5982,14 @@
       <w:proofErr w:type="gramStart"/>
       <w:r>
         <w:rPr>
-          <w:rFonts w:ascii="Arial" w:hAnsi="Arial" w:cs="Arial"/>
+          <w:rFonts w:ascii="Calibri" w:hAnsi="Calibri" w:cs="Calibri"/>
         </w:rPr>
         <w:t>cd.“</w:t>
       </w:r>
       <w:proofErr w:type="gramEnd"/>
       <w:r>
         <w:rPr>
-          <w:rFonts w:ascii="Arial" w:hAnsi="Arial" w:cs="Arial"/>
+          <w:rFonts w:ascii="Calibri" w:hAnsi="Calibri" w:cs="Calibri"/>
           <w:b/>
           <w:i/>
         </w:rPr>
@@ -5187,7 +5998,7 @@
       <w:proofErr w:type="spellEnd"/>
       <w:r>
         <w:rPr>
-          <w:rFonts w:ascii="Arial" w:hAnsi="Arial" w:cs="Arial"/>
+          <w:rFonts w:ascii="Calibri" w:hAnsi="Calibri" w:cs="Calibri"/>
           <w:b/>
           <w:i/>
         </w:rPr>
@@ -5196,7 +6007,7 @@
       <w:proofErr w:type="spellStart"/>
       <w:r>
         <w:rPr>
-          <w:rFonts w:ascii="Arial" w:hAnsi="Arial" w:cs="Arial"/>
+          <w:rFonts w:ascii="Calibri" w:hAnsi="Calibri" w:cs="Calibri"/>
           <w:b/>
           <w:i/>
         </w:rPr>
@@ -5205,7 +6016,7 @@
       <w:proofErr w:type="spellEnd"/>
       <w:r>
         <w:rPr>
-          <w:rFonts w:ascii="Arial" w:hAnsi="Arial" w:cs="Arial"/>
+          <w:rFonts w:ascii="Calibri" w:hAnsi="Calibri" w:cs="Calibri"/>
           <w:b/>
           <w:i/>
           <w:spacing w:val="-2"/>
@@ -5215,7 +6026,7 @@
       <w:proofErr w:type="spellStart"/>
       <w:r>
         <w:rPr>
-          <w:rFonts w:ascii="Arial" w:hAnsi="Arial" w:cs="Arial"/>
+          <w:rFonts w:ascii="Calibri" w:hAnsi="Calibri" w:cs="Calibri"/>
           <w:b/>
           <w:i/>
         </w:rPr>
@@ -5224,7 +6035,7 @@
       <w:proofErr w:type="spellEnd"/>
       <w:r>
         <w:rPr>
-          <w:rFonts w:ascii="Arial" w:hAnsi="Arial" w:cs="Arial"/>
+          <w:rFonts w:ascii="Calibri" w:hAnsi="Calibri" w:cs="Calibri"/>
         </w:rPr>
         <w:t>”;</w:t>
       </w:r>
@@ -5240,7 +6051,7 @@
           <w:tab w:val="right" w:pos="426"/>
           <w:tab w:val="left" w:pos="1623"/>
         </w:tabs>
-        <w:spacing w:before="115"/>
+        <w:spacing w:before="115" w:line="240" w:lineRule="auto"/>
         <w:ind w:left="0" w:right="56" w:firstLine="0"/>
         <w:rPr>
           <w:rFonts w:ascii="Arial" w:hAnsi="Arial" w:cs="Arial"/>
@@ -5248,20 +6059,20 @@
       </w:pPr>
       <w:r>
         <w:rPr>
-          <w:rFonts w:ascii="Arial" w:hAnsi="Arial" w:cs="Arial"/>
+          <w:rFonts w:ascii="Calibri" w:hAnsi="Calibri" w:cs="Calibri"/>
         </w:rPr>
         <w:t>Resta peraltro inteso che, ai fini del Codice della Privacy come integrato dal Regolamento Generale sulla protezione dei dati, titolare del trattamento dei dati personali è e resterà il Provider in persona del suo legale rappresentante. In relazione alle modalità di svolgimento delle attività di trattamento dei dati, nonché alle procedure organizzative ed alle infrastrutture tecnologiche il provider può nominare un Responsabile del trattamento ai sensi dell’articolo 28 del Regolamento</w:t>
       </w:r>
       <w:r>
         <w:rPr>
-          <w:rFonts w:ascii="Arial" w:hAnsi="Arial" w:cs="Arial"/>
+          <w:rFonts w:ascii="Calibri" w:hAnsi="Calibri" w:cs="Calibri"/>
           <w:spacing w:val="-7"/>
         </w:rPr>
         <w:t xml:space="preserve"> </w:t>
       </w:r>
       <w:r>
         <w:rPr>
-          <w:rFonts w:ascii="Arial" w:hAnsi="Arial" w:cs="Arial"/>
+          <w:rFonts w:ascii="Calibri" w:hAnsi="Calibri" w:cs="Calibri"/>
         </w:rPr>
         <w:t>UE.</w:t>
       </w:r>
@@ -5277,7 +6088,7 @@
           <w:tab w:val="right" w:pos="426"/>
           <w:tab w:val="left" w:pos="1434"/>
         </w:tabs>
-        <w:spacing w:before="70"/>
+        <w:spacing w:before="70" w:line="240" w:lineRule="auto"/>
         <w:ind w:left="0" w:right="56" w:firstLine="0"/>
         <w:rPr>
           <w:rFonts w:ascii="Arial" w:hAnsi="Arial" w:cs="Arial"/>
@@ -5285,20 +6096,20 @@
       </w:pPr>
       <w:r>
         <w:rPr>
-          <w:rFonts w:ascii="Arial" w:hAnsi="Arial" w:cs="Arial"/>
+          <w:rFonts w:ascii="Calibri" w:hAnsi="Calibri" w:cs="Calibri"/>
         </w:rPr>
         <w:t>Conseguentemente, il Provider assume ogni responsabilità civile e penale derivante dal trattamento dei dati personali e si impegna a garantire, manlevare e tenere indenne lo Sponsor da ogni e qualsivoglia responsabilità, spesa e/o danno, estromettendo la stessa da ogni controversia a qualsiasi titolo proposta dai propri dipendenti e/o collaboratori, dai partecipanti all’Evento e/o da</w:t>
       </w:r>
       <w:r>
         <w:rPr>
-          <w:rFonts w:ascii="Arial" w:hAnsi="Arial" w:cs="Arial"/>
+          <w:rFonts w:ascii="Calibri" w:hAnsi="Calibri" w:cs="Calibri"/>
           <w:spacing w:val="-3"/>
         </w:rPr>
         <w:t xml:space="preserve"> </w:t>
       </w:r>
       <w:r>
         <w:rPr>
-          <w:rFonts w:ascii="Arial" w:hAnsi="Arial" w:cs="Arial"/>
+          <w:rFonts w:ascii="Calibri" w:hAnsi="Calibri" w:cs="Calibri"/>
         </w:rPr>
         <w:t>terzi.</w:t>
       </w:r>
@@ -5314,6 +6125,7 @@
           <w:tab w:val="right" w:pos="426"/>
           <w:tab w:val="left" w:pos="1434"/>
         </w:tabs>
+        <w:spacing w:line="240" w:lineRule="auto"/>
         <w:ind w:left="0" w:right="56" w:firstLine="0"/>
         <w:rPr>
           <w:rFonts w:ascii="Arial" w:hAnsi="Arial" w:cs="Arial"/>
@@ -5321,48 +6133,48 @@
       </w:pPr>
       <w:r>
         <w:rPr>
-          <w:rFonts w:ascii="Arial" w:hAnsi="Arial" w:cs="Arial"/>
+          <w:rFonts w:ascii="Calibri" w:hAnsi="Calibri" w:cs="Calibri"/>
         </w:rPr>
         <w:t xml:space="preserve">Le Parti dichiarano ed acconsentono reciprocamente ed espressamente che le informazioni suddette potranno essere comunicate e rese accessibili dal Provider alla Commissione Nazionale per la Formazione Continua o ad </w:t>
       </w:r>
       <w:proofErr w:type="spellStart"/>
       <w:r>
         <w:rPr>
-          <w:rFonts w:ascii="Arial" w:hAnsi="Arial" w:cs="Arial"/>
+          <w:rFonts w:ascii="Calibri" w:hAnsi="Calibri" w:cs="Calibri"/>
         </w:rPr>
         <w:t>altra</w:t>
       </w:r>
       <w:proofErr w:type="spellEnd"/>
       <w:r>
         <w:rPr>
-          <w:rFonts w:ascii="Arial" w:hAnsi="Arial" w:cs="Arial"/>
+          <w:rFonts w:ascii="Calibri" w:hAnsi="Calibri" w:cs="Calibri"/>
         </w:rPr>
         <w:t xml:space="preserve"> autorità competente preposta alla verifica del rispetto </w:t>
       </w:r>
       <w:proofErr w:type="gramStart"/>
       <w:r>
         <w:rPr>
-          <w:rFonts w:ascii="Arial" w:hAnsi="Arial" w:cs="Arial"/>
+          <w:rFonts w:ascii="Calibri" w:hAnsi="Calibri" w:cs="Calibri"/>
         </w:rPr>
         <w:t>dell’</w:t>
       </w:r>
       <w:r>
         <w:rPr>
-          <w:rFonts w:ascii="Arial" w:hAnsi="Arial" w:cs="Arial"/>
+          <w:rFonts w:ascii="Calibri" w:hAnsi="Calibri" w:cs="Calibri"/>
           <w:spacing w:val="-7"/>
         </w:rPr>
         <w:t xml:space="preserve"> </w:t>
       </w:r>
       <w:r>
         <w:rPr>
-          <w:rFonts w:ascii="Arial" w:hAnsi="Arial" w:cs="Arial"/>
+          <w:rFonts w:ascii="Calibri" w:hAnsi="Calibri" w:cs="Calibri"/>
         </w:rPr>
         <w:t>“</w:t>
       </w:r>
       <w:proofErr w:type="gramEnd"/>
       <w:r>
         <w:rPr>
-          <w:rFonts w:ascii="Arial" w:hAnsi="Arial" w:cs="Arial"/>
+          <w:rFonts w:ascii="Calibri" w:hAnsi="Calibri" w:cs="Calibri"/>
         </w:rPr>
         <w:t>Accordo”.</w:t>
       </w:r>
@@ -5373,6 +6185,7 @@
         <w:tabs>
           <w:tab w:val="right" w:pos="426"/>
         </w:tabs>
+        <w:spacing w:line="240" w:lineRule="auto"/>
         <w:ind w:left="0" w:right="56"/>
         <w:rPr>
           <w:rFonts w:ascii="Arial" w:hAnsi="Arial" w:cs="Arial"/>
@@ -5387,6 +6200,7 @@
         <w:tabs>
           <w:tab w:val="right" w:pos="426"/>
         </w:tabs>
+        <w:spacing w:line="240" w:lineRule="auto"/>
         <w:ind w:left="0" w:right="56"/>
         <w:rPr>
           <w:rFonts w:ascii="Arial" w:hAnsi="Arial" w:cs="Arial"/>
@@ -5405,6 +6219,7 @@
         <w:tabs>
           <w:tab w:val="right" w:pos="426"/>
         </w:tabs>
+        <w:spacing w:line="240" w:lineRule="auto"/>
         <w:ind w:left="0" w:right="56" w:firstLine="0"/>
         <w:jc w:val="both"/>
         <w:rPr>
@@ -5416,7 +6231,7 @@
       </w:pPr>
       <w:r>
         <w:rPr>
-          <w:rFonts w:ascii="Arial" w:hAnsi="Arial" w:cs="Arial"/>
+          <w:rFonts w:ascii="Calibri" w:hAnsi="Calibri" w:cs="Calibri"/>
           <w:sz w:val="22"/>
           <w:szCs w:val="22"/>
           <w:u w:val="thick"/>
@@ -5425,7 +6240,7 @@
       </w:r>
       <w:r>
         <w:rPr>
-          <w:rFonts w:ascii="Arial" w:hAnsi="Arial" w:cs="Arial"/>
+          <w:rFonts w:ascii="Calibri" w:hAnsi="Calibri" w:cs="Calibri"/>
           <w:spacing w:val="-2"/>
           <w:sz w:val="22"/>
           <w:szCs w:val="22"/>
@@ -5435,7 +6250,7 @@
       </w:r>
       <w:r>
         <w:rPr>
-          <w:rFonts w:ascii="Arial" w:hAnsi="Arial" w:cs="Arial"/>
+          <w:rFonts w:ascii="Calibri" w:hAnsi="Calibri" w:cs="Calibri"/>
           <w:sz w:val="22"/>
           <w:szCs w:val="22"/>
           <w:u w:val="thick"/>
@@ -5454,7 +6269,7 @@
           <w:tab w:val="right" w:pos="426"/>
           <w:tab w:val="left" w:pos="1573"/>
         </w:tabs>
-        <w:spacing w:before="118"/>
+        <w:spacing w:before="118" w:line="240" w:lineRule="auto"/>
         <w:ind w:left="0" w:right="56" w:firstLine="0"/>
         <w:rPr>
           <w:rFonts w:ascii="Arial" w:hAnsi="Arial" w:cs="Arial"/>
@@ -5462,20 +6277,20 @@
       </w:pPr>
       <w:r>
         <w:rPr>
-          <w:rFonts w:ascii="Arial" w:hAnsi="Arial" w:cs="Arial"/>
+          <w:rFonts w:ascii="Calibri" w:hAnsi="Calibri" w:cs="Calibri"/>
         </w:rPr>
         <w:t>La stipula del presente contratto è tassativamente limitata alla sponsorizzazione dell’Evento suindicato ed esclude in modo totale qualsiasi altro rapporto di società, associazione, cointeressenza o corresponsabilità fra Provider e Sponsor, di modo che nessuno dei due soggetti potrà mai essere ritenuto responsabile delle obbligazioni</w:t>
       </w:r>
       <w:r>
         <w:rPr>
-          <w:rFonts w:ascii="Arial" w:hAnsi="Arial" w:cs="Arial"/>
+          <w:rFonts w:ascii="Calibri" w:hAnsi="Calibri" w:cs="Calibri"/>
           <w:spacing w:val="-3"/>
         </w:rPr>
         <w:t xml:space="preserve"> </w:t>
       </w:r>
       <w:r>
         <w:rPr>
-          <w:rFonts w:ascii="Arial" w:hAnsi="Arial" w:cs="Arial"/>
+          <w:rFonts w:ascii="Calibri" w:hAnsi="Calibri" w:cs="Calibri"/>
         </w:rPr>
         <w:t>dell’altro.</w:t>
       </w:r>
@@ -5491,6 +6306,7 @@
           <w:tab w:val="right" w:pos="426"/>
           <w:tab w:val="left" w:pos="1542"/>
         </w:tabs>
+        <w:spacing w:line="240" w:lineRule="auto"/>
         <w:ind w:left="0" w:right="56" w:firstLine="0"/>
         <w:rPr>
           <w:rFonts w:ascii="Arial" w:hAnsi="Arial" w:cs="Arial"/>
@@ -5498,33 +6314,33 @@
       </w:pPr>
       <w:r>
         <w:rPr>
-          <w:rFonts w:ascii="Arial" w:hAnsi="Arial" w:cs="Arial"/>
+          <w:rFonts w:ascii="Calibri" w:hAnsi="Calibri" w:cs="Calibri"/>
         </w:rPr>
         <w:t xml:space="preserve">Le </w:t>
       </w:r>
       <w:r>
         <w:rPr>
-          <w:rFonts w:ascii="Arial" w:hAnsi="Arial" w:cs="Arial"/>
+          <w:rFonts w:ascii="Calibri" w:hAnsi="Calibri" w:cs="Calibri"/>
           <w:spacing w:val="-3"/>
         </w:rPr>
         <w:t xml:space="preserve">Parti, </w:t>
       </w:r>
       <w:r>
         <w:rPr>
-          <w:rFonts w:ascii="Arial" w:hAnsi="Arial" w:cs="Arial"/>
+          <w:rFonts w:ascii="Calibri" w:hAnsi="Calibri" w:cs="Calibri"/>
         </w:rPr>
         <w:t>nell’osservare i principi di correttezza e buona fede nell’adempimento dell’obbligazione e dell’esecuzione del contratto ex artt. 1175 e 1375 c.c., sono tenute a svolgere solo quelle attività previste dal contratto e dagli</w:t>
       </w:r>
       <w:r>
         <w:rPr>
-          <w:rFonts w:ascii="Arial" w:hAnsi="Arial" w:cs="Arial"/>
+          <w:rFonts w:ascii="Calibri" w:hAnsi="Calibri" w:cs="Calibri"/>
           <w:spacing w:val="-16"/>
         </w:rPr>
         <w:t xml:space="preserve"> </w:t>
       </w:r>
       <w:r>
         <w:rPr>
-          <w:rFonts w:ascii="Arial" w:hAnsi="Arial" w:cs="Arial"/>
+          <w:rFonts w:ascii="Calibri" w:hAnsi="Calibri" w:cs="Calibri"/>
         </w:rPr>
         <w:t>allegati.</w:t>
       </w:r>
@@ -5540,6 +6356,7 @@
           <w:tab w:val="right" w:pos="426"/>
           <w:tab w:val="left" w:pos="1474"/>
         </w:tabs>
+        <w:spacing w:line="240" w:lineRule="auto"/>
         <w:ind w:left="0" w:right="56" w:firstLine="0"/>
         <w:rPr>
           <w:rFonts w:ascii="Arial" w:hAnsi="Arial" w:cs="Arial"/>
@@ -5547,20 +6364,20 @@
       </w:pPr>
       <w:r>
         <w:rPr>
-          <w:rFonts w:ascii="Arial" w:hAnsi="Arial" w:cs="Arial"/>
+          <w:rFonts w:ascii="Calibri" w:hAnsi="Calibri" w:cs="Calibri"/>
         </w:rPr>
         <w:t>Le Parti, in riferimento alle limitazioni di responsabilità reciproche, si danno atto di aver preso visione, di ben conoscere e di accettare tutta la normativa in materia che disciplina i limiti operativi della pubblicità, della sponsorizzazione e del conflitto di interessi nell’ambito della Educazione Continua in Medicina, così come previsto dal</w:t>
       </w:r>
       <w:r>
         <w:rPr>
-          <w:rFonts w:ascii="Arial" w:hAnsi="Arial" w:cs="Arial"/>
+          <w:rFonts w:ascii="Calibri" w:hAnsi="Calibri" w:cs="Calibri"/>
           <w:spacing w:val="-1"/>
         </w:rPr>
         <w:t xml:space="preserve"> </w:t>
       </w:r>
       <w:r>
         <w:rPr>
-          <w:rFonts w:ascii="Arial" w:hAnsi="Arial" w:cs="Arial"/>
+          <w:rFonts w:ascii="Calibri" w:hAnsi="Calibri" w:cs="Calibri"/>
         </w:rPr>
         <w:t>“Accordo”.</w:t>
       </w:r>
@@ -5571,6 +6388,7 @@
         <w:tabs>
           <w:tab w:val="right" w:pos="426"/>
         </w:tabs>
+        <w:spacing w:line="240" w:lineRule="auto"/>
         <w:ind w:left="0" w:right="56"/>
         <w:rPr>
           <w:rFonts w:ascii="Arial" w:hAnsi="Arial" w:cs="Arial"/>
@@ -5585,7 +6403,7 @@
         <w:tabs>
           <w:tab w:val="right" w:pos="426"/>
         </w:tabs>
-        <w:spacing w:before="8"/>
+        <w:spacing w:before="8" w:line="240" w:lineRule="auto"/>
         <w:ind w:left="0" w:right="56"/>
         <w:rPr>
           <w:rFonts w:ascii="Arial" w:hAnsi="Arial" w:cs="Arial"/>
@@ -5604,6 +6422,7 @@
         <w:tabs>
           <w:tab w:val="right" w:pos="426"/>
         </w:tabs>
+        <w:spacing w:line="240" w:lineRule="auto"/>
         <w:ind w:left="0" w:right="56" w:firstLine="0"/>
         <w:jc w:val="both"/>
         <w:rPr>
@@ -5615,7 +6434,7 @@
       </w:pPr>
       <w:r>
         <w:rPr>
-          <w:rFonts w:ascii="Arial" w:hAnsi="Arial" w:cs="Arial"/>
+          <w:rFonts w:ascii="Calibri" w:hAnsi="Calibri" w:cs="Calibri"/>
           <w:sz w:val="22"/>
           <w:szCs w:val="22"/>
           <w:u w:val="thick"/>
@@ -5635,7 +6454,7 @@
           <w:tab w:val="left" w:pos="1622"/>
           <w:tab w:val="left" w:pos="1623"/>
         </w:tabs>
-        <w:spacing w:before="118"/>
+        <w:spacing w:before="118" w:line="240" w:lineRule="auto"/>
         <w:ind w:left="0" w:right="56" w:firstLine="0"/>
         <w:rPr>
           <w:rFonts w:ascii="Arial" w:hAnsi="Arial" w:cs="Arial"/>
@@ -5643,7 +6462,7 @@
       </w:pPr>
       <w:r>
         <w:rPr>
-          <w:rFonts w:ascii="Arial" w:hAnsi="Arial" w:cs="Arial"/>
+          <w:rFonts w:ascii="Calibri" w:hAnsi="Calibri" w:cs="Calibri"/>
         </w:rPr>
         <w:t>Le premesse e gli Allegati costituiscono parte integrante e sostanziale del presente contratto.</w:t>
       </w:r>
@@ -5656,7 +6475,7 @@
           <w:tab w:val="left" w:pos="1622"/>
           <w:tab w:val="left" w:pos="1623"/>
         </w:tabs>
-        <w:spacing w:before="118"/>
+        <w:spacing w:before="118" w:line="240" w:lineRule="auto"/>
         <w:ind w:left="0" w:right="56" w:firstLine="0"/>
         <w:jc w:val="right"/>
         <w:rPr>
@@ -5680,7 +6499,7 @@
           <w:tab w:val="left" w:pos="4521"/>
           <w:tab w:val="left" w:pos="7733"/>
         </w:tabs>
-        <w:spacing w:before="10"/>
+        <w:spacing w:before="10" w:line="240" w:lineRule="auto"/>
         <w:ind w:left="0" w:right="83" w:firstLine="0"/>
         <w:rPr>
           <w:rFonts w:ascii="Arial" w:hAnsi="Arial" w:cs="Arial"/>
@@ -5688,27 +6507,27 @@
       </w:pPr>
       <w:r>
         <w:rPr>
-          <w:rFonts w:ascii="Arial" w:hAnsi="Arial" w:cs="Arial"/>
+          <w:rFonts w:ascii="Calibri" w:hAnsi="Calibri" w:cs="Calibri"/>
         </w:rPr>
         <w:t xml:space="preserve">Nessuna modifica al presente Contratto sarà efficace se non avverrà per iscritto e non sarà debitamente sottoscritta da entrambe le Parti. </w:t>
       </w:r>
       <w:proofErr w:type="gramStart"/>
       <w:r>
         <w:rPr>
-          <w:rFonts w:ascii="Arial" w:hAnsi="Arial" w:cs="Arial"/>
+          <w:rFonts w:ascii="Calibri" w:hAnsi="Calibri" w:cs="Calibri"/>
         </w:rPr>
         <w:t>Qualsiasi  comunicazione</w:t>
       </w:r>
       <w:proofErr w:type="gramEnd"/>
       <w:r>
         <w:rPr>
-          <w:rFonts w:ascii="Arial" w:hAnsi="Arial" w:cs="Arial"/>
+          <w:rFonts w:ascii="Calibri" w:hAnsi="Calibri" w:cs="Calibri"/>
         </w:rPr>
         <w:t xml:space="preserve"> fra le Parti avverrà per iscritto e dovrà essere effettuata ai seguenti indirizzi</w:t>
       </w:r>
       <w:r>
         <w:rPr>
-          <w:rFonts w:ascii="Arial" w:hAnsi="Arial" w:cs="Arial"/>
+          <w:rFonts w:ascii="Calibri" w:hAnsi="Calibri" w:cs="Calibri"/>
         </w:rPr>
         <w:t>:</w:t>
       </w:r>
@@ -5728,7 +6547,7 @@
         </w:tabs>
         <w:autoSpaceDE/>
         <w:autoSpaceDN/>
-        <w:spacing w:before="185"/>
+        <w:spacing w:before="60" w:line="240" w:lineRule="auto"/>
         <w:ind w:right="83"/>
         <w:jc w:val="left"/>
         <w:rPr>
@@ -5738,19 +6557,19 @@
       </w:pPr>
       <w:r>
         <w:rPr>
-          <w:rFonts w:ascii="Arial" w:hAnsi="Arial" w:cs="Arial"/>
+          <w:rFonts w:ascii="Calibri" w:hAnsi="Calibri" w:cs="Calibri"/>
         </w:rPr>
         <w:t>quanto al Provider:</w:t>
       </w:r>
       <w:r>
         <w:rPr>
-          <w:rFonts w:ascii="Arial" w:hAnsi="Arial" w:cs="Arial"/>
+          <w:rFonts w:ascii="Calibri" w:hAnsi="Calibri" w:cs="Calibri"/>
         </w:rPr>
         <w:t xml:space="preserve"> </w:t>
       </w:r>
       <w:r>
         <w:rPr>
-          <w:rFonts w:ascii="Arial" w:hAnsi="Arial" w:cs="Arial"/>
+          <w:rFonts w:ascii="Calibri" w:hAnsi="Calibri" w:cs="Calibri"/>
         </w:rPr>
         <w:t xml:space="preserve">VALET SRL – Via dei Fornaciai 29/b – 40129 BOLOGNA – </w:t>
       </w:r>
@@ -5772,7 +6591,7 @@
           <w:tab w:val="left" w:pos="4521"/>
           <w:tab w:val="left" w:pos="7733"/>
         </w:tabs>
-        <w:spacing w:before="185"/>
+        <w:spacing w:before="60" w:line="240" w:lineRule="auto"/>
         <w:ind w:right="83"/>
         <w:rPr>
           <w:rStyle w:val="Collegamentoipertestuale"/>
@@ -5796,7 +6615,7 @@
           <w:tab w:val="left" w:pos="4521"/>
           <w:tab w:val="left" w:pos="7733"/>
         </w:tabs>
-        <w:spacing w:before="10"/>
+        <w:spacing w:before="10" w:line="240" w:lineRule="auto"/>
         <w:ind w:right="83"/>
         <w:rPr>
           <w:rFonts w:ascii="Arial" w:hAnsi="Arial" w:cs="Arial"/>
@@ -5805,29 +6624,29 @@
       <w:proofErr w:type="gramStart"/>
       <w:r>
         <w:rPr>
-          <w:rFonts w:ascii="Arial" w:hAnsi="Arial" w:cs="Arial"/>
+          <w:rFonts w:ascii="Calibri" w:hAnsi="Calibri" w:cs="Calibri"/>
         </w:rPr>
         <w:t>quanto allo Sponsor: {{ sponsor.legal_name }} – {{ sponsor.billing_full_address }} – {{ sponsor.pec_email|default('________', true) }}</w:t>
       </w:r>
       <w:proofErr w:type="gramEnd"/>
       <w:r>
         <w:rPr>
-          <w:rFonts w:ascii="Arial" w:hAnsi="Arial" w:cs="Arial"/>
-        </w:rPr>
-      </w:r>
-      <w:r>
-        <w:rPr>
-          <w:rFonts w:ascii="Arial" w:hAnsi="Arial" w:cs="Arial"/>
-        </w:rPr>
-      </w:r>
-      <w:r>
-        <w:rPr>
-          <w:rFonts w:ascii="Arial" w:hAnsi="Arial" w:cs="Arial"/>
-        </w:rPr>
-      </w:r>
-      <w:r>
-        <w:rPr>
-          <w:rFonts w:ascii="Arial" w:hAnsi="Arial" w:cs="Arial"/>
+          <w:rFonts w:ascii="Calibri" w:hAnsi="Calibri" w:cs="Calibri"/>
+        </w:rPr>
+      </w:r>
+      <w:r>
+        <w:rPr>
+          <w:rFonts w:ascii="Calibri" w:hAnsi="Calibri" w:cs="Calibri"/>
+        </w:rPr>
+      </w:r>
+      <w:r>
+        <w:rPr>
+          <w:rFonts w:ascii="Calibri" w:hAnsi="Calibri" w:cs="Calibri"/>
+        </w:rPr>
+      </w:r>
+      <w:r>
+        <w:rPr>
+          <w:rFonts w:ascii="Calibri" w:hAnsi="Calibri" w:cs="Calibri"/>
         </w:rPr>
       </w:r>
     </w:p>
@@ -5843,7 +6662,7 @@
           <w:tab w:val="left" w:pos="4521"/>
           <w:tab w:val="left" w:pos="7733"/>
         </w:tabs>
-        <w:spacing w:before="10"/>
+        <w:spacing w:before="10" w:line="240" w:lineRule="auto"/>
         <w:ind w:left="0" w:right="83" w:firstLine="0"/>
         <w:jc w:val="center"/>
         <w:rPr>
@@ -5863,7 +6682,7 @@
           <w:tab w:val="left" w:pos="4521"/>
           <w:tab w:val="left" w:pos="7733"/>
         </w:tabs>
-        <w:spacing w:before="10"/>
+        <w:spacing w:before="10" w:line="240" w:lineRule="auto"/>
         <w:ind w:left="0" w:right="83" w:firstLine="0"/>
         <w:jc w:val="center"/>
         <w:rPr>
@@ -5883,7 +6702,7 @@
           <w:tab w:val="left" w:pos="4521"/>
           <w:tab w:val="left" w:pos="7733"/>
         </w:tabs>
-        <w:spacing w:before="10"/>
+        <w:spacing w:before="10" w:line="240" w:lineRule="auto"/>
         <w:ind w:left="0" w:right="83" w:firstLine="0"/>
         <w:rPr>
           <w:rFonts w:ascii="Arial" w:hAnsi="Arial" w:cs="Arial"/>
@@ -5891,52 +6710,52 @@
       </w:pPr>
       <w:r>
         <w:rPr>
-          <w:rFonts w:ascii="Arial" w:hAnsi="Arial" w:cs="Arial"/>
+          <w:rFonts w:ascii="Calibri" w:hAnsi="Calibri" w:cs="Calibri"/>
         </w:rPr>
         <w:t>Per qualsiasi controversia dovesse sorgere in relazione al presente Contratto, la sua interpretazione, esecuzione o risoluzione, sarà competente esclusivamente il</w:t>
       </w:r>
       <w:r>
         <w:rPr>
-          <w:rFonts w:ascii="Arial" w:hAnsi="Arial" w:cs="Arial"/>
+          <w:rFonts w:ascii="Calibri" w:hAnsi="Calibri" w:cs="Calibri"/>
           <w:spacing w:val="-2"/>
         </w:rPr>
         <w:t xml:space="preserve"> </w:t>
       </w:r>
       <w:r>
         <w:rPr>
-          <w:rFonts w:ascii="Arial" w:hAnsi="Arial" w:cs="Arial"/>
+          <w:rFonts w:ascii="Calibri" w:hAnsi="Calibri" w:cs="Calibri"/>
         </w:rPr>
         <w:t>Foro</w:t>
       </w:r>
       <w:r>
         <w:rPr>
-          <w:rFonts w:ascii="Arial" w:hAnsi="Arial" w:cs="Arial"/>
+          <w:rFonts w:ascii="Calibri" w:hAnsi="Calibri" w:cs="Calibri"/>
           <w:spacing w:val="-1"/>
         </w:rPr>
         <w:t xml:space="preserve"> </w:t>
       </w:r>
       <w:r>
         <w:rPr>
-          <w:rFonts w:ascii="Arial" w:hAnsi="Arial" w:cs="Arial"/>
+          <w:rFonts w:ascii="Calibri" w:hAnsi="Calibri" w:cs="Calibri"/>
         </w:rPr>
         <w:t>di</w:t>
       </w:r>
       <w:r>
         <w:rPr>
-          <w:rFonts w:ascii="Arial" w:hAnsi="Arial" w:cs="Arial"/>
+          <w:rFonts w:ascii="Calibri" w:hAnsi="Calibri" w:cs="Calibri"/>
           <w:u w:val="single"/>
         </w:rPr>
         <w:t xml:space="preserve"> </w:t>
       </w:r>
       <w:r>
         <w:rPr>
-          <w:rFonts w:ascii="Arial" w:hAnsi="Arial" w:cs="Arial"/>
+          <w:rFonts w:ascii="Calibri" w:hAnsi="Calibri" w:cs="Calibri"/>
         </w:rPr>
         <w:t>Bologna.</w:t>
       </w:r>
       <w:r>
         <w:rPr>
-          <w:rFonts w:ascii="Arial" w:hAnsi="Arial" w:cs="Arial"/>
+          <w:rFonts w:ascii="Calibri" w:hAnsi="Calibri" w:cs="Calibri"/>
         </w:rPr>
         <w:t xml:space="preserve"> </w:t>
       </w:r>
@@ -5953,7 +6772,7 @@
           <w:tab w:val="left" w:pos="4521"/>
           <w:tab w:val="left" w:pos="7733"/>
         </w:tabs>
-        <w:spacing w:before="10"/>
+        <w:spacing w:before="10" w:line="240" w:lineRule="auto"/>
         <w:ind w:left="1049" w:right="83" w:firstLine="0"/>
         <w:rPr>
           <w:rFonts w:ascii="Arial" w:hAnsi="Arial" w:cs="Arial"/>
@@ -5976,7 +6795,7 @@
           <w:tab w:val="left" w:pos="4541"/>
           <w:tab w:val="left" w:pos="7733"/>
         </w:tabs>
-        <w:spacing w:before="10"/>
+        <w:spacing w:before="10" w:line="240" w:lineRule="auto"/>
         <w:ind w:left="0" w:right="83" w:firstLine="0"/>
         <w:rPr>
           <w:rFonts w:ascii="Arial" w:hAnsi="Arial" w:cs="Arial"/>
@@ -5984,20 +6803,20 @@
       </w:pPr>
       <w:r>
         <w:rPr>
-          <w:rFonts w:ascii="Arial" w:hAnsi="Arial" w:cs="Arial"/>
+          <w:rFonts w:ascii="Calibri" w:hAnsi="Calibri" w:cs="Calibri"/>
         </w:rPr>
         <w:t>Provider si impegna a non rivelare a terzi e/o utilizzare le informazioni aventi natura confidenziale relative allo Sponsor, intendendosi come tali dati, notizie e informazioni relativi a analisi, prodotti, attività, progetti, tecnologie, know-how, organizzazione, processi industriali e clienti dello</w:t>
       </w:r>
       <w:r>
         <w:rPr>
-          <w:rFonts w:ascii="Arial" w:hAnsi="Arial" w:cs="Arial"/>
+          <w:rFonts w:ascii="Calibri" w:hAnsi="Calibri" w:cs="Calibri"/>
           <w:spacing w:val="-9"/>
         </w:rPr>
         <w:t xml:space="preserve"> </w:t>
       </w:r>
       <w:r>
         <w:rPr>
-          <w:rFonts w:ascii="Arial" w:hAnsi="Arial" w:cs="Arial"/>
+          <w:rFonts w:ascii="Calibri" w:hAnsi="Calibri" w:cs="Calibri"/>
         </w:rPr>
         <w:t>Sponsor.</w:t>
       </w:r>
@@ -6005,6 +6824,7 @@
     <w:p>
       <w:pPr>
         <w:pStyle w:val="Paragrafoelenco"/>
+        <w:spacing w:line="240" w:lineRule="auto"/>
         <w:rPr>
           <w:rFonts w:ascii="Arial" w:hAnsi="Arial" w:cs="Arial"/>
         </w:rPr>
@@ -6026,7 +6846,7 @@
           <w:tab w:val="left" w:pos="4541"/>
           <w:tab w:val="left" w:pos="7733"/>
         </w:tabs>
-        <w:spacing w:before="10"/>
+        <w:spacing w:before="10" w:line="240" w:lineRule="auto"/>
         <w:ind w:left="0" w:right="83" w:firstLine="0"/>
         <w:rPr>
           <w:rFonts w:ascii="Arial" w:hAnsi="Arial" w:cs="Arial"/>
@@ -6034,24 +6854,25 @@
       </w:pPr>
       <w:r>
         <w:rPr>
-          <w:rFonts w:ascii="Arial" w:hAnsi="Arial" w:cs="Arial"/>
+          <w:rFonts w:ascii="Calibri" w:hAnsi="Calibri" w:cs="Calibri"/>
         </w:rPr>
         <w:t>Nel caso in cui la Manifestazione, per casi imprevisti o per una ragione di qualsiasi natura eccezionale ed imprevista, non potesse aver luogo, verrà data immediata comunicazione</w:t>
       </w:r>
       <w:r>
         <w:rPr>
-          <w:rFonts w:ascii="Arial" w:hAnsi="Arial" w:cs="Arial"/>
+          <w:rFonts w:ascii="Calibri" w:hAnsi="Calibri" w:cs="Calibri"/>
         </w:rPr>
         <w:t xml:space="preserve"> </w:t>
       </w:r>
       <w:r>
         <w:rPr>
-          <w:rFonts w:ascii="Arial" w:hAnsi="Arial" w:cs="Arial"/>
+          <w:rFonts w:ascii="Calibri" w:hAnsi="Calibri" w:cs="Calibri"/>
         </w:rPr>
         <w:t>a tutti coloro che già abbiano presentato domanda di ammissione/partecipazione. In tal caso il Provider/Organizzatore procederà ad una nuova programmazione e sarà facoltà dello Sponsor/Espositore aderire o richiedere il rimborso di quando versato. Con il rimborso della somma predetta non potrà essere avanzata nei confronti del Provider altra richiesta di alcun genere per nessun titolo o causale. Nel caso in cui la Manifestazione dovesse per qualunque motivo subire una anticipata chiusura o una temporanea sospensione, indipendentemente dalla volontà del Provider/Organizzatore, nessun indennizzo sarà dovuto agli Sponsor/ Espositori per nessun titolo o causale</w:t>
       </w:r>
       <w:r>
         <w:rPr>
+          <w:rFonts w:ascii="Calibri" w:hAnsi="Calibri" w:cs="Calibri"/>
           <w:sz w:val="21"/>
           <w:szCs w:val="21"/>
         </w:rPr>
@@ -6064,7 +6885,7 @@
         <w:tabs>
           <w:tab w:val="left" w:pos="1682"/>
         </w:tabs>
-        <w:spacing w:before="0"/>
+        <w:spacing w:before="0" w:line="240" w:lineRule="auto"/>
         <w:ind w:left="974" w:right="83" w:firstLine="0"/>
         <w:rPr>
           <w:rFonts w:ascii="Arial" w:hAnsi="Arial" w:cs="Arial"/>
@@ -6078,7 +6899,7 @@
           <w:tab w:val="left" w:pos="1801"/>
           <w:tab w:val="left" w:pos="4331"/>
         </w:tabs>
-        <w:spacing w:before="69"/>
+        <w:spacing w:before="69" w:line="240" w:lineRule="auto"/>
         <w:ind w:left="122" w:right="83"/>
         <w:rPr>
           <w:rFonts w:ascii="Arial" w:hAnsi="Arial" w:cs="Arial"/>
@@ -6088,7 +6909,7 @@
       </w:pPr>
       <w:r>
         <w:rPr>
-          <w:rFonts w:ascii="Arial" w:hAnsi="Arial" w:cs="Arial"/>
+          <w:rFonts w:ascii="Calibri" w:hAnsi="Calibri" w:cs="Calibri"/>
           <w:sz w:val="22"/>
           <w:szCs w:val="22"/>
         </w:rPr>
@@ -6098,28 +6919,28 @@
       </w:r>
       <w:r>
         <w:rPr>
-          <w:rFonts w:ascii="Arial" w:hAnsi="Arial" w:cs="Arial"/>
+          <w:rFonts w:ascii="Calibri" w:hAnsi="Calibri" w:cs="Calibri"/>
           <w:sz w:val="22"/>
           <w:szCs w:val="22"/>
         </w:rPr>
       </w:r>
       <w:r>
         <w:rPr>
-          <w:rFonts w:ascii="Arial" w:hAnsi="Arial" w:cs="Arial"/>
+          <w:rFonts w:ascii="Calibri" w:hAnsi="Calibri" w:cs="Calibri"/>
           <w:sz w:val="22"/>
           <w:szCs w:val="22"/>
         </w:rPr>
       </w:r>
       <w:r>
         <w:rPr>
-          <w:rFonts w:ascii="Arial" w:hAnsi="Arial" w:cs="Arial"/>
+          <w:rFonts w:ascii="Calibri" w:hAnsi="Calibri" w:cs="Calibri"/>
           <w:sz w:val="22"/>
           <w:szCs w:val="22"/>
         </w:rPr>
       </w:r>
       <w:r>
         <w:rPr>
-          <w:rFonts w:ascii="Arial" w:hAnsi="Arial" w:cs="Arial"/>
+          <w:rFonts w:ascii="Calibri" w:hAnsi="Calibri" w:cs="Calibri"/>
           <w:sz w:val="22"/>
           <w:szCs w:val="22"/>
         </w:rPr>
@@ -6132,7 +6953,7 @@
           <w:tab w:val="left" w:pos="1801"/>
           <w:tab w:val="left" w:pos="4331"/>
         </w:tabs>
-        <w:spacing w:before="69"/>
+        <w:spacing w:before="69" w:line="240" w:lineRule="auto"/>
         <w:ind w:left="122" w:right="83"/>
         <w:rPr>
           <w:rFonts w:ascii="Arial" w:hAnsi="Arial" w:cs="Arial"/>
@@ -6142,7 +6963,7 @@
       </w:pPr>
       <w:r>
         <w:rPr>
-          <w:rFonts w:ascii="Arial" w:hAnsi="Arial" w:cs="Arial"/>
+          <w:rFonts w:ascii="Calibri" w:hAnsi="Calibri" w:cs="Calibri"/>
           <w:noProof/>
           <w:sz w:val="22"/>
           <w:szCs w:val="22"/>
@@ -6210,6 +7031,9 @@
     </w:p>
     <w:p>
       <w:pPr>
+        <w:keepLines/>
+        <w:keepNext/>
+        <w:spacing w:line="240" w:lineRule="auto"/>
         <w:ind w:firstLine="720"/>
         <w:jc w:val="both"/>
         <w:rPr>
@@ -6219,7 +7043,7 @@
       <w:bookmarkStart w:id="0" w:name="_Hlk533342535"/>
       <w:r>
         <w:rPr>
-          <w:rFonts w:ascii="Arial" w:hAnsi="Arial" w:cs="Arial"/>
+          <w:rFonts w:ascii="Calibri" w:hAnsi="Calibri" w:cs="Calibri"/>
           <w:b/>
           <w:bCs/>
           <w:noProof/>
@@ -6228,7 +7052,7 @@
       </w:r>
       <w:r>
         <w:rPr>
-          <w:rFonts w:ascii="Arial" w:hAnsi="Arial" w:cs="Arial"/>
+          <w:rFonts w:ascii="Calibri" w:hAnsi="Calibri" w:cs="Calibri"/>
           <w:b/>
           <w:bCs/>
           <w:noProof/>
@@ -6237,7 +7061,7 @@
       </w:r>
       <w:r>
         <w:rPr>
-          <w:rFonts w:ascii="Arial" w:hAnsi="Arial" w:cs="Arial"/>
+          <w:rFonts w:ascii="Calibri" w:hAnsi="Calibri" w:cs="Calibri"/>
           <w:b/>
           <w:bCs/>
           <w:noProof/>
@@ -6246,7 +7070,7 @@
       </w:r>
       <w:r>
         <w:rPr>
-          <w:rFonts w:ascii="Arial" w:hAnsi="Arial" w:cs="Arial"/>
+          <w:rFonts w:ascii="Calibri" w:hAnsi="Calibri" w:cs="Calibri"/>
           <w:b/>
           <w:noProof/>
         </w:rPr>
@@ -6254,26 +7078,26 @@
       </w:r>
       <w:r>
         <w:rPr>
-          <w:rFonts w:ascii="Arial" w:hAnsi="Arial" w:cs="Arial"/>
+          <w:rFonts w:ascii="Calibri" w:hAnsi="Calibri" w:cs="Calibri"/>
           <w:b/>
         </w:rPr>
         <w:tab/>
       </w:r>
       <w:r>
         <w:rPr>
-          <w:rFonts w:ascii="Arial" w:hAnsi="Arial" w:cs="Arial"/>
+          <w:rFonts w:ascii="Calibri" w:hAnsi="Calibri" w:cs="Calibri"/>
         </w:rPr>
         <w:tab/>
       </w:r>
       <w:r>
         <w:rPr>
-          <w:rFonts w:ascii="Arial" w:hAnsi="Arial" w:cs="Arial"/>
+          <w:rFonts w:ascii="Calibri" w:hAnsi="Calibri" w:cs="Calibri"/>
         </w:rPr>
         <w:tab/>
       </w:r>
       <w:r>
         <w:rPr>
-          <w:rFonts w:ascii="Arial" w:hAnsi="Arial" w:cs="Arial"/>
+          <w:rFonts w:ascii="Calibri" w:hAnsi="Calibri" w:cs="Calibri"/>
           <w:b/>
         </w:rPr>
         <w:t>VALET SRL</w:t>
@@ -6285,7 +7109,7 @@
         <w:tabs>
           <w:tab w:val="left" w:pos="2937"/>
         </w:tabs>
-        <w:spacing w:line="274" w:lineRule="exact"/>
+        <w:spacing w:line="240" w:lineRule="auto"/>
         <w:ind w:left="122" w:right="83"/>
         <w:rPr>
           <w:rFonts w:ascii="Arial" w:hAnsi="Arial" w:cs="Arial"/>
@@ -6296,7 +7120,7 @@
       </w:pPr>
       <w:r>
         <w:rPr>
-          <w:rFonts w:ascii="Arial" w:hAnsi="Arial" w:cs="Arial"/>
+          <w:rFonts w:ascii="Calibri" w:hAnsi="Calibri" w:cs="Calibri"/>
           <w:sz w:val="22"/>
           <w:szCs w:val="22"/>
         </w:rPr>
@@ -6304,7 +7128,7 @@
       </w:r>
       <w:r>
         <w:rPr>
-          <w:rFonts w:ascii="Arial" w:hAnsi="Arial" w:cs="Arial"/>
+          <w:rFonts w:ascii="Calibri" w:hAnsi="Calibri" w:cs="Calibri"/>
           <w:spacing w:val="-5"/>
           <w:sz w:val="22"/>
           <w:szCs w:val="22"/>
@@ -6313,7 +7137,7 @@
       </w:r>
       <w:r>
         <w:rPr>
-          <w:rFonts w:ascii="Arial" w:hAnsi="Arial" w:cs="Arial"/>
+          <w:rFonts w:ascii="Calibri" w:hAnsi="Calibri" w:cs="Calibri"/>
           <w:sz w:val="22"/>
           <w:szCs w:val="22"/>
         </w:rPr>
@@ -6321,7 +7145,7 @@
       </w:r>
       <w:r>
         <w:rPr>
-          <w:rFonts w:ascii="Arial" w:hAnsi="Arial" w:cs="Arial"/>
+          <w:rFonts w:ascii="Calibri" w:hAnsi="Calibri" w:cs="Calibri"/>
           <w:sz w:val="22"/>
           <w:szCs w:val="22"/>
         </w:rPr>
@@ -6329,7 +7153,7 @@
       </w:r>
       <w:r>
         <w:rPr>
-          <w:rFonts w:ascii="Arial" w:hAnsi="Arial" w:cs="Arial"/>
+          <w:rFonts w:ascii="Calibri" w:hAnsi="Calibri" w:cs="Calibri"/>
           <w:sz w:val="22"/>
           <w:szCs w:val="22"/>
         </w:rPr>
@@ -6337,7 +7161,7 @@
       </w:r>
       <w:r>
         <w:rPr>
-          <w:rFonts w:ascii="Arial" w:hAnsi="Arial" w:cs="Arial"/>
+          <w:rFonts w:ascii="Calibri" w:hAnsi="Calibri" w:cs="Calibri"/>
           <w:sz w:val="22"/>
           <w:szCs w:val="22"/>
         </w:rPr>
@@ -6345,7 +7169,7 @@
       </w:r>
       <w:r>
         <w:rPr>
-          <w:rFonts w:ascii="Arial" w:hAnsi="Arial" w:cs="Arial"/>
+          <w:rFonts w:ascii="Calibri" w:hAnsi="Calibri" w:cs="Calibri"/>
           <w:sz w:val="22"/>
           <w:szCs w:val="22"/>
         </w:rPr>
@@ -6355,7 +7179,7 @@
       <w:proofErr w:type="gramStart"/>
       <w:r>
         <w:rPr>
-          <w:rFonts w:ascii="Arial" w:hAnsi="Arial" w:cs="Arial"/>
+          <w:rFonts w:ascii="Calibri" w:hAnsi="Calibri" w:cs="Calibri"/>
           <w:sz w:val="22"/>
           <w:szCs w:val="22"/>
         </w:rPr>
@@ -6364,7 +7188,7 @@
       <w:proofErr w:type="gramEnd"/>
       <w:r>
         <w:rPr>
-          <w:rFonts w:ascii="Arial" w:hAnsi="Arial" w:cs="Arial"/>
+          <w:rFonts w:ascii="Calibri" w:hAnsi="Calibri" w:cs="Calibri"/>
           <w:sz w:val="22"/>
           <w:szCs w:val="22"/>
         </w:rPr>
@@ -6377,6 +7201,7 @@
         <w:tabs>
           <w:tab w:val="left" w:pos="2937"/>
         </w:tabs>
+        <w:spacing w:line="240" w:lineRule="auto"/>
         <w:ind w:right="83"/>
         <w:rPr>
           <w:rFonts w:ascii="Arial" w:hAnsi="Arial" w:cs="Arial"/>
@@ -6384,25 +7209,25 @@
       </w:pPr>
       <w:r>
         <w:rPr>
-          <w:rFonts w:ascii="Arial" w:hAnsi="Arial" w:cs="Arial"/>
+          <w:rFonts w:ascii="Calibri" w:hAnsi="Calibri" w:cs="Calibri"/>
         </w:rPr>
         <w:t>_____________________________</w:t>
       </w:r>
       <w:r>
         <w:rPr>
-          <w:rFonts w:ascii="Arial" w:hAnsi="Arial" w:cs="Arial"/>
+          <w:rFonts w:ascii="Calibri" w:hAnsi="Calibri" w:cs="Calibri"/>
         </w:rPr>
         <w:tab/>
       </w:r>
       <w:r>
         <w:rPr>
-          <w:rFonts w:ascii="Arial" w:hAnsi="Arial" w:cs="Arial"/>
+          <w:rFonts w:ascii="Calibri" w:hAnsi="Calibri" w:cs="Calibri"/>
         </w:rPr>
         <w:tab/>
       </w:r>
       <w:r>
         <w:rPr>
-          <w:rFonts w:ascii="Arial" w:hAnsi="Arial" w:cs="Arial"/>
+          <w:rFonts w:ascii="Calibri" w:hAnsi="Calibri" w:cs="Calibri"/>
         </w:rPr>
         <w:tab/>
         <w:t>__________________________</w:t>
@@ -6414,7 +7239,7 @@
         <w:tabs>
           <w:tab w:val="left" w:pos="2937"/>
         </w:tabs>
-        <w:spacing w:line="274" w:lineRule="exact"/>
+        <w:spacing w:line="240" w:lineRule="auto"/>
         <w:ind w:right="83"/>
         <w:rPr>
           <w:rFonts w:ascii="Arial" w:hAnsi="Arial" w:cs="Arial"/>
@@ -6429,7 +7254,7 @@
         <w:tabs>
           <w:tab w:val="left" w:pos="2937"/>
         </w:tabs>
-        <w:spacing w:line="274" w:lineRule="exact"/>
+        <w:spacing w:line="240" w:lineRule="auto"/>
         <w:ind w:right="83"/>
         <w:rPr>
           <w:rFonts w:ascii="Arial" w:hAnsi="Arial" w:cs="Arial"/>
@@ -6439,7 +7264,7 @@
       </w:pPr>
       <w:r>
         <w:rPr>
-          <w:rFonts w:ascii="Arial" w:hAnsi="Arial" w:cs="Arial"/>
+          <w:rFonts w:ascii="Calibri" w:hAnsi="Calibri" w:cs="Calibri"/>
           <w:sz w:val="22"/>
           <w:szCs w:val="22"/>
         </w:rPr>
@@ -6447,7 +7272,7 @@
       </w:r>
       <w:r>
         <w:rPr>
-          <w:rFonts w:ascii="Arial" w:hAnsi="Arial" w:cs="Arial"/>
+          <w:rFonts w:ascii="Calibri" w:hAnsi="Calibri" w:cs="Calibri"/>
           <w:sz w:val="22"/>
           <w:szCs w:val="22"/>
         </w:rPr>
@@ -6455,7 +7280,7 @@
       </w:r>
       <w:r>
         <w:rPr>
-          <w:rFonts w:ascii="Arial" w:hAnsi="Arial" w:cs="Arial"/>
+          <w:rFonts w:ascii="Calibri" w:hAnsi="Calibri" w:cs="Calibri"/>
           <w:sz w:val="22"/>
           <w:szCs w:val="22"/>
         </w:rPr>
@@ -6463,7 +7288,7 @@
       </w:r>
       <w:r>
         <w:rPr>
-          <w:rFonts w:ascii="Arial" w:hAnsi="Arial" w:cs="Arial"/>
+          <w:rFonts w:ascii="Calibri" w:hAnsi="Calibri" w:cs="Calibri"/>
           <w:sz w:val="22"/>
           <w:szCs w:val="22"/>
         </w:rPr>
@@ -6471,7 +7296,7 @@
       </w:r>
       <w:r>
         <w:rPr>
-          <w:rFonts w:ascii="Arial" w:hAnsi="Arial" w:cs="Arial"/>
+          <w:rFonts w:ascii="Calibri" w:hAnsi="Calibri" w:cs="Calibri"/>
           <w:sz w:val="22"/>
           <w:szCs w:val="22"/>
         </w:rPr>
@@ -6480,6 +7305,7 @@
     </w:p>
     <w:p>
       <w:pPr>
+        <w:spacing w:line="240" w:lineRule="auto"/>
         <w:ind w:right="83"/>
         <w:jc w:val="both"/>
         <w:rPr>
@@ -6488,7 +7314,7 @@
       </w:pPr>
       <w:r>
         <w:rPr>
-          <w:rFonts w:ascii="Arial" w:hAnsi="Arial" w:cs="Arial"/>
+          <w:rFonts w:ascii="Calibri" w:hAnsi="Calibri" w:cs="Calibri"/>
           <w:i/>
         </w:rPr>
         <w:tab/>
@@ -6496,6 +7322,7 @@
     </w:p>
     <w:p>
       <w:pPr>
+        <w:spacing w:line="240" w:lineRule="auto"/>
         <w:ind w:right="83"/>
         <w:jc w:val="both"/>
         <w:rPr>
@@ -6505,6 +7332,9 @@
     </w:p>
     <w:p>
       <w:pPr>
+        <w:keepLines/>
+        <w:keepNext/>
+        <w:spacing w:line="240" w:lineRule="auto"/>
         <w:ind w:firstLine="720"/>
         <w:jc w:val="both"/>
         <w:rPr>
@@ -6513,7 +7343,7 @@
       </w:pPr>
       <w:r>
         <w:rPr>
-          <w:rFonts w:ascii="Arial" w:hAnsi="Arial" w:cs="Arial"/>
+          <w:rFonts w:ascii="Calibri" w:hAnsi="Calibri" w:cs="Calibri"/>
           <w:b/>
           <w:bCs/>
           <w:noProof/>
@@ -6522,26 +7352,26 @@
       </w:r>
       <w:r>
         <w:rPr>
-          <w:rFonts w:ascii="Arial" w:hAnsi="Arial" w:cs="Arial"/>
+          <w:rFonts w:ascii="Calibri" w:hAnsi="Calibri" w:cs="Calibri"/>
           <w:b/>
         </w:rPr>
         <w:tab/>
       </w:r>
       <w:r>
         <w:rPr>
-          <w:rFonts w:ascii="Arial" w:hAnsi="Arial" w:cs="Arial"/>
+          <w:rFonts w:ascii="Calibri" w:hAnsi="Calibri" w:cs="Calibri"/>
         </w:rPr>
         <w:tab/>
       </w:r>
       <w:r>
         <w:rPr>
-          <w:rFonts w:ascii="Arial" w:hAnsi="Arial" w:cs="Arial"/>
+          <w:rFonts w:ascii="Calibri" w:hAnsi="Calibri" w:cs="Calibri"/>
         </w:rPr>
         <w:tab/>
       </w:r>
       <w:r>
         <w:rPr>
-          <w:rFonts w:ascii="Arial" w:hAnsi="Arial" w:cs="Arial"/>
+          <w:rFonts w:ascii="Calibri" w:hAnsi="Calibri" w:cs="Calibri"/>
         </w:rPr>
         <w:tab/>
       </w:r>
@@ -6552,7 +7382,7 @@
         <w:tabs>
           <w:tab w:val="left" w:pos="2937"/>
         </w:tabs>
-        <w:spacing w:line="274" w:lineRule="exact"/>
+        <w:spacing w:line="240" w:lineRule="auto"/>
         <w:ind w:left="122" w:right="83"/>
         <w:rPr>
           <w:rFonts w:ascii="Arial" w:hAnsi="Arial" w:cs="Arial"/>
@@ -6563,7 +7393,7 @@
       </w:pPr>
       <w:r>
         <w:rPr>
-          <w:rFonts w:ascii="Arial" w:hAnsi="Arial" w:cs="Arial"/>
+          <w:rFonts w:ascii="Calibri" w:hAnsi="Calibri" w:cs="Calibri"/>
           <w:sz w:val="22"/>
           <w:szCs w:val="22"/>
         </w:rPr>
@@ -6571,7 +7401,7 @@
       </w:r>
       <w:r>
         <w:rPr>
-          <w:rFonts w:ascii="Arial" w:hAnsi="Arial" w:cs="Arial"/>
+          <w:rFonts w:ascii="Calibri" w:hAnsi="Calibri" w:cs="Calibri"/>
           <w:spacing w:val="-5"/>
           <w:sz w:val="22"/>
           <w:szCs w:val="22"/>
@@ -6580,7 +7410,7 @@
       </w:r>
       <w:r>
         <w:rPr>
-          <w:rFonts w:ascii="Arial" w:hAnsi="Arial" w:cs="Arial"/>
+          <w:rFonts w:ascii="Calibri" w:hAnsi="Calibri" w:cs="Calibri"/>
           <w:sz w:val="22"/>
           <w:szCs w:val="22"/>
         </w:rPr>
@@ -6588,7 +7418,7 @@
       </w:r>
       <w:r>
         <w:rPr>
-          <w:rFonts w:ascii="Arial" w:hAnsi="Arial" w:cs="Arial"/>
+          <w:rFonts w:ascii="Calibri" w:hAnsi="Calibri" w:cs="Calibri"/>
           <w:sz w:val="22"/>
           <w:szCs w:val="22"/>
         </w:rPr>
@@ -6596,7 +7426,7 @@
       </w:r>
       <w:r>
         <w:rPr>
-          <w:rFonts w:ascii="Arial" w:hAnsi="Arial" w:cs="Arial"/>
+          <w:rFonts w:ascii="Calibri" w:hAnsi="Calibri" w:cs="Calibri"/>
           <w:sz w:val="22"/>
           <w:szCs w:val="22"/>
         </w:rPr>
@@ -6604,7 +7434,7 @@
       </w:r>
       <w:r>
         <w:rPr>
-          <w:rFonts w:ascii="Arial" w:hAnsi="Arial" w:cs="Arial"/>
+          <w:rFonts w:ascii="Calibri" w:hAnsi="Calibri" w:cs="Calibri"/>
           <w:sz w:val="22"/>
           <w:szCs w:val="22"/>
         </w:rPr>
@@ -6612,7 +7442,7 @@
       </w:r>
       <w:r>
         <w:rPr>
-          <w:rFonts w:ascii="Arial" w:hAnsi="Arial" w:cs="Arial"/>
+          <w:rFonts w:ascii="Calibri" w:hAnsi="Calibri" w:cs="Calibri"/>
           <w:sz w:val="22"/>
           <w:szCs w:val="22"/>
         </w:rPr>
@@ -6622,7 +7452,7 @@
     </w:p>
     <w:p>
       <w:pPr>
-        <w:spacing w:line="275" w:lineRule="exact"/>
+        <w:spacing w:line="240" w:lineRule="auto"/>
         <w:ind w:right="56"/>
         <w:jc w:val="both"/>
         <w:rPr>
@@ -6631,14 +7461,14 @@
       </w:pPr>
       <w:r>
         <w:rPr>
-          <w:rFonts w:ascii="Arial" w:hAnsi="Arial" w:cs="Arial"/>
+          <w:rFonts w:ascii="Calibri" w:hAnsi="Calibri" w:cs="Calibri"/>
         </w:rPr>
         <w:t>_____________________________</w:t>
       </w:r>
     </w:p>
     <w:p>
       <w:pPr>
-        <w:spacing w:line="275" w:lineRule="exact"/>
+        <w:spacing w:line="240" w:lineRule="auto"/>
         <w:ind w:right="56"/>
         <w:jc w:val="both"/>
         <w:rPr>
@@ -6648,7 +7478,7 @@
     </w:p>
     <w:p>
       <w:pPr>
-        <w:spacing w:line="275" w:lineRule="exact"/>
+        <w:spacing w:line="240" w:lineRule="auto"/>
         <w:ind w:right="56"/>
         <w:jc w:val="both"/>
         <w:rPr>
@@ -6658,7 +7488,7 @@
     </w:p>
     <w:p>
       <w:pPr>
-        <w:spacing w:line="275" w:lineRule="exact"/>
+        <w:spacing w:line="240" w:lineRule="auto"/>
         <w:ind w:right="56"/>
         <w:jc w:val="both"/>
         <w:rPr>
@@ -6668,7 +7498,7 @@
     </w:p>
     <w:p>
       <w:pPr>
-        <w:spacing w:line="275" w:lineRule="exact"/>
+        <w:spacing w:line="240" w:lineRule="auto"/>
         <w:ind w:right="56"/>
         <w:jc w:val="both"/>
         <w:rPr>
@@ -6678,7 +7508,7 @@
     </w:p>
     <w:p>
       <w:pPr>
-        <w:spacing w:line="275" w:lineRule="exact"/>
+        <w:spacing w:line="240" w:lineRule="auto"/>
         <w:ind w:right="56"/>
         <w:jc w:val="both"/>
         <w:rPr>
@@ -6688,7 +7518,7 @@
     </w:p>
     <w:p>
       <w:pPr>
-        <w:spacing w:line="275" w:lineRule="exact"/>
+        <w:spacing w:line="240" w:lineRule="auto"/>
         <w:ind w:right="56"/>
         <w:jc w:val="both"/>
         <w:rPr>
@@ -6698,7 +7528,7 @@
     </w:p>
     <w:p>
       <w:pPr>
-        <w:spacing w:line="275" w:lineRule="exact"/>
+        <w:spacing w:line="240" w:lineRule="auto"/>
         <w:ind w:right="56"/>
         <w:jc w:val="both"/>
         <w:rPr>
@@ -6708,7 +7538,7 @@
     </w:p>
     <w:p>
       <w:pPr>
-        <w:spacing w:line="275" w:lineRule="exact"/>
+        <w:spacing w:line="240" w:lineRule="auto"/>
         <w:ind w:right="56"/>
         <w:jc w:val="both"/>
         <w:rPr>
@@ -6718,7 +7548,7 @@
     </w:p>
     <w:p>
       <w:pPr>
-        <w:spacing w:line="275" w:lineRule="exact"/>
+        <w:spacing w:line="240" w:lineRule="auto"/>
         <w:ind w:right="56"/>
         <w:jc w:val="both"/>
         <w:rPr>
@@ -6728,7 +7558,7 @@
     </w:p>
     <w:p>
       <w:pPr>
-        <w:spacing w:line="275" w:lineRule="exact"/>
+        <w:spacing w:line="240" w:lineRule="auto"/>
         <w:ind w:right="56"/>
         <w:jc w:val="both"/>
         <w:rPr>
@@ -6738,7 +7568,7 @@
     </w:p>
     <w:p>
       <w:pPr>
-        <w:spacing w:line="275" w:lineRule="exact"/>
+        <w:spacing w:line="240" w:lineRule="auto"/>
         <w:ind w:right="56"/>
         <w:jc w:val="both"/>
         <w:rPr>
@@ -6748,7 +7578,7 @@
     </w:p>
     <w:p>
       <w:pPr>
-        <w:spacing w:line="275" w:lineRule="exact"/>
+        <w:spacing w:line="240" w:lineRule="auto"/>
         <w:ind w:right="56"/>
         <w:jc w:val="both"/>
         <w:rPr>
@@ -6758,7 +7588,7 @@
     </w:p>
     <w:p>
       <w:pPr>
-        <w:spacing w:line="275" w:lineRule="exact"/>
+        <w:spacing w:line="240" w:lineRule="auto"/>
         <w:ind w:right="56"/>
         <w:jc w:val="both"/>
         <w:rPr>
@@ -6768,7 +7598,7 @@
     </w:p>
     <w:p>
       <w:pPr>
-        <w:spacing w:line="275" w:lineRule="exact"/>
+        <w:spacing w:line="240" w:lineRule="auto"/>
         <w:ind w:right="56"/>
         <w:jc w:val="both"/>
         <w:rPr>
@@ -6778,7 +7608,7 @@
     </w:p>
     <w:p>
       <w:pPr>
-        <w:spacing w:line="275" w:lineRule="exact"/>
+        <w:spacing w:line="240" w:lineRule="auto"/>
         <w:ind w:right="56"/>
         <w:jc w:val="both"/>
         <w:rPr>
@@ -6788,7 +7618,7 @@
     </w:p>
     <w:p>
       <w:pPr>
-        <w:spacing w:line="275" w:lineRule="exact"/>
+        <w:spacing w:line="240" w:lineRule="auto"/>
         <w:ind w:right="56"/>
         <w:jc w:val="both"/>
         <w:rPr>
@@ -6798,7 +7628,7 @@
     </w:p>
     <w:p>
       <w:pPr>
-        <w:spacing w:line="275" w:lineRule="exact"/>
+        <w:spacing w:line="240" w:lineRule="auto"/>
         <w:ind w:right="56"/>
         <w:jc w:val="both"/>
         <w:rPr>
@@ -6808,7 +7638,7 @@
     </w:p>
     <w:p>
       <w:pPr>
-        <w:spacing w:line="275" w:lineRule="exact"/>
+        <w:spacing w:line="240" w:lineRule="auto"/>
         <w:ind w:right="56"/>
         <w:jc w:val="both"/>
         <w:rPr>
@@ -6818,7 +7648,7 @@
     </w:p>
     <w:p>
       <w:pPr>
-        <w:spacing w:line="275" w:lineRule="exact"/>
+        <w:spacing w:line="240" w:lineRule="auto"/>
         <w:ind w:right="56"/>
         <w:jc w:val="both"/>
         <w:rPr>
@@ -6828,7 +7658,10 @@
     </w:p>
     <w:p>
       <w:pPr>
-        <w:spacing w:line="275" w:lineRule="exact"/>
+        <w:pageBreakBefore/>
+        <w:keepLines/>
+        <w:keepNext/>
+        <w:spacing w:line="240" w:lineRule="auto" w:before="40" w:after="40"/>
         <w:ind w:right="56"/>
         <w:jc w:val="center"/>
         <w:rPr>
@@ -6838,7 +7671,7 @@
       </w:pPr>
       <w:r>
         <w:rPr>
-          <w:rFonts w:ascii="Arial" w:hAnsi="Arial" w:cs="Arial"/>
+          <w:rFonts w:ascii="Calibri" w:hAnsi="Calibri" w:cs="Calibri"/>
           <w:b/>
         </w:rPr>
         <w:t>ALLEGATO 2)</w:t>
@@ -6846,6 +7679,7 @@
     </w:p>
     <w:p>
       <w:pPr>
+        <w:spacing w:before="40" w:after="40" w:line="240" w:lineRule="auto"/>
         <w:jc w:val="both"/>
         <w:rPr>
           <w:rFonts w:ascii="Arial" w:hAnsi="Arial" w:cs="Arial"/>
@@ -6855,7 +7689,10 @@
     </w:p>
     <w:p>
       <w:pPr>
+        <w:keepLines/>
+        <w:keepNext/>
         <w:adjustRightInd w:val="0"/>
+        <w:spacing w:before="40" w:after="40" w:line="240" w:lineRule="auto"/>
         <w:jc w:val="both"/>
         <w:rPr>
           <w:rFonts w:ascii="Arial" w:hAnsi="Arial" w:cs="Arial"/>
@@ -6864,7 +7701,7 @@
       </w:pPr>
       <w:r>
         <w:rPr>
-          <w:rFonts w:ascii="Arial" w:hAnsi="Arial" w:cs="Arial"/>
+          <w:rFonts w:ascii="Calibri" w:hAnsi="Calibri" w:cs="Calibri"/>
           <w:b/>
         </w:rPr>
         <w:t>Titolo del corso  : {{ event.name }}</w:t>
@@ -6872,26 +7709,26 @@
       <w:proofErr w:type="gramStart"/>
       <w:r>
         <w:rPr>
-          <w:rFonts w:ascii="Arial" w:hAnsi="Arial" w:cs="Arial"/>
+          <w:rFonts w:ascii="Calibri" w:hAnsi="Calibri" w:cs="Calibri"/>
           <w:b/>
         </w:rPr>
       </w:r>
       <w:r>
         <w:rPr>
-          <w:rFonts w:ascii="Arial" w:hAnsi="Arial" w:cs="Arial"/>
+          <w:rFonts w:ascii="Calibri" w:hAnsi="Calibri" w:cs="Calibri"/>
           <w:b/>
         </w:rPr>
       </w:r>
       <w:proofErr w:type="gramEnd"/>
       <w:r>
         <w:rPr>
-          <w:rFonts w:ascii="Arial" w:hAnsi="Arial" w:cs="Arial"/>
+          <w:rFonts w:ascii="Calibri" w:hAnsi="Calibri" w:cs="Calibri"/>
           <w:b/>
         </w:rPr>
       </w:r>
       <w:r>
         <w:rPr>
-          <w:rFonts w:ascii="Arial" w:hAnsi="Arial" w:cs="Arial"/>
+          <w:rFonts w:ascii="Calibri" w:hAnsi="Calibri" w:cs="Calibri"/>
           <w:b/>
           <w:i/>
           <w:iCs/>
@@ -6903,6 +7740,7 @@
     <w:p>
       <w:pPr>
         <w:adjustRightInd w:val="0"/>
+        <w:spacing w:before="40" w:after="40" w:line="240" w:lineRule="auto"/>
         <w:jc w:val="both"/>
         <w:rPr>
           <w:rFonts w:ascii="Arial" w:hAnsi="Arial" w:cs="Arial"/>
@@ -6911,7 +7749,10 @@
     </w:p>
     <w:p>
       <w:pPr>
+        <w:keepLines/>
+        <w:keepNext/>
         <w:adjustRightInd w:val="0"/>
+        <w:spacing w:before="40" w:after="40" w:line="240" w:lineRule="auto"/>
         <w:jc w:val="both"/>
         <w:rPr>
           <w:rFonts w:ascii="Arial" w:hAnsi="Arial" w:cs="Arial"/>
@@ -6919,7 +7760,7 @@
       </w:pPr>
       <w:r>
         <w:rPr>
-          <w:rFonts w:ascii="Arial" w:hAnsi="Arial" w:cs="Arial"/>
+          <w:rFonts w:ascii="Calibri" w:hAnsi="Calibri" w:cs="Calibri"/>
           <w:b/>
           <w:bCs/>
         </w:rPr>
@@ -6927,20 +7768,21 @@
       </w:r>
       <w:r>
         <w:rPr>
-          <w:rFonts w:ascii="Arial" w:hAnsi="Arial" w:cs="Arial"/>
+          <w:rFonts w:ascii="Calibri" w:hAnsi="Calibri" w:cs="Calibri"/>
           <w:b/>
           <w:bCs/>
         </w:rPr>
       </w:r>
       <w:r>
         <w:rPr>
-          <w:rFonts w:ascii="Arial" w:hAnsi="Arial" w:cs="Arial"/>
+          <w:rFonts w:ascii="Calibri" w:hAnsi="Calibri" w:cs="Calibri"/>
         </w:rPr>
       </w:r>
     </w:p>
     <w:p>
       <w:pPr>
         <w:adjustRightInd w:val="0"/>
+        <w:spacing w:before="40" w:after="40" w:line="240" w:lineRule="auto"/>
         <w:jc w:val="both"/>
         <w:rPr>
           <w:rFonts w:ascii="Arial" w:hAnsi="Arial" w:cs="Arial"/>
@@ -6949,7 +7791,10 @@
     </w:p>
     <w:p>
       <w:pPr>
+        <w:keepLines/>
+        <w:keepNext/>
         <w:adjustRightInd w:val="0"/>
+        <w:spacing w:before="40" w:after="40" w:line="240" w:lineRule="auto"/>
         <w:jc w:val="both"/>
         <w:rPr>
           <w:rFonts w:ascii="Arial" w:hAnsi="Arial" w:cs="Arial"/>
@@ -6958,7 +7803,7 @@
       <w:proofErr w:type="gramStart"/>
       <w:r>
         <w:rPr>
-          <w:rFonts w:ascii="Arial" w:hAnsi="Arial" w:cs="Arial"/>
+          <w:rFonts w:ascii="Calibri" w:hAnsi="Calibri" w:cs="Calibri"/>
           <w:b/>
           <w:bCs/>
         </w:rPr>
@@ -6966,19 +7811,20 @@
       </w:r>
       <w:r>
         <w:rPr>
-          <w:rFonts w:ascii="Arial" w:hAnsi="Arial" w:cs="Arial"/>
+          <w:rFonts w:ascii="Calibri" w:hAnsi="Calibri" w:cs="Calibri"/>
         </w:rPr>
       </w:r>
       <w:proofErr w:type="gramEnd"/>
       <w:r>
         <w:rPr>
-          <w:rFonts w:ascii="Arial" w:hAnsi="Arial" w:cs="Arial"/>
+          <w:rFonts w:ascii="Calibri" w:hAnsi="Calibri" w:cs="Calibri"/>
         </w:rPr>
       </w:r>
     </w:p>
     <w:p>
       <w:pPr>
         <w:adjustRightInd w:val="0"/>
+        <w:spacing w:before="40" w:after="40" w:line="240" w:lineRule="auto"/>
         <w:jc w:val="both"/>
         <w:rPr>
           <w:rFonts w:ascii="Arial" w:hAnsi="Arial" w:cs="Arial"/>
@@ -6988,6 +7834,7 @@
     <w:p>
       <w:pPr>
         <w:adjustRightInd w:val="0"/>
+        <w:spacing w:before="40" w:after="40" w:line="240" w:lineRule="auto"/>
         <w:jc w:val="both"/>
         <w:rPr>
           <w:rFonts w:ascii="Arial" w:hAnsi="Arial" w:cs="Arial"/>
@@ -6997,6 +7844,7 @@
     <w:p>
       <w:pPr>
         <w:adjustRightInd w:val="0"/>
+        <w:spacing w:before="40" w:after="40" w:line="240" w:lineRule="auto"/>
         <w:jc w:val="both"/>
         <w:rPr>
           <w:rFonts w:ascii="Arial" w:hAnsi="Arial" w:cs="Arial"/>
@@ -7004,14 +7852,14 @@
       </w:pPr>
       <w:r>
         <w:rPr>
-          <w:rFonts w:ascii="Arial" w:hAnsi="Arial" w:cs="Arial"/>
+          <w:rFonts w:ascii="Calibri" w:hAnsi="Calibri" w:cs="Calibri"/>
         </w:rPr>
         <w:t>Dati Azienda: {{ sponsor.legal_name }} - {{ sponsor.billing_full_address }} - P.IVA {{ sponsor.vat_number }} - C.F. {{ sponsor.tax_code }}</w:t>
       </w:r>
       <w:proofErr w:type="gramStart"/>
       <w:r>
         <w:rPr>
-          <w:rFonts w:ascii="Arial" w:hAnsi="Arial" w:cs="Arial"/>
+          <w:rFonts w:ascii="Calibri" w:hAnsi="Calibri" w:cs="Calibri"/>
         </w:rPr>
       </w:r>
       <w:proofErr w:type="gramEnd"/>
@@ -7019,6 +7867,7 @@
     <w:p>
       <w:pPr>
         <w:adjustRightInd w:val="0"/>
+        <w:spacing w:before="40" w:after="40" w:line="240" w:lineRule="auto"/>
         <w:jc w:val="both"/>
         <w:rPr>
           <w:rFonts w:ascii="Arial" w:hAnsi="Arial" w:cs="Arial"/>
@@ -7028,6 +7877,7 @@
     <w:p>
       <w:pPr>
         <w:adjustRightInd w:val="0"/>
+        <w:spacing w:before="40" w:after="40" w:line="240" w:lineRule="auto"/>
         <w:jc w:val="both"/>
         <w:rPr>
           <w:rFonts w:ascii="Arial" w:hAnsi="Arial" w:cs="Arial"/>
@@ -7035,13 +7885,14 @@
       </w:pPr>
       <w:r>
         <w:rPr>
-          <w:rFonts w:ascii="Arial" w:hAnsi="Arial" w:cs="Arial"/>
+          <w:rFonts w:ascii="Calibri" w:hAnsi="Calibri" w:cs="Calibri"/>
         </w:rPr>
       </w:r>
     </w:p>
     <w:p>
       <w:pPr>
         <w:adjustRightInd w:val="0"/>
+        <w:spacing w:before="40" w:after="40" w:line="240" w:lineRule="auto"/>
         <w:jc w:val="both"/>
         <w:rPr>
           <w:rFonts w:ascii="Arial" w:hAnsi="Arial" w:cs="Arial"/>
@@ -7051,6 +7902,7 @@
     <w:p>
       <w:pPr>
         <w:adjustRightInd w:val="0"/>
+        <w:spacing w:before="40" w:after="40" w:line="240" w:lineRule="auto"/>
         <w:jc w:val="both"/>
         <w:rPr>
           <w:rFonts w:ascii="Arial" w:hAnsi="Arial" w:cs="Arial"/>
@@ -7060,6 +7912,7 @@
     <w:p>
       <w:pPr>
         <w:adjustRightInd w:val="0"/>
+        <w:spacing w:before="40" w:after="40" w:line="240" w:lineRule="auto"/>
         <w:jc w:val="both"/>
         <w:rPr>
           <w:rFonts w:ascii="Arial" w:hAnsi="Arial" w:cs="Arial"/>
@@ -7069,6 +7922,7 @@
     <w:p>
       <w:pPr>
         <w:adjustRightInd w:val="0"/>
+        <w:spacing w:before="40" w:after="40" w:line="240" w:lineRule="auto"/>
         <w:jc w:val="both"/>
         <w:rPr>
           <w:rFonts w:ascii="Arial" w:hAnsi="Arial" w:cs="Arial"/>
@@ -7078,6 +7932,7 @@
     <w:p>
       <w:pPr>
         <w:adjustRightInd w:val="0"/>
+        <w:spacing w:before="40" w:after="40" w:line="240" w:lineRule="auto"/>
         <w:jc w:val="both"/>
         <w:rPr>
           <w:rFonts w:ascii="Arial" w:hAnsi="Arial" w:cs="Arial"/>
@@ -7085,56 +7940,57 @@
       </w:pPr>
       <w:r>
         <w:rPr>
-          <w:rFonts w:ascii="Arial" w:hAnsi="Arial" w:cs="Arial"/>
+          <w:rFonts w:ascii="Calibri" w:hAnsi="Calibri" w:cs="Calibri"/>
         </w:rPr>
         <w:t>Dettaglio analitico delle spese:</w:t>
       </w:r>
       <w:proofErr w:type="gramStart"/>
       <w:r>
         <w:rPr>
-          <w:rFonts w:ascii="Arial" w:hAnsi="Arial" w:cs="Arial"/>
+          <w:rFonts w:ascii="Calibri" w:hAnsi="Calibri" w:cs="Calibri"/>
         </w:rPr>
       </w:r>
       <w:proofErr w:type="gramEnd"/>
       <w:r>
         <w:rPr>
-          <w:rFonts w:ascii="Arial" w:hAnsi="Arial" w:cs="Arial"/>
-        </w:rPr>
-      </w:r>
-      <w:r>
-        <w:rPr>
-          <w:rFonts w:ascii="Arial" w:hAnsi="Arial" w:cs="Arial"/>
-        </w:rPr>
-      </w:r>
-      <w:r>
-        <w:rPr>
-          <w:rFonts w:ascii="Arial" w:hAnsi="Arial" w:cs="Arial"/>
-        </w:rPr>
-      </w:r>
-      <w:r>
-        <w:rPr>
-          <w:rFonts w:ascii="Arial" w:hAnsi="Arial" w:cs="Arial"/>
-        </w:rPr>
-      </w:r>
-      <w:r>
-        <w:rPr>
-          <w:rFonts w:ascii="Arial" w:hAnsi="Arial" w:cs="Arial"/>
-        </w:rPr>
-      </w:r>
-      <w:r>
-        <w:rPr>
-          <w:rFonts w:ascii="Arial" w:hAnsi="Arial" w:cs="Arial"/>
-        </w:rPr>
-      </w:r>
-      <w:r>
-        <w:rPr>
-          <w:rFonts w:ascii="Arial" w:hAnsi="Arial" w:cs="Arial"/>
+          <w:rFonts w:ascii="Calibri" w:hAnsi="Calibri" w:cs="Calibri"/>
+        </w:rPr>
+      </w:r>
+      <w:r>
+        <w:rPr>
+          <w:rFonts w:ascii="Calibri" w:hAnsi="Calibri" w:cs="Calibri"/>
+        </w:rPr>
+      </w:r>
+      <w:r>
+        <w:rPr>
+          <w:rFonts w:ascii="Calibri" w:hAnsi="Calibri" w:cs="Calibri"/>
+        </w:rPr>
+      </w:r>
+      <w:r>
+        <w:rPr>
+          <w:rFonts w:ascii="Calibri" w:hAnsi="Calibri" w:cs="Calibri"/>
+        </w:rPr>
+      </w:r>
+      <w:r>
+        <w:rPr>
+          <w:rFonts w:ascii="Calibri" w:hAnsi="Calibri" w:cs="Calibri"/>
+        </w:rPr>
+      </w:r>
+      <w:r>
+        <w:rPr>
+          <w:rFonts w:ascii="Calibri" w:hAnsi="Calibri" w:cs="Calibri"/>
+        </w:rPr>
+      </w:r>
+      <w:r>
+        <w:rPr>
+          <w:rFonts w:ascii="Calibri" w:hAnsi="Calibri" w:cs="Calibri"/>
         </w:rPr>
       </w:r>
     </w:p>
     <w:p>
       <w:pPr>
         <w:adjustRightInd w:val="0"/>
+        <w:spacing w:before="40" w:after="40" w:line="240" w:lineRule="auto"/>
         <w:jc w:val="both"/>
         <w:rPr>
           <w:rFonts w:ascii="Arial" w:hAnsi="Arial" w:cs="Arial"/>
@@ -7144,6 +8000,7 @@
     <w:p>
       <w:pPr>
         <w:adjustRightInd w:val="0"/>
+        <w:spacing w:before="40" w:after="40" w:line="240" w:lineRule="auto"/>
         <w:jc w:val="both"/>
         <w:rPr>
           <w:rFonts w:ascii="Arial" w:hAnsi="Arial" w:cs="Arial"/>
@@ -7159,7 +8016,7 @@
           <w:numId w:val="6"/>
         </w:numPr>
         <w:adjustRightInd w:val="0"/>
-        <w:spacing w:before="0" w:line="480" w:lineRule="auto"/>
+        <w:spacing w:before="40" w:line="240" w:lineRule="auto" w:after="40"/>
         <w:contextualSpacing/>
         <w:rPr>
           <w:rFonts w:ascii="Arial" w:hAnsi="Arial" w:cs="Arial"/>
@@ -7167,24 +8024,24 @@
       </w:pPr>
       <w:r>
         <w:rPr>
-          <w:rFonts w:ascii="Arial" w:hAnsi="Arial" w:cs="Arial"/>
+          <w:rFonts w:ascii="Calibri" w:hAnsi="Calibri" w:cs="Calibri"/>
         </w:rPr>
       </w:r>
       <w:proofErr w:type="gramStart"/>
       <w:r>
         <w:rPr>
-          <w:rFonts w:ascii="Arial" w:hAnsi="Arial" w:cs="Arial"/>
+          <w:rFonts w:ascii="Calibri" w:hAnsi="Calibri" w:cs="Calibri"/>
         </w:rPr>
       </w:r>
       <w:proofErr w:type="gramEnd"/>
       <w:r>
         <w:rPr>
-          <w:rFonts w:ascii="Arial" w:hAnsi="Arial" w:cs="Arial"/>
-        </w:rPr>
-      </w:r>
-      <w:r>
-        <w:rPr>
-          <w:rFonts w:ascii="Verdana" w:hAnsi="Verdana" w:cs="Arial"/>
+          <w:rFonts w:ascii="Calibri" w:hAnsi="Calibri" w:cs="Calibri"/>
+        </w:rPr>
+      </w:r>
+      <w:r>
+        <w:rPr>
+          <w:rFonts w:ascii="Calibri" w:hAnsi="Calibri" w:cs="Calibri"/>
           <w:sz w:val="20"/>
           <w:szCs w:val="20"/>
           <w:u w:val="single"/>
@@ -7192,7 +8049,7 @@
       </w:r>
       <w:r>
         <w:rPr>
-          <w:rFonts w:ascii="Arial" w:hAnsi="Arial" w:cs="Arial"/>
+          <w:rFonts w:ascii="Calibri" w:hAnsi="Calibri" w:cs="Calibri"/>
           <w:u w:val="single"/>
         </w:rPr>
       </w:r>
@@ -7206,7 +8063,7 @@
           <w:numId w:val="6"/>
         </w:numPr>
         <w:adjustRightInd w:val="0"/>
-        <w:spacing w:before="0" w:line="480" w:lineRule="auto"/>
+        <w:spacing w:before="40" w:line="240" w:lineRule="auto" w:after="40"/>
         <w:contextualSpacing/>
         <w:rPr>
           <w:rFonts w:ascii="Arial" w:hAnsi="Arial" w:cs="Arial"/>
@@ -7214,39 +8071,39 @@
       </w:pPr>
       <w:r>
         <w:rPr>
-          <w:rFonts w:ascii="Arial" w:hAnsi="Arial" w:cs="Arial"/>
+          <w:rFonts w:ascii="Calibri" w:hAnsi="Calibri" w:cs="Calibri"/>
         </w:rPr>
       </w:r>
       <w:proofErr w:type="gramStart"/>
       <w:r>
         <w:rPr>
-          <w:rFonts w:ascii="Arial" w:hAnsi="Arial" w:cs="Arial"/>
+          <w:rFonts w:ascii="Calibri" w:hAnsi="Calibri" w:cs="Calibri"/>
         </w:rPr>
       </w:r>
       <w:proofErr w:type="gramEnd"/>
       <w:r>
         <w:rPr>
-          <w:rFonts w:ascii="Arial" w:hAnsi="Arial" w:cs="Arial"/>
-        </w:rPr>
-      </w:r>
-      <w:r>
-        <w:rPr>
-          <w:rFonts w:ascii="Arial" w:hAnsi="Arial" w:cs="Arial"/>
-        </w:rPr>
-      </w:r>
-      <w:r>
-        <w:rPr>
-          <w:rFonts w:ascii="Arial" w:hAnsi="Arial" w:cs="Arial"/>
-        </w:rPr>
-      </w:r>
-      <w:r>
-        <w:rPr>
-          <w:rFonts w:ascii="Arial" w:hAnsi="Arial" w:cs="Arial"/>
-        </w:rPr>
-      </w:r>
-      <w:r>
-        <w:rPr>
-          <w:rFonts w:ascii="Verdana" w:hAnsi="Verdana" w:cs="Arial"/>
+          <w:rFonts w:ascii="Calibri" w:hAnsi="Calibri" w:cs="Calibri"/>
+        </w:rPr>
+      </w:r>
+      <w:r>
+        <w:rPr>
+          <w:rFonts w:ascii="Calibri" w:hAnsi="Calibri" w:cs="Calibri"/>
+        </w:rPr>
+      </w:r>
+      <w:r>
+        <w:rPr>
+          <w:rFonts w:ascii="Calibri" w:hAnsi="Calibri" w:cs="Calibri"/>
+        </w:rPr>
+      </w:r>
+      <w:r>
+        <w:rPr>
+          <w:rFonts w:ascii="Calibri" w:hAnsi="Calibri" w:cs="Calibri"/>
+        </w:rPr>
+      </w:r>
+      <w:r>
+        <w:rPr>
+          <w:rFonts w:ascii="Calibri" w:hAnsi="Calibri" w:cs="Calibri"/>
           <w:sz w:val="20"/>
           <w:szCs w:val="20"/>
           <w:u w:val="single"/>
@@ -7254,7 +8111,7 @@
       </w:r>
       <w:r>
         <w:rPr>
-          <w:rFonts w:ascii="Arial" w:hAnsi="Arial" w:cs="Arial"/>
+          <w:rFonts w:ascii="Calibri" w:hAnsi="Calibri" w:cs="Calibri"/>
           <w:u w:val="single"/>
         </w:rPr>
       </w:r>
@@ -7268,7 +8125,7 @@
           <w:numId w:val="6"/>
         </w:numPr>
         <w:adjustRightInd w:val="0"/>
-        <w:spacing w:before="0" w:line="480" w:lineRule="auto"/>
+        <w:spacing w:before="40" w:line="240" w:lineRule="auto" w:after="40"/>
         <w:contextualSpacing/>
         <w:rPr>
           <w:rFonts w:ascii="Arial" w:hAnsi="Arial" w:cs="Arial"/>
@@ -7276,54 +8133,54 @@
       </w:pPr>
       <w:r>
         <w:rPr>
-          <w:rFonts w:ascii="Arial" w:hAnsi="Arial" w:cs="Arial"/>
+          <w:rFonts w:ascii="Calibri" w:hAnsi="Calibri" w:cs="Calibri"/>
         </w:rPr>
       </w:r>
       <w:proofErr w:type="gramStart"/>
       <w:r>
         <w:rPr>
-          <w:rFonts w:ascii="Arial" w:hAnsi="Arial" w:cs="Arial"/>
+          <w:rFonts w:ascii="Calibri" w:hAnsi="Calibri" w:cs="Calibri"/>
         </w:rPr>
       </w:r>
       <w:proofErr w:type="gramEnd"/>
       <w:r>
         <w:rPr>
-          <w:rFonts w:ascii="Arial" w:hAnsi="Arial" w:cs="Arial"/>
-        </w:rPr>
-      </w:r>
-      <w:r>
-        <w:rPr>
-          <w:rFonts w:ascii="Arial" w:hAnsi="Arial" w:cs="Arial"/>
-        </w:rPr>
-      </w:r>
-      <w:r>
-        <w:rPr>
-          <w:rFonts w:ascii="Arial" w:hAnsi="Arial" w:cs="Arial"/>
-        </w:rPr>
-      </w:r>
-      <w:r>
-        <w:rPr>
-          <w:rFonts w:ascii="Arial" w:hAnsi="Arial" w:cs="Arial"/>
-        </w:rPr>
-      </w:r>
-      <w:r>
-        <w:rPr>
-          <w:rFonts w:ascii="Arial" w:hAnsi="Arial" w:cs="Arial"/>
-        </w:rPr>
-      </w:r>
-      <w:r>
-        <w:rPr>
-          <w:rFonts w:ascii="Arial" w:hAnsi="Arial" w:cs="Arial"/>
-        </w:rPr>
-      </w:r>
-      <w:r>
-        <w:rPr>
-          <w:rFonts w:ascii="Arial" w:hAnsi="Arial" w:cs="Arial"/>
-        </w:rPr>
-      </w:r>
-      <w:r>
-        <w:rPr>
-          <w:rFonts w:ascii="Verdana" w:hAnsi="Verdana" w:cs="Arial"/>
+          <w:rFonts w:ascii="Calibri" w:hAnsi="Calibri" w:cs="Calibri"/>
+        </w:rPr>
+      </w:r>
+      <w:r>
+        <w:rPr>
+          <w:rFonts w:ascii="Calibri" w:hAnsi="Calibri" w:cs="Calibri"/>
+        </w:rPr>
+      </w:r>
+      <w:r>
+        <w:rPr>
+          <w:rFonts w:ascii="Calibri" w:hAnsi="Calibri" w:cs="Calibri"/>
+        </w:rPr>
+      </w:r>
+      <w:r>
+        <w:rPr>
+          <w:rFonts w:ascii="Calibri" w:hAnsi="Calibri" w:cs="Calibri"/>
+        </w:rPr>
+      </w:r>
+      <w:r>
+        <w:rPr>
+          <w:rFonts w:ascii="Calibri" w:hAnsi="Calibri" w:cs="Calibri"/>
+        </w:rPr>
+      </w:r>
+      <w:r>
+        <w:rPr>
+          <w:rFonts w:ascii="Calibri" w:hAnsi="Calibri" w:cs="Calibri"/>
+        </w:rPr>
+      </w:r>
+      <w:r>
+        <w:rPr>
+          <w:rFonts w:ascii="Calibri" w:hAnsi="Calibri" w:cs="Calibri"/>
+        </w:rPr>
+      </w:r>
+      <w:r>
+        <w:rPr>
+          <w:rFonts w:ascii="Calibri" w:hAnsi="Calibri" w:cs="Calibri"/>
           <w:sz w:val="20"/>
           <w:szCs w:val="20"/>
           <w:u w:val="single"/>
@@ -7331,7 +8188,7 @@
       </w:r>
       <w:r>
         <w:rPr>
-          <w:rFonts w:ascii="Arial" w:hAnsi="Arial" w:cs="Arial"/>
+          <w:rFonts w:ascii="Calibri" w:hAnsi="Calibri" w:cs="Calibri"/>
           <w:u w:val="single"/>
         </w:rPr>
       </w:r>
@@ -7345,7 +8202,7 @@
           <w:numId w:val="6"/>
         </w:numPr>
         <w:adjustRightInd w:val="0"/>
-        <w:spacing w:before="0" w:line="480" w:lineRule="auto"/>
+        <w:spacing w:before="40" w:line="240" w:lineRule="auto" w:after="40"/>
         <w:contextualSpacing/>
         <w:rPr>
           <w:rFonts w:ascii="Arial" w:hAnsi="Arial" w:cs="Arial"/>
@@ -7353,69 +8210,67 @@
       </w:pPr>
       <w:r>
         <w:rPr>
-          <w:rFonts w:ascii="Arial" w:hAnsi="Arial" w:cs="Arial"/>
+          <w:rFonts w:ascii="Calibri" w:hAnsi="Calibri" w:cs="Calibri"/>
         </w:rPr>
       </w:r>
       <w:proofErr w:type="gramStart"/>
       <w:r>
         <w:rPr>
-          <w:rFonts w:ascii="Arial" w:hAnsi="Arial" w:cs="Arial"/>
+          <w:rFonts w:ascii="Calibri" w:hAnsi="Calibri" w:cs="Calibri"/>
         </w:rPr>
       </w:r>
       <w:proofErr w:type="gramEnd"/>
       <w:r>
         <w:rPr>
-          <w:rFonts w:ascii="Arial" w:hAnsi="Arial" w:cs="Arial"/>
-        </w:rPr>
-      </w:r>
-      <w:r>
-        <w:rPr>
-          <w:rFonts w:ascii="Arial" w:hAnsi="Arial" w:cs="Arial"/>
-        </w:rPr>
-      </w:r>
-      <w:r>
-        <w:rPr>
-          <w:rFonts w:ascii="Arial" w:hAnsi="Arial" w:cs="Arial"/>
-        </w:rPr>
-      </w:r>
-      <w:r>
-        <w:rPr>
-          <w:rFonts w:ascii="Arial" w:hAnsi="Arial" w:cs="Arial"/>
-        </w:rPr>
-      </w:r>
-      <w:r>
-        <w:rPr>
-          <w:rFonts w:ascii="Arial" w:hAnsi="Arial" w:cs="Arial"/>
-        </w:rPr>
-      </w:r>
-      <w:r>
-        <w:rPr>
-          <w:rFonts w:ascii="Arial" w:hAnsi="Arial" w:cs="Arial"/>
-          <w:highlight w:val="yellow"/>
-        </w:rPr>
-      </w:r>
-      <w:r>
-        <w:rPr>
-          <w:rFonts w:ascii="Arial" w:hAnsi="Arial" w:cs="Arial"/>
+          <w:rFonts w:ascii="Calibri" w:hAnsi="Calibri" w:cs="Calibri"/>
+        </w:rPr>
+      </w:r>
+      <w:r>
+        <w:rPr>
+          <w:rFonts w:ascii="Calibri" w:hAnsi="Calibri" w:cs="Calibri"/>
+        </w:rPr>
+      </w:r>
+      <w:r>
+        <w:rPr>
+          <w:rFonts w:ascii="Calibri" w:hAnsi="Calibri" w:cs="Calibri"/>
+        </w:rPr>
+      </w:r>
+      <w:r>
+        <w:rPr>
+          <w:rFonts w:ascii="Calibri" w:hAnsi="Calibri" w:cs="Calibri"/>
+        </w:rPr>
+      </w:r>
+      <w:r>
+        <w:rPr>
+          <w:rFonts w:ascii="Calibri" w:hAnsi="Calibri" w:cs="Calibri"/>
+        </w:rPr>
+      </w:r>
+      <w:r>
+        <w:rPr>
+          <w:rFonts w:ascii="Calibri" w:hAnsi="Calibri" w:cs="Calibri"/>
+        </w:rPr>
+      </w:r>
+      <w:r>
+        <w:rPr>
+          <w:rFonts w:ascii="Calibri" w:hAnsi="Calibri" w:cs="Calibri"/>
           <w:u w:val="single"/>
         </w:rPr>
       </w:r>
       <w:r>
         <w:rPr>
-          <w:rFonts w:ascii="Arial" w:hAnsi="Arial" w:cs="Arial"/>
+          <w:rFonts w:ascii="Calibri" w:hAnsi="Calibri" w:cs="Calibri"/>
           <w:u w:val="single"/>
         </w:rPr>
       </w:r>
       <w:r>
         <w:rPr>
-          <w:rFonts w:ascii="Arial" w:hAnsi="Arial" w:cs="Arial"/>
-          <w:highlight w:val="yellow"/>
+          <w:rFonts w:ascii="Calibri" w:hAnsi="Calibri" w:cs="Calibri"/>
           <w:u w:val="single"/>
         </w:rPr>
       </w:r>
       <w:r>
         <w:rPr>
-          <w:rFonts w:ascii="Arial" w:hAnsi="Arial" w:cs="Arial"/>
+          <w:rFonts w:ascii="Calibri" w:hAnsi="Calibri" w:cs="Calibri"/>
           <w:u w:val="single"/>
         </w:rPr>
       </w:r>
@@ -7429,7 +8284,7 @@
           <w:numId w:val="6"/>
         </w:numPr>
         <w:adjustRightInd w:val="0"/>
-        <w:spacing w:before="0" w:line="480" w:lineRule="auto"/>
+        <w:spacing w:before="40" w:line="240" w:lineRule="auto" w:after="40"/>
         <w:contextualSpacing/>
         <w:rPr>
           <w:rFonts w:ascii="Arial" w:hAnsi="Arial" w:cs="Arial"/>
@@ -7437,39 +8292,39 @@
       </w:pPr>
       <w:r>
         <w:rPr>
-          <w:rFonts w:ascii="Arial" w:hAnsi="Arial" w:cs="Arial"/>
+          <w:rFonts w:ascii="Calibri" w:hAnsi="Calibri" w:cs="Calibri"/>
         </w:rPr>
       </w:r>
       <w:proofErr w:type="gramStart"/>
       <w:r>
         <w:rPr>
-          <w:rFonts w:ascii="Arial" w:hAnsi="Arial" w:cs="Arial"/>
+          <w:rFonts w:ascii="Calibri" w:hAnsi="Calibri" w:cs="Calibri"/>
         </w:rPr>
       </w:r>
       <w:proofErr w:type="gramEnd"/>
       <w:r>
         <w:rPr>
-          <w:rFonts w:ascii="Arial" w:hAnsi="Arial" w:cs="Arial"/>
-        </w:rPr>
-      </w:r>
-      <w:r>
-        <w:rPr>
-          <w:rFonts w:ascii="Arial" w:hAnsi="Arial" w:cs="Arial"/>
-        </w:rPr>
-      </w:r>
-      <w:r>
-        <w:rPr>
-          <w:rFonts w:ascii="Arial" w:hAnsi="Arial" w:cs="Arial"/>
-        </w:rPr>
-      </w:r>
-      <w:r>
-        <w:rPr>
-          <w:rFonts w:ascii="Arial" w:hAnsi="Arial" w:cs="Arial"/>
-        </w:rPr>
-      </w:r>
-      <w:r>
-        <w:rPr>
-          <w:rFonts w:ascii="Verdana" w:hAnsi="Verdana" w:cs="Arial"/>
+          <w:rFonts w:ascii="Calibri" w:hAnsi="Calibri" w:cs="Calibri"/>
+        </w:rPr>
+      </w:r>
+      <w:r>
+        <w:rPr>
+          <w:rFonts w:ascii="Calibri" w:hAnsi="Calibri" w:cs="Calibri"/>
+        </w:rPr>
+      </w:r>
+      <w:r>
+        <w:rPr>
+          <w:rFonts w:ascii="Calibri" w:hAnsi="Calibri" w:cs="Calibri"/>
+        </w:rPr>
+      </w:r>
+      <w:r>
+        <w:rPr>
+          <w:rFonts w:ascii="Calibri" w:hAnsi="Calibri" w:cs="Calibri"/>
+        </w:rPr>
+      </w:r>
+      <w:r>
+        <w:rPr>
+          <w:rFonts w:ascii="Calibri" w:hAnsi="Calibri" w:cs="Calibri"/>
           <w:sz w:val="20"/>
           <w:szCs w:val="20"/>
           <w:u w:val="single"/>
@@ -7477,7 +8332,7 @@
       </w:r>
       <w:r>
         <w:rPr>
-          <w:rFonts w:ascii="Arial" w:hAnsi="Arial" w:cs="Arial"/>
+          <w:rFonts w:ascii="Calibri" w:hAnsi="Calibri" w:cs="Calibri"/>
           <w:u w:val="single"/>
         </w:rPr>
       </w:r>
@@ -7491,7 +8346,7 @@
           <w:numId w:val="6"/>
         </w:numPr>
         <w:adjustRightInd w:val="0"/>
-        <w:spacing w:before="0" w:line="480" w:lineRule="auto"/>
+        <w:spacing w:before="40" w:line="240" w:lineRule="auto" w:after="40"/>
         <w:contextualSpacing/>
         <w:rPr>
           <w:rFonts w:ascii="Arial" w:hAnsi="Arial" w:cs="Arial"/>
@@ -7499,58 +8354,58 @@
       </w:pPr>
       <w:r>
         <w:rPr>
-          <w:rFonts w:ascii="Arial" w:hAnsi="Arial" w:cs="Arial"/>
+          <w:rFonts w:ascii="Calibri" w:hAnsi="Calibri" w:cs="Calibri"/>
         </w:rPr>
       </w:r>
       <w:proofErr w:type="gramStart"/>
       <w:r>
         <w:rPr>
-          <w:rFonts w:ascii="Arial" w:hAnsi="Arial" w:cs="Arial"/>
+          <w:rFonts w:ascii="Calibri" w:hAnsi="Calibri" w:cs="Calibri"/>
         </w:rPr>
       </w:r>
       <w:proofErr w:type="gramEnd"/>
       <w:r>
         <w:rPr>
-          <w:rFonts w:ascii="Arial" w:hAnsi="Arial" w:cs="Arial"/>
+          <w:rFonts w:ascii="Calibri" w:hAnsi="Calibri" w:cs="Calibri"/>
           <w:u w:val="single"/>
         </w:rPr>
       </w:r>
       <w:r>
         <w:rPr>
-          <w:rFonts w:ascii="Arial" w:hAnsi="Arial" w:cs="Arial"/>
+          <w:rFonts w:ascii="Calibri" w:hAnsi="Calibri" w:cs="Calibri"/>
           <w:u w:val="single"/>
         </w:rPr>
       </w:r>
       <w:r>
         <w:rPr>
-          <w:rFonts w:ascii="Arial" w:hAnsi="Arial" w:cs="Arial"/>
+          <w:rFonts w:ascii="Calibri" w:hAnsi="Calibri" w:cs="Calibri"/>
           <w:u w:val="single"/>
         </w:rPr>
       </w:r>
       <w:r>
         <w:rPr>
-          <w:rFonts w:ascii="Arial" w:hAnsi="Arial" w:cs="Arial"/>
+          <w:rFonts w:ascii="Calibri" w:hAnsi="Calibri" w:cs="Calibri"/>
           <w:u w:val="single"/>
         </w:rPr>
       </w:r>
       <w:r>
         <w:rPr>
-          <w:rFonts w:ascii="Arial" w:hAnsi="Arial" w:cs="Arial"/>
-        </w:rPr>
-      </w:r>
-      <w:r>
-        <w:rPr>
-          <w:rFonts w:ascii="Arial" w:hAnsi="Arial" w:cs="Arial"/>
-        </w:rPr>
-      </w:r>
-      <w:r>
-        <w:rPr>
-          <w:rFonts w:ascii="Arial" w:hAnsi="Arial" w:cs="Arial"/>
-        </w:rPr>
-      </w:r>
-      <w:r>
-        <w:rPr>
-          <w:rFonts w:ascii="Verdana" w:hAnsi="Verdana" w:cs="Arial"/>
+          <w:rFonts w:ascii="Calibri" w:hAnsi="Calibri" w:cs="Calibri"/>
+        </w:rPr>
+      </w:r>
+      <w:r>
+        <w:rPr>
+          <w:rFonts w:ascii="Calibri" w:hAnsi="Calibri" w:cs="Calibri"/>
+        </w:rPr>
+      </w:r>
+      <w:r>
+        <w:rPr>
+          <w:rFonts w:ascii="Calibri" w:hAnsi="Calibri" w:cs="Calibri"/>
+        </w:rPr>
+      </w:r>
+      <w:r>
+        <w:rPr>
+          <w:rFonts w:ascii="Calibri" w:hAnsi="Calibri" w:cs="Calibri"/>
           <w:sz w:val="20"/>
           <w:szCs w:val="20"/>
           <w:u w:val="single"/>
@@ -7558,7 +8413,7 @@
       </w:r>
       <w:r>
         <w:rPr>
-          <w:rFonts w:ascii="Arial" w:hAnsi="Arial" w:cs="Arial"/>
+          <w:rFonts w:ascii="Calibri" w:hAnsi="Calibri" w:cs="Calibri"/>
           <w:u w:val="single"/>
         </w:rPr>
       </w:r>
@@ -7572,7 +8427,7 @@
           <w:numId w:val="6"/>
         </w:numPr>
         <w:adjustRightInd w:val="0"/>
-        <w:spacing w:before="0" w:line="480" w:lineRule="auto"/>
+        <w:spacing w:before="40" w:line="240" w:lineRule="auto" w:after="40"/>
         <w:contextualSpacing/>
         <w:rPr>
           <w:rFonts w:ascii="Arial" w:hAnsi="Arial" w:cs="Arial"/>
@@ -7580,44 +8435,44 @@
       </w:pPr>
       <w:r>
         <w:rPr>
-          <w:rFonts w:ascii="Arial" w:hAnsi="Arial" w:cs="Arial"/>
+          <w:rFonts w:ascii="Calibri" w:hAnsi="Calibri" w:cs="Calibri"/>
         </w:rPr>
       </w:r>
       <w:proofErr w:type="gramStart"/>
       <w:r>
         <w:rPr>
-          <w:rFonts w:ascii="Arial" w:hAnsi="Arial" w:cs="Arial"/>
+          <w:rFonts w:ascii="Calibri" w:hAnsi="Calibri" w:cs="Calibri"/>
         </w:rPr>
       </w:r>
       <w:proofErr w:type="gramEnd"/>
       <w:r>
         <w:rPr>
-          <w:rFonts w:ascii="Arial" w:hAnsi="Arial" w:cs="Arial"/>
-        </w:rPr>
-      </w:r>
-      <w:r>
-        <w:rPr>
-          <w:rFonts w:ascii="Arial" w:hAnsi="Arial" w:cs="Arial"/>
-        </w:rPr>
-      </w:r>
-      <w:r>
-        <w:rPr>
-          <w:rFonts w:ascii="Arial" w:hAnsi="Arial" w:cs="Arial"/>
-        </w:rPr>
-      </w:r>
-      <w:r>
-        <w:rPr>
-          <w:rFonts w:ascii="Arial" w:hAnsi="Arial" w:cs="Arial"/>
-        </w:rPr>
-      </w:r>
-      <w:r>
-        <w:rPr>
-          <w:rFonts w:ascii="Arial" w:hAnsi="Arial" w:cs="Arial"/>
-        </w:rPr>
-      </w:r>
-      <w:r>
-        <w:rPr>
-          <w:rFonts w:ascii="Verdana" w:hAnsi="Verdana" w:cs="Arial"/>
+          <w:rFonts w:ascii="Calibri" w:hAnsi="Calibri" w:cs="Calibri"/>
+        </w:rPr>
+      </w:r>
+      <w:r>
+        <w:rPr>
+          <w:rFonts w:ascii="Calibri" w:hAnsi="Calibri" w:cs="Calibri"/>
+        </w:rPr>
+      </w:r>
+      <w:r>
+        <w:rPr>
+          <w:rFonts w:ascii="Calibri" w:hAnsi="Calibri" w:cs="Calibri"/>
+        </w:rPr>
+      </w:r>
+      <w:r>
+        <w:rPr>
+          <w:rFonts w:ascii="Calibri" w:hAnsi="Calibri" w:cs="Calibri"/>
+        </w:rPr>
+      </w:r>
+      <w:r>
+        <w:rPr>
+          <w:rFonts w:ascii="Calibri" w:hAnsi="Calibri" w:cs="Calibri"/>
+        </w:rPr>
+      </w:r>
+      <w:r>
+        <w:rPr>
+          <w:rFonts w:ascii="Calibri" w:hAnsi="Calibri" w:cs="Calibri"/>
           <w:sz w:val="20"/>
           <w:szCs w:val="20"/>
           <w:u w:val="single"/>
@@ -7625,7 +8480,7 @@
       </w:r>
       <w:r>
         <w:rPr>
-          <w:rFonts w:ascii="Arial" w:hAnsi="Arial" w:cs="Arial"/>
+          <w:rFonts w:ascii="Calibri" w:hAnsi="Calibri" w:cs="Calibri"/>
           <w:u w:val="single"/>
         </w:rPr>
       </w:r>
@@ -7639,7 +8494,7 @@
           <w:numId w:val="6"/>
         </w:numPr>
         <w:adjustRightInd w:val="0"/>
-        <w:spacing w:before="0" w:line="480" w:lineRule="auto"/>
+        <w:spacing w:before="40" w:line="240" w:lineRule="auto" w:after="40"/>
         <w:contextualSpacing/>
         <w:rPr>
           <w:rFonts w:ascii="Arial" w:hAnsi="Arial" w:cs="Arial"/>
@@ -7647,49 +8502,49 @@
       </w:pPr>
       <w:r>
         <w:rPr>
-          <w:rFonts w:ascii="Arial" w:hAnsi="Arial" w:cs="Arial"/>
+          <w:rFonts w:ascii="Calibri" w:hAnsi="Calibri" w:cs="Calibri"/>
         </w:rPr>
       </w:r>
       <w:proofErr w:type="gramStart"/>
       <w:r>
         <w:rPr>
-          <w:rFonts w:ascii="Arial" w:hAnsi="Arial" w:cs="Arial"/>
+          <w:rFonts w:ascii="Calibri" w:hAnsi="Calibri" w:cs="Calibri"/>
         </w:rPr>
       </w:r>
       <w:proofErr w:type="gramEnd"/>
       <w:r>
         <w:rPr>
-          <w:rFonts w:ascii="Arial" w:hAnsi="Arial" w:cs="Arial"/>
-        </w:rPr>
-      </w:r>
-      <w:r>
-        <w:rPr>
-          <w:rFonts w:ascii="Arial" w:hAnsi="Arial" w:cs="Arial"/>
-        </w:rPr>
-      </w:r>
-      <w:r>
-        <w:rPr>
-          <w:rFonts w:ascii="Arial" w:hAnsi="Arial" w:cs="Arial"/>
-        </w:rPr>
-      </w:r>
-      <w:r>
-        <w:rPr>
-          <w:rFonts w:ascii="Arial" w:hAnsi="Arial" w:cs="Arial"/>
-        </w:rPr>
-      </w:r>
-      <w:r>
-        <w:rPr>
-          <w:rFonts w:ascii="Arial" w:hAnsi="Arial" w:cs="Arial"/>
-        </w:rPr>
-      </w:r>
-      <w:r>
-        <w:rPr>
-          <w:rFonts w:ascii="Arial" w:hAnsi="Arial" w:cs="Arial"/>
-        </w:rPr>
-      </w:r>
-      <w:r>
-        <w:rPr>
-          <w:rFonts w:ascii="Verdana" w:hAnsi="Verdana" w:cs="Arial"/>
+          <w:rFonts w:ascii="Calibri" w:hAnsi="Calibri" w:cs="Calibri"/>
+        </w:rPr>
+      </w:r>
+      <w:r>
+        <w:rPr>
+          <w:rFonts w:ascii="Calibri" w:hAnsi="Calibri" w:cs="Calibri"/>
+        </w:rPr>
+      </w:r>
+      <w:r>
+        <w:rPr>
+          <w:rFonts w:ascii="Calibri" w:hAnsi="Calibri" w:cs="Calibri"/>
+        </w:rPr>
+      </w:r>
+      <w:r>
+        <w:rPr>
+          <w:rFonts w:ascii="Calibri" w:hAnsi="Calibri" w:cs="Calibri"/>
+        </w:rPr>
+      </w:r>
+      <w:r>
+        <w:rPr>
+          <w:rFonts w:ascii="Calibri" w:hAnsi="Calibri" w:cs="Calibri"/>
+        </w:rPr>
+      </w:r>
+      <w:r>
+        <w:rPr>
+          <w:rFonts w:ascii="Calibri" w:hAnsi="Calibri" w:cs="Calibri"/>
+        </w:rPr>
+      </w:r>
+      <w:r>
+        <w:rPr>
+          <w:rFonts w:ascii="Calibri" w:hAnsi="Calibri" w:cs="Calibri"/>
           <w:sz w:val="20"/>
           <w:szCs w:val="20"/>
           <w:u w:val="single"/>
@@ -7697,7 +8552,7 @@
       </w:r>
       <w:r>
         <w:rPr>
-          <w:rFonts w:ascii="Arial" w:hAnsi="Arial" w:cs="Arial"/>
+          <w:rFonts w:ascii="Calibri" w:hAnsi="Calibri" w:cs="Calibri"/>
           <w:u w:val="single"/>
         </w:rPr>
       </w:r>
@@ -7705,7 +8560,7 @@
     <w:p>
       <w:pPr>
         <w:adjustRightInd w:val="0"/>
-        <w:spacing w:line="480" w:lineRule="auto"/>
+        <w:spacing w:line="240" w:lineRule="auto" w:before="40" w:after="40"/>
         <w:jc w:val="both"/>
         <w:rPr>
           <w:rFonts w:ascii="Arial" w:hAnsi="Arial" w:cs="Arial"/>
@@ -7715,7 +8570,7 @@
     <w:p>
       <w:pPr>
         <w:adjustRightInd w:val="0"/>
-        <w:spacing w:line="480" w:lineRule="auto"/>
+        <w:spacing w:line="240" w:lineRule="auto" w:before="40" w:after="40"/>
         <w:jc w:val="both"/>
         <w:rPr>
           <w:rFonts w:ascii="Arial" w:hAnsi="Arial" w:cs="Arial"/>
@@ -7724,13 +8579,16 @@
       <w:proofErr w:type="gramStart"/>
       <w:proofErr w:type="gramEnd"/>
       <w:r>
+        <w:rPr>
+          <w:rFonts w:ascii="Calibri" w:hAnsi="Calibri" w:cs="Calibri"/>
+        </w:rPr>
         <w:t xml:space="preserve">{%p for category_label, items in lines_by_category %}</w:t>
       </w:r>
     </w:p>
     <w:p>
       <w:pPr>
         <w:adjustRightInd w:val="0"/>
-        <w:spacing w:line="480" w:lineRule="auto"/>
+        <w:spacing w:line="240" w:lineRule="auto" w:before="40" w:after="40"/>
         <w:jc w:val="both"/>
         <w:rPr>
           <w:rFonts w:ascii="Arial" w:hAnsi="Arial" w:cs="Arial"/>
@@ -7739,13 +8597,16 @@
       <w:proofErr w:type="gramStart"/>
       <w:proofErr w:type="gramEnd"/>
       <w:r>
+        <w:rPr>
+          <w:rFonts w:ascii="Calibri" w:hAnsi="Calibri" w:cs="Calibri"/>
+        </w:rPr>
         <w:t xml:space="preserve">{{ category_label }}</w:t>
       </w:r>
     </w:p>
     <w:p>
       <w:pPr>
         <w:adjustRightInd w:val="0"/>
-        <w:spacing w:line="480" w:lineRule="auto"/>
+        <w:spacing w:line="240" w:lineRule="auto" w:before="40" w:after="40"/>
         <w:jc w:val="both"/>
         <w:rPr>
           <w:rFonts w:ascii="Arial" w:hAnsi="Arial" w:cs="Arial"/>
@@ -7754,13 +8615,16 @@
       <w:proofErr w:type="gramStart"/>
       <w:proofErr w:type="gramEnd"/>
       <w:r>
+        <w:rPr>
+          <w:rFonts w:ascii="Calibri" w:hAnsi="Calibri" w:cs="Calibri"/>
+        </w:rPr>
         <w:t xml:space="preserve">{%p for line in items %}</w:t>
       </w:r>
     </w:p>
     <w:p>
       <w:pPr>
         <w:adjustRightInd w:val="0"/>
-        <w:spacing w:line="480" w:lineRule="auto"/>
+        <w:spacing w:line="240" w:lineRule="auto" w:before="40" w:after="40"/>
         <w:jc w:val="both"/>
         <w:rPr>
           <w:rFonts w:ascii="Arial" w:hAnsi="Arial" w:cs="Arial"/>
@@ -7769,13 +8633,16 @@
       <w:proofErr w:type="gramStart"/>
       <w:proofErr w:type="gramEnd"/>
       <w:r>
+        <w:rPr>
+          <w:rFonts w:ascii="Calibri" w:hAnsi="Calibri" w:cs="Calibri"/>
+        </w:rPr>
         <w:t xml:space="preserve"> - {{ line.service_name_snapshot }}: € {{ line.line_subtotal|format_currency }} + IVA</w:t>
       </w:r>
     </w:p>
     <w:p>
       <w:pPr>
         <w:adjustRightInd w:val="0"/>
-        <w:spacing w:line="480" w:lineRule="auto"/>
+        <w:spacing w:line="240" w:lineRule="auto" w:before="40" w:after="40"/>
         <w:jc w:val="both"/>
         <w:rPr>
           <w:rFonts w:ascii="Arial" w:hAnsi="Arial" w:cs="Arial"/>
@@ -7784,13 +8651,16 @@
       <w:proofErr w:type="gramStart"/>
       <w:proofErr w:type="gramEnd"/>
       <w:r>
+        <w:rPr>
+          <w:rFonts w:ascii="Calibri" w:hAnsi="Calibri" w:cs="Calibri"/>
+        </w:rPr>
         <w:t xml:space="preserve">{%p endfor %}</w:t>
       </w:r>
     </w:p>
     <w:p>
       <w:pPr>
         <w:adjustRightInd w:val="0"/>
-        <w:spacing w:line="480" w:lineRule="auto"/>
+        <w:spacing w:line="240" w:lineRule="auto" w:before="40" w:after="40"/>
         <w:jc w:val="both"/>
         <w:rPr>
           <w:rFonts w:ascii="Arial" w:hAnsi="Arial" w:cs="Arial"/>
@@ -7799,13 +8669,16 @@
       <w:proofErr w:type="gramStart"/>
       <w:proofErr w:type="gramEnd"/>
       <w:r>
+        <w:rPr>
+          <w:rFonts w:ascii="Calibri" w:hAnsi="Calibri" w:cs="Calibri"/>
+        </w:rPr>
         <w:t xml:space="preserve">{%p endfor %}</w:t>
       </w:r>
     </w:p>
     <w:p>
       <w:pPr>
         <w:adjustRightInd w:val="0"/>
-        <w:spacing w:line="480" w:lineRule="auto"/>
+        <w:spacing w:line="240" w:lineRule="auto" w:before="40" w:after="40"/>
         <w:jc w:val="both"/>
         <w:rPr>
           <w:rFonts w:ascii="Arial" w:hAnsi="Arial" w:cs="Arial"/>
@@ -7813,12 +8686,16 @@
       </w:pPr>
       <w:proofErr w:type="gramStart"/>
       <w:proofErr w:type="gramEnd"/>
-      <w:r/>
+      <w:r>
+        <w:rPr>
+          <w:rFonts w:ascii="Calibri" w:hAnsi="Calibri" w:cs="Calibri"/>
+        </w:rPr>
+      </w:r>
     </w:p>
     <w:p>
       <w:pPr>
         <w:adjustRightInd w:val="0"/>
-        <w:spacing w:line="480" w:lineRule="auto"/>
+        <w:spacing w:line="240" w:lineRule="auto" w:before="40" w:after="40"/>
         <w:jc w:val="both"/>
         <w:rPr>
           <w:rFonts w:ascii="Arial" w:hAnsi="Arial" w:cs="Arial"/>
@@ -7827,13 +8704,16 @@
       <w:proofErr w:type="gramStart"/>
       <w:proofErr w:type="gramEnd"/>
       <w:r>
+        <w:rPr>
+          <w:rFonts w:ascii="Calibri" w:hAnsi="Calibri" w:cs="Calibri"/>
+        </w:rPr>
         <w:t xml:space="preserve">Subtotale: € {{ contract.subtotal|format_currency }}</w:t>
       </w:r>
     </w:p>
     <w:p>
       <w:pPr>
         <w:adjustRightInd w:val="0"/>
-        <w:spacing w:line="480" w:lineRule="auto"/>
+        <w:spacing w:line="240" w:lineRule="auto" w:before="40" w:after="40"/>
         <w:jc w:val="both"/>
         <w:rPr>
           <w:rFonts w:ascii="Arial" w:hAnsi="Arial" w:cs="Arial"/>
@@ -7842,13 +8722,16 @@
       <w:proofErr w:type="gramStart"/>
       <w:proofErr w:type="gramEnd"/>
       <w:r>
+        <w:rPr>
+          <w:rFonts w:ascii="Calibri" w:hAnsi="Calibri" w:cs="Calibri"/>
+        </w:rPr>
         <w:t xml:space="preserve">IVA ({{ contract.vat_rate }}%): € {{ contract.vat_amount|format_currency }}</w:t>
       </w:r>
     </w:p>
     <w:p>
       <w:pPr>
         <w:adjustRightInd w:val="0"/>
-        <w:spacing w:line="480" w:lineRule="auto"/>
+        <w:spacing w:line="240" w:lineRule="auto" w:before="40" w:after="40"/>
         <w:jc w:val="both"/>
         <w:rPr>
           <w:rFonts w:ascii="Arial" w:hAnsi="Arial" w:cs="Arial"/>
@@ -7857,13 +8740,16 @@
       <w:proofErr w:type="gramStart"/>
       <w:proofErr w:type="gramEnd"/>
       <w:r>
+        <w:rPr>
+          <w:rFonts w:ascii="Calibri" w:hAnsi="Calibri" w:cs="Calibri"/>
+        </w:rPr>
         <w:t xml:space="preserve">TOTALE: € {{ contract.total|format_currency }}</w:t>
       </w:r>
     </w:p>
     <w:p>
       <w:pPr>
         <w:adjustRightInd w:val="0"/>
-        <w:spacing w:line="480" w:lineRule="auto"/>
+        <w:spacing w:line="240" w:lineRule="auto" w:before="40" w:after="40"/>
         <w:jc w:val="both"/>
         <w:rPr>
           <w:rFonts w:ascii="Arial" w:hAnsi="Arial" w:cs="Arial"/>
@@ -7871,12 +8757,16 @@
       </w:pPr>
       <w:proofErr w:type="gramStart"/>
       <w:proofErr w:type="gramEnd"/>
-      <w:r/>
+      <w:r>
+        <w:rPr>
+          <w:rFonts w:ascii="Calibri" w:hAnsi="Calibri" w:cs="Calibri"/>
+        </w:rPr>
+      </w:r>
     </w:p>
     <w:p>
       <w:pPr>
         <w:adjustRightInd w:val="0"/>
-        <w:spacing w:line="480" w:lineRule="auto"/>
+        <w:spacing w:line="240" w:lineRule="auto" w:before="40" w:after="40"/>
         <w:jc w:val="both"/>
         <w:rPr>
           <w:rFonts w:ascii="Arial" w:hAnsi="Arial" w:cs="Arial"/>
@@ -7884,27 +8774,27 @@
       </w:pPr>
       <w:r>
         <w:rPr>
-          <w:rFonts w:ascii="Arial" w:hAnsi="Arial" w:cs="Arial"/>
+          <w:rFonts w:ascii="Calibri" w:hAnsi="Calibri" w:cs="Calibri"/>
         </w:rPr>
         <w:t xml:space="preserve">Modalità di </w:t>
       </w:r>
       <w:proofErr w:type="gramStart"/>
       <w:r>
         <w:rPr>
-          <w:rFonts w:ascii="Arial" w:hAnsi="Arial" w:cs="Arial"/>
+          <w:rFonts w:ascii="Calibri" w:hAnsi="Calibri" w:cs="Calibri"/>
         </w:rPr>
         <w:t>Pagamento :</w:t>
       </w:r>
       <w:proofErr w:type="gramEnd"/>
       <w:r>
         <w:rPr>
-          <w:rFonts w:ascii="Arial" w:hAnsi="Arial" w:cs="Arial"/>
+          <w:rFonts w:ascii="Calibri" w:hAnsi="Calibri" w:cs="Calibri"/>
         </w:rPr>
         <w:t xml:space="preserve"> </w:t>
       </w:r>
       <w:r>
         <w:rPr>
-          <w:rFonts w:ascii="Arial" w:hAnsi="Arial" w:cs="Arial"/>
+          <w:rFonts w:ascii="Calibri" w:hAnsi="Calibri" w:cs="Calibri"/>
           <w:i/>
         </w:rPr>
         <w:t>Bonifico Bancario Anticipato</w:t>
@@ -7913,6 +8803,7 @@
     <w:p>
       <w:pPr>
         <w:adjustRightInd w:val="0"/>
+        <w:spacing w:before="40" w:after="40" w:line="240" w:lineRule="auto"/>
         <w:jc w:val="both"/>
         <w:rPr>
           <w:rFonts w:ascii="Arial" w:eastAsia="Calibri" w:hAnsi="Arial" w:cs="Arial"/>
@@ -7922,252 +8813,253 @@
       <w:proofErr w:type="gramStart"/>
       <w:r>
         <w:rPr>
+          <w:rFonts w:ascii="Calibri" w:eastAsia="Calibri" w:hAnsi="Calibri" w:cs="Calibri"/>
+          <w:lang w:eastAsia="en-US" w:bidi="ar-SA"/>
+        </w:rPr>
+        <w:t>Beneficiario :</w:t>
+      </w:r>
+      <w:proofErr w:type="gramEnd"/>
+      <w:r>
+        <w:rPr>
+          <w:rFonts w:ascii="Calibri" w:eastAsia="Calibri" w:hAnsi="Calibri" w:cs="Calibri"/>
+          <w:lang w:eastAsia="en-US" w:bidi="ar-SA"/>
+        </w:rPr>
+        <w:t xml:space="preserve"> VALET SRL - </w:t>
+      </w:r>
+    </w:p>
+    <w:p>
+      <w:pPr>
+        <w:adjustRightInd w:val="0"/>
+        <w:spacing w:before="40" w:after="40" w:line="240" w:lineRule="auto"/>
+        <w:jc w:val="both"/>
+        <w:rPr>
           <w:rFonts w:ascii="Arial" w:eastAsia="Calibri" w:hAnsi="Arial" w:cs="Arial"/>
           <w:lang w:eastAsia="en-US" w:bidi="ar-SA"/>
         </w:rPr>
-        <w:t>Beneficiario :</w:t>
+      </w:pPr>
+      <w:proofErr w:type="gramStart"/>
+      <w:r>
+        <w:rPr>
+          <w:rFonts w:ascii="Calibri" w:eastAsia="Calibri" w:hAnsi="Calibri" w:cs="Calibri"/>
+          <w:lang w:eastAsia="en-US" w:bidi="ar-SA"/>
+        </w:rPr>
+        <w:t>Banca :</w:t>
       </w:r>
       <w:proofErr w:type="gramEnd"/>
       <w:r>
+        <w:rPr>
+          <w:rFonts w:ascii="Calibri" w:eastAsia="Calibri" w:hAnsi="Calibri" w:cs="Calibri"/>
+          <w:lang w:eastAsia="en-US" w:bidi="ar-SA"/>
+        </w:rPr>
+        <w:t xml:space="preserve"> INTESA SAN PAOLO - Agenzia di Via Marconi 51  Bologna </w:t>
+      </w:r>
+    </w:p>
+    <w:p>
+      <w:pPr>
+        <w:adjustRightInd w:val="0"/>
+        <w:spacing w:before="40" w:after="40" w:line="240" w:lineRule="auto"/>
+        <w:jc w:val="both"/>
         <w:rPr>
           <w:rFonts w:ascii="Arial" w:eastAsia="Calibri" w:hAnsi="Arial" w:cs="Arial"/>
           <w:lang w:eastAsia="en-US" w:bidi="ar-SA"/>
         </w:rPr>
-        <w:t xml:space="preserve"> VALET SRL - </w:t>
+      </w:pPr>
+      <w:proofErr w:type="gramStart"/>
+      <w:r>
+        <w:rPr>
+          <w:rFonts w:ascii="Calibri" w:eastAsia="Calibri" w:hAnsi="Calibri" w:cs="Calibri"/>
+          <w:lang w:eastAsia="en-US" w:bidi="ar-SA"/>
+        </w:rPr>
+        <w:t>IBAN :</w:t>
+      </w:r>
+      <w:proofErr w:type="gramEnd"/>
+      <w:r>
+        <w:rPr>
+          <w:rFonts w:ascii="Calibri" w:eastAsia="Calibri" w:hAnsi="Calibri" w:cs="Calibri"/>
+          <w:lang w:eastAsia="en-US" w:bidi="ar-SA"/>
+        </w:rPr>
+        <w:t xml:space="preserve"> IT37 A030 6902 5201 0000 0011 856 BIC: BCITITMM </w:t>
       </w:r>
     </w:p>
     <w:p>
       <w:pPr>
         <w:adjustRightInd w:val="0"/>
+        <w:spacing w:line="240" w:lineRule="auto" w:before="40" w:after="40"/>
         <w:jc w:val="both"/>
         <w:rPr>
-          <w:rFonts w:ascii="Arial" w:eastAsia="Calibri" w:hAnsi="Arial" w:cs="Arial"/>
-          <w:lang w:eastAsia="en-US" w:bidi="ar-SA"/>
-        </w:rPr>
-      </w:pPr>
-      <w:proofErr w:type="gramStart"/>
-      <w:r>
-        <w:rPr>
-          <w:rFonts w:ascii="Arial" w:eastAsia="Calibri" w:hAnsi="Arial" w:cs="Arial"/>
-          <w:lang w:eastAsia="en-US" w:bidi="ar-SA"/>
-        </w:rPr>
-        <w:t>Banca :</w:t>
-      </w:r>
-      <w:proofErr w:type="gramEnd"/>
-      <w:r>
-        <w:rPr>
-          <w:rFonts w:ascii="Arial" w:eastAsia="Calibri" w:hAnsi="Arial" w:cs="Arial"/>
-          <w:lang w:eastAsia="en-US" w:bidi="ar-SA"/>
-        </w:rPr>
-        <w:t xml:space="preserve"> INTESA SAN PAOLO - Agenzia di Via Marconi 51  Bologna </w:t>
-      </w:r>
+          <w:rFonts w:ascii="Arial" w:hAnsi="Arial" w:cs="Arial"/>
+        </w:rPr>
+      </w:pPr>
     </w:p>
     <w:p>
       <w:pPr>
         <w:adjustRightInd w:val="0"/>
+        <w:spacing w:line="240" w:lineRule="auto" w:before="40" w:after="40"/>
         <w:jc w:val="both"/>
         <w:rPr>
-          <w:rFonts w:ascii="Arial" w:eastAsia="Calibri" w:hAnsi="Arial" w:cs="Arial"/>
-          <w:lang w:eastAsia="en-US" w:bidi="ar-SA"/>
-        </w:rPr>
-      </w:pPr>
-      <w:proofErr w:type="gramStart"/>
-      <w:r>
-        <w:rPr>
-          <w:rFonts w:ascii="Arial" w:eastAsia="Calibri" w:hAnsi="Arial" w:cs="Arial"/>
-          <w:lang w:eastAsia="en-US" w:bidi="ar-SA"/>
-        </w:rPr>
-        <w:t>IBAN :</w:t>
-      </w:r>
-      <w:proofErr w:type="gramEnd"/>
-      <w:r>
-        <w:rPr>
-          <w:rFonts w:ascii="Arial" w:eastAsia="Calibri" w:hAnsi="Arial" w:cs="Arial"/>
-          <w:lang w:eastAsia="en-US" w:bidi="ar-SA"/>
-        </w:rPr>
-        <w:t xml:space="preserve"> IT37 A030 6902 5201 0000 0011 856 BIC: BCITITMM </w:t>
+          <w:rFonts w:ascii="Arial" w:hAnsi="Arial" w:cs="Arial"/>
+        </w:rPr>
+      </w:pPr>
+      <w:r>
+        <w:rPr>
+          <w:rFonts w:ascii="Calibri" w:hAnsi="Calibri" w:cs="Calibri"/>
+        </w:rPr>
+        <w:tab/>
+      </w:r>
+      <w:r>
+        <w:rPr>
+          <w:rFonts w:ascii="Calibri" w:hAnsi="Calibri" w:cs="Calibri"/>
+        </w:rPr>
+        <w:tab/>
+      </w:r>
+      <w:r>
+        <w:rPr>
+          <w:rFonts w:ascii="Calibri" w:hAnsi="Calibri" w:cs="Calibri"/>
+        </w:rPr>
+        <w:tab/>
+      </w:r>
+      <w:r>
+        <w:rPr>
+          <w:rFonts w:ascii="Calibri" w:hAnsi="Calibri" w:cs="Calibri"/>
+        </w:rPr>
+        <w:tab/>
+      </w:r>
+      <w:r>
+        <w:rPr>
+          <w:rFonts w:ascii="Calibri" w:hAnsi="Calibri" w:cs="Calibri"/>
+        </w:rPr>
+        <w:tab/>
+      </w:r>
+      <w:r>
+        <w:rPr>
+          <w:rFonts w:ascii="Calibri" w:hAnsi="Calibri" w:cs="Calibri"/>
+        </w:rPr>
+        <w:tab/>
+      </w:r>
+      <w:r>
+        <w:rPr>
+          <w:rFonts w:ascii="Calibri" w:hAnsi="Calibri" w:cs="Calibri"/>
+        </w:rPr>
+        <w:tab/>
+      </w:r>
+      <w:r>
+        <w:rPr>
+          <w:rFonts w:ascii="Calibri" w:hAnsi="Calibri" w:cs="Calibri"/>
+        </w:rPr>
+        <w:tab/>
+      </w:r>
+      <w:r>
+        <w:rPr>
+          <w:rFonts w:ascii="Calibri" w:hAnsi="Calibri" w:cs="Calibri"/>
+        </w:rPr>
+        <w:tab/>
+      </w:r>
+      <w:r>
+        <w:rPr>
+          <w:rFonts w:ascii="Calibri" w:hAnsi="Calibri" w:cs="Calibri"/>
+        </w:rPr>
+        <w:t>Aziend</w:t>
+      </w:r>
+      <w:r>
+        <w:rPr>
+          <w:rFonts w:ascii="Calibri" w:hAnsi="Calibri" w:cs="Calibri"/>
+        </w:rPr>
+        <w:t>a</w:t>
       </w:r>
     </w:p>
     <w:p>
       <w:pPr>
         <w:adjustRightInd w:val="0"/>
-        <w:spacing w:line="480" w:lineRule="auto"/>
+        <w:spacing w:line="240" w:lineRule="auto" w:before="40" w:after="40"/>
         <w:jc w:val="both"/>
         <w:rPr>
           <w:rFonts w:ascii="Arial" w:hAnsi="Arial" w:cs="Arial"/>
         </w:rPr>
       </w:pPr>
-    </w:p>
-    <w:p>
-      <w:pPr>
-        <w:adjustRightInd w:val="0"/>
-        <w:spacing w:line="480" w:lineRule="auto"/>
-        <w:jc w:val="both"/>
-        <w:rPr>
-          <w:rFonts w:ascii="Arial" w:hAnsi="Arial" w:cs="Arial"/>
-        </w:rPr>
-      </w:pPr>
-      <w:r>
-        <w:rPr>
-          <w:rFonts w:ascii="Arial" w:hAnsi="Arial" w:cs="Arial"/>
+      <w:r>
+        <w:rPr>
+          <w:rFonts w:ascii="Calibri" w:hAnsi="Calibri" w:cs="Calibri"/>
+        </w:rPr>
+        <w:t>Data</w:t>
+      </w:r>
+      <w:r>
+        <w:rPr>
+          <w:rFonts w:ascii="Calibri" w:hAnsi="Calibri" w:cs="Calibri"/>
+          <w:u w:val="single"/>
         </w:rPr>
         <w:tab/>
       </w:r>
       <w:r>
         <w:rPr>
-          <w:rFonts w:ascii="Arial" w:hAnsi="Arial" w:cs="Arial"/>
+          <w:rFonts w:ascii="Calibri" w:hAnsi="Calibri" w:cs="Calibri"/>
+          <w:u w:val="single"/>
         </w:rPr>
         <w:tab/>
       </w:r>
       <w:r>
         <w:rPr>
-          <w:rFonts w:ascii="Arial" w:hAnsi="Arial" w:cs="Arial"/>
+          <w:rFonts w:ascii="Calibri" w:hAnsi="Calibri" w:cs="Calibri"/>
+          <w:u w:val="single"/>
         </w:rPr>
         <w:tab/>
       </w:r>
       <w:r>
         <w:rPr>
-          <w:rFonts w:ascii="Arial" w:hAnsi="Arial" w:cs="Arial"/>
+          <w:rFonts w:ascii="Calibri" w:hAnsi="Calibri" w:cs="Calibri"/>
+          <w:u w:val="single"/>
         </w:rPr>
         <w:tab/>
       </w:r>
       <w:r>
         <w:rPr>
-          <w:rFonts w:ascii="Arial" w:hAnsi="Arial" w:cs="Arial"/>
+          <w:rFonts w:ascii="Calibri" w:hAnsi="Calibri" w:cs="Calibri"/>
         </w:rPr>
         <w:tab/>
       </w:r>
       <w:r>
         <w:rPr>
-          <w:rFonts w:ascii="Arial" w:hAnsi="Arial" w:cs="Arial"/>
+          <w:rFonts w:ascii="Calibri" w:hAnsi="Calibri" w:cs="Calibri"/>
         </w:rPr>
         <w:tab/>
       </w:r>
       <w:r>
         <w:rPr>
-          <w:rFonts w:ascii="Arial" w:hAnsi="Arial" w:cs="Arial"/>
+          <w:rFonts w:ascii="Calibri" w:hAnsi="Calibri" w:cs="Calibri"/>
         </w:rPr>
         <w:tab/>
       </w:r>
       <w:r>
         <w:rPr>
-          <w:rFonts w:ascii="Arial" w:hAnsi="Arial" w:cs="Arial"/>
+          <w:rFonts w:ascii="Calibri" w:hAnsi="Calibri" w:cs="Calibri"/>
         </w:rPr>
         <w:tab/>
       </w:r>
       <w:r>
         <w:rPr>
-          <w:rFonts w:ascii="Arial" w:hAnsi="Arial" w:cs="Arial"/>
+          <w:rFonts w:ascii="Calibri" w:hAnsi="Calibri" w:cs="Calibri"/>
+          <w:u w:val="single"/>
         </w:rPr>
         <w:tab/>
       </w:r>
       <w:r>
         <w:rPr>
-          <w:rFonts w:ascii="Arial" w:hAnsi="Arial" w:cs="Arial"/>
-          <w:highlight w:val="yellow"/>
-        </w:rPr>
-        <w:t>Aziend</w:t>
-      </w:r>
-      <w:r>
-        <w:rPr>
-          <w:rFonts w:ascii="Arial" w:hAnsi="Arial" w:cs="Arial"/>
-        </w:rPr>
-        <w:t>a</w:t>
-      </w:r>
-    </w:p>
-    <w:p>
-      <w:pPr>
-        <w:adjustRightInd w:val="0"/>
-        <w:spacing w:line="480" w:lineRule="auto"/>
-        <w:jc w:val="both"/>
-        <w:rPr>
-          <w:rFonts w:ascii="Arial" w:hAnsi="Arial" w:cs="Arial"/>
-        </w:rPr>
-      </w:pPr>
-      <w:r>
-        <w:rPr>
-          <w:rFonts w:ascii="Arial" w:hAnsi="Arial" w:cs="Arial"/>
-        </w:rPr>
-        <w:t>Data</w:t>
-      </w:r>
-      <w:r>
-        <w:rPr>
-          <w:rFonts w:ascii="Arial" w:hAnsi="Arial" w:cs="Arial"/>
+          <w:rFonts w:ascii="Calibri" w:hAnsi="Calibri" w:cs="Calibri"/>
           <w:u w:val="single"/>
         </w:rPr>
         <w:tab/>
       </w:r>
       <w:r>
         <w:rPr>
-          <w:rFonts w:ascii="Arial" w:hAnsi="Arial" w:cs="Arial"/>
+          <w:rFonts w:ascii="Calibri" w:hAnsi="Calibri" w:cs="Calibri"/>
           <w:u w:val="single"/>
         </w:rPr>
         <w:tab/>
       </w:r>
-      <w:r>
-        <w:rPr>
-          <w:rFonts w:ascii="Arial" w:hAnsi="Arial" w:cs="Arial"/>
-          <w:u w:val="single"/>
-        </w:rPr>
-        <w:tab/>
-      </w:r>
-      <w:r>
-        <w:rPr>
-          <w:rFonts w:ascii="Arial" w:hAnsi="Arial" w:cs="Arial"/>
-          <w:u w:val="single"/>
-        </w:rPr>
-        <w:tab/>
-      </w:r>
-      <w:r>
-        <w:rPr>
-          <w:rFonts w:ascii="Arial" w:hAnsi="Arial" w:cs="Arial"/>
-        </w:rPr>
-        <w:tab/>
-      </w:r>
-      <w:r>
-        <w:rPr>
-          <w:rFonts w:ascii="Arial" w:hAnsi="Arial" w:cs="Arial"/>
-        </w:rPr>
-        <w:tab/>
-      </w:r>
-      <w:r>
-        <w:rPr>
-          <w:rFonts w:ascii="Arial" w:hAnsi="Arial" w:cs="Arial"/>
-        </w:rPr>
-        <w:tab/>
-      </w:r>
-      <w:r>
-        <w:rPr>
-          <w:rFonts w:ascii="Arial" w:hAnsi="Arial" w:cs="Arial"/>
-        </w:rPr>
-        <w:tab/>
-      </w:r>
-      <w:r>
-        <w:rPr>
-          <w:rFonts w:ascii="Arial" w:hAnsi="Arial" w:cs="Arial"/>
-          <w:u w:val="single"/>
-        </w:rPr>
-        <w:tab/>
-      </w:r>
-      <w:r>
-        <w:rPr>
-          <w:rFonts w:ascii="Arial" w:hAnsi="Arial" w:cs="Arial"/>
-          <w:u w:val="single"/>
-        </w:rPr>
-        <w:tab/>
-      </w:r>
-      <w:r>
-        <w:rPr>
-          <w:rFonts w:ascii="Arial" w:hAnsi="Arial" w:cs="Arial"/>
-          <w:u w:val="single"/>
-        </w:rPr>
-        <w:tab/>
-      </w:r>
     </w:p>
     <w:p>
       <w:pPr>
         <w:pStyle w:val="Corpotesto"/>
-        <w:spacing w:before="4"/>
+        <w:spacing w:before="40" w:after="40" w:line="240" w:lineRule="auto"/>
         <w:ind w:left="0" w:right="56"/>
         <w:rPr>
           <w:rFonts w:ascii="Arial" w:hAnsi="Arial" w:cs="Arial"/>
@@ -8177,12 +9069,34 @@
       </w:pPr>
     </w:p>
     <w:sectPr>
+      <w:headerReference w:type="default" r:id="rId10"/>
+      <w:footerReference w:type="default" r:id="rId11"/>
       <w:pgSz w:w="11910" w:h="16840"/>
       <w:pgMar w:top="1580" w:right="1278" w:bottom="280" w:left="1843" w:header="720" w:footer="720" w:gutter="0"/>
       <w:cols w:space="720"/>
     </w:sectPr>
   </w:body>
 </w:document>
+</file>
+
+<file path=word/footer1.xml><?xml version="1.0" encoding="utf-8"?>
+<w:ftr xmlns:m="http://schemas.openxmlformats.org/officeDocument/2006/math" xmlns:mc="http://schemas.openxmlformats.org/markup-compatibility/2006" xmlns:mo="http://schemas.microsoft.com/office/mac/office/2008/main" xmlns:mv="urn:schemas-microsoft-com:mac:vml" xmlns:o="urn:schemas-microsoft-com:office:office" xmlns:r="http://schemas.openxmlformats.org/officeDocument/2006/relationships" xmlns:v="urn:schemas-microsoft-com:vml" xmlns:w10="urn:schemas-microsoft-com:office:word" xmlns:w14="http://schemas.microsoft.com/office/word/2010/wordml" xmlns:w="http://schemas.openxmlformats.org/wordprocessingml/2006/main" xmlns:wne="http://schemas.microsoft.com/office/word/2006/wordml" xmlns:wp14="http://schemas.microsoft.com/office/word/2010/wordprocessingDrawing" xmlns:wp="http://schemas.openxmlformats.org/drawingml/2006/wordprocessingDrawing" xmlns:wpc="http://schemas.microsoft.com/office/word/2010/wordprocessingCanvas" xmlns:wpg="http://schemas.microsoft.com/office/word/2010/wordprocessingGroup" xmlns:wpi="http://schemas.microsoft.com/office/word/2010/wordprocessingInk" xmlns:wps="http://schemas.microsoft.com/office/word/2010/wordprocessingShape" mc:Ignorable="w14 wp14">
+  <w:p>
+    <w:pPr>
+      <w:pStyle w:val="Footer"/>
+    </w:pPr>
+  </w:p>
+</w:ftr>
+</file>
+
+<file path=word/header1.xml><?xml version="1.0" encoding="utf-8"?>
+<w:hdr xmlns:m="http://schemas.openxmlformats.org/officeDocument/2006/math" xmlns:mc="http://schemas.openxmlformats.org/markup-compatibility/2006" xmlns:mo="http://schemas.microsoft.com/office/mac/office/2008/main" xmlns:mv="urn:schemas-microsoft-com:mac:vml" xmlns:o="urn:schemas-microsoft-com:office:office" xmlns:r="http://schemas.openxmlformats.org/officeDocument/2006/relationships" xmlns:v="urn:schemas-microsoft-com:vml" xmlns:w10="urn:schemas-microsoft-com:office:word" xmlns:w14="http://schemas.microsoft.com/office/word/2010/wordml" xmlns:w="http://schemas.openxmlformats.org/wordprocessingml/2006/main" xmlns:wne="http://schemas.microsoft.com/office/word/2006/wordml" xmlns:wp14="http://schemas.microsoft.com/office/word/2010/wordprocessingDrawing" xmlns:wp="http://schemas.openxmlformats.org/drawingml/2006/wordprocessingDrawing" xmlns:wpc="http://schemas.microsoft.com/office/word/2010/wordprocessingCanvas" xmlns:wpg="http://schemas.microsoft.com/office/word/2010/wordprocessingGroup" xmlns:wpi="http://schemas.microsoft.com/office/word/2010/wordprocessingInk" xmlns:wps="http://schemas.microsoft.com/office/word/2010/wordprocessingShape" mc:Ignorable="w14 wp14">
+  <w:p>
+    <w:pPr>
+      <w:pStyle w:val="Header"/>
+    </w:pPr>
+  </w:p>
+</w:hdr>
 </file>
 
 <file path=word/numbering.xml><?xml version="1.0" encoding="utf-8"?>
@@ -9815,8 +10729,11 @@
   <w:style w:type="paragraph" w:default="1" w:styleId="Normale">
     <w:name w:val="Normal"/>
     <w:qFormat/>
+    <w:pPr>
+      <w:spacing w:line="240" w:lineRule="auto"/>
+    </w:pPr>
     <w:rPr>
-      <w:rFonts w:ascii="Times New Roman" w:eastAsia="Times New Roman" w:hAnsi="Times New Roman" w:cs="Times New Roman"/>
+      <w:rFonts w:ascii="Calibri" w:eastAsia="Times New Roman" w:hAnsi="Calibri" w:cs="Times New Roman"/>
       <w:lang w:val="it-IT" w:eastAsia="it-IT" w:bidi="it-IT"/>
     </w:rPr>
   </w:style>
@@ -9830,6 +10747,7 @@
       <w:outlineLvl w:val="0"/>
     </w:pPr>
     <w:rPr>
+      <w:rFonts w:ascii="Calibri" w:hAnsi="Calibri"/>
       <w:b/>
       <w:bCs/>
       <w:sz w:val="24"/>
@@ -9841,12 +10759,18 @@
     <w:name w:val="Default Paragraph Font"/>
     <w:uiPriority w:val="1"/>
     <w:unhideWhenUsed/>
+    <w:rPr>
+      <w:rFonts w:ascii="Calibri" w:hAnsi="Calibri"/>
+    </w:rPr>
   </w:style>
   <w:style w:type="table" w:default="1" w:styleId="Tabellanormale">
     <w:name w:val="Normal Table"/>
     <w:uiPriority w:val="99"/>
     <w:semiHidden/>
     <w:unhideWhenUsed/>
+    <w:rPr>
+      <w:rFonts w:ascii="Calibri" w:hAnsi="Calibri"/>
+    </w:rPr>
     <w:tblPr>
       <w:tblInd w:w="0" w:type="dxa"/>
       <w:tblCellMar>
@@ -9869,6 +10793,9 @@
     <w:semiHidden/>
     <w:unhideWhenUsed/>
     <w:qFormat/>
+    <w:rPr>
+      <w:rFonts w:ascii="Calibri" w:hAnsi="Calibri"/>
+    </w:rPr>
     <w:tblPr>
       <w:tblInd w:w="0" w:type="dxa"/>
       <w:tblCellMar>
@@ -9889,6 +10816,7 @@
       <w:jc w:val="both"/>
     </w:pPr>
     <w:rPr>
+      <w:rFonts w:ascii="Calibri" w:hAnsi="Calibri"/>
       <w:sz w:val="24"/>
       <w:szCs w:val="24"/>
     </w:rPr>
@@ -9903,12 +10831,18 @@
       <w:ind w:left="204" w:firstLine="849"/>
       <w:jc w:val="both"/>
     </w:pPr>
+    <w:rPr>
+      <w:rFonts w:ascii="Calibri" w:hAnsi="Calibri"/>
+    </w:rPr>
   </w:style>
   <w:style w:type="paragraph" w:customStyle="1" w:styleId="TableParagraph">
     <w:name w:val="Table Paragraph"/>
     <w:basedOn w:val="Normale"/>
     <w:uiPriority w:val="1"/>
     <w:qFormat/>
+    <w:rPr>
+      <w:rFonts w:ascii="Calibri" w:hAnsi="Calibri"/>
+    </w:rPr>
   </w:style>
   <w:style w:type="paragraph" w:styleId="Testonormale">
     <w:name w:val="Plain Text"/>
@@ -9949,6 +10883,7 @@
     <w:unhideWhenUsed/>
     <w:rsid w:val="00235549"/>
     <w:rPr>
+      <w:rFonts w:ascii="Calibri" w:hAnsi="Calibri"/>
       <w:color w:val="0000FF" w:themeColor="hyperlink"/>
       <w:u w:val="single"/>
     </w:rPr>

--- a/contracts/templates_pdf/template_ecm_it.docx
+++ b/contracts/templates_pdf/template_ecm_it.docx
@@ -7657,1416 +7657,2097 @@
       </w:pPr>
     </w:p>
     <w:p>
-      <w:pPr>
-        <w:pageBreakBefore/>
-        <w:keepLines/>
-        <w:keepNext/>
-        <w:spacing w:line="240" w:lineRule="auto" w:before="40" w:after="40"/>
-        <w:ind w:right="56"/>
-        <w:jc w:val="center"/>
-        <w:rPr>
-          <w:rFonts w:ascii="Arial" w:hAnsi="Arial" w:cs="Arial"/>
-          <w:b/>
-        </w:rPr>
-      </w:pPr>
-      <w:r>
-        <w:rPr>
-          <w:rFonts w:ascii="Calibri" w:hAnsi="Calibri" w:cs="Calibri"/>
-          <w:b/>
-        </w:rPr>
-        <w:t>ALLEGATO 2)</w:t>
-      </w:r>
-    </w:p>
-    <w:p>
-      <w:pPr>
-        <w:spacing w:before="40" w:after="40" w:line="240" w:lineRule="auto"/>
+      <w:r>
+        <w:br w:type="page"/>
+      </w:r>
+    </w:p>
+    <w:p>
+      <w:pPr>
         <w:jc w:val="both"/>
         <w:rPr>
-          <w:rFonts w:ascii="Arial" w:hAnsi="Arial" w:cs="Arial"/>
-          <w:b/>
-        </w:rPr>
-      </w:pPr>
-    </w:p>
-    <w:p>
-      <w:pPr>
-        <w:keepLines/>
-        <w:keepNext/>
-        <w:adjustRightInd w:val="0"/>
-        <w:spacing w:before="40" w:after="40" w:line="240" w:lineRule="auto"/>
-        <w:jc w:val="both"/>
-        <w:rPr>
-          <w:rFonts w:ascii="Arial" w:hAnsi="Arial" w:cs="Arial"/>
-          <w:b/>
-        </w:rPr>
-      </w:pPr>
-      <w:r>
-        <w:rPr>
-          <w:rFonts w:ascii="Calibri" w:hAnsi="Calibri" w:cs="Calibri"/>
-          <w:b/>
-        </w:rPr>
-        <w:t>Titolo del corso  : {{ event.name }}</w:t>
-      </w:r>
-      <w:proofErr w:type="gramStart"/>
-      <w:r>
-        <w:rPr>
-          <w:rFonts w:ascii="Calibri" w:hAnsi="Calibri" w:cs="Calibri"/>
-          <w:b/>
-        </w:rPr>
-      </w:r>
-      <w:r>
-        <w:rPr>
-          <w:rFonts w:ascii="Calibri" w:hAnsi="Calibri" w:cs="Calibri"/>
-          <w:b/>
-        </w:rPr>
-      </w:r>
-      <w:proofErr w:type="gramEnd"/>
-      <w:r>
-        <w:rPr>
-          <w:rFonts w:ascii="Calibri" w:hAnsi="Calibri" w:cs="Calibri"/>
-          <w:b/>
-        </w:rPr>
-      </w:r>
-      <w:r>
-        <w:rPr>
-          <w:rFonts w:ascii="Calibri" w:hAnsi="Calibri" w:cs="Calibri"/>
-          <w:b/>
-          <w:i/>
-          <w:iCs/>
-          <w:sz w:val="24"/>
-          <w:szCs w:val="24"/>
-        </w:rPr>
-      </w:r>
-    </w:p>
-    <w:p>
-      <w:pPr>
-        <w:adjustRightInd w:val="0"/>
-        <w:spacing w:before="40" w:after="40" w:line="240" w:lineRule="auto"/>
-        <w:jc w:val="both"/>
-        <w:rPr>
-          <w:rFonts w:ascii="Arial" w:hAnsi="Arial" w:cs="Arial"/>
-        </w:rPr>
-      </w:pPr>
-    </w:p>
-    <w:p>
-      <w:pPr>
-        <w:keepLines/>
-        <w:keepNext/>
-        <w:adjustRightInd w:val="0"/>
-        <w:spacing w:before="40" w:after="40" w:line="240" w:lineRule="auto"/>
-        <w:jc w:val="both"/>
-        <w:rPr>
-          <w:rFonts w:ascii="Arial" w:hAnsi="Arial" w:cs="Arial"/>
-        </w:rPr>
-      </w:pPr>
-      <w:r>
-        <w:rPr>
-          <w:rFonts w:ascii="Calibri" w:hAnsi="Calibri" w:cs="Calibri"/>
+          <w:rFonts w:ascii="Century Gothic" w:hAnsi="Century Gothic" w:cs="Century Gothic"/>
           <w:b/>
           <w:bCs/>
-        </w:rPr>
-        <w:t>Data {{ event.start_date|format_date }}</w:t>
-      </w:r>
-      <w:r>
-        <w:rPr>
-          <w:rFonts w:ascii="Calibri" w:hAnsi="Calibri" w:cs="Calibri"/>
+          <w:sz w:val="22"/>
+          <w:szCs w:val="22"/>
+        </w:rPr>
+      </w:pPr>
+      <w:r>
+        <w:rPr>
+          <w:rFonts w:ascii="Century Gothic" w:hAnsi="Century Gothic" w:cs="Century Gothic"/>
           <w:b/>
           <w:bCs/>
-        </w:rPr>
-      </w:r>
-      <w:r>
-        <w:rPr>
-          <w:rFonts w:ascii="Calibri" w:hAnsi="Calibri" w:cs="Calibri"/>
-        </w:rPr>
-      </w:r>
-    </w:p>
-    <w:p>
-      <w:pPr>
-        <w:adjustRightInd w:val="0"/>
-        <w:spacing w:before="40" w:after="40" w:line="240" w:lineRule="auto"/>
-        <w:jc w:val="both"/>
-        <w:rPr>
-          <w:rFonts w:ascii="Arial" w:hAnsi="Arial" w:cs="Arial"/>
-        </w:rPr>
-      </w:pPr>
-    </w:p>
-    <w:p>
-      <w:pPr>
-        <w:keepLines/>
-        <w:keepNext/>
-        <w:adjustRightInd w:val="0"/>
-        <w:spacing w:before="40" w:after="40" w:line="240" w:lineRule="auto"/>
-        <w:jc w:val="both"/>
-        <w:rPr>
-          <w:rFonts w:ascii="Arial" w:hAnsi="Arial" w:cs="Arial"/>
-        </w:rPr>
-      </w:pPr>
-      <w:proofErr w:type="gramStart"/>
-      <w:r>
-        <w:rPr>
-          <w:rFonts w:ascii="Calibri" w:hAnsi="Calibri" w:cs="Calibri"/>
+          <w:sz w:val="22"/>
+          <w:szCs w:val="22"/>
+        </w:rPr>
+        <w:t>ALLEGATO 1 MODALITA’ DI SPONSORIZZAZIONE E CORRISPETTIVO</w:t>
+      </w:r>
+    </w:p>
+    <w:p>
+      <w:pPr>
+        <w:rPr>
+          <w:rFonts w:ascii="Century Gothic" w:hAnsi="Century Gothic" w:cs="Century Gothic"/>
           <w:b/>
           <w:bCs/>
-        </w:rPr>
-        <w:t>Sede: {{ event.location }}</w:t>
-      </w:r>
-      <w:r>
-        <w:rPr>
-          <w:rFonts w:ascii="Calibri" w:hAnsi="Calibri" w:cs="Calibri"/>
-        </w:rPr>
+          <w:sz w:val="22"/>
+          <w:szCs w:val="22"/>
+        </w:rPr>
+      </w:pPr>
+    </w:p>
+    <w:p>
+      <w:pPr>
+        <w:jc w:val="center"/>
+        <w:rPr>
+          <w:rFonts w:ascii="Century Gothic" w:hAnsi="Century Gothic" w:cs="Century Gothic"/>
+          <w:b/>
+          <w:sz w:val="22"/>
+          <w:szCs w:val="22"/>
+        </w:rPr>
+      </w:pPr>
+      <w:r>
+        <w:rPr>
+          <w:rFonts w:ascii="Century Gothic" w:hAnsi="Century Gothic" w:cs="Century Gothic"/>
+          <w:b/>
+          <w:color w:val="FF0000"/>
+          <w:sz w:val="22"/>
+          <w:szCs w:val="22"/>
+        </w:rPr>
+        <w:t>TITOLO – DATA – LUOGO EVENTO</w:t>
+      </w:r>
+    </w:p>
+    <w:tbl>
+      <w:tblPr>
+        <w:tblW w:w="10799" w:type="dxa"/>
+        <w:jc w:val="center"/>
+        <w:tblLayout w:type="fixed"/>
+        <w:tblLook w:val="0000" w:firstRow="0" w:lastRow="0" w:firstColumn="0" w:lastColumn="0" w:noHBand="0" w:noVBand="0"/>
+      </w:tblPr>
+      <w:tblGrid>
+        <w:gridCol w:w="4226"/>
+        <w:gridCol w:w="6573"/>
+      </w:tblGrid>
+      <w:tr>
+        <w:trPr>
+          <w:trHeight w:val="242"/>
+          <w:jc w:val="center"/>
+        </w:trPr>
+        <w:tc>
+          <w:tcPr>
+            <w:tcW w:w="4226" w:type="dxa"/>
+            <w:tcBorders>
+              <w:top w:val="single" w:sz="4" w:space="0" w:color="000000"/>
+              <w:left w:val="single" w:sz="4" w:space="0" w:color="000000"/>
+              <w:bottom w:val="single" w:sz="4" w:space="0" w:color="000000"/>
+              <w:right w:val="single" w:sz="4" w:space="0" w:color="000000"/>
+            </w:tcBorders>
+          </w:tcPr>
+          <w:p>
+            <w:pPr>
+              <w:jc w:val="both"/>
+              <w:rPr>
+                <w:rFonts w:ascii="Century Gothic" w:hAnsi="Century Gothic" w:cs="Century Gothic"/>
+                <w:sz w:val="22"/>
+                <w:szCs w:val="22"/>
+              </w:rPr>
+            </w:pPr>
+            <w:r>
+              <w:rPr>
+                <w:rFonts w:ascii="Century Gothic" w:hAnsi="Century Gothic" w:cs="Century Gothic"/>
+                <w:sz w:val="22"/>
+                <w:szCs w:val="22"/>
+              </w:rPr>
+              <w:t>TITOLO</w:t>
+            </w:r>
+          </w:p>
+        </w:tc>
+        <w:tc>
+          <w:tcPr>
+            <w:tcW w:w="6573" w:type="dxa"/>
+            <w:tcBorders>
+              <w:top w:val="single" w:sz="4" w:space="0" w:color="000000"/>
+              <w:left w:val="single" w:sz="4" w:space="0" w:color="000000"/>
+              <w:bottom w:val="single" w:sz="4" w:space="0" w:color="000000"/>
+              <w:right w:val="single" w:sz="4" w:space="0" w:color="000000"/>
+            </w:tcBorders>
+          </w:tcPr>
+          <w:p>
+            <w:pPr>
+              <w:snapToGrid w:val="0"/>
+              <w:jc w:val="both"/>
+              <w:rPr>
+                <w:rFonts w:ascii="Century Gothic" w:hAnsi="Century Gothic" w:cs="Century Gothic"/>
+                <w:b/>
+                <w:sz w:val="22"/>
+                <w:szCs w:val="22"/>
+              </w:rPr>
+            </w:pPr>
+            <w:r>
+              <w:rPr>
+                <w:rFonts w:ascii="Century Gothic" w:hAnsi="Century Gothic" w:cs="Century Gothic"/>
+                <w:b/>
+                <w:sz w:val="22"/>
+                <w:szCs w:val="22"/>
+              </w:rPr>
+              <w:t>{{ event.name }}</w:t>
+            </w:r>
+          </w:p>
+        </w:tc>
+      </w:tr>
+      <w:tr>
+        <w:trPr>
+          <w:trHeight w:val="242"/>
+          <w:jc w:val="center"/>
+        </w:trPr>
+        <w:tc>
+          <w:tcPr>
+            <w:tcW w:w="4226" w:type="dxa"/>
+            <w:tcBorders>
+              <w:top w:val="single" w:sz="4" w:space="0" w:color="000000"/>
+              <w:left w:val="single" w:sz="4" w:space="0" w:color="000000"/>
+              <w:bottom w:val="single" w:sz="4" w:space="0" w:color="000000"/>
+              <w:right w:val="single" w:sz="4" w:space="0" w:color="000000"/>
+            </w:tcBorders>
+          </w:tcPr>
+          <w:p>
+            <w:pPr>
+              <w:jc w:val="both"/>
+              <w:rPr>
+                <w:rFonts w:ascii="Century Gothic" w:hAnsi="Century Gothic" w:cs="Century Gothic"/>
+                <w:sz w:val="22"/>
+                <w:szCs w:val="22"/>
+              </w:rPr>
+            </w:pPr>
+            <w:r>
+              <w:rPr>
+                <w:rFonts w:ascii="Century Gothic" w:hAnsi="Century Gothic" w:cs="Century Gothic"/>
+                <w:sz w:val="22"/>
+                <w:szCs w:val="22"/>
+              </w:rPr>
+              <w:t>DATA</w:t>
+            </w:r>
+          </w:p>
+        </w:tc>
+        <w:tc>
+          <w:tcPr>
+            <w:tcW w:w="6573" w:type="dxa"/>
+            <w:tcBorders>
+              <w:top w:val="single" w:sz="4" w:space="0" w:color="000000"/>
+              <w:left w:val="single" w:sz="4" w:space="0" w:color="000000"/>
+              <w:bottom w:val="single" w:sz="4" w:space="0" w:color="000000"/>
+              <w:right w:val="single" w:sz="4" w:space="0" w:color="000000"/>
+            </w:tcBorders>
+          </w:tcPr>
+          <w:p>
+            <w:pPr>
+              <w:snapToGrid w:val="0"/>
+              <w:jc w:val="both"/>
+              <w:rPr>
+                <w:rFonts w:ascii="Century Gothic" w:hAnsi="Century Gothic" w:cs="Century Gothic"/>
+                <w:b/>
+                <w:sz w:val="22"/>
+                <w:szCs w:val="22"/>
+                <w:lang w:val="en-US"/>
+              </w:rPr>
+            </w:pPr>
+            <w:proofErr w:type="gramStart"/>
+            <w:r>
+              <w:rPr>
+                <w:rFonts w:ascii="Century Gothic" w:hAnsi="Century Gothic" w:cs="Century Gothic"/>
+                <w:b/>
+                <w:sz w:val="22"/>
+                <w:szCs w:val="22"/>
+                <w:lang w:val="en-US"/>
+              </w:rPr>
+              <w:t xml:space="preserve">{{ </w:t>
+            </w:r>
+            <w:proofErr w:type="spellStart"/>
+            <w:r>
+              <w:rPr>
+                <w:rFonts w:ascii="Century Gothic" w:hAnsi="Century Gothic" w:cs="Century Gothic"/>
+                <w:b/>
+                <w:sz w:val="22"/>
+                <w:szCs w:val="22"/>
+                <w:lang w:val="en-US"/>
+              </w:rPr>
+              <w:t>event</w:t>
+            </w:r>
+            <w:proofErr w:type="gramEnd"/>
+            <w:r>
+              <w:rPr>
+                <w:rFonts w:ascii="Century Gothic" w:hAnsi="Century Gothic" w:cs="Century Gothic"/>
+                <w:b/>
+                <w:sz w:val="22"/>
+                <w:szCs w:val="22"/>
+                <w:lang w:val="en-US"/>
+              </w:rPr>
+              <w:t>.start_date|format_date</w:t>
+            </w:r>
+            <w:proofErr w:type="spellEnd"/>
+            <w:r>
+              <w:rPr>
+                <w:rFonts w:ascii="Century Gothic" w:hAnsi="Century Gothic" w:cs="Century Gothic"/>
+                <w:b/>
+                <w:sz w:val="22"/>
+                <w:szCs w:val="22"/>
+                <w:lang w:val="en-US"/>
+              </w:rPr>
+              <w:t xml:space="preserve"> }}</w:t>
+            </w:r>
+          </w:p>
+        </w:tc>
+      </w:tr>
+      <w:tr>
+        <w:trPr>
+          <w:trHeight w:val="242"/>
+          <w:jc w:val="center"/>
+        </w:trPr>
+        <w:tc>
+          <w:tcPr>
+            <w:tcW w:w="4226" w:type="dxa"/>
+            <w:tcBorders>
+              <w:top w:val="single" w:sz="4" w:space="0" w:color="000000"/>
+              <w:left w:val="single" w:sz="4" w:space="0" w:color="000000"/>
+              <w:bottom w:val="single" w:sz="4" w:space="0" w:color="000000"/>
+              <w:right w:val="single" w:sz="4" w:space="0" w:color="000000"/>
+            </w:tcBorders>
+          </w:tcPr>
+          <w:p>
+            <w:pPr>
+              <w:jc w:val="both"/>
+              <w:rPr>
+                <w:rFonts w:ascii="Century Gothic" w:hAnsi="Century Gothic" w:cs="Century Gothic"/>
+                <w:sz w:val="22"/>
+                <w:szCs w:val="22"/>
+              </w:rPr>
+            </w:pPr>
+            <w:r>
+              <w:rPr>
+                <w:rFonts w:ascii="Century Gothic" w:hAnsi="Century Gothic" w:cs="Century Gothic"/>
+                <w:sz w:val="22"/>
+                <w:szCs w:val="22"/>
+              </w:rPr>
+              <w:t xml:space="preserve">LUOGO </w:t>
+            </w:r>
+          </w:p>
+        </w:tc>
+        <w:tc>
+          <w:tcPr>
+            <w:tcW w:w="6573" w:type="dxa"/>
+            <w:tcBorders>
+              <w:top w:val="single" w:sz="4" w:space="0" w:color="000000"/>
+              <w:left w:val="single" w:sz="4" w:space="0" w:color="000000"/>
+              <w:bottom w:val="single" w:sz="4" w:space="0" w:color="000000"/>
+              <w:right w:val="single" w:sz="4" w:space="0" w:color="000000"/>
+            </w:tcBorders>
+          </w:tcPr>
+          <w:p>
+            <w:pPr>
+              <w:snapToGrid w:val="0"/>
+              <w:jc w:val="both"/>
+              <w:rPr>
+                <w:rFonts w:ascii="Century Gothic" w:hAnsi="Century Gothic" w:cs="Century Gothic"/>
+                <w:b/>
+                <w:sz w:val="22"/>
+                <w:szCs w:val="22"/>
+              </w:rPr>
+            </w:pPr>
+            <w:r>
+              <w:rPr>
+                <w:rFonts w:ascii="Century Gothic" w:hAnsi="Century Gothic" w:cs="Century Gothic"/>
+                <w:b/>
+                <w:sz w:val="22"/>
+                <w:szCs w:val="22"/>
+              </w:rPr>
+              <w:t>{{ event.location }}</w:t>
+            </w:r>
+          </w:p>
+        </w:tc>
+      </w:tr>
+      <w:tr>
+        <w:trPr>
+          <w:trHeight w:val="242"/>
+          <w:jc w:val="center"/>
+        </w:trPr>
+        <w:tc>
+          <w:tcPr>
+            <w:tcW w:w="4226" w:type="dxa"/>
+            <w:tcBorders>
+              <w:top w:val="single" w:sz="4" w:space="0" w:color="000000"/>
+              <w:left w:val="single" w:sz="4" w:space="0" w:color="000000"/>
+              <w:bottom w:val="single" w:sz="4" w:space="0" w:color="000000"/>
+              <w:right w:val="single" w:sz="4" w:space="0" w:color="000000"/>
+            </w:tcBorders>
+          </w:tcPr>
+          <w:p>
+            <w:pPr>
+              <w:jc w:val="both"/>
+              <w:rPr>
+                <w:rFonts w:ascii="Century Gothic" w:hAnsi="Century Gothic" w:cs="Century Gothic"/>
+                <w:sz w:val="22"/>
+                <w:szCs w:val="22"/>
+              </w:rPr>
+            </w:pPr>
+            <w:r>
+              <w:rPr>
+                <w:rFonts w:ascii="Century Gothic" w:hAnsi="Century Gothic" w:cs="Century Gothic"/>
+                <w:sz w:val="22"/>
+                <w:szCs w:val="22"/>
+              </w:rPr>
+              <w:t>SEDE ED INDIRIZZO</w:t>
+            </w:r>
+          </w:p>
+        </w:tc>
+        <w:tc>
+          <w:tcPr>
+            <w:tcW w:w="6573" w:type="dxa"/>
+            <w:tcBorders>
+              <w:top w:val="single" w:sz="4" w:space="0" w:color="000000"/>
+              <w:left w:val="single" w:sz="4" w:space="0" w:color="000000"/>
+              <w:bottom w:val="single" w:sz="4" w:space="0" w:color="000000"/>
+              <w:right w:val="single" w:sz="4" w:space="0" w:color="000000"/>
+            </w:tcBorders>
+          </w:tcPr>
+          <w:p>
+            <w:pPr>
+              <w:snapToGrid w:val="0"/>
+              <w:jc w:val="both"/>
+              <w:rPr>
+                <w:rFonts w:ascii="Century Gothic" w:hAnsi="Century Gothic" w:cs="Century Gothic"/>
+                <w:b/>
+                <w:sz w:val="22"/>
+                <w:szCs w:val="22"/>
+                <w:lang w:val="en-US"/>
+              </w:rPr>
+            </w:pPr>
+            <w:proofErr w:type="gramStart"/>
+            <w:r>
+              <w:rPr>
+                <w:rFonts w:ascii="Century Gothic" w:hAnsi="Century Gothic" w:cs="Century Gothic"/>
+                <w:b/>
+                <w:sz w:val="22"/>
+                <w:szCs w:val="22"/>
+                <w:lang w:val="en-US"/>
+              </w:rPr>
+              <w:t xml:space="preserve">{{ </w:t>
+            </w:r>
+            <w:proofErr w:type="spellStart"/>
+            <w:r>
+              <w:rPr>
+                <w:rFonts w:ascii="Century Gothic" w:hAnsi="Century Gothic" w:cs="Century Gothic"/>
+                <w:b/>
+                <w:sz w:val="22"/>
+                <w:szCs w:val="22"/>
+                <w:lang w:val="en-US"/>
+              </w:rPr>
+              <w:t>event</w:t>
+            </w:r>
+            <w:proofErr w:type="gramEnd"/>
+            <w:r>
+              <w:rPr>
+                <w:rFonts w:ascii="Century Gothic" w:hAnsi="Century Gothic" w:cs="Century Gothic"/>
+                <w:b/>
+                <w:sz w:val="22"/>
+                <w:szCs w:val="22"/>
+                <w:lang w:val="en-US"/>
+              </w:rPr>
+              <w:t>.venue_address|</w:t>
+            </w:r>
+            <w:proofErr w:type="gramStart"/>
+            <w:r>
+              <w:rPr>
+                <w:rFonts w:ascii="Century Gothic" w:hAnsi="Century Gothic" w:cs="Century Gothic"/>
+                <w:b/>
+                <w:sz w:val="22"/>
+                <w:szCs w:val="22"/>
+                <w:lang w:val="en-US"/>
+              </w:rPr>
+              <w:t>default</w:t>
+            </w:r>
+            <w:proofErr w:type="spellEnd"/>
+            <w:r>
+              <w:rPr>
+                <w:rFonts w:ascii="Century Gothic" w:hAnsi="Century Gothic" w:cs="Century Gothic"/>
+                <w:b/>
+                <w:sz w:val="22"/>
+                <w:szCs w:val="22"/>
+                <w:lang w:val="en-US"/>
+              </w:rPr>
+              <w:t>(</w:t>
+            </w:r>
+            <w:proofErr w:type="spellStart"/>
+            <w:r>
+              <w:rPr>
+                <w:rFonts w:ascii="Century Gothic" w:hAnsi="Century Gothic" w:cs="Century Gothic"/>
+                <w:b/>
+                <w:sz w:val="22"/>
+                <w:szCs w:val="22"/>
+                <w:lang w:val="en-US"/>
+              </w:rPr>
+              <w:t>event.location</w:t>
+            </w:r>
+            <w:proofErr w:type="spellEnd"/>
+            <w:proofErr w:type="gramEnd"/>
+            <w:r>
+              <w:rPr>
+                <w:rFonts w:ascii="Century Gothic" w:hAnsi="Century Gothic" w:cs="Century Gothic"/>
+                <w:b/>
+                <w:sz w:val="22"/>
+                <w:szCs w:val="22"/>
+                <w:lang w:val="en-US"/>
+              </w:rPr>
+              <w:t>, true) }}</w:t>
+            </w:r>
+          </w:p>
+        </w:tc>
+      </w:tr>
+    </w:tbl>
+    <w:p>
+      <w:pPr>
+        <w:rPr>
+          <w:rFonts w:ascii="Century Gothic" w:hAnsi="Century Gothic" w:cs="Century Gothic"/>
+          <w:sz w:val="22"/>
+          <w:szCs w:val="22"/>
+          <w:lang w:val="en-US"/>
+        </w:rPr>
+      </w:pPr>
+    </w:p>
+    <w:p>
+      <w:pPr>
+        <w:rPr>
+          <w:rFonts w:ascii="Century Gothic" w:hAnsi="Century Gothic" w:cs="Century Gothic"/>
+          <w:sz w:val="22"/>
+          <w:szCs w:val="22"/>
+          <w:lang w:val="en-US"/>
+        </w:rPr>
+      </w:pPr>
+    </w:p>
+    <w:p>
+      <w:pPr>
+        <w:jc w:val="both"/>
+        <w:rPr>
+          <w:rFonts w:ascii="Century Gothic" w:hAnsi="Century Gothic" w:cs="Century Gothic"/>
+          <w:b/>
+          <w:sz w:val="22"/>
+          <w:szCs w:val="22"/>
+          <w:lang w:val="en-US"/>
+        </w:rPr>
+      </w:pPr>
+    </w:p>
+    <w:p>
+      <w:pPr>
+        <w:jc w:val="center"/>
+      </w:pPr>
+      <w:r>
+        <w:t xml:space="preserve">MODALITà DI SPONSORIZZAZIONE, FATTURAZIONE E PAGAMENTO </w:t>
+      </w:r>
+    </w:p>
+    <w:tbl>
+      <w:tblPr>
+        <w:tblW w:w="10799" w:type="dxa"/>
+        <w:jc w:val="center"/>
+        <w:tblLayout w:type="fixed"/>
+        <w:tblLook w:val="0000" w:firstRow="0" w:lastRow="0" w:firstColumn="0" w:lastColumn="0" w:noHBand="0" w:noVBand="0"/>
+      </w:tblPr>
+      <w:tblGrid>
+        <w:gridCol w:w="4226"/>
+        <w:gridCol w:w="6573"/>
+      </w:tblGrid>
+      <w:tr>
+        <w:trPr>
+          <w:trHeight w:val="242"/>
+          <w:jc w:val="center"/>
+        </w:trPr>
+        <w:tc>
+          <w:tcPr>
+            <w:tcW w:w="4226" w:type="dxa"/>
+            <w:tcBorders>
+              <w:top w:val="single" w:sz="4" w:space="0" w:color="000000"/>
+              <w:left w:val="single" w:sz="4" w:space="0" w:color="000000"/>
+              <w:bottom w:val="single" w:sz="4" w:space="0" w:color="000000"/>
+              <w:right w:val="single" w:sz="4" w:space="0" w:color="000000"/>
+            </w:tcBorders>
+          </w:tcPr>
+          <w:p>
+            <w:pPr>
+              <w:jc w:val="both"/>
+              <w:rPr>
+                <w:rFonts w:ascii="Century Gothic" w:hAnsi="Century Gothic" w:cs="Century Gothic"/>
+                <w:sz w:val="22"/>
+                <w:szCs w:val="22"/>
+              </w:rPr>
+            </w:pPr>
+            <w:r>
+              <w:rPr>
+                <w:rFonts w:ascii="Century Gothic" w:hAnsi="Century Gothic" w:cs="Century Gothic"/>
+                <w:caps/>
+                <w:sz w:val="22"/>
+                <w:szCs w:val="22"/>
+              </w:rPr>
+              <w:t xml:space="preserve">MODALITà DI SPONSORIZZAZIONE SCELTA </w:t>
+            </w:r>
+          </w:p>
+        </w:tc>
+        <w:tc>
+          <w:tcPr>
+            <w:tcW w:w="6573" w:type="dxa"/>
+            <w:tcBorders>
+              <w:top w:val="single" w:sz="4" w:space="0" w:color="000000"/>
+              <w:left w:val="single" w:sz="4" w:space="0" w:color="000000"/>
+              <w:bottom w:val="single" w:sz="4" w:space="0" w:color="000000"/>
+              <w:right w:val="single" w:sz="4" w:space="0" w:color="000000"/>
+            </w:tcBorders>
+          </w:tcPr>
+          <w:p>
+            <w:pPr>
+              <w:snapToGrid w:val="0"/>
+              <w:jc w:val="both"/>
+              <w:rPr>
+                <w:rFonts w:ascii="Century Gothic" w:hAnsi="Century Gothic" w:cs="Century Gothic"/>
+                <w:sz w:val="22"/>
+                <w:szCs w:val="22"/>
+                <w:lang w:val="en-US"/>
+              </w:rPr>
+            </w:pPr>
+            <w:proofErr w:type="gramStart"/>
+            <w:r>
+              <w:rPr>
+                <w:rFonts w:ascii="Century Gothic" w:hAnsi="Century Gothic" w:cs="Century Gothic"/>
+                <w:sz w:val="22"/>
+                <w:szCs w:val="22"/>
+                <w:lang w:val="en-US"/>
+              </w:rPr>
+              <w:t xml:space="preserve">{{ </w:t>
+            </w:r>
+            <w:proofErr w:type="spellStart"/>
+            <w:r>
+              <w:rPr>
+                <w:rFonts w:ascii="Century Gothic" w:hAnsi="Century Gothic" w:cs="Century Gothic"/>
+                <w:sz w:val="22"/>
+                <w:szCs w:val="22"/>
+                <w:lang w:val="en-US"/>
+              </w:rPr>
+              <w:t>services</w:t>
+            </w:r>
+            <w:proofErr w:type="gramEnd"/>
+            <w:r>
+              <w:rPr>
+                <w:rFonts w:ascii="Century Gothic" w:hAnsi="Century Gothic" w:cs="Century Gothic"/>
+                <w:sz w:val="22"/>
+                <w:szCs w:val="22"/>
+                <w:lang w:val="en-US"/>
+              </w:rPr>
+              <w:t>_list|</w:t>
+            </w:r>
+            <w:proofErr w:type="gramStart"/>
+            <w:r>
+              <w:rPr>
+                <w:rFonts w:ascii="Century Gothic" w:hAnsi="Century Gothic" w:cs="Century Gothic"/>
+                <w:sz w:val="22"/>
+                <w:szCs w:val="22"/>
+                <w:lang w:val="en-US"/>
+              </w:rPr>
+              <w:t>default</w:t>
+            </w:r>
+            <w:proofErr w:type="spellEnd"/>
+            <w:r>
+              <w:rPr>
+                <w:rFonts w:ascii="Century Gothic" w:hAnsi="Century Gothic" w:cs="Century Gothic"/>
+                <w:sz w:val="22"/>
+                <w:szCs w:val="22"/>
+                <w:lang w:val="en-US"/>
+              </w:rPr>
+              <w:t>(</w:t>
+            </w:r>
+            <w:proofErr w:type="gramEnd"/>
+            <w:r>
+              <w:rPr>
+                <w:rFonts w:ascii="Century Gothic" w:hAnsi="Century Gothic" w:cs="Century Gothic"/>
+                <w:sz w:val="22"/>
+                <w:szCs w:val="22"/>
+                <w:lang w:val="en-US"/>
+              </w:rPr>
+              <w:t>'________________', true) }}</w:t>
+            </w:r>
+          </w:p>
+        </w:tc>
+      </w:tr>
+      <w:tr>
+        <w:trPr>
+          <w:trHeight w:val="242"/>
+          <w:jc w:val="center"/>
+        </w:trPr>
+        <w:tc>
+          <w:tcPr>
+            <w:tcW w:w="4226" w:type="dxa"/>
+            <w:tcBorders>
+              <w:top w:val="single" w:sz="4" w:space="0" w:color="000000"/>
+              <w:left w:val="single" w:sz="4" w:space="0" w:color="000000"/>
+              <w:bottom w:val="single" w:sz="4" w:space="0" w:color="000000"/>
+              <w:right w:val="single" w:sz="4" w:space="0" w:color="000000"/>
+            </w:tcBorders>
+          </w:tcPr>
+          <w:p>
+            <w:pPr>
+              <w:jc w:val="right"/>
+              <w:rPr>
+                <w:rFonts w:ascii="Century Gothic" w:hAnsi="Century Gothic" w:cs="Century Gothic"/>
+                <w:caps/>
+                <w:sz w:val="22"/>
+                <w:szCs w:val="22"/>
+              </w:rPr>
+            </w:pPr>
+            <w:r>
+              <w:rPr>
+                <w:rFonts w:ascii="Century Gothic" w:hAnsi="Century Gothic" w:cs="Century Gothic"/>
+                <w:caps/>
+                <w:sz w:val="22"/>
+                <w:szCs w:val="22"/>
+              </w:rPr>
+              <w:t>compenso - sponsorizzazione</w:t>
+            </w:r>
+          </w:p>
+        </w:tc>
+        <w:tc>
+          <w:tcPr>
+            <w:tcW w:w="6573" w:type="dxa"/>
+            <w:tcBorders>
+              <w:top w:val="single" w:sz="4" w:space="0" w:color="000000"/>
+              <w:left w:val="single" w:sz="4" w:space="0" w:color="000000"/>
+              <w:bottom w:val="single" w:sz="4" w:space="0" w:color="000000"/>
+              <w:right w:val="single" w:sz="4" w:space="0" w:color="000000"/>
+            </w:tcBorders>
+          </w:tcPr>
+          <w:p>
+            <w:pPr>
+              <w:snapToGrid w:val="0"/>
+              <w:jc w:val="both"/>
+              <w:rPr>
+                <w:rFonts w:ascii="Century Gothic" w:hAnsi="Century Gothic" w:cs="Century Gothic"/>
+                <w:caps/>
+                <w:sz w:val="22"/>
+                <w:szCs w:val="22"/>
+              </w:rPr>
+            </w:pPr>
+            <w:r>
+              <w:rPr>
+                <w:rFonts w:ascii="Century Gothic" w:hAnsi="Century Gothic" w:cs="Century Gothic"/>
+                <w:caps/>
+                <w:sz w:val="22"/>
+                <w:szCs w:val="22"/>
+              </w:rPr>
+              <w:t>€ {{ contract.subtotal|format_currency }}</w:t>
+            </w:r>
+          </w:p>
+        </w:tc>
+      </w:tr>
+      <w:tr>
+        <w:trPr>
+          <w:trHeight w:val="242"/>
+          <w:jc w:val="center"/>
+        </w:trPr>
+        <w:tc>
+          <w:tcPr>
+            <w:tcW w:w="4226" w:type="dxa"/>
+            <w:tcBorders>
+              <w:top w:val="single" w:sz="4" w:space="0" w:color="000000"/>
+              <w:left w:val="single" w:sz="4" w:space="0" w:color="000000"/>
+              <w:bottom w:val="single" w:sz="4" w:space="0" w:color="000000"/>
+              <w:right w:val="single" w:sz="4" w:space="0" w:color="000000"/>
+            </w:tcBorders>
+          </w:tcPr>
+          <w:p>
+            <w:pPr>
+              <w:jc w:val="right"/>
+              <w:rPr>
+                <w:rFonts w:ascii="Century Gothic" w:hAnsi="Century Gothic" w:cs="Century Gothic"/>
+                <w:caps/>
+                <w:sz w:val="22"/>
+                <w:szCs w:val="22"/>
+              </w:rPr>
+            </w:pPr>
+            <w:r>
+              <w:rPr>
+                <w:rFonts w:ascii="Century Gothic" w:hAnsi="Century Gothic" w:cs="Century Gothic"/>
+                <w:caps/>
+                <w:sz w:val="22"/>
+                <w:szCs w:val="22"/>
+              </w:rPr>
+              <w:t>IVA 22%</w:t>
+            </w:r>
+          </w:p>
+        </w:tc>
+        <w:tc>
+          <w:tcPr>
+            <w:tcW w:w="6573" w:type="dxa"/>
+            <w:tcBorders>
+              <w:top w:val="single" w:sz="4" w:space="0" w:color="000000"/>
+              <w:left w:val="single" w:sz="4" w:space="0" w:color="000000"/>
+              <w:bottom w:val="single" w:sz="4" w:space="0" w:color="000000"/>
+              <w:right w:val="single" w:sz="4" w:space="0" w:color="000000"/>
+            </w:tcBorders>
+          </w:tcPr>
+          <w:p>
+            <w:pPr>
+              <w:snapToGrid w:val="0"/>
+              <w:jc w:val="both"/>
+              <w:rPr>
+                <w:rFonts w:ascii="Century Gothic" w:hAnsi="Century Gothic" w:cs="Century Gothic"/>
+                <w:caps/>
+                <w:sz w:val="22"/>
+                <w:szCs w:val="22"/>
+                <w:lang w:val="en-US"/>
+              </w:rPr>
+            </w:pPr>
+            <w:r>
+              <w:rPr>
+                <w:rFonts w:ascii="Century Gothic" w:hAnsi="Century Gothic" w:cs="Century Gothic"/>
+                <w:caps/>
+                <w:sz w:val="22"/>
+                <w:szCs w:val="22"/>
+                <w:lang w:val="en-US"/>
+              </w:rPr>
+              <w:t xml:space="preserve">€ </w:t>
+            </w:r>
+            <w:proofErr w:type="gramStart"/>
+            <w:r>
+              <w:rPr>
+                <w:rFonts w:ascii="Century Gothic" w:hAnsi="Century Gothic" w:cs="Century Gothic"/>
+                <w:caps/>
+                <w:sz w:val="22"/>
+                <w:szCs w:val="22"/>
+                <w:lang w:val="en-US"/>
+              </w:rPr>
+              <w:t>{{ contract.vat</w:t>
+            </w:r>
+            <w:proofErr w:type="gramEnd"/>
+            <w:r>
+              <w:rPr>
+                <w:rFonts w:ascii="Century Gothic" w:hAnsi="Century Gothic" w:cs="Century Gothic"/>
+                <w:caps/>
+                <w:sz w:val="22"/>
+                <w:szCs w:val="22"/>
+                <w:lang w:val="en-US"/>
+              </w:rPr>
+              <w:t>_amount|format_currency }}</w:t>
+            </w:r>
+          </w:p>
+        </w:tc>
+      </w:tr>
+      <w:tr>
+        <w:trPr>
+          <w:trHeight w:val="242"/>
+          <w:jc w:val="center"/>
+        </w:trPr>
+        <w:tc>
+          <w:tcPr>
+            <w:tcW w:w="4226" w:type="dxa"/>
+            <w:tcBorders>
+              <w:top w:val="single" w:sz="4" w:space="0" w:color="000000"/>
+              <w:left w:val="single" w:sz="4" w:space="0" w:color="000000"/>
+              <w:bottom w:val="single" w:sz="4" w:space="0" w:color="000000"/>
+              <w:right w:val="single" w:sz="4" w:space="0" w:color="000000"/>
+            </w:tcBorders>
+          </w:tcPr>
+          <w:p>
+            <w:pPr>
+              <w:jc w:val="right"/>
+              <w:rPr>
+                <w:rFonts w:ascii="Century Gothic" w:hAnsi="Century Gothic" w:cs="Century Gothic"/>
+                <w:caps/>
+                <w:sz w:val="22"/>
+                <w:szCs w:val="22"/>
+              </w:rPr>
+            </w:pPr>
+            <w:r>
+              <w:rPr>
+                <w:rFonts w:ascii="Century Gothic" w:hAnsi="Century Gothic" w:cs="Century Gothic"/>
+                <w:caps/>
+                <w:sz w:val="22"/>
+                <w:szCs w:val="22"/>
+              </w:rPr>
+              <w:t xml:space="preserve">totale fattura </w:t>
+            </w:r>
+          </w:p>
+        </w:tc>
+        <w:tc>
+          <w:tcPr>
+            <w:tcW w:w="6573" w:type="dxa"/>
+            <w:tcBorders>
+              <w:top w:val="single" w:sz="4" w:space="0" w:color="000000"/>
+              <w:left w:val="single" w:sz="4" w:space="0" w:color="000000"/>
+              <w:bottom w:val="single" w:sz="4" w:space="0" w:color="000000"/>
+              <w:right w:val="single" w:sz="4" w:space="0" w:color="000000"/>
+            </w:tcBorders>
+          </w:tcPr>
+          <w:p>
+            <w:pPr>
+              <w:jc w:val="both"/>
+              <w:rPr>
+                <w:rFonts w:ascii="Century Gothic" w:hAnsi="Century Gothic" w:cs="Century Gothic"/>
+                <w:sz w:val="22"/>
+                <w:szCs w:val="22"/>
+              </w:rPr>
+            </w:pPr>
+            <w:r>
+              <w:rPr>
+                <w:rFonts w:ascii="Century Gothic" w:eastAsia="Century Gothic" w:hAnsi="Century Gothic" w:cs="Century Gothic"/>
+                <w:b/>
+                <w:sz w:val="22"/>
+                <w:szCs w:val="22"/>
+              </w:rPr>
+              <w:t>€ {{ contract.total|format_currency }}</w:t>
+            </w:r>
+          </w:p>
+        </w:tc>
+      </w:tr>
+      <w:tr>
+        <w:trPr>
+          <w:trHeight w:val="242"/>
+          <w:jc w:val="center"/>
+        </w:trPr>
+        <w:tc>
+          <w:tcPr>
+            <w:tcW w:w="4226" w:type="dxa"/>
+            <w:tcBorders>
+              <w:top w:val="single" w:sz="4" w:space="0" w:color="000000"/>
+              <w:left w:val="single" w:sz="4" w:space="0" w:color="000000"/>
+              <w:bottom w:val="single" w:sz="4" w:space="0" w:color="000000"/>
+              <w:right w:val="single" w:sz="4" w:space="0" w:color="000000"/>
+            </w:tcBorders>
+          </w:tcPr>
+          <w:p>
+            <w:pPr>
+              <w:jc w:val="both"/>
+              <w:rPr>
+                <w:rFonts w:ascii="Century Gothic" w:hAnsi="Century Gothic" w:cs="Century Gothic"/>
+                <w:sz w:val="22"/>
+                <w:szCs w:val="22"/>
+              </w:rPr>
+            </w:pPr>
+            <w:r>
+              <w:rPr>
+                <w:rFonts w:ascii="Century Gothic" w:hAnsi="Century Gothic" w:cs="Century Gothic"/>
+                <w:sz w:val="22"/>
+                <w:szCs w:val="22"/>
+              </w:rPr>
+              <w:t xml:space="preserve">DATI PER LA FATTURAZIONE </w:t>
+            </w:r>
+          </w:p>
+          <w:p>
+            <w:pPr>
+              <w:jc w:val="both"/>
+            </w:pPr>
+            <w:r>
+              <w:rPr>
+                <w:rFonts w:ascii="Century Gothic" w:hAnsi="Century Gothic" w:cs="Century Gothic"/>
+                <w:sz w:val="22"/>
+                <w:szCs w:val="22"/>
+              </w:rPr>
+              <w:t xml:space="preserve">(la fattura per l’importo concordato verrà emessa dalla Segreteria organizzativa) </w:t>
+            </w:r>
+          </w:p>
+        </w:tc>
+        <w:tc>
+          <w:tcPr>
+            <w:tcW w:w="6573" w:type="dxa"/>
+            <w:tcBorders>
+              <w:top w:val="single" w:sz="4" w:space="0" w:color="000000"/>
+              <w:left w:val="single" w:sz="4" w:space="0" w:color="000000"/>
+              <w:bottom w:val="single" w:sz="4" w:space="0" w:color="000000"/>
+              <w:right w:val="single" w:sz="4" w:space="0" w:color="000000"/>
+            </w:tcBorders>
+          </w:tcPr>
+          <w:p>
+            <w:pPr>
+              <w:snapToGrid w:val="0"/>
+              <w:jc w:val="both"/>
+              <w:rPr>
+                <w:rFonts w:ascii="Century Gothic" w:hAnsi="Century Gothic" w:cs="Century Gothic"/>
+                <w:sz w:val="22"/>
+                <w:szCs w:val="22"/>
+              </w:rPr>
+            </w:pPr>
+            <w:r>
+              <w:rPr>
+                <w:rFonts w:ascii="Century Gothic" w:hAnsi="Century Gothic" w:cs="Century Gothic"/>
+                <w:sz w:val="22"/>
+                <w:szCs w:val="22"/>
+              </w:rPr>
+              <w:t>{{ sponsor.legal_name }}</w:t>
+            </w:r>
+            <w:r>
+              <w:rPr>
+                <w:rFonts w:ascii="Century Gothic" w:hAnsi="Century Gothic" w:cs="Century Gothic"/>
+                <w:sz w:val="22"/>
+                <w:szCs w:val="22"/>
+              </w:rPr>
+              <w:br/>
+              <w:t>{{ sponsor.billing_full_address }}</w:t>
+            </w:r>
+            <w:r>
+              <w:rPr>
+                <w:rFonts w:ascii="Century Gothic" w:hAnsi="Century Gothic" w:cs="Century Gothic"/>
+                <w:sz w:val="22"/>
+                <w:szCs w:val="22"/>
+              </w:rPr>
+              <w:br/>
+              <w:t>P.IVA: {{ sponsor.vat_number }}</w:t>
+            </w:r>
+            <w:r>
+              <w:rPr>
+                <w:rFonts w:ascii="Century Gothic" w:hAnsi="Century Gothic" w:cs="Century Gothic"/>
+                <w:sz w:val="22"/>
+                <w:szCs w:val="22"/>
+              </w:rPr>
+              <w:br/>
+              <w:t>C.F.: {{ sponsor.tax_code }}</w:t>
+            </w:r>
+            <w:r>
+              <w:rPr>
+                <w:rFonts w:ascii="Century Gothic" w:hAnsi="Century Gothic" w:cs="Century Gothic"/>
+                <w:sz w:val="22"/>
+                <w:szCs w:val="22"/>
+              </w:rPr>
+              <w:br/>
+              <w:t>PEC: {{ sponsor.pec_email|default('________', true) }}</w:t>
+            </w:r>
+          </w:p>
+        </w:tc>
+      </w:tr>
+      <w:tr>
+        <w:trPr>
+          <w:trHeight w:val="242"/>
+          <w:jc w:val="center"/>
+        </w:trPr>
+        <w:tc>
+          <w:tcPr>
+            <w:tcW w:w="4226" w:type="dxa"/>
+            <w:tcBorders>
+              <w:top w:val="single" w:sz="4" w:space="0" w:color="000000"/>
+              <w:left w:val="single" w:sz="4" w:space="0" w:color="000000"/>
+              <w:bottom w:val="single" w:sz="4" w:space="0" w:color="000000"/>
+              <w:right w:val="single" w:sz="4" w:space="0" w:color="000000"/>
+            </w:tcBorders>
+          </w:tcPr>
+          <w:p>
+            <w:pPr>
+              <w:jc w:val="both"/>
+              <w:rPr>
+                <w:rFonts w:ascii="Century Gothic" w:hAnsi="Century Gothic" w:cs="Century Gothic"/>
+                <w:sz w:val="22"/>
+                <w:szCs w:val="22"/>
+              </w:rPr>
+            </w:pPr>
+            <w:r>
+              <w:rPr>
+                <w:rFonts w:ascii="Century Gothic" w:hAnsi="Century Gothic" w:cs="Century Gothic"/>
+                <w:sz w:val="22"/>
+                <w:szCs w:val="22"/>
+              </w:rPr>
+              <w:t>CODICE DESTINATARIO PER FATTURA ELETTRONICA</w:t>
+            </w:r>
+          </w:p>
+        </w:tc>
+        <w:tc>
+          <w:tcPr>
+            <w:tcW w:w="6573" w:type="dxa"/>
+            <w:tcBorders>
+              <w:top w:val="single" w:sz="4" w:space="0" w:color="000000"/>
+              <w:left w:val="single" w:sz="4" w:space="0" w:color="000000"/>
+              <w:bottom w:val="single" w:sz="4" w:space="0" w:color="000000"/>
+              <w:right w:val="single" w:sz="4" w:space="0" w:color="000000"/>
+            </w:tcBorders>
+          </w:tcPr>
+          <w:p>
+            <w:pPr>
+              <w:snapToGrid w:val="0"/>
+              <w:jc w:val="both"/>
+              <w:rPr>
+                <w:rFonts w:ascii="Century Gothic" w:hAnsi="Century Gothic" w:cs="Century Gothic"/>
+                <w:sz w:val="22"/>
+                <w:szCs w:val="22"/>
+                <w:lang w:val="en-US"/>
+              </w:rPr>
+            </w:pPr>
+            <w:proofErr w:type="gramStart"/>
+            <w:r>
+              <w:rPr>
+                <w:rFonts w:ascii="Century Gothic" w:hAnsi="Century Gothic" w:cs="Century Gothic"/>
+                <w:sz w:val="22"/>
+                <w:szCs w:val="22"/>
+                <w:lang w:val="en-US"/>
+              </w:rPr>
+              <w:t xml:space="preserve">{{ </w:t>
+            </w:r>
+            <w:proofErr w:type="spellStart"/>
+            <w:r>
+              <w:rPr>
+                <w:rFonts w:ascii="Century Gothic" w:hAnsi="Century Gothic" w:cs="Century Gothic"/>
+                <w:sz w:val="22"/>
+                <w:szCs w:val="22"/>
+                <w:lang w:val="en-US"/>
+              </w:rPr>
+              <w:t>sponsor.sdi</w:t>
+            </w:r>
+            <w:proofErr w:type="gramEnd"/>
+            <w:r>
+              <w:rPr>
+                <w:rFonts w:ascii="Century Gothic" w:hAnsi="Century Gothic" w:cs="Century Gothic"/>
+                <w:sz w:val="22"/>
+                <w:szCs w:val="22"/>
+                <w:lang w:val="en-US"/>
+              </w:rPr>
+              <w:t>_code|</w:t>
+            </w:r>
+            <w:proofErr w:type="gramStart"/>
+            <w:r>
+              <w:rPr>
+                <w:rFonts w:ascii="Century Gothic" w:hAnsi="Century Gothic" w:cs="Century Gothic"/>
+                <w:sz w:val="22"/>
+                <w:szCs w:val="22"/>
+                <w:lang w:val="en-US"/>
+              </w:rPr>
+              <w:t>default</w:t>
+            </w:r>
+            <w:proofErr w:type="spellEnd"/>
+            <w:r>
+              <w:rPr>
+                <w:rFonts w:ascii="Century Gothic" w:hAnsi="Century Gothic" w:cs="Century Gothic"/>
+                <w:sz w:val="22"/>
+                <w:szCs w:val="22"/>
+                <w:lang w:val="en-US"/>
+              </w:rPr>
+              <w:t>(</w:t>
+            </w:r>
+            <w:proofErr w:type="gramEnd"/>
+            <w:r>
+              <w:rPr>
+                <w:rFonts w:ascii="Century Gothic" w:hAnsi="Century Gothic" w:cs="Century Gothic"/>
+                <w:sz w:val="22"/>
+                <w:szCs w:val="22"/>
+                <w:lang w:val="en-US"/>
+              </w:rPr>
+              <w:t>'________', true) }}</w:t>
+            </w:r>
+          </w:p>
+        </w:tc>
+      </w:tr>
+      <w:tr>
+        <w:trPr>
+          <w:trHeight w:val="242"/>
+          <w:jc w:val="center"/>
+        </w:trPr>
+        <w:tc>
+          <w:tcPr>
+            <w:tcW w:w="4226" w:type="dxa"/>
+            <w:tcBorders>
+              <w:top w:val="single" w:sz="4" w:space="0" w:color="000000"/>
+              <w:left w:val="single" w:sz="4" w:space="0" w:color="000000"/>
+              <w:bottom w:val="single" w:sz="4" w:space="0" w:color="000000"/>
+              <w:right w:val="single" w:sz="4" w:space="0" w:color="000000"/>
+            </w:tcBorders>
+          </w:tcPr>
+          <w:p>
+            <w:pPr>
+              <w:jc w:val="both"/>
+              <w:rPr>
+                <w:rFonts w:ascii="Century Gothic" w:hAnsi="Century Gothic" w:cs="Century Gothic"/>
+                <w:sz w:val="22"/>
+                <w:szCs w:val="22"/>
+              </w:rPr>
+            </w:pPr>
+            <w:r>
+              <w:rPr>
+                <w:rFonts w:ascii="Century Gothic" w:hAnsi="Century Gothic" w:cs="Century Gothic"/>
+                <w:caps/>
+                <w:sz w:val="22"/>
+                <w:szCs w:val="22"/>
+              </w:rPr>
+              <w:t>MODALITà</w:t>
+            </w:r>
+            <w:r>
+              <w:rPr>
+                <w:rFonts w:ascii="Century Gothic" w:hAnsi="Century Gothic" w:cs="Century Gothic"/>
+                <w:sz w:val="22"/>
+                <w:szCs w:val="22"/>
+              </w:rPr>
+              <w:t xml:space="preserve"> E TERMINI DI PAGAMENTO </w:t>
+            </w:r>
+          </w:p>
+        </w:tc>
+        <w:tc>
+          <w:tcPr>
+            <w:tcW w:w="6573" w:type="dxa"/>
+            <w:tcBorders>
+              <w:top w:val="single" w:sz="4" w:space="0" w:color="000000"/>
+              <w:left w:val="single" w:sz="4" w:space="0" w:color="000000"/>
+              <w:bottom w:val="single" w:sz="4" w:space="0" w:color="000000"/>
+              <w:right w:val="single" w:sz="4" w:space="0" w:color="000000"/>
+            </w:tcBorders>
+          </w:tcPr>
+          <w:p>
+            <w:pPr>
+              <w:jc w:val="both"/>
+              <w:rPr>
+                <w:rFonts w:ascii="Century Gothic" w:hAnsi="Century Gothic" w:cs="Century Gothic"/>
+                <w:sz w:val="22"/>
+                <w:szCs w:val="22"/>
+              </w:rPr>
+            </w:pPr>
+            <w:r>
+              <w:rPr>
+                <w:rFonts w:ascii="Century Gothic" w:hAnsi="Century Gothic" w:cs="Century Gothic"/>
+                <w:sz w:val="22"/>
+                <w:szCs w:val="22"/>
+              </w:rPr>
+              <w:t>Bonifico Bancario Anticipato</w:t>
+            </w:r>
+          </w:p>
+        </w:tc>
+      </w:tr>
+      <w:tr>
+        <w:trPr>
+          <w:trHeight w:val="242"/>
+          <w:jc w:val="center"/>
+        </w:trPr>
+        <w:tc>
+          <w:tcPr>
+            <w:tcW w:w="4226" w:type="dxa"/>
+            <w:tcBorders>
+              <w:top w:val="single" w:sz="4" w:space="0" w:color="000000"/>
+              <w:left w:val="single" w:sz="4" w:space="0" w:color="000000"/>
+              <w:bottom w:val="single" w:sz="4" w:space="0" w:color="000000"/>
+              <w:right w:val="single" w:sz="4" w:space="0" w:color="000000"/>
+            </w:tcBorders>
+          </w:tcPr>
+          <w:p>
+            <w:pPr>
+              <w:jc w:val="both"/>
+              <w:rPr>
+                <w:rFonts w:ascii="Century Gothic" w:hAnsi="Century Gothic" w:cs="Century Gothic"/>
+                <w:caps/>
+                <w:sz w:val="22"/>
+                <w:szCs w:val="22"/>
+              </w:rPr>
+            </w:pPr>
+            <w:r>
+              <w:rPr>
+                <w:rFonts w:ascii="Century Gothic" w:hAnsi="Century Gothic" w:cs="Century Gothic"/>
+                <w:caps/>
+                <w:sz w:val="22"/>
+                <w:szCs w:val="22"/>
+              </w:rPr>
+              <w:t>Riferimenti bancari</w:t>
+            </w:r>
+          </w:p>
+        </w:tc>
+        <w:tc>
+          <w:tcPr>
+            <w:tcW w:w="6573" w:type="dxa"/>
+            <w:tcBorders>
+              <w:top w:val="single" w:sz="4" w:space="0" w:color="000000"/>
+              <w:left w:val="single" w:sz="4" w:space="0" w:color="000000"/>
+              <w:bottom w:val="single" w:sz="4" w:space="0" w:color="000000"/>
+              <w:right w:val="single" w:sz="4" w:space="0" w:color="000000"/>
+            </w:tcBorders>
+          </w:tcPr>
+          <w:p>
+            <w:pPr>
+              <w:rPr>
+                <w:rFonts w:ascii="Century Gothic" w:hAnsi="Century Gothic" w:cs="Century Gothic"/>
+                <w:sz w:val="22"/>
+                <w:szCs w:val="22"/>
+              </w:rPr>
+            </w:pPr>
+            <w:r>
+              <w:rPr>
+                <w:rFonts w:ascii="Century Gothic" w:hAnsi="Century Gothic" w:cs="Century Gothic"/>
+                <w:sz w:val="22"/>
+                <w:szCs w:val="22"/>
+              </w:rPr>
+              <w:t xml:space="preserve">Beneficiario : VALET SRL </w:t>
+            </w:r>
+          </w:p>
+          <w:p>
+            <w:pPr>
+              <w:rPr>
+                <w:rFonts w:ascii="Century Gothic" w:hAnsi="Century Gothic" w:cs="Century Gothic"/>
+                <w:sz w:val="22"/>
+                <w:szCs w:val="22"/>
+              </w:rPr>
+            </w:pPr>
+          </w:p>
+          <w:p>
+            <w:pPr>
+              <w:rPr>
+                <w:rFonts w:ascii="Century Gothic" w:hAnsi="Century Gothic" w:cs="Century Gothic"/>
+                <w:sz w:val="22"/>
+                <w:szCs w:val="22"/>
+              </w:rPr>
+            </w:pPr>
+            <w:r>
+              <w:rPr>
+                <w:rFonts w:ascii="Century Gothic" w:hAnsi="Century Gothic" w:cs="Century Gothic"/>
+                <w:sz w:val="22"/>
+                <w:szCs w:val="22"/>
+              </w:rPr>
+              <w:t xml:space="preserve">Banca : INTESA SAN PAOLO – </w:t>
+            </w:r>
+          </w:p>
+          <w:p>
+            <w:pPr>
+              <w:rPr>
+                <w:rFonts w:ascii="Century Gothic" w:hAnsi="Century Gothic" w:cs="Century Gothic"/>
+                <w:sz w:val="22"/>
+                <w:szCs w:val="22"/>
+              </w:rPr>
+            </w:pPr>
+            <w:r>
+              <w:rPr>
+                <w:rFonts w:ascii="Century Gothic" w:hAnsi="Century Gothic" w:cs="Century Gothic"/>
+                <w:sz w:val="22"/>
+                <w:szCs w:val="22"/>
+              </w:rPr>
+              <w:t>Agenzia di Via Marconi 51  Bologna (BO)</w:t>
+            </w:r>
+          </w:p>
+          <w:p>
+            <w:pPr>
+              <w:rPr>
+                <w:rFonts w:ascii="Century Gothic" w:hAnsi="Century Gothic" w:cs="Century Gothic"/>
+                <w:sz w:val="22"/>
+                <w:szCs w:val="22"/>
+                <w:lang w:val="en-GB"/>
+              </w:rPr>
+            </w:pPr>
+            <w:proofErr w:type="gramStart"/>
+            <w:r>
+              <w:rPr>
+                <w:rFonts w:ascii="Century Gothic" w:hAnsi="Century Gothic" w:cs="Century Gothic"/>
+                <w:sz w:val="22"/>
+                <w:szCs w:val="22"/>
+                <w:lang w:val="en-GB"/>
+              </w:rPr>
+              <w:t>IBAN :</w:t>
+            </w:r>
+            <w:proofErr w:type="gramEnd"/>
+            <w:r>
+              <w:rPr>
+                <w:rFonts w:ascii="Century Gothic" w:hAnsi="Century Gothic" w:cs="Century Gothic"/>
+                <w:sz w:val="22"/>
+                <w:szCs w:val="22"/>
+                <w:lang w:val="en-GB"/>
+              </w:rPr>
+              <w:t xml:space="preserve"> IT37 A030 6902 5201 0000 0011 856 BIC: BCITITMM </w:t>
+            </w:r>
+          </w:p>
+          <w:p>
+            <w:pPr>
+              <w:autoSpaceDE w:val="0"/>
+              <w:rPr>
+                <w:rFonts w:ascii="Century Gothic" w:hAnsi="Century Gothic" w:cs="Century Gothic"/>
+                <w:sz w:val="22"/>
+                <w:szCs w:val="22"/>
+                <w:lang w:val="en-GB"/>
+              </w:rPr>
+            </w:pPr>
+          </w:p>
+        </w:tc>
+      </w:tr>
+      <w:tr>
+        <w:trPr>
+          <w:trHeight w:val="242"/>
+          <w:jc w:val="center"/>
+        </w:trPr>
+        <w:tc>
+          <w:tcPr>
+            <w:tcW w:w="4226" w:type="dxa"/>
+            <w:tcBorders>
+              <w:top w:val="single" w:sz="4" w:space="0" w:color="000000"/>
+              <w:left w:val="single" w:sz="4" w:space="0" w:color="000000"/>
+              <w:bottom w:val="single" w:sz="4" w:space="0" w:color="000000"/>
+              <w:right w:val="single" w:sz="4" w:space="0" w:color="000000"/>
+            </w:tcBorders>
+          </w:tcPr>
+          <w:p>
+            <w:pPr>
+              <w:jc w:val="both"/>
+              <w:rPr>
+                <w:rFonts w:ascii="Century Gothic" w:hAnsi="Century Gothic" w:cs="Century Gothic"/>
+                <w:caps/>
+                <w:sz w:val="22"/>
+                <w:szCs w:val="22"/>
+              </w:rPr>
+            </w:pPr>
+            <w:r>
+              <w:rPr>
+                <w:rFonts w:ascii="Century Gothic" w:hAnsi="Century Gothic" w:cs="Century Gothic"/>
+                <w:caps/>
+                <w:sz w:val="22"/>
+                <w:szCs w:val="22"/>
+              </w:rPr>
+              <w:t>TERMINI DI CANCELLAZIONE</w:t>
+            </w:r>
+          </w:p>
+        </w:tc>
+        <w:tc>
+          <w:tcPr>
+            <w:tcW w:w="6573" w:type="dxa"/>
+            <w:tcBorders>
+              <w:top w:val="single" w:sz="4" w:space="0" w:color="000000"/>
+              <w:left w:val="single" w:sz="4" w:space="0" w:color="000000"/>
+              <w:bottom w:val="single" w:sz="4" w:space="0" w:color="000000"/>
+              <w:right w:val="single" w:sz="4" w:space="0" w:color="000000"/>
+            </w:tcBorders>
+          </w:tcPr>
+          <w:p>
+            <w:pPr>
+              <w:autoSpaceDE w:val="0"/>
+            </w:pPr>
+            <w:r>
+              <w:rPr>
+                <w:rFonts w:ascii="Century Gothic" w:hAnsi="Century Gothic" w:cs="Century Gothic"/>
+                <w:sz w:val="22"/>
+                <w:szCs w:val="22"/>
+              </w:rPr>
+              <w:t>Dalla data di conferma a 30 giorni prima dell’evento verrà restituito il 50% compenso concordato ; da 29 giorni prima dell’evento in poi, verrà trattenuto l’intero compenso.</w:t>
+            </w:r>
+          </w:p>
+        </w:tc>
+      </w:tr>
+    </w:tbl>
+    <w:p>
+      <w:pPr>
+        <w:jc w:val="both"/>
+        <w:rPr>
+          <w:rFonts w:ascii="Century Gothic" w:hAnsi="Century Gothic" w:cs="Century Gothic"/>
+          <w:sz w:val="22"/>
+          <w:szCs w:val="22"/>
+        </w:rPr>
+      </w:pPr>
+    </w:p>
+    <w:p>
+      <w:pPr>
+        <w:jc w:val="both"/>
+        <w:rPr>
+          <w:rFonts w:ascii="Century Gothic" w:hAnsi="Century Gothic" w:cs="Century Gothic"/>
+          <w:sz w:val="22"/>
+          <w:szCs w:val="22"/>
+        </w:rPr>
+      </w:pPr>
+    </w:p>
+    <w:p>
+      <w:pPr>
+        <w:jc w:val="both"/>
+        <w:rPr>
+          <w:rFonts w:ascii="Century Gothic" w:hAnsi="Century Gothic" w:cs="Century Gothic"/>
+          <w:sz w:val="22"/>
+          <w:szCs w:val="22"/>
+          <w:lang w:val="en-US"/>
+        </w:rPr>
+      </w:pPr>
+      <w:proofErr w:type="gramStart"/>
+      <w:r>
+        <w:rPr>
+          <w:rFonts w:ascii="Century Gothic" w:hAnsi="Century Gothic" w:cs="Century Gothic"/>
+          <w:sz w:val="22"/>
+          <w:szCs w:val="22"/>
+          <w:lang w:val="en-US"/>
+        </w:rPr>
+        <w:t xml:space="preserve">{{ </w:t>
+      </w:r>
+      <w:proofErr w:type="spellStart"/>
+      <w:r>
+        <w:rPr>
+          <w:rFonts w:ascii="Century Gothic" w:hAnsi="Century Gothic" w:cs="Century Gothic"/>
+          <w:sz w:val="22"/>
+          <w:szCs w:val="22"/>
+          <w:lang w:val="en-US"/>
+        </w:rPr>
+        <w:t>signature</w:t>
       </w:r>
       <w:proofErr w:type="gramEnd"/>
       <w:r>
         <w:rPr>
-          <w:rFonts w:ascii="Calibri" w:hAnsi="Calibri" w:cs="Calibri"/>
-        </w:rPr>
-      </w:r>
-    </w:p>
-    <w:p>
-      <w:pPr>
-        <w:adjustRightInd w:val="0"/>
-        <w:spacing w:before="40" w:after="40" w:line="240" w:lineRule="auto"/>
+          <w:rFonts w:ascii="Century Gothic" w:hAnsi="Century Gothic" w:cs="Century Gothic"/>
+          <w:sz w:val="22"/>
+          <w:szCs w:val="22"/>
+          <w:lang w:val="en-US"/>
+        </w:rPr>
+        <w:t>_place|</w:t>
+      </w:r>
+      <w:proofErr w:type="gramStart"/>
+      <w:r>
+        <w:rPr>
+          <w:rFonts w:ascii="Century Gothic" w:hAnsi="Century Gothic" w:cs="Century Gothic"/>
+          <w:sz w:val="22"/>
+          <w:szCs w:val="22"/>
+          <w:lang w:val="en-US"/>
+        </w:rPr>
+        <w:t>default</w:t>
+      </w:r>
+      <w:proofErr w:type="spellEnd"/>
+      <w:r>
+        <w:rPr>
+          <w:rFonts w:ascii="Century Gothic" w:hAnsi="Century Gothic" w:cs="Century Gothic"/>
+          <w:sz w:val="22"/>
+          <w:szCs w:val="22"/>
+          <w:lang w:val="en-US"/>
+        </w:rPr>
+        <w:t>(</w:t>
+      </w:r>
+      <w:proofErr w:type="gramEnd"/>
+      <w:r>
+        <w:rPr>
+          <w:rFonts w:ascii="Century Gothic" w:hAnsi="Century Gothic" w:cs="Century Gothic"/>
+          <w:sz w:val="22"/>
+          <w:szCs w:val="22"/>
+          <w:lang w:val="en-US"/>
+        </w:rPr>
+        <w:t>'Bologna', true</w:t>
+      </w:r>
+      <w:proofErr w:type="gramStart"/>
+      <w:r>
+        <w:rPr>
+          <w:rFonts w:ascii="Century Gothic" w:hAnsi="Century Gothic" w:cs="Century Gothic"/>
+          <w:sz w:val="22"/>
+          <w:szCs w:val="22"/>
+          <w:lang w:val="en-US"/>
+        </w:rPr>
+        <w:t>) }</w:t>
+      </w:r>
+      <w:proofErr w:type="gramEnd"/>
+      <w:r>
+        <w:rPr>
+          <w:rFonts w:ascii="Century Gothic" w:hAnsi="Century Gothic" w:cs="Century Gothic"/>
+          <w:sz w:val="22"/>
+          <w:szCs w:val="22"/>
+          <w:lang w:val="en-US"/>
+        </w:rPr>
+        <w:t xml:space="preserve">}, </w:t>
+      </w:r>
+      <w:proofErr w:type="spellStart"/>
+      <w:r>
+        <w:rPr>
+          <w:rFonts w:ascii="Century Gothic" w:hAnsi="Century Gothic" w:cs="Century Gothic"/>
+          <w:sz w:val="22"/>
+          <w:szCs w:val="22"/>
+          <w:lang w:val="en-US"/>
+        </w:rPr>
+        <w:t>lì</w:t>
+      </w:r>
+      <w:proofErr w:type="spellEnd"/>
+      <w:r>
+        <w:rPr>
+          <w:rFonts w:ascii="Century Gothic" w:hAnsi="Century Gothic" w:cs="Century Gothic"/>
+          <w:sz w:val="22"/>
+          <w:szCs w:val="22"/>
+          <w:lang w:val="en-US"/>
+        </w:rPr>
+        <w:t xml:space="preserve"> </w:t>
+      </w:r>
+      <w:proofErr w:type="gramStart"/>
+      <w:r>
+        <w:rPr>
+          <w:rFonts w:ascii="Century Gothic" w:hAnsi="Century Gothic" w:cs="Century Gothic"/>
+          <w:sz w:val="22"/>
+          <w:szCs w:val="22"/>
+          <w:lang w:val="en-US"/>
+        </w:rPr>
+        <w:t xml:space="preserve">{{ </w:t>
+      </w:r>
+      <w:proofErr w:type="spellStart"/>
+      <w:r>
+        <w:rPr>
+          <w:rFonts w:ascii="Century Gothic" w:hAnsi="Century Gothic" w:cs="Century Gothic"/>
+          <w:sz w:val="22"/>
+          <w:szCs w:val="22"/>
+          <w:lang w:val="en-US"/>
+        </w:rPr>
+        <w:t>contract</w:t>
+      </w:r>
+      <w:proofErr w:type="gramEnd"/>
+      <w:r>
+        <w:rPr>
+          <w:rFonts w:ascii="Century Gothic" w:hAnsi="Century Gothic" w:cs="Century Gothic"/>
+          <w:sz w:val="22"/>
+          <w:szCs w:val="22"/>
+          <w:lang w:val="en-US"/>
+        </w:rPr>
+        <w:t>.signed_date|format_date|</w:t>
+      </w:r>
+      <w:proofErr w:type="gramStart"/>
+      <w:r>
+        <w:rPr>
+          <w:rFonts w:ascii="Century Gothic" w:hAnsi="Century Gothic" w:cs="Century Gothic"/>
+          <w:sz w:val="22"/>
+          <w:szCs w:val="22"/>
+          <w:lang w:val="en-US"/>
+        </w:rPr>
+        <w:t>default</w:t>
+      </w:r>
+      <w:proofErr w:type="spellEnd"/>
+      <w:r>
+        <w:rPr>
+          <w:rFonts w:ascii="Century Gothic" w:hAnsi="Century Gothic" w:cs="Century Gothic"/>
+          <w:sz w:val="22"/>
+          <w:szCs w:val="22"/>
+          <w:lang w:val="en-US"/>
+        </w:rPr>
+        <w:t>(</w:t>
+      </w:r>
+      <w:proofErr w:type="gramEnd"/>
+      <w:r>
+        <w:rPr>
+          <w:rFonts w:ascii="Century Gothic" w:hAnsi="Century Gothic" w:cs="Century Gothic"/>
+          <w:sz w:val="22"/>
+          <w:szCs w:val="22"/>
+          <w:lang w:val="en-US"/>
+        </w:rPr>
+        <w:t>'___________', true</w:t>
+      </w:r>
+      <w:proofErr w:type="gramStart"/>
+      <w:r>
+        <w:rPr>
+          <w:rFonts w:ascii="Century Gothic" w:hAnsi="Century Gothic" w:cs="Century Gothic"/>
+          <w:sz w:val="22"/>
+          <w:szCs w:val="22"/>
+          <w:lang w:val="en-US"/>
+        </w:rPr>
+        <w:t>) }</w:t>
+      </w:r>
+      <w:proofErr w:type="gramEnd"/>
+      <w:r>
+        <w:rPr>
+          <w:rFonts w:ascii="Century Gothic" w:hAnsi="Century Gothic" w:cs="Century Gothic"/>
+          <w:sz w:val="22"/>
+          <w:szCs w:val="22"/>
+          <w:lang w:val="en-US"/>
+        </w:rPr>
+        <w:t xml:space="preserve">} </w:t>
+      </w:r>
+    </w:p>
+    <w:p>
+      <w:pPr>
         <w:jc w:val="both"/>
         <w:rPr>
-          <w:rFonts w:ascii="Arial" w:hAnsi="Arial" w:cs="Arial"/>
-        </w:rPr>
-      </w:pPr>
-    </w:p>
-    <w:p>
-      <w:pPr>
-        <w:adjustRightInd w:val="0"/>
-        <w:spacing w:before="40" w:after="40" w:line="240" w:lineRule="auto"/>
+          <w:rFonts w:ascii="Century Gothic" w:hAnsi="Century Gothic" w:cs="Century Gothic"/>
+          <w:i/>
+          <w:sz w:val="22"/>
+          <w:szCs w:val="22"/>
+          <w:lang w:val="en-US"/>
+        </w:rPr>
+      </w:pPr>
+    </w:p>
+    <w:p>
+      <w:pPr>
+        <w:rPr>
+          <w:rFonts w:ascii="Century Gothic" w:hAnsi="Century Gothic" w:cs="Century Gothic"/>
+          <w:b/>
+          <w:bCs/>
+          <w:i/>
+          <w:sz w:val="22"/>
+          <w:szCs w:val="22"/>
+          <w:lang w:val="en-US"/>
+        </w:rPr>
+      </w:pPr>
+    </w:p>
+    <w:p>
+      <w:pPr>
+        <w:rPr>
+          <w:rFonts w:ascii="Century Gothic" w:hAnsi="Century Gothic" w:cs="Century Gothic"/>
+          <w:b/>
+          <w:bCs/>
+          <w:sz w:val="22"/>
+          <w:szCs w:val="22"/>
+          <w:lang w:val="en-US"/>
+        </w:rPr>
+      </w:pPr>
+    </w:p>
+    <w:p>
+      <w:r>
+        <w:rPr>
+          <w:rFonts w:ascii="Century Gothic" w:hAnsi="Century Gothic" w:cs="Century Gothic"/>
+          <w:b/>
+          <w:bCs/>
+          <w:sz w:val="22"/>
+          <w:szCs w:val="22"/>
+        </w:rPr>
+        <w:t xml:space="preserve">Segreteria Organizzativa: </w:t>
+      </w:r>
+      <w:r>
+        <w:rPr>
+          <w:rFonts w:ascii="Century Gothic" w:hAnsi="Century Gothic" w:cs="Century Gothic"/>
+          <w:b/>
+          <w:bCs/>
+          <w:sz w:val="22"/>
+          <w:szCs w:val="22"/>
+        </w:rPr>
+        <w:tab/>
+      </w:r>
+      <w:r>
+        <w:rPr>
+          <w:rFonts w:ascii="Century Gothic" w:hAnsi="Century Gothic" w:cs="Century Gothic"/>
+          <w:b/>
+          <w:bCs/>
+          <w:sz w:val="22"/>
+          <w:szCs w:val="22"/>
+        </w:rPr>
+        <w:tab/>
+      </w:r>
+      <w:r>
+        <w:rPr>
+          <w:rFonts w:ascii="Century Gothic" w:hAnsi="Century Gothic" w:cs="Century Gothic"/>
+          <w:b/>
+          <w:bCs/>
+          <w:sz w:val="22"/>
+          <w:szCs w:val="22"/>
+        </w:rPr>
+        <w:tab/>
+      </w:r>
+      <w:r>
+        <w:rPr>
+          <w:rFonts w:ascii="Century Gothic" w:hAnsi="Century Gothic" w:cs="Century Gothic"/>
+          <w:b/>
+          <w:bCs/>
+          <w:sz w:val="22"/>
+          <w:szCs w:val="22"/>
+        </w:rPr>
+        <w:tab/>
+      </w:r>
+      <w:r>
+        <w:rPr>
+          <w:rFonts w:ascii="Century Gothic" w:hAnsi="Century Gothic" w:cs="Century Gothic"/>
+          <w:b/>
+          <w:bCs/>
+          <w:sz w:val="22"/>
+          <w:szCs w:val="22"/>
+        </w:rPr>
+        <w:tab/>
+      </w:r>
+      <w:r>
+        <w:rPr>
+          <w:rFonts w:ascii="Century Gothic" w:hAnsi="Century Gothic" w:cs="Century Gothic"/>
+          <w:b/>
+          <w:bCs/>
+          <w:sz w:val="22"/>
+          <w:szCs w:val="22"/>
+        </w:rPr>
+        <w:tab/>
+      </w:r>
+      <w:r>
+        <w:rPr>
+          <w:rFonts w:ascii="Century Gothic" w:hAnsi="Century Gothic" w:cs="Century Gothic"/>
+          <w:b/>
+          <w:bCs/>
+          <w:sz w:val="22"/>
+          <w:szCs w:val="22"/>
+        </w:rPr>
+        <w:tab/>
+      </w:r>
+      <w:r>
+        <w:rPr>
+          <w:rFonts w:ascii="Century Gothic" w:hAnsi="Century Gothic" w:cs="Century Gothic"/>
+          <w:b/>
+          <w:bCs/>
+          <w:sz w:val="22"/>
+          <w:szCs w:val="22"/>
+        </w:rPr>
+        <w:t>Lo Sponsor</w:t>
+      </w:r>
+      <w:r>
+        <w:rPr>
+          <w:rFonts w:ascii="Century Gothic" w:hAnsi="Century Gothic" w:cs="Century Gothic"/>
+          <w:sz w:val="22"/>
+          <w:szCs w:val="22"/>
+        </w:rPr>
+        <w:t xml:space="preserve"> </w:t>
+      </w:r>
+    </w:p>
+    <w:p>
+      <w:pPr>
         <w:jc w:val="both"/>
         <w:rPr>
-          <w:rFonts w:ascii="Arial" w:hAnsi="Arial" w:cs="Arial"/>
-        </w:rPr>
-      </w:pPr>
-    </w:p>
-    <w:p>
-      <w:pPr>
-        <w:adjustRightInd w:val="0"/>
-        <w:spacing w:before="40" w:after="40" w:line="240" w:lineRule="auto"/>
+          <w:rFonts w:ascii="Century Gothic" w:hAnsi="Century Gothic" w:cs="Century Gothic"/>
+          <w:sz w:val="22"/>
+          <w:szCs w:val="22"/>
+        </w:rPr>
+      </w:pPr>
+      <w:r>
+        <w:rPr>
+          <w:rFonts w:ascii="Century Gothic" w:hAnsi="Century Gothic" w:cs="Century Gothic"/>
+          <w:sz w:val="22"/>
+          <w:szCs w:val="22"/>
+        </w:rPr>
+        <w:t xml:space="preserve">VALET SRL </w:t>
+      </w:r>
+      <w:r>
+        <w:rPr>
+          <w:rFonts w:ascii="Century Gothic" w:hAnsi="Century Gothic" w:cs="Century Gothic"/>
+          <w:sz w:val="22"/>
+          <w:szCs w:val="22"/>
+        </w:rPr>
+        <w:tab/>
+      </w:r>
+      <w:r>
+        <w:rPr>
+          <w:rFonts w:ascii="Century Gothic" w:hAnsi="Century Gothic" w:cs="Century Gothic"/>
+          <w:sz w:val="22"/>
+          <w:szCs w:val="22"/>
+        </w:rPr>
+        <w:tab/>
+      </w:r>
+      <w:r>
+        <w:rPr>
+          <w:rFonts w:ascii="Century Gothic" w:hAnsi="Century Gothic" w:cs="Century Gothic"/>
+          <w:sz w:val="22"/>
+          <w:szCs w:val="22"/>
+        </w:rPr>
+        <w:tab/>
+      </w:r>
+      <w:r>
+        <w:rPr>
+          <w:rFonts w:ascii="Century Gothic" w:hAnsi="Century Gothic" w:cs="Century Gothic"/>
+          <w:sz w:val="22"/>
+          <w:szCs w:val="22"/>
+        </w:rPr>
+        <w:tab/>
+      </w:r>
+      <w:r>
+        <w:rPr>
+          <w:rFonts w:ascii="Century Gothic" w:hAnsi="Century Gothic" w:cs="Century Gothic"/>
+          <w:sz w:val="22"/>
+          <w:szCs w:val="22"/>
+        </w:rPr>
+        <w:tab/>
+      </w:r>
+      <w:r>
+        <w:rPr>
+          <w:rFonts w:ascii="Century Gothic" w:hAnsi="Century Gothic" w:cs="Century Gothic"/>
+          <w:sz w:val="22"/>
+          <w:szCs w:val="22"/>
+        </w:rPr>
+        <w:tab/>
+      </w:r>
+      <w:r>
+        <w:rPr>
+          <w:rFonts w:ascii="Century Gothic" w:hAnsi="Century Gothic" w:cs="Century Gothic"/>
+          <w:sz w:val="22"/>
+          <w:szCs w:val="22"/>
+        </w:rPr>
+        <w:tab/>
+      </w:r>
+      <w:r>
+        <w:rPr>
+          <w:rFonts w:ascii="Century Gothic" w:hAnsi="Century Gothic" w:cs="Century Gothic"/>
+          <w:sz w:val="22"/>
+          <w:szCs w:val="22"/>
+        </w:rPr>
+        <w:tab/>
+      </w:r>
+      <w:r>
+        <w:rPr>
+          <w:rFonts w:ascii="Century Gothic" w:hAnsi="Century Gothic" w:cs="Century Gothic"/>
+          <w:sz w:val="22"/>
+          <w:szCs w:val="22"/>
+        </w:rPr>
+        <w:tab/>
+        <w:t>___________________</w:t>
+      </w:r>
+    </w:p>
+    <w:p>
+      <w:pPr>
         <w:jc w:val="both"/>
         <w:rPr>
-          <w:rFonts w:ascii="Arial" w:hAnsi="Arial" w:cs="Arial"/>
-        </w:rPr>
-      </w:pPr>
-      <w:r>
-        <w:rPr>
-          <w:rFonts w:ascii="Calibri" w:hAnsi="Calibri" w:cs="Calibri"/>
-        </w:rPr>
-        <w:t>Dati Azienda: {{ sponsor.legal_name }} - {{ sponsor.billing_full_address }} - P.IVA {{ sponsor.vat_number }} - C.F. {{ sponsor.tax_code }}</w:t>
-      </w:r>
-      <w:proofErr w:type="gramStart"/>
-      <w:r>
-        <w:rPr>
-          <w:rFonts w:ascii="Calibri" w:hAnsi="Calibri" w:cs="Calibri"/>
-        </w:rPr>
-      </w:r>
-      <w:proofErr w:type="gramEnd"/>
-    </w:p>
-    <w:p>
-      <w:pPr>
-        <w:adjustRightInd w:val="0"/>
-        <w:spacing w:before="40" w:after="40" w:line="240" w:lineRule="auto"/>
+          <w:rFonts w:ascii="Century Gothic" w:hAnsi="Century Gothic" w:cs="Century Gothic"/>
+          <w:sz w:val="22"/>
+          <w:szCs w:val="22"/>
+        </w:rPr>
+      </w:pPr>
+      <w:r>
+        <w:rPr>
+          <w:rFonts w:ascii="Century Gothic" w:hAnsi="Century Gothic" w:cs="Century Gothic"/>
+          <w:sz w:val="22"/>
+          <w:szCs w:val="22"/>
+        </w:rPr>
+        <w:t>Il legale Rappresentate</w:t>
+      </w:r>
+      <w:r>
+        <w:rPr>
+          <w:rFonts w:ascii="Century Gothic" w:hAnsi="Century Gothic" w:cs="Century Gothic"/>
+          <w:sz w:val="22"/>
+          <w:szCs w:val="22"/>
+        </w:rPr>
+        <w:tab/>
+      </w:r>
+      <w:r>
+        <w:rPr>
+          <w:rFonts w:ascii="Century Gothic" w:hAnsi="Century Gothic" w:cs="Century Gothic"/>
+          <w:sz w:val="22"/>
+          <w:szCs w:val="22"/>
+        </w:rPr>
+        <w:tab/>
+      </w:r>
+      <w:r>
+        <w:rPr>
+          <w:rFonts w:ascii="Century Gothic" w:hAnsi="Century Gothic" w:cs="Century Gothic"/>
+          <w:sz w:val="22"/>
+          <w:szCs w:val="22"/>
+        </w:rPr>
+        <w:tab/>
+      </w:r>
+      <w:r>
+        <w:rPr>
+          <w:rFonts w:ascii="Century Gothic" w:hAnsi="Century Gothic" w:cs="Century Gothic"/>
+          <w:sz w:val="22"/>
+          <w:szCs w:val="22"/>
+        </w:rPr>
+        <w:tab/>
+      </w:r>
+      <w:r>
+        <w:rPr>
+          <w:rFonts w:ascii="Century Gothic" w:hAnsi="Century Gothic" w:cs="Century Gothic"/>
+          <w:sz w:val="22"/>
+          <w:szCs w:val="22"/>
+        </w:rPr>
+        <w:tab/>
+      </w:r>
+      <w:r>
+        <w:rPr>
+          <w:rFonts w:ascii="Century Gothic" w:hAnsi="Century Gothic" w:cs="Century Gothic"/>
+          <w:sz w:val="22"/>
+          <w:szCs w:val="22"/>
+        </w:rPr>
+        <w:tab/>
+      </w:r>
+      <w:r>
+        <w:rPr>
+          <w:rFonts w:ascii="Century Gothic" w:hAnsi="Century Gothic" w:cs="Century Gothic"/>
+          <w:sz w:val="22"/>
+          <w:szCs w:val="22"/>
+        </w:rPr>
+        <w:tab/>
+        <w:t>Legale Rappresentante</w:t>
+      </w:r>
+    </w:p>
+    <w:p>
+      <w:pPr>
         <w:jc w:val="both"/>
         <w:rPr>
-          <w:rFonts w:ascii="Arial" w:hAnsi="Arial" w:cs="Arial"/>
-        </w:rPr>
-      </w:pPr>
-    </w:p>
-    <w:p>
-      <w:pPr>
-        <w:adjustRightInd w:val="0"/>
-        <w:spacing w:before="40" w:after="40" w:line="240" w:lineRule="auto"/>
+          <w:rFonts w:ascii="Century Gothic" w:hAnsi="Century Gothic" w:cs="Century Gothic"/>
+          <w:sz w:val="22"/>
+          <w:szCs w:val="22"/>
+        </w:rPr>
+      </w:pPr>
+      <w:r>
+        <w:rPr>
+          <w:noProof/>
+        </w:rPr>
+        <w:drawing>
+          <wp:anchor distT="0" distB="0" distL="114935" distR="114935" simplePos="0" relativeHeight="17" behindDoc="1" locked="0" layoutInCell="1" allowOverlap="1" wp14:anchorId="4A67278E" wp14:editId="72654022">
+            <wp:simplePos x="0" y="0"/>
+            <wp:positionH relativeFrom="column">
+              <wp:posOffset>6350</wp:posOffset>
+            </wp:positionH>
+            <wp:positionV relativeFrom="paragraph">
+              <wp:posOffset>82550</wp:posOffset>
+            </wp:positionV>
+            <wp:extent cx="1489710" cy="590550"/>
+            <wp:effectExtent l="0" t="0" r="0" b="0"/>
+            <wp:wrapNone/>
+            <wp:docPr id="2" name="Image2"/>
+            <wp:cNvGraphicFramePr>
+              <a:graphicFrameLocks xmlns:a="http://schemas.openxmlformats.org/drawingml/2006/main" noChangeAspect="1"/>
+            </wp:cNvGraphicFramePr>
+            <a:graphic xmlns:a="http://schemas.openxmlformats.org/drawingml/2006/main">
+              <a:graphicData uri="http://schemas.openxmlformats.org/drawingml/2006/picture">
+                <pic:pic xmlns:pic="http://schemas.openxmlformats.org/drawingml/2006/picture">
+                  <pic:nvPicPr>
+                    <pic:cNvPr id="2" name="Image2"/>
+                    <pic:cNvPicPr>
+                      <a:picLocks noChangeAspect="1" noChangeArrowheads="1"/>
+                    </pic:cNvPicPr>
+                  </pic:nvPicPr>
+                  <pic:blipFill>
+                    <a:blip r:embed="rId7"/>
+                    <a:srcRect l="-12" t="-31" r="-12" b="-31"/>
+                    <a:stretch>
+                      <a:fillRect/>
+                    </a:stretch>
+                  </pic:blipFill>
+                  <pic:spPr bwMode="auto">
+                    <a:xfrm>
+                      <a:off x="0" y="0"/>
+                      <a:ext cx="1489710" cy="590550"/>
+                    </a:xfrm>
+                    <a:prstGeom prst="rect">
+                      <a:avLst/>
+                    </a:prstGeom>
+                  </pic:spPr>
+                </pic:pic>
+              </a:graphicData>
+            </a:graphic>
+          </wp:anchor>
+        </w:drawing>
+      </w:r>
+      <w:r>
+        <w:rPr>
+          <w:rFonts w:ascii="Century Gothic" w:hAnsi="Century Gothic" w:cs="Century Gothic"/>
+          <w:sz w:val="22"/>
+          <w:szCs w:val="22"/>
+        </w:rPr>
+        <w:t>(Daniele Morini)</w:t>
+      </w:r>
+      <w:r>
+        <w:rPr>
+          <w:rFonts w:ascii="Century Gothic" w:hAnsi="Century Gothic" w:cs="Century Gothic"/>
+          <w:sz w:val="22"/>
+          <w:szCs w:val="22"/>
+        </w:rPr>
+        <w:tab/>
+      </w:r>
+      <w:r>
+        <w:rPr>
+          <w:rFonts w:ascii="Century Gothic" w:hAnsi="Century Gothic" w:cs="Century Gothic"/>
+          <w:sz w:val="22"/>
+          <w:szCs w:val="22"/>
+        </w:rPr>
+        <w:tab/>
+      </w:r>
+      <w:r>
+        <w:rPr>
+          <w:rFonts w:ascii="Century Gothic" w:hAnsi="Century Gothic" w:cs="Century Gothic"/>
+          <w:sz w:val="22"/>
+          <w:szCs w:val="22"/>
+        </w:rPr>
+        <w:tab/>
+      </w:r>
+      <w:r>
+        <w:rPr>
+          <w:rFonts w:ascii="Century Gothic" w:hAnsi="Century Gothic" w:cs="Century Gothic"/>
+          <w:sz w:val="22"/>
+          <w:szCs w:val="22"/>
+        </w:rPr>
+        <w:tab/>
+      </w:r>
+      <w:r>
+        <w:rPr>
+          <w:rFonts w:ascii="Century Gothic" w:hAnsi="Century Gothic" w:cs="Century Gothic"/>
+          <w:sz w:val="22"/>
+          <w:szCs w:val="22"/>
+        </w:rPr>
+        <w:tab/>
+      </w:r>
+      <w:r>
+        <w:rPr>
+          <w:rFonts w:ascii="Century Gothic" w:hAnsi="Century Gothic" w:cs="Century Gothic"/>
+          <w:sz w:val="22"/>
+          <w:szCs w:val="22"/>
+        </w:rPr>
+        <w:tab/>
+      </w:r>
+      <w:r>
+        <w:rPr>
+          <w:rFonts w:ascii="Century Gothic" w:hAnsi="Century Gothic" w:cs="Century Gothic"/>
+          <w:sz w:val="22"/>
+          <w:szCs w:val="22"/>
+        </w:rPr>
+        <w:tab/>
+      </w:r>
+      <w:r>
+        <w:rPr>
+          <w:rFonts w:ascii="Century Gothic" w:hAnsi="Century Gothic" w:cs="Century Gothic"/>
+          <w:sz w:val="22"/>
+          <w:szCs w:val="22"/>
+        </w:rPr>
+        <w:tab/>
+        <w:t>(___________________)</w:t>
+      </w:r>
+      <w:r>
+        <w:rPr>
+          <w:rFonts w:ascii="Century Gothic" w:hAnsi="Century Gothic" w:cs="Century Gothic"/>
+          <w:sz w:val="22"/>
+          <w:szCs w:val="22"/>
+        </w:rPr>
+        <w:tab/>
+      </w:r>
+    </w:p>
+    <w:p>
+      <w:pPr>
         <w:jc w:val="both"/>
-        <w:rPr>
-          <w:rFonts w:ascii="Arial" w:hAnsi="Arial" w:cs="Arial"/>
-        </w:rPr>
-      </w:pPr>
-      <w:r>
-        <w:rPr>
-          <w:rFonts w:ascii="Calibri" w:hAnsi="Calibri" w:cs="Calibri"/>
-        </w:rPr>
-      </w:r>
-    </w:p>
-    <w:p>
-      <w:pPr>
-        <w:adjustRightInd w:val="0"/>
-        <w:spacing w:before="40" w:after="40" w:line="240" w:lineRule="auto"/>
-        <w:jc w:val="both"/>
-        <w:rPr>
-          <w:rFonts w:ascii="Arial" w:hAnsi="Arial" w:cs="Arial"/>
-        </w:rPr>
-      </w:pPr>
-    </w:p>
-    <w:p>
-      <w:pPr>
-        <w:adjustRightInd w:val="0"/>
-        <w:spacing w:before="40" w:after="40" w:line="240" w:lineRule="auto"/>
-        <w:jc w:val="both"/>
-        <w:rPr>
-          <w:rFonts w:ascii="Arial" w:hAnsi="Arial" w:cs="Arial"/>
-        </w:rPr>
-      </w:pPr>
-    </w:p>
-    <w:p>
-      <w:pPr>
-        <w:adjustRightInd w:val="0"/>
-        <w:spacing w:before="40" w:after="40" w:line="240" w:lineRule="auto"/>
-        <w:jc w:val="both"/>
-        <w:rPr>
-          <w:rFonts w:ascii="Arial" w:hAnsi="Arial" w:cs="Arial"/>
-        </w:rPr>
-      </w:pPr>
-    </w:p>
-    <w:p>
-      <w:pPr>
-        <w:adjustRightInd w:val="0"/>
-        <w:spacing w:before="40" w:after="40" w:line="240" w:lineRule="auto"/>
-        <w:jc w:val="both"/>
-        <w:rPr>
-          <w:rFonts w:ascii="Arial" w:hAnsi="Arial" w:cs="Arial"/>
-        </w:rPr>
-      </w:pPr>
-    </w:p>
-    <w:p>
-      <w:pPr>
-        <w:adjustRightInd w:val="0"/>
-        <w:spacing w:before="40" w:after="40" w:line="240" w:lineRule="auto"/>
-        <w:jc w:val="both"/>
-        <w:rPr>
-          <w:rFonts w:ascii="Arial" w:hAnsi="Arial" w:cs="Arial"/>
-        </w:rPr>
-      </w:pPr>
-      <w:r>
-        <w:rPr>
-          <w:rFonts w:ascii="Calibri" w:hAnsi="Calibri" w:cs="Calibri"/>
-        </w:rPr>
-        <w:t>Dettaglio analitico delle spese:</w:t>
-      </w:r>
-      <w:proofErr w:type="gramStart"/>
-      <w:r>
-        <w:rPr>
-          <w:rFonts w:ascii="Calibri" w:hAnsi="Calibri" w:cs="Calibri"/>
-        </w:rPr>
-      </w:r>
-      <w:proofErr w:type="gramEnd"/>
-      <w:r>
-        <w:rPr>
-          <w:rFonts w:ascii="Calibri" w:hAnsi="Calibri" w:cs="Calibri"/>
-        </w:rPr>
-      </w:r>
-      <w:r>
-        <w:rPr>
-          <w:rFonts w:ascii="Calibri" w:hAnsi="Calibri" w:cs="Calibri"/>
-        </w:rPr>
-      </w:r>
-      <w:r>
-        <w:rPr>
-          <w:rFonts w:ascii="Calibri" w:hAnsi="Calibri" w:cs="Calibri"/>
-        </w:rPr>
-      </w:r>
-      <w:r>
-        <w:rPr>
-          <w:rFonts w:ascii="Calibri" w:hAnsi="Calibri" w:cs="Calibri"/>
-        </w:rPr>
-      </w:r>
-      <w:r>
-        <w:rPr>
-          <w:rFonts w:ascii="Calibri" w:hAnsi="Calibri" w:cs="Calibri"/>
-        </w:rPr>
-      </w:r>
-      <w:r>
-        <w:rPr>
-          <w:rFonts w:ascii="Calibri" w:hAnsi="Calibri" w:cs="Calibri"/>
-        </w:rPr>
-      </w:r>
-      <w:r>
-        <w:rPr>
-          <w:rFonts w:ascii="Calibri" w:hAnsi="Calibri" w:cs="Calibri"/>
-        </w:rPr>
-      </w:r>
-    </w:p>
-    <w:p>
-      <w:pPr>
-        <w:adjustRightInd w:val="0"/>
-        <w:spacing w:before="40" w:after="40" w:line="240" w:lineRule="auto"/>
-        <w:jc w:val="both"/>
-        <w:rPr>
-          <w:rFonts w:ascii="Arial" w:hAnsi="Arial" w:cs="Arial"/>
-        </w:rPr>
-      </w:pPr>
-    </w:p>
-    <w:p>
-      <w:pPr>
-        <w:adjustRightInd w:val="0"/>
-        <w:spacing w:before="40" w:after="40" w:line="240" w:lineRule="auto"/>
-        <w:jc w:val="both"/>
-        <w:rPr>
-          <w:rFonts w:ascii="Arial" w:hAnsi="Arial" w:cs="Arial"/>
-        </w:rPr>
-      </w:pPr>
-    </w:p>
-    <w:p>
-      <w:pPr>
-        <w:pStyle w:val="Paragrafoelenco"/>
-        <w:widowControl/>
-        <w:numPr>
-          <w:ilvl w:val="0"/>
-          <w:numId w:val="6"/>
-        </w:numPr>
-        <w:adjustRightInd w:val="0"/>
-        <w:spacing w:before="40" w:line="240" w:lineRule="auto" w:after="40"/>
-        <w:contextualSpacing/>
-        <w:rPr>
-          <w:rFonts w:ascii="Arial" w:hAnsi="Arial" w:cs="Arial"/>
-        </w:rPr>
-      </w:pPr>
-      <w:r>
-        <w:rPr>
-          <w:rFonts w:ascii="Calibri" w:hAnsi="Calibri" w:cs="Calibri"/>
-        </w:rPr>
-      </w:r>
-      <w:proofErr w:type="gramStart"/>
-      <w:r>
-        <w:rPr>
-          <w:rFonts w:ascii="Calibri" w:hAnsi="Calibri" w:cs="Calibri"/>
-        </w:rPr>
-      </w:r>
-      <w:proofErr w:type="gramEnd"/>
-      <w:r>
-        <w:rPr>
-          <w:rFonts w:ascii="Calibri" w:hAnsi="Calibri" w:cs="Calibri"/>
-        </w:rPr>
-      </w:r>
-      <w:r>
-        <w:rPr>
-          <w:rFonts w:ascii="Calibri" w:hAnsi="Calibri" w:cs="Calibri"/>
-          <w:sz w:val="20"/>
-          <w:szCs w:val="20"/>
-          <w:u w:val="single"/>
-        </w:rPr>
-      </w:r>
-      <w:r>
-        <w:rPr>
-          <w:rFonts w:ascii="Calibri" w:hAnsi="Calibri" w:cs="Calibri"/>
-          <w:u w:val="single"/>
-        </w:rPr>
-      </w:r>
-    </w:p>
-    <w:p>
-      <w:pPr>
-        <w:pStyle w:val="Paragrafoelenco"/>
-        <w:widowControl/>
-        <w:numPr>
-          <w:ilvl w:val="0"/>
-          <w:numId w:val="6"/>
-        </w:numPr>
-        <w:adjustRightInd w:val="0"/>
-        <w:spacing w:before="40" w:line="240" w:lineRule="auto" w:after="40"/>
-        <w:contextualSpacing/>
-        <w:rPr>
-          <w:rFonts w:ascii="Arial" w:hAnsi="Arial" w:cs="Arial"/>
-        </w:rPr>
-      </w:pPr>
-      <w:r>
-        <w:rPr>
-          <w:rFonts w:ascii="Calibri" w:hAnsi="Calibri" w:cs="Calibri"/>
-        </w:rPr>
-      </w:r>
-      <w:proofErr w:type="gramStart"/>
-      <w:r>
-        <w:rPr>
-          <w:rFonts w:ascii="Calibri" w:hAnsi="Calibri" w:cs="Calibri"/>
-        </w:rPr>
-      </w:r>
-      <w:proofErr w:type="gramEnd"/>
-      <w:r>
-        <w:rPr>
-          <w:rFonts w:ascii="Calibri" w:hAnsi="Calibri" w:cs="Calibri"/>
-        </w:rPr>
-      </w:r>
-      <w:r>
-        <w:rPr>
-          <w:rFonts w:ascii="Calibri" w:hAnsi="Calibri" w:cs="Calibri"/>
-        </w:rPr>
-      </w:r>
-      <w:r>
-        <w:rPr>
-          <w:rFonts w:ascii="Calibri" w:hAnsi="Calibri" w:cs="Calibri"/>
-        </w:rPr>
-      </w:r>
-      <w:r>
-        <w:rPr>
-          <w:rFonts w:ascii="Calibri" w:hAnsi="Calibri" w:cs="Calibri"/>
-        </w:rPr>
-      </w:r>
-      <w:r>
-        <w:rPr>
-          <w:rFonts w:ascii="Calibri" w:hAnsi="Calibri" w:cs="Calibri"/>
-          <w:sz w:val="20"/>
-          <w:szCs w:val="20"/>
-          <w:u w:val="single"/>
-        </w:rPr>
-      </w:r>
-      <w:r>
-        <w:rPr>
-          <w:rFonts w:ascii="Calibri" w:hAnsi="Calibri" w:cs="Calibri"/>
-          <w:u w:val="single"/>
-        </w:rPr>
-      </w:r>
-    </w:p>
-    <w:p>
-      <w:pPr>
-        <w:pStyle w:val="Paragrafoelenco"/>
-        <w:widowControl/>
-        <w:numPr>
-          <w:ilvl w:val="0"/>
-          <w:numId w:val="6"/>
-        </w:numPr>
-        <w:adjustRightInd w:val="0"/>
-        <w:spacing w:before="40" w:line="240" w:lineRule="auto" w:after="40"/>
-        <w:contextualSpacing/>
-        <w:rPr>
-          <w:rFonts w:ascii="Arial" w:hAnsi="Arial" w:cs="Arial"/>
-        </w:rPr>
-      </w:pPr>
-      <w:r>
-        <w:rPr>
-          <w:rFonts w:ascii="Calibri" w:hAnsi="Calibri" w:cs="Calibri"/>
-        </w:rPr>
-      </w:r>
-      <w:proofErr w:type="gramStart"/>
-      <w:r>
-        <w:rPr>
-          <w:rFonts w:ascii="Calibri" w:hAnsi="Calibri" w:cs="Calibri"/>
-        </w:rPr>
-      </w:r>
-      <w:proofErr w:type="gramEnd"/>
-      <w:r>
-        <w:rPr>
-          <w:rFonts w:ascii="Calibri" w:hAnsi="Calibri" w:cs="Calibri"/>
-        </w:rPr>
-      </w:r>
-      <w:r>
-        <w:rPr>
-          <w:rFonts w:ascii="Calibri" w:hAnsi="Calibri" w:cs="Calibri"/>
-        </w:rPr>
-      </w:r>
-      <w:r>
-        <w:rPr>
-          <w:rFonts w:ascii="Calibri" w:hAnsi="Calibri" w:cs="Calibri"/>
-        </w:rPr>
-      </w:r>
-      <w:r>
-        <w:rPr>
-          <w:rFonts w:ascii="Calibri" w:hAnsi="Calibri" w:cs="Calibri"/>
-        </w:rPr>
-      </w:r>
-      <w:r>
-        <w:rPr>
-          <w:rFonts w:ascii="Calibri" w:hAnsi="Calibri" w:cs="Calibri"/>
-        </w:rPr>
-      </w:r>
-      <w:r>
-        <w:rPr>
-          <w:rFonts w:ascii="Calibri" w:hAnsi="Calibri" w:cs="Calibri"/>
-        </w:rPr>
-      </w:r>
-      <w:r>
-        <w:rPr>
-          <w:rFonts w:ascii="Calibri" w:hAnsi="Calibri" w:cs="Calibri"/>
-        </w:rPr>
-      </w:r>
-      <w:r>
-        <w:rPr>
-          <w:rFonts w:ascii="Calibri" w:hAnsi="Calibri" w:cs="Calibri"/>
-          <w:sz w:val="20"/>
-          <w:szCs w:val="20"/>
-          <w:u w:val="single"/>
-        </w:rPr>
-      </w:r>
-      <w:r>
-        <w:rPr>
-          <w:rFonts w:ascii="Calibri" w:hAnsi="Calibri" w:cs="Calibri"/>
-          <w:u w:val="single"/>
-        </w:rPr>
-      </w:r>
-    </w:p>
-    <w:p>
-      <w:pPr>
-        <w:pStyle w:val="Paragrafoelenco"/>
-        <w:widowControl/>
-        <w:numPr>
-          <w:ilvl w:val="0"/>
-          <w:numId w:val="6"/>
-        </w:numPr>
-        <w:adjustRightInd w:val="0"/>
-        <w:spacing w:before="40" w:line="240" w:lineRule="auto" w:after="40"/>
-        <w:contextualSpacing/>
-        <w:rPr>
-          <w:rFonts w:ascii="Arial" w:hAnsi="Arial" w:cs="Arial"/>
-        </w:rPr>
-      </w:pPr>
-      <w:r>
-        <w:rPr>
-          <w:rFonts w:ascii="Calibri" w:hAnsi="Calibri" w:cs="Calibri"/>
-        </w:rPr>
-      </w:r>
-      <w:proofErr w:type="gramStart"/>
-      <w:r>
-        <w:rPr>
-          <w:rFonts w:ascii="Calibri" w:hAnsi="Calibri" w:cs="Calibri"/>
-        </w:rPr>
-      </w:r>
-      <w:proofErr w:type="gramEnd"/>
-      <w:r>
-        <w:rPr>
-          <w:rFonts w:ascii="Calibri" w:hAnsi="Calibri" w:cs="Calibri"/>
-        </w:rPr>
-      </w:r>
-      <w:r>
-        <w:rPr>
-          <w:rFonts w:ascii="Calibri" w:hAnsi="Calibri" w:cs="Calibri"/>
-        </w:rPr>
-      </w:r>
-      <w:r>
-        <w:rPr>
-          <w:rFonts w:ascii="Calibri" w:hAnsi="Calibri" w:cs="Calibri"/>
-        </w:rPr>
-      </w:r>
-      <w:r>
-        <w:rPr>
-          <w:rFonts w:ascii="Calibri" w:hAnsi="Calibri" w:cs="Calibri"/>
-        </w:rPr>
-      </w:r>
-      <w:r>
-        <w:rPr>
-          <w:rFonts w:ascii="Calibri" w:hAnsi="Calibri" w:cs="Calibri"/>
-        </w:rPr>
-      </w:r>
-      <w:r>
-        <w:rPr>
-          <w:rFonts w:ascii="Calibri" w:hAnsi="Calibri" w:cs="Calibri"/>
-        </w:rPr>
-      </w:r>
-      <w:r>
-        <w:rPr>
-          <w:rFonts w:ascii="Calibri" w:hAnsi="Calibri" w:cs="Calibri"/>
-          <w:u w:val="single"/>
-        </w:rPr>
-      </w:r>
-      <w:r>
-        <w:rPr>
-          <w:rFonts w:ascii="Calibri" w:hAnsi="Calibri" w:cs="Calibri"/>
-          <w:u w:val="single"/>
-        </w:rPr>
-      </w:r>
-      <w:r>
-        <w:rPr>
-          <w:rFonts w:ascii="Calibri" w:hAnsi="Calibri" w:cs="Calibri"/>
-          <w:u w:val="single"/>
-        </w:rPr>
-      </w:r>
-      <w:r>
-        <w:rPr>
-          <w:rFonts w:ascii="Calibri" w:hAnsi="Calibri" w:cs="Calibri"/>
-          <w:u w:val="single"/>
-        </w:rPr>
-      </w:r>
-    </w:p>
-    <w:p>
-      <w:pPr>
-        <w:pStyle w:val="Paragrafoelenco"/>
-        <w:widowControl/>
-        <w:numPr>
-          <w:ilvl w:val="0"/>
-          <w:numId w:val="6"/>
-        </w:numPr>
-        <w:adjustRightInd w:val="0"/>
-        <w:spacing w:before="40" w:line="240" w:lineRule="auto" w:after="40"/>
-        <w:contextualSpacing/>
-        <w:rPr>
-          <w:rFonts w:ascii="Arial" w:hAnsi="Arial" w:cs="Arial"/>
-        </w:rPr>
-      </w:pPr>
-      <w:r>
-        <w:rPr>
-          <w:rFonts w:ascii="Calibri" w:hAnsi="Calibri" w:cs="Calibri"/>
-        </w:rPr>
-      </w:r>
-      <w:proofErr w:type="gramStart"/>
-      <w:r>
-        <w:rPr>
-          <w:rFonts w:ascii="Calibri" w:hAnsi="Calibri" w:cs="Calibri"/>
-        </w:rPr>
-      </w:r>
-      <w:proofErr w:type="gramEnd"/>
-      <w:r>
-        <w:rPr>
-          <w:rFonts w:ascii="Calibri" w:hAnsi="Calibri" w:cs="Calibri"/>
-        </w:rPr>
-      </w:r>
-      <w:r>
-        <w:rPr>
-          <w:rFonts w:ascii="Calibri" w:hAnsi="Calibri" w:cs="Calibri"/>
-        </w:rPr>
-      </w:r>
-      <w:r>
-        <w:rPr>
-          <w:rFonts w:ascii="Calibri" w:hAnsi="Calibri" w:cs="Calibri"/>
-        </w:rPr>
-      </w:r>
-      <w:r>
-        <w:rPr>
-          <w:rFonts w:ascii="Calibri" w:hAnsi="Calibri" w:cs="Calibri"/>
-        </w:rPr>
-      </w:r>
-      <w:r>
-        <w:rPr>
-          <w:rFonts w:ascii="Calibri" w:hAnsi="Calibri" w:cs="Calibri"/>
-          <w:sz w:val="20"/>
-          <w:szCs w:val="20"/>
-          <w:u w:val="single"/>
-        </w:rPr>
-      </w:r>
-      <w:r>
-        <w:rPr>
-          <w:rFonts w:ascii="Calibri" w:hAnsi="Calibri" w:cs="Calibri"/>
-          <w:u w:val="single"/>
-        </w:rPr>
-      </w:r>
-    </w:p>
-    <w:p>
-      <w:pPr>
-        <w:pStyle w:val="Paragrafoelenco"/>
-        <w:widowControl/>
-        <w:numPr>
-          <w:ilvl w:val="0"/>
-          <w:numId w:val="6"/>
-        </w:numPr>
-        <w:adjustRightInd w:val="0"/>
-        <w:spacing w:before="40" w:line="240" w:lineRule="auto" w:after="40"/>
-        <w:contextualSpacing/>
-        <w:rPr>
-          <w:rFonts w:ascii="Arial" w:hAnsi="Arial" w:cs="Arial"/>
-        </w:rPr>
-      </w:pPr>
-      <w:r>
-        <w:rPr>
-          <w:rFonts w:ascii="Calibri" w:hAnsi="Calibri" w:cs="Calibri"/>
-        </w:rPr>
-      </w:r>
-      <w:proofErr w:type="gramStart"/>
-      <w:r>
-        <w:rPr>
-          <w:rFonts w:ascii="Calibri" w:hAnsi="Calibri" w:cs="Calibri"/>
-        </w:rPr>
-      </w:r>
-      <w:proofErr w:type="gramEnd"/>
-      <w:r>
-        <w:rPr>
-          <w:rFonts w:ascii="Calibri" w:hAnsi="Calibri" w:cs="Calibri"/>
-          <w:u w:val="single"/>
-        </w:rPr>
-      </w:r>
-      <w:r>
-        <w:rPr>
-          <w:rFonts w:ascii="Calibri" w:hAnsi="Calibri" w:cs="Calibri"/>
-          <w:u w:val="single"/>
-        </w:rPr>
-      </w:r>
-      <w:r>
-        <w:rPr>
-          <w:rFonts w:ascii="Calibri" w:hAnsi="Calibri" w:cs="Calibri"/>
-          <w:u w:val="single"/>
-        </w:rPr>
-      </w:r>
-      <w:r>
-        <w:rPr>
-          <w:rFonts w:ascii="Calibri" w:hAnsi="Calibri" w:cs="Calibri"/>
-          <w:u w:val="single"/>
-        </w:rPr>
-      </w:r>
-      <w:r>
-        <w:rPr>
-          <w:rFonts w:ascii="Calibri" w:hAnsi="Calibri" w:cs="Calibri"/>
-        </w:rPr>
-      </w:r>
-      <w:r>
-        <w:rPr>
-          <w:rFonts w:ascii="Calibri" w:hAnsi="Calibri" w:cs="Calibri"/>
-        </w:rPr>
-      </w:r>
-      <w:r>
-        <w:rPr>
-          <w:rFonts w:ascii="Calibri" w:hAnsi="Calibri" w:cs="Calibri"/>
-        </w:rPr>
-      </w:r>
-      <w:r>
-        <w:rPr>
-          <w:rFonts w:ascii="Calibri" w:hAnsi="Calibri" w:cs="Calibri"/>
-          <w:sz w:val="20"/>
-          <w:szCs w:val="20"/>
-          <w:u w:val="single"/>
-        </w:rPr>
-      </w:r>
-      <w:r>
-        <w:rPr>
-          <w:rFonts w:ascii="Calibri" w:hAnsi="Calibri" w:cs="Calibri"/>
-          <w:u w:val="single"/>
-        </w:rPr>
-      </w:r>
-    </w:p>
-    <w:p>
-      <w:pPr>
-        <w:pStyle w:val="Paragrafoelenco"/>
-        <w:widowControl/>
-        <w:numPr>
-          <w:ilvl w:val="0"/>
-          <w:numId w:val="6"/>
-        </w:numPr>
-        <w:adjustRightInd w:val="0"/>
-        <w:spacing w:before="40" w:line="240" w:lineRule="auto" w:after="40"/>
-        <w:contextualSpacing/>
-        <w:rPr>
-          <w:rFonts w:ascii="Arial" w:hAnsi="Arial" w:cs="Arial"/>
-        </w:rPr>
-      </w:pPr>
-      <w:r>
-        <w:rPr>
-          <w:rFonts w:ascii="Calibri" w:hAnsi="Calibri" w:cs="Calibri"/>
-        </w:rPr>
-      </w:r>
-      <w:proofErr w:type="gramStart"/>
-      <w:r>
-        <w:rPr>
-          <w:rFonts w:ascii="Calibri" w:hAnsi="Calibri" w:cs="Calibri"/>
-        </w:rPr>
-      </w:r>
-      <w:proofErr w:type="gramEnd"/>
-      <w:r>
-        <w:rPr>
-          <w:rFonts w:ascii="Calibri" w:hAnsi="Calibri" w:cs="Calibri"/>
-        </w:rPr>
-      </w:r>
-      <w:r>
-        <w:rPr>
-          <w:rFonts w:ascii="Calibri" w:hAnsi="Calibri" w:cs="Calibri"/>
-        </w:rPr>
-      </w:r>
-      <w:r>
-        <w:rPr>
-          <w:rFonts w:ascii="Calibri" w:hAnsi="Calibri" w:cs="Calibri"/>
-        </w:rPr>
-      </w:r>
-      <w:r>
-        <w:rPr>
-          <w:rFonts w:ascii="Calibri" w:hAnsi="Calibri" w:cs="Calibri"/>
-        </w:rPr>
-      </w:r>
-      <w:r>
-        <w:rPr>
-          <w:rFonts w:ascii="Calibri" w:hAnsi="Calibri" w:cs="Calibri"/>
-        </w:rPr>
-      </w:r>
-      <w:r>
-        <w:rPr>
-          <w:rFonts w:ascii="Calibri" w:hAnsi="Calibri" w:cs="Calibri"/>
-          <w:sz w:val="20"/>
-          <w:szCs w:val="20"/>
-          <w:u w:val="single"/>
-        </w:rPr>
-      </w:r>
-      <w:r>
-        <w:rPr>
-          <w:rFonts w:ascii="Calibri" w:hAnsi="Calibri" w:cs="Calibri"/>
-          <w:u w:val="single"/>
-        </w:rPr>
-      </w:r>
-    </w:p>
-    <w:p>
-      <w:pPr>
-        <w:pStyle w:val="Paragrafoelenco"/>
-        <w:widowControl/>
-        <w:numPr>
-          <w:ilvl w:val="0"/>
-          <w:numId w:val="6"/>
-        </w:numPr>
-        <w:adjustRightInd w:val="0"/>
-        <w:spacing w:before="40" w:line="240" w:lineRule="auto" w:after="40"/>
-        <w:contextualSpacing/>
-        <w:rPr>
-          <w:rFonts w:ascii="Arial" w:hAnsi="Arial" w:cs="Arial"/>
-        </w:rPr>
-      </w:pPr>
-      <w:r>
-        <w:rPr>
-          <w:rFonts w:ascii="Calibri" w:hAnsi="Calibri" w:cs="Calibri"/>
-        </w:rPr>
-      </w:r>
-      <w:proofErr w:type="gramStart"/>
-      <w:r>
-        <w:rPr>
-          <w:rFonts w:ascii="Calibri" w:hAnsi="Calibri" w:cs="Calibri"/>
-        </w:rPr>
-      </w:r>
-      <w:proofErr w:type="gramEnd"/>
-      <w:r>
-        <w:rPr>
-          <w:rFonts w:ascii="Calibri" w:hAnsi="Calibri" w:cs="Calibri"/>
-        </w:rPr>
-      </w:r>
-      <w:r>
-        <w:rPr>
-          <w:rFonts w:ascii="Calibri" w:hAnsi="Calibri" w:cs="Calibri"/>
-        </w:rPr>
-      </w:r>
-      <w:r>
-        <w:rPr>
-          <w:rFonts w:ascii="Calibri" w:hAnsi="Calibri" w:cs="Calibri"/>
-        </w:rPr>
-      </w:r>
-      <w:r>
-        <w:rPr>
-          <w:rFonts w:ascii="Calibri" w:hAnsi="Calibri" w:cs="Calibri"/>
-        </w:rPr>
-      </w:r>
-      <w:r>
-        <w:rPr>
-          <w:rFonts w:ascii="Calibri" w:hAnsi="Calibri" w:cs="Calibri"/>
-        </w:rPr>
-      </w:r>
-      <w:r>
-        <w:rPr>
-          <w:rFonts w:ascii="Calibri" w:hAnsi="Calibri" w:cs="Calibri"/>
-        </w:rPr>
-      </w:r>
-      <w:r>
-        <w:rPr>
-          <w:rFonts w:ascii="Calibri" w:hAnsi="Calibri" w:cs="Calibri"/>
-          <w:sz w:val="20"/>
-          <w:szCs w:val="20"/>
-          <w:u w:val="single"/>
-        </w:rPr>
-      </w:r>
-      <w:r>
-        <w:rPr>
-          <w:rFonts w:ascii="Calibri" w:hAnsi="Calibri" w:cs="Calibri"/>
-          <w:u w:val="single"/>
-        </w:rPr>
-      </w:r>
-    </w:p>
-    <w:p>
-      <w:pPr>
-        <w:adjustRightInd w:val="0"/>
-        <w:spacing w:line="240" w:lineRule="auto" w:before="40" w:after="40"/>
-        <w:jc w:val="both"/>
-        <w:rPr>
-          <w:rFonts w:ascii="Arial" w:hAnsi="Arial" w:cs="Arial"/>
-        </w:rPr>
-      </w:pPr>
-    </w:p>
-    <w:p>
-      <w:pPr>
-        <w:adjustRightInd w:val="0"/>
-        <w:spacing w:line="240" w:lineRule="auto" w:before="40" w:after="40"/>
-        <w:jc w:val="both"/>
-        <w:rPr>
-          <w:rFonts w:ascii="Arial" w:hAnsi="Arial" w:cs="Arial"/>
-        </w:rPr>
-      </w:pPr>
-      <w:proofErr w:type="gramStart"/>
-      <w:proofErr w:type="gramEnd"/>
-      <w:r>
-        <w:rPr>
-          <w:rFonts w:ascii="Calibri" w:hAnsi="Calibri" w:cs="Calibri"/>
-        </w:rPr>
-        <w:t xml:space="preserve">{%p for category_label, items in lines_by_category %}</w:t>
-      </w:r>
-    </w:p>
-    <w:p>
-      <w:pPr>
-        <w:adjustRightInd w:val="0"/>
-        <w:spacing w:line="240" w:lineRule="auto" w:before="40" w:after="40"/>
-        <w:jc w:val="both"/>
-        <w:rPr>
-          <w:rFonts w:ascii="Arial" w:hAnsi="Arial" w:cs="Arial"/>
-        </w:rPr>
-      </w:pPr>
-      <w:proofErr w:type="gramStart"/>
-      <w:proofErr w:type="gramEnd"/>
-      <w:r>
-        <w:rPr>
-          <w:rFonts w:ascii="Calibri" w:hAnsi="Calibri" w:cs="Calibri"/>
-        </w:rPr>
-        <w:t xml:space="preserve">{{ category_label }}</w:t>
-      </w:r>
-    </w:p>
-    <w:p>
-      <w:pPr>
-        <w:adjustRightInd w:val="0"/>
-        <w:spacing w:line="240" w:lineRule="auto" w:before="40" w:after="40"/>
-        <w:jc w:val="both"/>
-        <w:rPr>
-          <w:rFonts w:ascii="Arial" w:hAnsi="Arial" w:cs="Arial"/>
-        </w:rPr>
-      </w:pPr>
-      <w:proofErr w:type="gramStart"/>
-      <w:proofErr w:type="gramEnd"/>
-      <w:r>
-        <w:rPr>
-          <w:rFonts w:ascii="Calibri" w:hAnsi="Calibri" w:cs="Calibri"/>
-        </w:rPr>
-        <w:t xml:space="preserve">{%p for line in items %}</w:t>
-      </w:r>
-    </w:p>
-    <w:p>
-      <w:pPr>
-        <w:adjustRightInd w:val="0"/>
-        <w:spacing w:line="240" w:lineRule="auto" w:before="40" w:after="40"/>
-        <w:jc w:val="both"/>
-        <w:rPr>
-          <w:rFonts w:ascii="Arial" w:hAnsi="Arial" w:cs="Arial"/>
-        </w:rPr>
-      </w:pPr>
-      <w:proofErr w:type="gramStart"/>
-      <w:proofErr w:type="gramEnd"/>
-      <w:r>
-        <w:rPr>
-          <w:rFonts w:ascii="Calibri" w:hAnsi="Calibri" w:cs="Calibri"/>
-        </w:rPr>
-        <w:t xml:space="preserve"> - {{ line.service_name_snapshot }}: € {{ line.line_subtotal|format_currency }} + IVA</w:t>
-      </w:r>
-    </w:p>
-    <w:p>
-      <w:pPr>
-        <w:adjustRightInd w:val="0"/>
-        <w:spacing w:line="240" w:lineRule="auto" w:before="40" w:after="40"/>
-        <w:jc w:val="both"/>
-        <w:rPr>
-          <w:rFonts w:ascii="Arial" w:hAnsi="Arial" w:cs="Arial"/>
-        </w:rPr>
-      </w:pPr>
-      <w:proofErr w:type="gramStart"/>
-      <w:proofErr w:type="gramEnd"/>
-      <w:r>
-        <w:rPr>
-          <w:rFonts w:ascii="Calibri" w:hAnsi="Calibri" w:cs="Calibri"/>
-        </w:rPr>
-        <w:t xml:space="preserve">{%p endfor %}</w:t>
-      </w:r>
-    </w:p>
-    <w:p>
-      <w:pPr>
-        <w:adjustRightInd w:val="0"/>
-        <w:spacing w:line="240" w:lineRule="auto" w:before="40" w:after="40"/>
-        <w:jc w:val="both"/>
-        <w:rPr>
-          <w:rFonts w:ascii="Arial" w:hAnsi="Arial" w:cs="Arial"/>
-        </w:rPr>
-      </w:pPr>
-      <w:proofErr w:type="gramStart"/>
-      <w:proofErr w:type="gramEnd"/>
-      <w:r>
-        <w:rPr>
-          <w:rFonts w:ascii="Calibri" w:hAnsi="Calibri" w:cs="Calibri"/>
-        </w:rPr>
-        <w:t xml:space="preserve">{%p endfor %}</w:t>
-      </w:r>
-    </w:p>
-    <w:p>
-      <w:pPr>
-        <w:adjustRightInd w:val="0"/>
-        <w:spacing w:line="240" w:lineRule="auto" w:before="40" w:after="40"/>
-        <w:jc w:val="both"/>
-        <w:rPr>
-          <w:rFonts w:ascii="Arial" w:hAnsi="Arial" w:cs="Arial"/>
-        </w:rPr>
-      </w:pPr>
-      <w:proofErr w:type="gramStart"/>
-      <w:proofErr w:type="gramEnd"/>
-      <w:r>
-        <w:rPr>
-          <w:rFonts w:ascii="Calibri" w:hAnsi="Calibri" w:cs="Calibri"/>
-        </w:rPr>
-      </w:r>
-    </w:p>
-    <w:p>
-      <w:pPr>
-        <w:adjustRightInd w:val="0"/>
-        <w:spacing w:line="240" w:lineRule="auto" w:before="40" w:after="40"/>
-        <w:jc w:val="both"/>
-        <w:rPr>
-          <w:rFonts w:ascii="Arial" w:hAnsi="Arial" w:cs="Arial"/>
-        </w:rPr>
-      </w:pPr>
-      <w:proofErr w:type="gramStart"/>
-      <w:proofErr w:type="gramEnd"/>
-      <w:r>
-        <w:rPr>
-          <w:rFonts w:ascii="Calibri" w:hAnsi="Calibri" w:cs="Calibri"/>
-        </w:rPr>
-        <w:t xml:space="preserve">Subtotale: € {{ contract.subtotal|format_currency }}</w:t>
-      </w:r>
-    </w:p>
-    <w:p>
-      <w:pPr>
-        <w:adjustRightInd w:val="0"/>
-        <w:spacing w:line="240" w:lineRule="auto" w:before="40" w:after="40"/>
-        <w:jc w:val="both"/>
-        <w:rPr>
-          <w:rFonts w:ascii="Arial" w:hAnsi="Arial" w:cs="Arial"/>
-        </w:rPr>
-      </w:pPr>
-      <w:proofErr w:type="gramStart"/>
-      <w:proofErr w:type="gramEnd"/>
-      <w:r>
-        <w:rPr>
-          <w:rFonts w:ascii="Calibri" w:hAnsi="Calibri" w:cs="Calibri"/>
-        </w:rPr>
-        <w:t xml:space="preserve">IVA ({{ contract.vat_rate }}%): € {{ contract.vat_amount|format_currency }}</w:t>
-      </w:r>
-    </w:p>
-    <w:p>
-      <w:pPr>
-        <w:adjustRightInd w:val="0"/>
-        <w:spacing w:line="240" w:lineRule="auto" w:before="40" w:after="40"/>
-        <w:jc w:val="both"/>
-        <w:rPr>
-          <w:rFonts w:ascii="Arial" w:hAnsi="Arial" w:cs="Arial"/>
-        </w:rPr>
-      </w:pPr>
-      <w:proofErr w:type="gramStart"/>
-      <w:proofErr w:type="gramEnd"/>
-      <w:r>
-        <w:rPr>
-          <w:rFonts w:ascii="Calibri" w:hAnsi="Calibri" w:cs="Calibri"/>
-        </w:rPr>
-        <w:t xml:space="preserve">TOTALE: € {{ contract.total|format_currency }}</w:t>
-      </w:r>
-    </w:p>
-    <w:p>
-      <w:pPr>
-        <w:adjustRightInd w:val="0"/>
-        <w:spacing w:line="240" w:lineRule="auto" w:before="40" w:after="40"/>
-        <w:jc w:val="both"/>
-        <w:rPr>
-          <w:rFonts w:ascii="Arial" w:hAnsi="Arial" w:cs="Arial"/>
-        </w:rPr>
-      </w:pPr>
-      <w:proofErr w:type="gramStart"/>
-      <w:proofErr w:type="gramEnd"/>
-      <w:r>
-        <w:rPr>
-          <w:rFonts w:ascii="Calibri" w:hAnsi="Calibri" w:cs="Calibri"/>
-        </w:rPr>
-      </w:r>
-    </w:p>
-    <w:p>
-      <w:pPr>
-        <w:adjustRightInd w:val="0"/>
-        <w:spacing w:line="240" w:lineRule="auto" w:before="40" w:after="40"/>
-        <w:jc w:val="both"/>
-        <w:rPr>
-          <w:rFonts w:ascii="Arial" w:hAnsi="Arial" w:cs="Arial"/>
-        </w:rPr>
-      </w:pPr>
-      <w:r>
-        <w:rPr>
-          <w:rFonts w:ascii="Calibri" w:hAnsi="Calibri" w:cs="Calibri"/>
-        </w:rPr>
-        <w:t xml:space="preserve">Modalità di </w:t>
-      </w:r>
-      <w:proofErr w:type="gramStart"/>
-      <w:r>
-        <w:rPr>
-          <w:rFonts w:ascii="Calibri" w:hAnsi="Calibri" w:cs="Calibri"/>
-        </w:rPr>
-        <w:t>Pagamento :</w:t>
-      </w:r>
-      <w:proofErr w:type="gramEnd"/>
-      <w:r>
-        <w:rPr>
-          <w:rFonts w:ascii="Calibri" w:hAnsi="Calibri" w:cs="Calibri"/>
-        </w:rPr>
-        <w:t xml:space="preserve"> </w:t>
-      </w:r>
-      <w:r>
-        <w:rPr>
-          <w:rFonts w:ascii="Calibri" w:hAnsi="Calibri" w:cs="Calibri"/>
-          <w:i/>
-        </w:rPr>
-        <w:t>Bonifico Bancario Anticipato</w:t>
-      </w:r>
-    </w:p>
-    <w:p>
-      <w:pPr>
-        <w:adjustRightInd w:val="0"/>
-        <w:spacing w:before="40" w:after="40" w:line="240" w:lineRule="auto"/>
-        <w:jc w:val="both"/>
-        <w:rPr>
-          <w:rFonts w:ascii="Arial" w:eastAsia="Calibri" w:hAnsi="Arial" w:cs="Arial"/>
-          <w:lang w:eastAsia="en-US" w:bidi="ar-SA"/>
-        </w:rPr>
-      </w:pPr>
-      <w:proofErr w:type="gramStart"/>
-      <w:r>
-        <w:rPr>
-          <w:rFonts w:ascii="Calibri" w:eastAsia="Calibri" w:hAnsi="Calibri" w:cs="Calibri"/>
-          <w:lang w:eastAsia="en-US" w:bidi="ar-SA"/>
-        </w:rPr>
-        <w:t>Beneficiario :</w:t>
-      </w:r>
-      <w:proofErr w:type="gramEnd"/>
-      <w:r>
-        <w:rPr>
-          <w:rFonts w:ascii="Calibri" w:eastAsia="Calibri" w:hAnsi="Calibri" w:cs="Calibri"/>
-          <w:lang w:eastAsia="en-US" w:bidi="ar-SA"/>
-        </w:rPr>
-        <w:t xml:space="preserve"> VALET SRL - </w:t>
-      </w:r>
-    </w:p>
-    <w:p>
-      <w:pPr>
-        <w:adjustRightInd w:val="0"/>
-        <w:spacing w:before="40" w:after="40" w:line="240" w:lineRule="auto"/>
-        <w:jc w:val="both"/>
-        <w:rPr>
-          <w:rFonts w:ascii="Arial" w:eastAsia="Calibri" w:hAnsi="Arial" w:cs="Arial"/>
-          <w:lang w:eastAsia="en-US" w:bidi="ar-SA"/>
-        </w:rPr>
-      </w:pPr>
-      <w:proofErr w:type="gramStart"/>
-      <w:r>
-        <w:rPr>
-          <w:rFonts w:ascii="Calibri" w:eastAsia="Calibri" w:hAnsi="Calibri" w:cs="Calibri"/>
-          <w:lang w:eastAsia="en-US" w:bidi="ar-SA"/>
-        </w:rPr>
-        <w:t>Banca :</w:t>
-      </w:r>
-      <w:proofErr w:type="gramEnd"/>
-      <w:r>
-        <w:rPr>
-          <w:rFonts w:ascii="Calibri" w:eastAsia="Calibri" w:hAnsi="Calibri" w:cs="Calibri"/>
-          <w:lang w:eastAsia="en-US" w:bidi="ar-SA"/>
-        </w:rPr>
-        <w:t xml:space="preserve"> INTESA SAN PAOLO - Agenzia di Via Marconi 51  Bologna </w:t>
-      </w:r>
-    </w:p>
-    <w:p>
-      <w:pPr>
-        <w:adjustRightInd w:val="0"/>
-        <w:spacing w:before="40" w:after="40" w:line="240" w:lineRule="auto"/>
-        <w:jc w:val="both"/>
-        <w:rPr>
-          <w:rFonts w:ascii="Arial" w:eastAsia="Calibri" w:hAnsi="Arial" w:cs="Arial"/>
-          <w:lang w:eastAsia="en-US" w:bidi="ar-SA"/>
-        </w:rPr>
-      </w:pPr>
-      <w:proofErr w:type="gramStart"/>
-      <w:r>
-        <w:rPr>
-          <w:rFonts w:ascii="Calibri" w:eastAsia="Calibri" w:hAnsi="Calibri" w:cs="Calibri"/>
-          <w:lang w:eastAsia="en-US" w:bidi="ar-SA"/>
-        </w:rPr>
-        <w:t>IBAN :</w:t>
-      </w:r>
-      <w:proofErr w:type="gramEnd"/>
-      <w:r>
-        <w:rPr>
-          <w:rFonts w:ascii="Calibri" w:eastAsia="Calibri" w:hAnsi="Calibri" w:cs="Calibri"/>
-          <w:lang w:eastAsia="en-US" w:bidi="ar-SA"/>
-        </w:rPr>
-        <w:t xml:space="preserve"> IT37 A030 6902 5201 0000 0011 856 BIC: BCITITMM </w:t>
-      </w:r>
-    </w:p>
-    <w:p>
-      <w:pPr>
-        <w:adjustRightInd w:val="0"/>
-        <w:spacing w:line="240" w:lineRule="auto" w:before="40" w:after="40"/>
-        <w:jc w:val="both"/>
-        <w:rPr>
-          <w:rFonts w:ascii="Arial" w:hAnsi="Arial" w:cs="Arial"/>
-        </w:rPr>
-      </w:pPr>
-    </w:p>
-    <w:p>
-      <w:pPr>
-        <w:adjustRightInd w:val="0"/>
-        <w:spacing w:line="240" w:lineRule="auto" w:before="40" w:after="40"/>
-        <w:jc w:val="both"/>
-        <w:rPr>
-          <w:rFonts w:ascii="Arial" w:hAnsi="Arial" w:cs="Arial"/>
-        </w:rPr>
-      </w:pPr>
-      <w:r>
-        <w:rPr>
-          <w:rFonts w:ascii="Calibri" w:hAnsi="Calibri" w:cs="Calibri"/>
+      </w:pPr>
+      <w:r>
+        <w:rPr>
+          <w:rFonts w:ascii="Century Gothic" w:hAnsi="Century Gothic" w:cs="Century Gothic"/>
+          <w:sz w:val="22"/>
+          <w:szCs w:val="22"/>
+        </w:rPr>
+        <w:t xml:space="preserve">___________________ </w:t>
+      </w:r>
+      <w:r>
+        <w:rPr>
+          <w:rFonts w:ascii="Century Gothic" w:hAnsi="Century Gothic" w:cs="Century Gothic"/>
+          <w:sz w:val="22"/>
+          <w:szCs w:val="22"/>
         </w:rPr>
         <w:tab/>
       </w:r>
       <w:r>
         <w:rPr>
-          <w:rFonts w:ascii="Calibri" w:hAnsi="Calibri" w:cs="Calibri"/>
+          <w:rFonts w:ascii="Century Gothic" w:hAnsi="Century Gothic" w:cs="Century Gothic"/>
+          <w:sz w:val="22"/>
+          <w:szCs w:val="22"/>
         </w:rPr>
         <w:tab/>
       </w:r>
       <w:r>
         <w:rPr>
-          <w:rFonts w:ascii="Calibri" w:hAnsi="Calibri" w:cs="Calibri"/>
+          <w:rFonts w:ascii="Century Gothic" w:hAnsi="Century Gothic" w:cs="Century Gothic"/>
+          <w:sz w:val="22"/>
+          <w:szCs w:val="22"/>
         </w:rPr>
         <w:tab/>
       </w:r>
       <w:r>
         <w:rPr>
-          <w:rFonts w:ascii="Calibri" w:hAnsi="Calibri" w:cs="Calibri"/>
+          <w:rFonts w:ascii="Century Gothic" w:hAnsi="Century Gothic" w:cs="Century Gothic"/>
+          <w:sz w:val="22"/>
+          <w:szCs w:val="22"/>
         </w:rPr>
         <w:tab/>
       </w:r>
       <w:r>
         <w:rPr>
-          <w:rFonts w:ascii="Calibri" w:hAnsi="Calibri" w:cs="Calibri"/>
+          <w:rFonts w:ascii="Century Gothic" w:hAnsi="Century Gothic" w:cs="Century Gothic"/>
+          <w:sz w:val="22"/>
+          <w:szCs w:val="22"/>
         </w:rPr>
         <w:tab/>
       </w:r>
       <w:r>
         <w:rPr>
-          <w:rFonts w:ascii="Calibri" w:hAnsi="Calibri" w:cs="Calibri"/>
+          <w:rFonts w:ascii="Century Gothic" w:hAnsi="Century Gothic" w:cs="Century Gothic"/>
+          <w:sz w:val="22"/>
+          <w:szCs w:val="22"/>
         </w:rPr>
         <w:tab/>
       </w:r>
       <w:r>
         <w:rPr>
-          <w:rFonts w:ascii="Calibri" w:hAnsi="Calibri" w:cs="Calibri"/>
+          <w:rFonts w:ascii="Century Gothic" w:hAnsi="Century Gothic" w:cs="Century Gothic"/>
+          <w:sz w:val="22"/>
+          <w:szCs w:val="22"/>
         </w:rPr>
         <w:tab/>
       </w:r>
       <w:r>
         <w:rPr>
-          <w:rFonts w:ascii="Calibri" w:hAnsi="Calibri" w:cs="Calibri"/>
+          <w:rFonts w:ascii="Century Gothic" w:hAnsi="Century Gothic" w:cs="Century Gothic"/>
+          <w:sz w:val="22"/>
+          <w:szCs w:val="22"/>
         </w:rPr>
         <w:tab/>
       </w:r>
-      <w:r>
-        <w:rPr>
-          <w:rFonts w:ascii="Calibri" w:hAnsi="Calibri" w:cs="Calibri"/>
-        </w:rPr>
-        <w:tab/>
-      </w:r>
-      <w:r>
-        <w:rPr>
-          <w:rFonts w:ascii="Calibri" w:hAnsi="Calibri" w:cs="Calibri"/>
-        </w:rPr>
-        <w:t>Aziend</w:t>
-      </w:r>
-      <w:r>
-        <w:rPr>
-          <w:rFonts w:ascii="Calibri" w:hAnsi="Calibri" w:cs="Calibri"/>
-        </w:rPr>
-        <w:t>a</w:t>
-      </w:r>
-    </w:p>
-    <w:p>
-      <w:pPr>
-        <w:adjustRightInd w:val="0"/>
-        <w:spacing w:line="240" w:lineRule="auto" w:before="40" w:after="40"/>
-        <w:jc w:val="both"/>
-        <w:rPr>
-          <w:rFonts w:ascii="Arial" w:hAnsi="Arial" w:cs="Arial"/>
-        </w:rPr>
-      </w:pPr>
-      <w:r>
-        <w:rPr>
-          <w:rFonts w:ascii="Calibri" w:hAnsi="Calibri" w:cs="Calibri"/>
-        </w:rPr>
-        <w:t>Data</w:t>
-      </w:r>
-      <w:r>
-        <w:rPr>
-          <w:rFonts w:ascii="Calibri" w:hAnsi="Calibri" w:cs="Calibri"/>
-          <w:u w:val="single"/>
-        </w:rPr>
-        <w:tab/>
-      </w:r>
-      <w:r>
-        <w:rPr>
-          <w:rFonts w:ascii="Calibri" w:hAnsi="Calibri" w:cs="Calibri"/>
-          <w:u w:val="single"/>
-        </w:rPr>
-        <w:tab/>
-      </w:r>
-      <w:r>
-        <w:rPr>
-          <w:rFonts w:ascii="Calibri" w:hAnsi="Calibri" w:cs="Calibri"/>
-          <w:u w:val="single"/>
-        </w:rPr>
-        <w:tab/>
-      </w:r>
-      <w:r>
-        <w:rPr>
-          <w:rFonts w:ascii="Calibri" w:hAnsi="Calibri" w:cs="Calibri"/>
-          <w:u w:val="single"/>
-        </w:rPr>
-        <w:tab/>
-      </w:r>
-      <w:r>
-        <w:rPr>
-          <w:rFonts w:ascii="Calibri" w:hAnsi="Calibri" w:cs="Calibri"/>
-        </w:rPr>
-        <w:tab/>
-      </w:r>
-      <w:r>
-        <w:rPr>
-          <w:rFonts w:ascii="Calibri" w:hAnsi="Calibri" w:cs="Calibri"/>
-        </w:rPr>
-        <w:tab/>
-      </w:r>
-      <w:r>
-        <w:rPr>
-          <w:rFonts w:ascii="Calibri" w:hAnsi="Calibri" w:cs="Calibri"/>
-        </w:rPr>
-        <w:tab/>
-      </w:r>
-      <w:r>
-        <w:rPr>
-          <w:rFonts w:ascii="Calibri" w:hAnsi="Calibri" w:cs="Calibri"/>
-        </w:rPr>
-        <w:tab/>
-      </w:r>
-      <w:r>
-        <w:rPr>
-          <w:rFonts w:ascii="Calibri" w:hAnsi="Calibri" w:cs="Calibri"/>
-          <w:u w:val="single"/>
-        </w:rPr>
-        <w:tab/>
-      </w:r>
-      <w:r>
-        <w:rPr>
-          <w:rFonts w:ascii="Calibri" w:hAnsi="Calibri" w:cs="Calibri"/>
-          <w:u w:val="single"/>
-        </w:rPr>
-        <w:tab/>
-      </w:r>
-      <w:r>
-        <w:rPr>
-          <w:rFonts w:ascii="Calibri" w:hAnsi="Calibri" w:cs="Calibri"/>
-          <w:u w:val="single"/>
-        </w:rPr>
-        <w:tab/>
-      </w:r>
-    </w:p>
-    <w:p>
-      <w:pPr>
-        <w:pStyle w:val="Corpotesto"/>
-        <w:spacing w:before="40" w:after="40" w:line="240" w:lineRule="auto"/>
-        <w:ind w:left="0" w:right="56"/>
-        <w:rPr>
-          <w:rFonts w:ascii="Arial" w:hAnsi="Arial" w:cs="Arial"/>
-          <w:sz w:val="22"/>
-          <w:szCs w:val="22"/>
-        </w:rPr>
-      </w:pPr>
     </w:p>
     <w:sectPr>
       <w:headerReference w:type="default" r:id="rId10"/>

--- a/contracts/templates_pdf/template_ecm_it.docx
+++ b/contracts/templates_pdf/template_ecm_it.docx
@@ -7657,2097 +7657,1416 @@
       </w:pPr>
     </w:p>
     <w:p>
-      <w:r>
-        <w:br w:type="page"/>
-      </w:r>
-    </w:p>
-    <w:p>
-      <w:pPr>
+      <w:pPr>
+        <w:pageBreakBefore/>
+        <w:keepLines/>
+        <w:keepNext/>
+        <w:spacing w:line="240" w:lineRule="auto" w:before="40" w:after="40"/>
+        <w:ind w:right="56"/>
+        <w:jc w:val="center"/>
+        <w:rPr>
+          <w:rFonts w:ascii="Arial" w:hAnsi="Arial" w:cs="Arial"/>
+          <w:b/>
+        </w:rPr>
+      </w:pPr>
+      <w:r>
+        <w:rPr>
+          <w:rFonts w:ascii="Calibri" w:hAnsi="Calibri" w:cs="Calibri"/>
+          <w:b/>
+        </w:rPr>
+        <w:t>ALLEGATO 2)</w:t>
+      </w:r>
+    </w:p>
+    <w:p>
+      <w:pPr>
+        <w:spacing w:before="40" w:after="40" w:line="240" w:lineRule="auto"/>
         <w:jc w:val="both"/>
         <w:rPr>
-          <w:rFonts w:ascii="Century Gothic" w:hAnsi="Century Gothic" w:cs="Century Gothic"/>
+          <w:rFonts w:ascii="Arial" w:hAnsi="Arial" w:cs="Arial"/>
+          <w:b/>
+        </w:rPr>
+      </w:pPr>
+    </w:p>
+    <w:p>
+      <w:pPr>
+        <w:keepLines/>
+        <w:keepNext/>
+        <w:adjustRightInd w:val="0"/>
+        <w:spacing w:before="40" w:after="40" w:line="240" w:lineRule="auto"/>
+        <w:jc w:val="both"/>
+        <w:rPr>
+          <w:rFonts w:ascii="Arial" w:hAnsi="Arial" w:cs="Arial"/>
+          <w:b/>
+        </w:rPr>
+      </w:pPr>
+      <w:r>
+        <w:rPr>
+          <w:rFonts w:ascii="Calibri" w:hAnsi="Calibri" w:cs="Calibri"/>
+          <w:b/>
+        </w:rPr>
+        <w:t>Titolo del corso  : {{ event.name }}</w:t>
+      </w:r>
+      <w:proofErr w:type="gramStart"/>
+      <w:r>
+        <w:rPr>
+          <w:rFonts w:ascii="Calibri" w:hAnsi="Calibri" w:cs="Calibri"/>
+          <w:b/>
+        </w:rPr>
+      </w:r>
+      <w:r>
+        <w:rPr>
+          <w:rFonts w:ascii="Calibri" w:hAnsi="Calibri" w:cs="Calibri"/>
+          <w:b/>
+        </w:rPr>
+      </w:r>
+      <w:proofErr w:type="gramEnd"/>
+      <w:r>
+        <w:rPr>
+          <w:rFonts w:ascii="Calibri" w:hAnsi="Calibri" w:cs="Calibri"/>
+          <w:b/>
+        </w:rPr>
+      </w:r>
+      <w:r>
+        <w:rPr>
+          <w:rFonts w:ascii="Calibri" w:hAnsi="Calibri" w:cs="Calibri"/>
+          <w:b/>
+          <w:i/>
+          <w:iCs/>
+          <w:sz w:val="24"/>
+          <w:szCs w:val="24"/>
+        </w:rPr>
+      </w:r>
+    </w:p>
+    <w:p>
+      <w:pPr>
+        <w:adjustRightInd w:val="0"/>
+        <w:spacing w:before="40" w:after="40" w:line="240" w:lineRule="auto"/>
+        <w:jc w:val="both"/>
+        <w:rPr>
+          <w:rFonts w:ascii="Arial" w:hAnsi="Arial" w:cs="Arial"/>
+        </w:rPr>
+      </w:pPr>
+    </w:p>
+    <w:p>
+      <w:pPr>
+        <w:keepLines/>
+        <w:keepNext/>
+        <w:adjustRightInd w:val="0"/>
+        <w:spacing w:before="40" w:after="40" w:line="240" w:lineRule="auto"/>
+        <w:jc w:val="both"/>
+        <w:rPr>
+          <w:rFonts w:ascii="Arial" w:hAnsi="Arial" w:cs="Arial"/>
+        </w:rPr>
+      </w:pPr>
+      <w:r>
+        <w:rPr>
+          <w:rFonts w:ascii="Calibri" w:hAnsi="Calibri" w:cs="Calibri"/>
           <w:b/>
           <w:bCs/>
+        </w:rPr>
+        <w:t>Data {{ event.start_date|format_date }}</w:t>
+      </w:r>
+      <w:r>
+        <w:rPr>
+          <w:rFonts w:ascii="Calibri" w:hAnsi="Calibri" w:cs="Calibri"/>
+          <w:b/>
+          <w:bCs/>
+        </w:rPr>
+      </w:r>
+      <w:r>
+        <w:rPr>
+          <w:rFonts w:ascii="Calibri" w:hAnsi="Calibri" w:cs="Calibri"/>
+        </w:rPr>
+      </w:r>
+    </w:p>
+    <w:p>
+      <w:pPr>
+        <w:adjustRightInd w:val="0"/>
+        <w:spacing w:before="40" w:after="40" w:line="240" w:lineRule="auto"/>
+        <w:jc w:val="both"/>
+        <w:rPr>
+          <w:rFonts w:ascii="Arial" w:hAnsi="Arial" w:cs="Arial"/>
+        </w:rPr>
+      </w:pPr>
+    </w:p>
+    <w:p>
+      <w:pPr>
+        <w:keepLines/>
+        <w:keepNext/>
+        <w:adjustRightInd w:val="0"/>
+        <w:spacing w:before="40" w:after="40" w:line="240" w:lineRule="auto"/>
+        <w:jc w:val="both"/>
+        <w:rPr>
+          <w:rFonts w:ascii="Arial" w:hAnsi="Arial" w:cs="Arial"/>
+        </w:rPr>
+      </w:pPr>
+      <w:proofErr w:type="gramStart"/>
+      <w:r>
+        <w:rPr>
+          <w:rFonts w:ascii="Calibri" w:hAnsi="Calibri" w:cs="Calibri"/>
+          <w:b/>
+          <w:bCs/>
+        </w:rPr>
+        <w:t>Sede: {{ event.location }}</w:t>
+      </w:r>
+      <w:r>
+        <w:rPr>
+          <w:rFonts w:ascii="Calibri" w:hAnsi="Calibri" w:cs="Calibri"/>
+        </w:rPr>
+      </w:r>
+      <w:proofErr w:type="gramEnd"/>
+      <w:r>
+        <w:rPr>
+          <w:rFonts w:ascii="Calibri" w:hAnsi="Calibri" w:cs="Calibri"/>
+        </w:rPr>
+      </w:r>
+    </w:p>
+    <w:p>
+      <w:pPr>
+        <w:adjustRightInd w:val="0"/>
+        <w:spacing w:before="40" w:after="40" w:line="240" w:lineRule="auto"/>
+        <w:jc w:val="both"/>
+        <w:rPr>
+          <w:rFonts w:ascii="Arial" w:hAnsi="Arial" w:cs="Arial"/>
+        </w:rPr>
+      </w:pPr>
+    </w:p>
+    <w:p>
+      <w:pPr>
+        <w:adjustRightInd w:val="0"/>
+        <w:spacing w:before="40" w:after="40" w:line="240" w:lineRule="auto"/>
+        <w:jc w:val="both"/>
+        <w:rPr>
+          <w:rFonts w:ascii="Arial" w:hAnsi="Arial" w:cs="Arial"/>
+        </w:rPr>
+      </w:pPr>
+    </w:p>
+    <w:p>
+      <w:pPr>
+        <w:adjustRightInd w:val="0"/>
+        <w:spacing w:before="40" w:after="40" w:line="240" w:lineRule="auto"/>
+        <w:jc w:val="both"/>
+        <w:rPr>
+          <w:rFonts w:ascii="Arial" w:hAnsi="Arial" w:cs="Arial"/>
+        </w:rPr>
+      </w:pPr>
+      <w:r>
+        <w:rPr>
+          <w:rFonts w:ascii="Calibri" w:hAnsi="Calibri" w:cs="Calibri"/>
+        </w:rPr>
+        <w:t>Dati Azienda: {{ sponsor.legal_name }} - {{ sponsor.billing_full_address }} - P.IVA {{ sponsor.vat_number }} - C.F. {{ sponsor.tax_code }}</w:t>
+      </w:r>
+      <w:proofErr w:type="gramStart"/>
+      <w:r>
+        <w:rPr>
+          <w:rFonts w:ascii="Calibri" w:hAnsi="Calibri" w:cs="Calibri"/>
+        </w:rPr>
+      </w:r>
+      <w:proofErr w:type="gramEnd"/>
+    </w:p>
+    <w:p>
+      <w:pPr>
+        <w:adjustRightInd w:val="0"/>
+        <w:spacing w:before="40" w:after="40" w:line="240" w:lineRule="auto"/>
+        <w:jc w:val="both"/>
+        <w:rPr>
+          <w:rFonts w:ascii="Arial" w:hAnsi="Arial" w:cs="Arial"/>
+        </w:rPr>
+      </w:pPr>
+    </w:p>
+    <w:p>
+      <w:pPr>
+        <w:adjustRightInd w:val="0"/>
+        <w:spacing w:before="40" w:after="40" w:line="240" w:lineRule="auto"/>
+        <w:jc w:val="both"/>
+        <w:rPr>
+          <w:rFonts w:ascii="Arial" w:hAnsi="Arial" w:cs="Arial"/>
+        </w:rPr>
+      </w:pPr>
+      <w:r>
+        <w:rPr>
+          <w:rFonts w:ascii="Calibri" w:hAnsi="Calibri" w:cs="Calibri"/>
+        </w:rPr>
+      </w:r>
+    </w:p>
+    <w:p>
+      <w:pPr>
+        <w:adjustRightInd w:val="0"/>
+        <w:spacing w:before="40" w:after="40" w:line="240" w:lineRule="auto"/>
+        <w:jc w:val="both"/>
+        <w:rPr>
+          <w:rFonts w:ascii="Arial" w:hAnsi="Arial" w:cs="Arial"/>
+        </w:rPr>
+      </w:pPr>
+    </w:p>
+    <w:p>
+      <w:pPr>
+        <w:adjustRightInd w:val="0"/>
+        <w:spacing w:before="40" w:after="40" w:line="240" w:lineRule="auto"/>
+        <w:jc w:val="both"/>
+        <w:rPr>
+          <w:rFonts w:ascii="Arial" w:hAnsi="Arial" w:cs="Arial"/>
+        </w:rPr>
+      </w:pPr>
+    </w:p>
+    <w:p>
+      <w:pPr>
+        <w:adjustRightInd w:val="0"/>
+        <w:spacing w:before="40" w:after="40" w:line="240" w:lineRule="auto"/>
+        <w:jc w:val="both"/>
+        <w:rPr>
+          <w:rFonts w:ascii="Arial" w:hAnsi="Arial" w:cs="Arial"/>
+        </w:rPr>
+      </w:pPr>
+    </w:p>
+    <w:p>
+      <w:pPr>
+        <w:adjustRightInd w:val="0"/>
+        <w:spacing w:before="40" w:after="40" w:line="240" w:lineRule="auto"/>
+        <w:jc w:val="both"/>
+        <w:rPr>
+          <w:rFonts w:ascii="Arial" w:hAnsi="Arial" w:cs="Arial"/>
+        </w:rPr>
+      </w:pPr>
+    </w:p>
+    <w:p>
+      <w:pPr>
+        <w:adjustRightInd w:val="0"/>
+        <w:spacing w:before="40" w:after="40" w:line="240" w:lineRule="auto"/>
+        <w:jc w:val="both"/>
+        <w:rPr>
+          <w:rFonts w:ascii="Arial" w:hAnsi="Arial" w:cs="Arial"/>
+        </w:rPr>
+      </w:pPr>
+      <w:r>
+        <w:rPr>
+          <w:rFonts w:ascii="Calibri" w:hAnsi="Calibri" w:cs="Calibri"/>
+        </w:rPr>
+        <w:t>Dettaglio analitico delle spese:</w:t>
+      </w:r>
+      <w:proofErr w:type="gramStart"/>
+      <w:r>
+        <w:rPr>
+          <w:rFonts w:ascii="Calibri" w:hAnsi="Calibri" w:cs="Calibri"/>
+        </w:rPr>
+      </w:r>
+      <w:proofErr w:type="gramEnd"/>
+      <w:r>
+        <w:rPr>
+          <w:rFonts w:ascii="Calibri" w:hAnsi="Calibri" w:cs="Calibri"/>
+        </w:rPr>
+      </w:r>
+      <w:r>
+        <w:rPr>
+          <w:rFonts w:ascii="Calibri" w:hAnsi="Calibri" w:cs="Calibri"/>
+        </w:rPr>
+      </w:r>
+      <w:r>
+        <w:rPr>
+          <w:rFonts w:ascii="Calibri" w:hAnsi="Calibri" w:cs="Calibri"/>
+        </w:rPr>
+      </w:r>
+      <w:r>
+        <w:rPr>
+          <w:rFonts w:ascii="Calibri" w:hAnsi="Calibri" w:cs="Calibri"/>
+        </w:rPr>
+      </w:r>
+      <w:r>
+        <w:rPr>
+          <w:rFonts w:ascii="Calibri" w:hAnsi="Calibri" w:cs="Calibri"/>
+        </w:rPr>
+      </w:r>
+      <w:r>
+        <w:rPr>
+          <w:rFonts w:ascii="Calibri" w:hAnsi="Calibri" w:cs="Calibri"/>
+        </w:rPr>
+      </w:r>
+      <w:r>
+        <w:rPr>
+          <w:rFonts w:ascii="Calibri" w:hAnsi="Calibri" w:cs="Calibri"/>
+        </w:rPr>
+      </w:r>
+    </w:p>
+    <w:p>
+      <w:pPr>
+        <w:adjustRightInd w:val="0"/>
+        <w:spacing w:before="40" w:after="40" w:line="240" w:lineRule="auto"/>
+        <w:jc w:val="both"/>
+        <w:rPr>
+          <w:rFonts w:ascii="Arial" w:hAnsi="Arial" w:cs="Arial"/>
+        </w:rPr>
+      </w:pPr>
+    </w:p>
+    <w:p>
+      <w:pPr>
+        <w:adjustRightInd w:val="0"/>
+        <w:spacing w:before="40" w:after="40" w:line="240" w:lineRule="auto"/>
+        <w:jc w:val="both"/>
+        <w:rPr>
+          <w:rFonts w:ascii="Arial" w:hAnsi="Arial" w:cs="Arial"/>
+        </w:rPr>
+      </w:pPr>
+    </w:p>
+    <w:p>
+      <w:pPr>
+        <w:pStyle w:val="Paragrafoelenco"/>
+        <w:widowControl/>
+        <w:numPr>
+          <w:ilvl w:val="0"/>
+          <w:numId w:val="6"/>
+        </w:numPr>
+        <w:adjustRightInd w:val="0"/>
+        <w:spacing w:before="40" w:line="240" w:lineRule="auto" w:after="40"/>
+        <w:contextualSpacing/>
+        <w:rPr>
+          <w:rFonts w:ascii="Arial" w:hAnsi="Arial" w:cs="Arial"/>
+        </w:rPr>
+      </w:pPr>
+      <w:r>
+        <w:rPr>
+          <w:rFonts w:ascii="Calibri" w:hAnsi="Calibri" w:cs="Calibri"/>
+        </w:rPr>
+      </w:r>
+      <w:proofErr w:type="gramStart"/>
+      <w:r>
+        <w:rPr>
+          <w:rFonts w:ascii="Calibri" w:hAnsi="Calibri" w:cs="Calibri"/>
+        </w:rPr>
+      </w:r>
+      <w:proofErr w:type="gramEnd"/>
+      <w:r>
+        <w:rPr>
+          <w:rFonts w:ascii="Calibri" w:hAnsi="Calibri" w:cs="Calibri"/>
+        </w:rPr>
+      </w:r>
+      <w:r>
+        <w:rPr>
+          <w:rFonts w:ascii="Calibri" w:hAnsi="Calibri" w:cs="Calibri"/>
+          <w:sz w:val="20"/>
+          <w:szCs w:val="20"/>
+          <w:u w:val="single"/>
+        </w:rPr>
+      </w:r>
+      <w:r>
+        <w:rPr>
+          <w:rFonts w:ascii="Calibri" w:hAnsi="Calibri" w:cs="Calibri"/>
+          <w:u w:val="single"/>
+        </w:rPr>
+      </w:r>
+    </w:p>
+    <w:p>
+      <w:pPr>
+        <w:pStyle w:val="Paragrafoelenco"/>
+        <w:widowControl/>
+        <w:numPr>
+          <w:ilvl w:val="0"/>
+          <w:numId w:val="6"/>
+        </w:numPr>
+        <w:adjustRightInd w:val="0"/>
+        <w:spacing w:before="40" w:line="240" w:lineRule="auto" w:after="40"/>
+        <w:contextualSpacing/>
+        <w:rPr>
+          <w:rFonts w:ascii="Arial" w:hAnsi="Arial" w:cs="Arial"/>
+        </w:rPr>
+      </w:pPr>
+      <w:r>
+        <w:rPr>
+          <w:rFonts w:ascii="Calibri" w:hAnsi="Calibri" w:cs="Calibri"/>
+        </w:rPr>
+      </w:r>
+      <w:proofErr w:type="gramStart"/>
+      <w:r>
+        <w:rPr>
+          <w:rFonts w:ascii="Calibri" w:hAnsi="Calibri" w:cs="Calibri"/>
+        </w:rPr>
+      </w:r>
+      <w:proofErr w:type="gramEnd"/>
+      <w:r>
+        <w:rPr>
+          <w:rFonts w:ascii="Calibri" w:hAnsi="Calibri" w:cs="Calibri"/>
+        </w:rPr>
+      </w:r>
+      <w:r>
+        <w:rPr>
+          <w:rFonts w:ascii="Calibri" w:hAnsi="Calibri" w:cs="Calibri"/>
+        </w:rPr>
+      </w:r>
+      <w:r>
+        <w:rPr>
+          <w:rFonts w:ascii="Calibri" w:hAnsi="Calibri" w:cs="Calibri"/>
+        </w:rPr>
+      </w:r>
+      <w:r>
+        <w:rPr>
+          <w:rFonts w:ascii="Calibri" w:hAnsi="Calibri" w:cs="Calibri"/>
+        </w:rPr>
+      </w:r>
+      <w:r>
+        <w:rPr>
+          <w:rFonts w:ascii="Calibri" w:hAnsi="Calibri" w:cs="Calibri"/>
+          <w:sz w:val="20"/>
+          <w:szCs w:val="20"/>
+          <w:u w:val="single"/>
+        </w:rPr>
+      </w:r>
+      <w:r>
+        <w:rPr>
+          <w:rFonts w:ascii="Calibri" w:hAnsi="Calibri" w:cs="Calibri"/>
+          <w:u w:val="single"/>
+        </w:rPr>
+      </w:r>
+    </w:p>
+    <w:p>
+      <w:pPr>
+        <w:pStyle w:val="Paragrafoelenco"/>
+        <w:widowControl/>
+        <w:numPr>
+          <w:ilvl w:val="0"/>
+          <w:numId w:val="6"/>
+        </w:numPr>
+        <w:adjustRightInd w:val="0"/>
+        <w:spacing w:before="40" w:line="240" w:lineRule="auto" w:after="40"/>
+        <w:contextualSpacing/>
+        <w:rPr>
+          <w:rFonts w:ascii="Arial" w:hAnsi="Arial" w:cs="Arial"/>
+        </w:rPr>
+      </w:pPr>
+      <w:r>
+        <w:rPr>
+          <w:rFonts w:ascii="Calibri" w:hAnsi="Calibri" w:cs="Calibri"/>
+        </w:rPr>
+      </w:r>
+      <w:proofErr w:type="gramStart"/>
+      <w:r>
+        <w:rPr>
+          <w:rFonts w:ascii="Calibri" w:hAnsi="Calibri" w:cs="Calibri"/>
+        </w:rPr>
+      </w:r>
+      <w:proofErr w:type="gramEnd"/>
+      <w:r>
+        <w:rPr>
+          <w:rFonts w:ascii="Calibri" w:hAnsi="Calibri" w:cs="Calibri"/>
+        </w:rPr>
+      </w:r>
+      <w:r>
+        <w:rPr>
+          <w:rFonts w:ascii="Calibri" w:hAnsi="Calibri" w:cs="Calibri"/>
+        </w:rPr>
+      </w:r>
+      <w:r>
+        <w:rPr>
+          <w:rFonts w:ascii="Calibri" w:hAnsi="Calibri" w:cs="Calibri"/>
+        </w:rPr>
+      </w:r>
+      <w:r>
+        <w:rPr>
+          <w:rFonts w:ascii="Calibri" w:hAnsi="Calibri" w:cs="Calibri"/>
+        </w:rPr>
+      </w:r>
+      <w:r>
+        <w:rPr>
+          <w:rFonts w:ascii="Calibri" w:hAnsi="Calibri" w:cs="Calibri"/>
+        </w:rPr>
+      </w:r>
+      <w:r>
+        <w:rPr>
+          <w:rFonts w:ascii="Calibri" w:hAnsi="Calibri" w:cs="Calibri"/>
+        </w:rPr>
+      </w:r>
+      <w:r>
+        <w:rPr>
+          <w:rFonts w:ascii="Calibri" w:hAnsi="Calibri" w:cs="Calibri"/>
+        </w:rPr>
+      </w:r>
+      <w:r>
+        <w:rPr>
+          <w:rFonts w:ascii="Calibri" w:hAnsi="Calibri" w:cs="Calibri"/>
+          <w:sz w:val="20"/>
+          <w:szCs w:val="20"/>
+          <w:u w:val="single"/>
+        </w:rPr>
+      </w:r>
+      <w:r>
+        <w:rPr>
+          <w:rFonts w:ascii="Calibri" w:hAnsi="Calibri" w:cs="Calibri"/>
+          <w:u w:val="single"/>
+        </w:rPr>
+      </w:r>
+    </w:p>
+    <w:p>
+      <w:pPr>
+        <w:pStyle w:val="Paragrafoelenco"/>
+        <w:widowControl/>
+        <w:numPr>
+          <w:ilvl w:val="0"/>
+          <w:numId w:val="6"/>
+        </w:numPr>
+        <w:adjustRightInd w:val="0"/>
+        <w:spacing w:before="40" w:line="240" w:lineRule="auto" w:after="40"/>
+        <w:contextualSpacing/>
+        <w:rPr>
+          <w:rFonts w:ascii="Arial" w:hAnsi="Arial" w:cs="Arial"/>
+        </w:rPr>
+      </w:pPr>
+      <w:r>
+        <w:rPr>
+          <w:rFonts w:ascii="Calibri" w:hAnsi="Calibri" w:cs="Calibri"/>
+        </w:rPr>
+      </w:r>
+      <w:proofErr w:type="gramStart"/>
+      <w:r>
+        <w:rPr>
+          <w:rFonts w:ascii="Calibri" w:hAnsi="Calibri" w:cs="Calibri"/>
+        </w:rPr>
+      </w:r>
+      <w:proofErr w:type="gramEnd"/>
+      <w:r>
+        <w:rPr>
+          <w:rFonts w:ascii="Calibri" w:hAnsi="Calibri" w:cs="Calibri"/>
+        </w:rPr>
+      </w:r>
+      <w:r>
+        <w:rPr>
+          <w:rFonts w:ascii="Calibri" w:hAnsi="Calibri" w:cs="Calibri"/>
+        </w:rPr>
+      </w:r>
+      <w:r>
+        <w:rPr>
+          <w:rFonts w:ascii="Calibri" w:hAnsi="Calibri" w:cs="Calibri"/>
+        </w:rPr>
+      </w:r>
+      <w:r>
+        <w:rPr>
+          <w:rFonts w:ascii="Calibri" w:hAnsi="Calibri" w:cs="Calibri"/>
+        </w:rPr>
+      </w:r>
+      <w:r>
+        <w:rPr>
+          <w:rFonts w:ascii="Calibri" w:hAnsi="Calibri" w:cs="Calibri"/>
+        </w:rPr>
+      </w:r>
+      <w:r>
+        <w:rPr>
+          <w:rFonts w:ascii="Calibri" w:hAnsi="Calibri" w:cs="Calibri"/>
+        </w:rPr>
+      </w:r>
+      <w:r>
+        <w:rPr>
+          <w:rFonts w:ascii="Calibri" w:hAnsi="Calibri" w:cs="Calibri"/>
+          <w:u w:val="single"/>
+        </w:rPr>
+      </w:r>
+      <w:r>
+        <w:rPr>
+          <w:rFonts w:ascii="Calibri" w:hAnsi="Calibri" w:cs="Calibri"/>
+          <w:u w:val="single"/>
+        </w:rPr>
+      </w:r>
+      <w:r>
+        <w:rPr>
+          <w:rFonts w:ascii="Calibri" w:hAnsi="Calibri" w:cs="Calibri"/>
+          <w:u w:val="single"/>
+        </w:rPr>
+      </w:r>
+      <w:r>
+        <w:rPr>
+          <w:rFonts w:ascii="Calibri" w:hAnsi="Calibri" w:cs="Calibri"/>
+          <w:u w:val="single"/>
+        </w:rPr>
+      </w:r>
+    </w:p>
+    <w:p>
+      <w:pPr>
+        <w:pStyle w:val="Paragrafoelenco"/>
+        <w:widowControl/>
+        <w:numPr>
+          <w:ilvl w:val="0"/>
+          <w:numId w:val="6"/>
+        </w:numPr>
+        <w:adjustRightInd w:val="0"/>
+        <w:spacing w:before="40" w:line="240" w:lineRule="auto" w:after="40"/>
+        <w:contextualSpacing/>
+        <w:rPr>
+          <w:rFonts w:ascii="Arial" w:hAnsi="Arial" w:cs="Arial"/>
+        </w:rPr>
+      </w:pPr>
+      <w:r>
+        <w:rPr>
+          <w:rFonts w:ascii="Calibri" w:hAnsi="Calibri" w:cs="Calibri"/>
+        </w:rPr>
+      </w:r>
+      <w:proofErr w:type="gramStart"/>
+      <w:r>
+        <w:rPr>
+          <w:rFonts w:ascii="Calibri" w:hAnsi="Calibri" w:cs="Calibri"/>
+        </w:rPr>
+      </w:r>
+      <w:proofErr w:type="gramEnd"/>
+      <w:r>
+        <w:rPr>
+          <w:rFonts w:ascii="Calibri" w:hAnsi="Calibri" w:cs="Calibri"/>
+        </w:rPr>
+      </w:r>
+      <w:r>
+        <w:rPr>
+          <w:rFonts w:ascii="Calibri" w:hAnsi="Calibri" w:cs="Calibri"/>
+        </w:rPr>
+      </w:r>
+      <w:r>
+        <w:rPr>
+          <w:rFonts w:ascii="Calibri" w:hAnsi="Calibri" w:cs="Calibri"/>
+        </w:rPr>
+      </w:r>
+      <w:r>
+        <w:rPr>
+          <w:rFonts w:ascii="Calibri" w:hAnsi="Calibri" w:cs="Calibri"/>
+        </w:rPr>
+      </w:r>
+      <w:r>
+        <w:rPr>
+          <w:rFonts w:ascii="Calibri" w:hAnsi="Calibri" w:cs="Calibri"/>
+          <w:sz w:val="20"/>
+          <w:szCs w:val="20"/>
+          <w:u w:val="single"/>
+        </w:rPr>
+      </w:r>
+      <w:r>
+        <w:rPr>
+          <w:rFonts w:ascii="Calibri" w:hAnsi="Calibri" w:cs="Calibri"/>
+          <w:u w:val="single"/>
+        </w:rPr>
+      </w:r>
+    </w:p>
+    <w:p>
+      <w:pPr>
+        <w:pStyle w:val="Paragrafoelenco"/>
+        <w:widowControl/>
+        <w:numPr>
+          <w:ilvl w:val="0"/>
+          <w:numId w:val="6"/>
+        </w:numPr>
+        <w:adjustRightInd w:val="0"/>
+        <w:spacing w:before="40" w:line="240" w:lineRule="auto" w:after="40"/>
+        <w:contextualSpacing/>
+        <w:rPr>
+          <w:rFonts w:ascii="Arial" w:hAnsi="Arial" w:cs="Arial"/>
+        </w:rPr>
+      </w:pPr>
+      <w:r>
+        <w:rPr>
+          <w:rFonts w:ascii="Calibri" w:hAnsi="Calibri" w:cs="Calibri"/>
+        </w:rPr>
+      </w:r>
+      <w:proofErr w:type="gramStart"/>
+      <w:r>
+        <w:rPr>
+          <w:rFonts w:ascii="Calibri" w:hAnsi="Calibri" w:cs="Calibri"/>
+        </w:rPr>
+      </w:r>
+      <w:proofErr w:type="gramEnd"/>
+      <w:r>
+        <w:rPr>
+          <w:rFonts w:ascii="Calibri" w:hAnsi="Calibri" w:cs="Calibri"/>
+          <w:u w:val="single"/>
+        </w:rPr>
+      </w:r>
+      <w:r>
+        <w:rPr>
+          <w:rFonts w:ascii="Calibri" w:hAnsi="Calibri" w:cs="Calibri"/>
+          <w:u w:val="single"/>
+        </w:rPr>
+      </w:r>
+      <w:r>
+        <w:rPr>
+          <w:rFonts w:ascii="Calibri" w:hAnsi="Calibri" w:cs="Calibri"/>
+          <w:u w:val="single"/>
+        </w:rPr>
+      </w:r>
+      <w:r>
+        <w:rPr>
+          <w:rFonts w:ascii="Calibri" w:hAnsi="Calibri" w:cs="Calibri"/>
+          <w:u w:val="single"/>
+        </w:rPr>
+      </w:r>
+      <w:r>
+        <w:rPr>
+          <w:rFonts w:ascii="Calibri" w:hAnsi="Calibri" w:cs="Calibri"/>
+        </w:rPr>
+      </w:r>
+      <w:r>
+        <w:rPr>
+          <w:rFonts w:ascii="Calibri" w:hAnsi="Calibri" w:cs="Calibri"/>
+        </w:rPr>
+      </w:r>
+      <w:r>
+        <w:rPr>
+          <w:rFonts w:ascii="Calibri" w:hAnsi="Calibri" w:cs="Calibri"/>
+        </w:rPr>
+      </w:r>
+      <w:r>
+        <w:rPr>
+          <w:rFonts w:ascii="Calibri" w:hAnsi="Calibri" w:cs="Calibri"/>
+          <w:sz w:val="20"/>
+          <w:szCs w:val="20"/>
+          <w:u w:val="single"/>
+        </w:rPr>
+      </w:r>
+      <w:r>
+        <w:rPr>
+          <w:rFonts w:ascii="Calibri" w:hAnsi="Calibri" w:cs="Calibri"/>
+          <w:u w:val="single"/>
+        </w:rPr>
+      </w:r>
+    </w:p>
+    <w:p>
+      <w:pPr>
+        <w:pStyle w:val="Paragrafoelenco"/>
+        <w:widowControl/>
+        <w:numPr>
+          <w:ilvl w:val="0"/>
+          <w:numId w:val="6"/>
+        </w:numPr>
+        <w:adjustRightInd w:val="0"/>
+        <w:spacing w:before="40" w:line="240" w:lineRule="auto" w:after="40"/>
+        <w:contextualSpacing/>
+        <w:rPr>
+          <w:rFonts w:ascii="Arial" w:hAnsi="Arial" w:cs="Arial"/>
+        </w:rPr>
+      </w:pPr>
+      <w:r>
+        <w:rPr>
+          <w:rFonts w:ascii="Calibri" w:hAnsi="Calibri" w:cs="Calibri"/>
+        </w:rPr>
+      </w:r>
+      <w:proofErr w:type="gramStart"/>
+      <w:r>
+        <w:rPr>
+          <w:rFonts w:ascii="Calibri" w:hAnsi="Calibri" w:cs="Calibri"/>
+        </w:rPr>
+      </w:r>
+      <w:proofErr w:type="gramEnd"/>
+      <w:r>
+        <w:rPr>
+          <w:rFonts w:ascii="Calibri" w:hAnsi="Calibri" w:cs="Calibri"/>
+        </w:rPr>
+      </w:r>
+      <w:r>
+        <w:rPr>
+          <w:rFonts w:ascii="Calibri" w:hAnsi="Calibri" w:cs="Calibri"/>
+        </w:rPr>
+      </w:r>
+      <w:r>
+        <w:rPr>
+          <w:rFonts w:ascii="Calibri" w:hAnsi="Calibri" w:cs="Calibri"/>
+        </w:rPr>
+      </w:r>
+      <w:r>
+        <w:rPr>
+          <w:rFonts w:ascii="Calibri" w:hAnsi="Calibri" w:cs="Calibri"/>
+        </w:rPr>
+      </w:r>
+      <w:r>
+        <w:rPr>
+          <w:rFonts w:ascii="Calibri" w:hAnsi="Calibri" w:cs="Calibri"/>
+        </w:rPr>
+      </w:r>
+      <w:r>
+        <w:rPr>
+          <w:rFonts w:ascii="Calibri" w:hAnsi="Calibri" w:cs="Calibri"/>
+          <w:sz w:val="20"/>
+          <w:szCs w:val="20"/>
+          <w:u w:val="single"/>
+        </w:rPr>
+      </w:r>
+      <w:r>
+        <w:rPr>
+          <w:rFonts w:ascii="Calibri" w:hAnsi="Calibri" w:cs="Calibri"/>
+          <w:u w:val="single"/>
+        </w:rPr>
+      </w:r>
+    </w:p>
+    <w:p>
+      <w:pPr>
+        <w:pStyle w:val="Paragrafoelenco"/>
+        <w:widowControl/>
+        <w:numPr>
+          <w:ilvl w:val="0"/>
+          <w:numId w:val="6"/>
+        </w:numPr>
+        <w:adjustRightInd w:val="0"/>
+        <w:spacing w:before="40" w:line="240" w:lineRule="auto" w:after="40"/>
+        <w:contextualSpacing/>
+        <w:rPr>
+          <w:rFonts w:ascii="Arial" w:hAnsi="Arial" w:cs="Arial"/>
+        </w:rPr>
+      </w:pPr>
+      <w:r>
+        <w:rPr>
+          <w:rFonts w:ascii="Calibri" w:hAnsi="Calibri" w:cs="Calibri"/>
+        </w:rPr>
+      </w:r>
+      <w:proofErr w:type="gramStart"/>
+      <w:r>
+        <w:rPr>
+          <w:rFonts w:ascii="Calibri" w:hAnsi="Calibri" w:cs="Calibri"/>
+        </w:rPr>
+      </w:r>
+      <w:proofErr w:type="gramEnd"/>
+      <w:r>
+        <w:rPr>
+          <w:rFonts w:ascii="Calibri" w:hAnsi="Calibri" w:cs="Calibri"/>
+        </w:rPr>
+      </w:r>
+      <w:r>
+        <w:rPr>
+          <w:rFonts w:ascii="Calibri" w:hAnsi="Calibri" w:cs="Calibri"/>
+        </w:rPr>
+      </w:r>
+      <w:r>
+        <w:rPr>
+          <w:rFonts w:ascii="Calibri" w:hAnsi="Calibri" w:cs="Calibri"/>
+        </w:rPr>
+      </w:r>
+      <w:r>
+        <w:rPr>
+          <w:rFonts w:ascii="Calibri" w:hAnsi="Calibri" w:cs="Calibri"/>
+        </w:rPr>
+      </w:r>
+      <w:r>
+        <w:rPr>
+          <w:rFonts w:ascii="Calibri" w:hAnsi="Calibri" w:cs="Calibri"/>
+        </w:rPr>
+      </w:r>
+      <w:r>
+        <w:rPr>
+          <w:rFonts w:ascii="Calibri" w:hAnsi="Calibri" w:cs="Calibri"/>
+        </w:rPr>
+      </w:r>
+      <w:r>
+        <w:rPr>
+          <w:rFonts w:ascii="Calibri" w:hAnsi="Calibri" w:cs="Calibri"/>
+          <w:sz w:val="20"/>
+          <w:szCs w:val="20"/>
+          <w:u w:val="single"/>
+        </w:rPr>
+      </w:r>
+      <w:r>
+        <w:rPr>
+          <w:rFonts w:ascii="Calibri" w:hAnsi="Calibri" w:cs="Calibri"/>
+          <w:u w:val="single"/>
+        </w:rPr>
+      </w:r>
+    </w:p>
+    <w:p>
+      <w:pPr>
+        <w:adjustRightInd w:val="0"/>
+        <w:spacing w:line="240" w:lineRule="auto" w:before="40" w:after="40"/>
+        <w:jc w:val="both"/>
+        <w:rPr>
+          <w:rFonts w:ascii="Arial" w:hAnsi="Arial" w:cs="Arial"/>
+        </w:rPr>
+      </w:pPr>
+    </w:p>
+    <w:p>
+      <w:pPr>
+        <w:adjustRightInd w:val="0"/>
+        <w:spacing w:line="240" w:lineRule="auto" w:before="40" w:after="40"/>
+        <w:jc w:val="both"/>
+        <w:rPr>
+          <w:rFonts w:ascii="Arial" w:hAnsi="Arial" w:cs="Arial"/>
+        </w:rPr>
+      </w:pPr>
+      <w:proofErr w:type="gramStart"/>
+      <w:proofErr w:type="gramEnd"/>
+      <w:r>
+        <w:rPr>
+          <w:rFonts w:ascii="Calibri" w:hAnsi="Calibri" w:cs="Calibri"/>
+        </w:rPr>
+        <w:t xml:space="preserve">{%p for category_label, items in lines_by_category %}</w:t>
+      </w:r>
+    </w:p>
+    <w:p>
+      <w:pPr>
+        <w:adjustRightInd w:val="0"/>
+        <w:spacing w:line="240" w:lineRule="auto" w:before="40" w:after="40"/>
+        <w:jc w:val="both"/>
+        <w:rPr>
+          <w:rFonts w:ascii="Arial" w:hAnsi="Arial" w:cs="Arial"/>
+        </w:rPr>
+      </w:pPr>
+      <w:proofErr w:type="gramStart"/>
+      <w:proofErr w:type="gramEnd"/>
+      <w:r>
+        <w:rPr>
+          <w:rFonts w:ascii="Calibri" w:hAnsi="Calibri" w:cs="Calibri"/>
+        </w:rPr>
+        <w:t xml:space="preserve">{{ category_label }}</w:t>
+      </w:r>
+    </w:p>
+    <w:p>
+      <w:pPr>
+        <w:adjustRightInd w:val="0"/>
+        <w:spacing w:line="240" w:lineRule="auto" w:before="40" w:after="40"/>
+        <w:jc w:val="both"/>
+        <w:rPr>
+          <w:rFonts w:ascii="Arial" w:hAnsi="Arial" w:cs="Arial"/>
+        </w:rPr>
+      </w:pPr>
+      <w:proofErr w:type="gramStart"/>
+      <w:proofErr w:type="gramEnd"/>
+      <w:r>
+        <w:rPr>
+          <w:rFonts w:ascii="Calibri" w:hAnsi="Calibri" w:cs="Calibri"/>
+        </w:rPr>
+        <w:t xml:space="preserve">{%p for line in items %}</w:t>
+      </w:r>
+    </w:p>
+    <w:p>
+      <w:pPr>
+        <w:adjustRightInd w:val="0"/>
+        <w:spacing w:line="240" w:lineRule="auto" w:before="40" w:after="40"/>
+        <w:jc w:val="both"/>
+        <w:rPr>
+          <w:rFonts w:ascii="Arial" w:hAnsi="Arial" w:cs="Arial"/>
+        </w:rPr>
+      </w:pPr>
+      <w:proofErr w:type="gramStart"/>
+      <w:proofErr w:type="gramEnd"/>
+      <w:r>
+        <w:rPr>
+          <w:rFonts w:ascii="Calibri" w:hAnsi="Calibri" w:cs="Calibri"/>
+        </w:rPr>
+        <w:t xml:space="preserve"> - {{ line.service_name_snapshot }}: € {{ line.line_subtotal|format_currency }} + IVA</w:t>
+      </w:r>
+    </w:p>
+    <w:p>
+      <w:pPr>
+        <w:adjustRightInd w:val="0"/>
+        <w:spacing w:line="240" w:lineRule="auto" w:before="40" w:after="40"/>
+        <w:jc w:val="both"/>
+        <w:rPr>
+          <w:rFonts w:ascii="Arial" w:hAnsi="Arial" w:cs="Arial"/>
+        </w:rPr>
+      </w:pPr>
+      <w:proofErr w:type="gramStart"/>
+      <w:proofErr w:type="gramEnd"/>
+      <w:r>
+        <w:rPr>
+          <w:rFonts w:ascii="Calibri" w:hAnsi="Calibri" w:cs="Calibri"/>
+        </w:rPr>
+        <w:t xml:space="preserve">{%p endfor %}</w:t>
+      </w:r>
+    </w:p>
+    <w:p>
+      <w:pPr>
+        <w:adjustRightInd w:val="0"/>
+        <w:spacing w:line="240" w:lineRule="auto" w:before="40" w:after="40"/>
+        <w:jc w:val="both"/>
+        <w:rPr>
+          <w:rFonts w:ascii="Arial" w:hAnsi="Arial" w:cs="Arial"/>
+        </w:rPr>
+      </w:pPr>
+      <w:proofErr w:type="gramStart"/>
+      <w:proofErr w:type="gramEnd"/>
+      <w:r>
+        <w:rPr>
+          <w:rFonts w:ascii="Calibri" w:hAnsi="Calibri" w:cs="Calibri"/>
+        </w:rPr>
+        <w:t xml:space="preserve">{%p endfor %}</w:t>
+      </w:r>
+    </w:p>
+    <w:p>
+      <w:pPr>
+        <w:adjustRightInd w:val="0"/>
+        <w:spacing w:line="240" w:lineRule="auto" w:before="40" w:after="40"/>
+        <w:jc w:val="both"/>
+        <w:rPr>
+          <w:rFonts w:ascii="Arial" w:hAnsi="Arial" w:cs="Arial"/>
+        </w:rPr>
+      </w:pPr>
+      <w:proofErr w:type="gramStart"/>
+      <w:proofErr w:type="gramEnd"/>
+      <w:r>
+        <w:rPr>
+          <w:rFonts w:ascii="Calibri" w:hAnsi="Calibri" w:cs="Calibri"/>
+        </w:rPr>
+      </w:r>
+    </w:p>
+    <w:p>
+      <w:pPr>
+        <w:adjustRightInd w:val="0"/>
+        <w:spacing w:line="240" w:lineRule="auto" w:before="40" w:after="40"/>
+        <w:jc w:val="both"/>
+        <w:rPr>
+          <w:rFonts w:ascii="Arial" w:hAnsi="Arial" w:cs="Arial"/>
+        </w:rPr>
+      </w:pPr>
+      <w:proofErr w:type="gramStart"/>
+      <w:proofErr w:type="gramEnd"/>
+      <w:r>
+        <w:rPr>
+          <w:rFonts w:ascii="Calibri" w:hAnsi="Calibri" w:cs="Calibri"/>
+        </w:rPr>
+        <w:t xml:space="preserve">Subtotale: € {{ contract.subtotal|format_currency }}</w:t>
+      </w:r>
+    </w:p>
+    <w:p>
+      <w:pPr>
+        <w:adjustRightInd w:val="0"/>
+        <w:spacing w:line="240" w:lineRule="auto" w:before="40" w:after="40"/>
+        <w:jc w:val="both"/>
+        <w:rPr>
+          <w:rFonts w:ascii="Arial" w:hAnsi="Arial" w:cs="Arial"/>
+        </w:rPr>
+      </w:pPr>
+      <w:proofErr w:type="gramStart"/>
+      <w:proofErr w:type="gramEnd"/>
+      <w:r>
+        <w:rPr>
+          <w:rFonts w:ascii="Calibri" w:hAnsi="Calibri" w:cs="Calibri"/>
+        </w:rPr>
+        <w:t xml:space="preserve">IVA ({{ contract.vat_rate }}%): € {{ contract.vat_amount|format_currency }}</w:t>
+      </w:r>
+    </w:p>
+    <w:p>
+      <w:pPr>
+        <w:adjustRightInd w:val="0"/>
+        <w:spacing w:line="240" w:lineRule="auto" w:before="40" w:after="40"/>
+        <w:jc w:val="both"/>
+        <w:rPr>
+          <w:rFonts w:ascii="Arial" w:hAnsi="Arial" w:cs="Arial"/>
+        </w:rPr>
+      </w:pPr>
+      <w:proofErr w:type="gramStart"/>
+      <w:proofErr w:type="gramEnd"/>
+      <w:r>
+        <w:rPr>
+          <w:rFonts w:ascii="Calibri" w:hAnsi="Calibri" w:cs="Calibri"/>
+        </w:rPr>
+        <w:t xml:space="preserve">TOTALE: € {{ contract.total|format_currency }}</w:t>
+      </w:r>
+    </w:p>
+    <w:p>
+      <w:pPr>
+        <w:adjustRightInd w:val="0"/>
+        <w:spacing w:line="240" w:lineRule="auto" w:before="40" w:after="40"/>
+        <w:jc w:val="both"/>
+        <w:rPr>
+          <w:rFonts w:ascii="Arial" w:hAnsi="Arial" w:cs="Arial"/>
+        </w:rPr>
+      </w:pPr>
+      <w:proofErr w:type="gramStart"/>
+      <w:proofErr w:type="gramEnd"/>
+      <w:r>
+        <w:rPr>
+          <w:rFonts w:ascii="Calibri" w:hAnsi="Calibri" w:cs="Calibri"/>
+        </w:rPr>
+      </w:r>
+    </w:p>
+    <w:p>
+      <w:pPr>
+        <w:adjustRightInd w:val="0"/>
+        <w:spacing w:line="240" w:lineRule="auto" w:before="40" w:after="40"/>
+        <w:jc w:val="both"/>
+        <w:rPr>
+          <w:rFonts w:ascii="Arial" w:hAnsi="Arial" w:cs="Arial"/>
+        </w:rPr>
+      </w:pPr>
+      <w:r>
+        <w:rPr>
+          <w:rFonts w:ascii="Calibri" w:hAnsi="Calibri" w:cs="Calibri"/>
+        </w:rPr>
+        <w:t xml:space="preserve">Modalità di </w:t>
+      </w:r>
+      <w:proofErr w:type="gramStart"/>
+      <w:r>
+        <w:rPr>
+          <w:rFonts w:ascii="Calibri" w:hAnsi="Calibri" w:cs="Calibri"/>
+        </w:rPr>
+        <w:t>Pagamento :</w:t>
+      </w:r>
+      <w:proofErr w:type="gramEnd"/>
+      <w:r>
+        <w:rPr>
+          <w:rFonts w:ascii="Calibri" w:hAnsi="Calibri" w:cs="Calibri"/>
+        </w:rPr>
+        <w:t xml:space="preserve"> </w:t>
+      </w:r>
+      <w:r>
+        <w:rPr>
+          <w:rFonts w:ascii="Calibri" w:hAnsi="Calibri" w:cs="Calibri"/>
+          <w:i/>
+        </w:rPr>
+        <w:t>Bonifico Bancario Anticipato</w:t>
+      </w:r>
+    </w:p>
+    <w:p>
+      <w:pPr>
+        <w:adjustRightInd w:val="0"/>
+        <w:spacing w:before="40" w:after="40" w:line="240" w:lineRule="auto"/>
+        <w:jc w:val="both"/>
+        <w:rPr>
+          <w:rFonts w:ascii="Arial" w:eastAsia="Calibri" w:hAnsi="Arial" w:cs="Arial"/>
+          <w:lang w:eastAsia="en-US" w:bidi="ar-SA"/>
+        </w:rPr>
+      </w:pPr>
+      <w:proofErr w:type="gramStart"/>
+      <w:r>
+        <w:rPr>
+          <w:rFonts w:ascii="Calibri" w:eastAsia="Calibri" w:hAnsi="Calibri" w:cs="Calibri"/>
+          <w:lang w:eastAsia="en-US" w:bidi="ar-SA"/>
+        </w:rPr>
+        <w:t>Beneficiario :</w:t>
+      </w:r>
+      <w:proofErr w:type="gramEnd"/>
+      <w:r>
+        <w:rPr>
+          <w:rFonts w:ascii="Calibri" w:eastAsia="Calibri" w:hAnsi="Calibri" w:cs="Calibri"/>
+          <w:lang w:eastAsia="en-US" w:bidi="ar-SA"/>
+        </w:rPr>
+        <w:t xml:space="preserve"> VALET SRL - </w:t>
+      </w:r>
+    </w:p>
+    <w:p>
+      <w:pPr>
+        <w:adjustRightInd w:val="0"/>
+        <w:spacing w:before="40" w:after="40" w:line="240" w:lineRule="auto"/>
+        <w:jc w:val="both"/>
+        <w:rPr>
+          <w:rFonts w:ascii="Arial" w:eastAsia="Calibri" w:hAnsi="Arial" w:cs="Arial"/>
+          <w:lang w:eastAsia="en-US" w:bidi="ar-SA"/>
+        </w:rPr>
+      </w:pPr>
+      <w:proofErr w:type="gramStart"/>
+      <w:r>
+        <w:rPr>
+          <w:rFonts w:ascii="Calibri" w:eastAsia="Calibri" w:hAnsi="Calibri" w:cs="Calibri"/>
+          <w:lang w:eastAsia="en-US" w:bidi="ar-SA"/>
+        </w:rPr>
+        <w:t>Banca :</w:t>
+      </w:r>
+      <w:proofErr w:type="gramEnd"/>
+      <w:r>
+        <w:rPr>
+          <w:rFonts w:ascii="Calibri" w:eastAsia="Calibri" w:hAnsi="Calibri" w:cs="Calibri"/>
+          <w:lang w:eastAsia="en-US" w:bidi="ar-SA"/>
+        </w:rPr>
+        <w:t xml:space="preserve"> INTESA SAN PAOLO - Agenzia di Via Marconi 51  Bologna </w:t>
+      </w:r>
+    </w:p>
+    <w:p>
+      <w:pPr>
+        <w:adjustRightInd w:val="0"/>
+        <w:spacing w:before="40" w:after="40" w:line="240" w:lineRule="auto"/>
+        <w:jc w:val="both"/>
+        <w:rPr>
+          <w:rFonts w:ascii="Arial" w:eastAsia="Calibri" w:hAnsi="Arial" w:cs="Arial"/>
+          <w:lang w:eastAsia="en-US" w:bidi="ar-SA"/>
+        </w:rPr>
+      </w:pPr>
+      <w:proofErr w:type="gramStart"/>
+      <w:r>
+        <w:rPr>
+          <w:rFonts w:ascii="Calibri" w:eastAsia="Calibri" w:hAnsi="Calibri" w:cs="Calibri"/>
+          <w:lang w:eastAsia="en-US" w:bidi="ar-SA"/>
+        </w:rPr>
+        <w:t>IBAN :</w:t>
+      </w:r>
+      <w:proofErr w:type="gramEnd"/>
+      <w:r>
+        <w:rPr>
+          <w:rFonts w:ascii="Calibri" w:eastAsia="Calibri" w:hAnsi="Calibri" w:cs="Calibri"/>
+          <w:lang w:eastAsia="en-US" w:bidi="ar-SA"/>
+        </w:rPr>
+        <w:t xml:space="preserve"> IT37 A030 6902 5201 0000 0011 856 BIC: BCITITMM </w:t>
+      </w:r>
+    </w:p>
+    <w:p>
+      <w:pPr>
+        <w:adjustRightInd w:val="0"/>
+        <w:spacing w:line="240" w:lineRule="auto" w:before="40" w:after="40"/>
+        <w:jc w:val="both"/>
+        <w:rPr>
+          <w:rFonts w:ascii="Arial" w:hAnsi="Arial" w:cs="Arial"/>
+        </w:rPr>
+      </w:pPr>
+    </w:p>
+    <w:p>
+      <w:pPr>
+        <w:adjustRightInd w:val="0"/>
+        <w:spacing w:line="240" w:lineRule="auto" w:before="40" w:after="40"/>
+        <w:jc w:val="both"/>
+        <w:rPr>
+          <w:rFonts w:ascii="Arial" w:hAnsi="Arial" w:cs="Arial"/>
+        </w:rPr>
+      </w:pPr>
+      <w:r>
+        <w:rPr>
+          <w:rFonts w:ascii="Calibri" w:hAnsi="Calibri" w:cs="Calibri"/>
+        </w:rPr>
+        <w:tab/>
+      </w:r>
+      <w:r>
+        <w:rPr>
+          <w:rFonts w:ascii="Calibri" w:hAnsi="Calibri" w:cs="Calibri"/>
+        </w:rPr>
+        <w:tab/>
+      </w:r>
+      <w:r>
+        <w:rPr>
+          <w:rFonts w:ascii="Calibri" w:hAnsi="Calibri" w:cs="Calibri"/>
+        </w:rPr>
+        <w:tab/>
+      </w:r>
+      <w:r>
+        <w:rPr>
+          <w:rFonts w:ascii="Calibri" w:hAnsi="Calibri" w:cs="Calibri"/>
+        </w:rPr>
+        <w:tab/>
+      </w:r>
+      <w:r>
+        <w:rPr>
+          <w:rFonts w:ascii="Calibri" w:hAnsi="Calibri" w:cs="Calibri"/>
+        </w:rPr>
+        <w:tab/>
+      </w:r>
+      <w:r>
+        <w:rPr>
+          <w:rFonts w:ascii="Calibri" w:hAnsi="Calibri" w:cs="Calibri"/>
+        </w:rPr>
+        <w:tab/>
+      </w:r>
+      <w:r>
+        <w:rPr>
+          <w:rFonts w:ascii="Calibri" w:hAnsi="Calibri" w:cs="Calibri"/>
+        </w:rPr>
+        <w:tab/>
+      </w:r>
+      <w:r>
+        <w:rPr>
+          <w:rFonts w:ascii="Calibri" w:hAnsi="Calibri" w:cs="Calibri"/>
+        </w:rPr>
+        <w:tab/>
+      </w:r>
+      <w:r>
+        <w:rPr>
+          <w:rFonts w:ascii="Calibri" w:hAnsi="Calibri" w:cs="Calibri"/>
+        </w:rPr>
+        <w:tab/>
+      </w:r>
+      <w:r>
+        <w:rPr>
+          <w:rFonts w:ascii="Calibri" w:hAnsi="Calibri" w:cs="Calibri"/>
+        </w:rPr>
+        <w:t>Aziend</w:t>
+      </w:r>
+      <w:r>
+        <w:rPr>
+          <w:rFonts w:ascii="Calibri" w:hAnsi="Calibri" w:cs="Calibri"/>
+        </w:rPr>
+        <w:t>a</w:t>
+      </w:r>
+    </w:p>
+    <w:p>
+      <w:pPr>
+        <w:adjustRightInd w:val="0"/>
+        <w:spacing w:line="240" w:lineRule="auto" w:before="40" w:after="40"/>
+        <w:jc w:val="both"/>
+        <w:rPr>
+          <w:rFonts w:ascii="Arial" w:hAnsi="Arial" w:cs="Arial"/>
+        </w:rPr>
+      </w:pPr>
+      <w:r>
+        <w:rPr>
+          <w:rFonts w:ascii="Calibri" w:hAnsi="Calibri" w:cs="Calibri"/>
+        </w:rPr>
+        <w:t>Data</w:t>
+      </w:r>
+      <w:r>
+        <w:rPr>
+          <w:rFonts w:ascii="Calibri" w:hAnsi="Calibri" w:cs="Calibri"/>
+          <w:u w:val="single"/>
+        </w:rPr>
+        <w:tab/>
+      </w:r>
+      <w:r>
+        <w:rPr>
+          <w:rFonts w:ascii="Calibri" w:hAnsi="Calibri" w:cs="Calibri"/>
+          <w:u w:val="single"/>
+        </w:rPr>
+        <w:tab/>
+      </w:r>
+      <w:r>
+        <w:rPr>
+          <w:rFonts w:ascii="Calibri" w:hAnsi="Calibri" w:cs="Calibri"/>
+          <w:u w:val="single"/>
+        </w:rPr>
+        <w:tab/>
+      </w:r>
+      <w:r>
+        <w:rPr>
+          <w:rFonts w:ascii="Calibri" w:hAnsi="Calibri" w:cs="Calibri"/>
+          <w:u w:val="single"/>
+        </w:rPr>
+        <w:tab/>
+      </w:r>
+      <w:r>
+        <w:rPr>
+          <w:rFonts w:ascii="Calibri" w:hAnsi="Calibri" w:cs="Calibri"/>
+        </w:rPr>
+        <w:tab/>
+      </w:r>
+      <w:r>
+        <w:rPr>
+          <w:rFonts w:ascii="Calibri" w:hAnsi="Calibri" w:cs="Calibri"/>
+        </w:rPr>
+        <w:tab/>
+      </w:r>
+      <w:r>
+        <w:rPr>
+          <w:rFonts w:ascii="Calibri" w:hAnsi="Calibri" w:cs="Calibri"/>
+        </w:rPr>
+        <w:tab/>
+      </w:r>
+      <w:r>
+        <w:rPr>
+          <w:rFonts w:ascii="Calibri" w:hAnsi="Calibri" w:cs="Calibri"/>
+        </w:rPr>
+        <w:tab/>
+      </w:r>
+      <w:r>
+        <w:rPr>
+          <w:rFonts w:ascii="Calibri" w:hAnsi="Calibri" w:cs="Calibri"/>
+          <w:u w:val="single"/>
+        </w:rPr>
+        <w:tab/>
+      </w:r>
+      <w:r>
+        <w:rPr>
+          <w:rFonts w:ascii="Calibri" w:hAnsi="Calibri" w:cs="Calibri"/>
+          <w:u w:val="single"/>
+        </w:rPr>
+        <w:tab/>
+      </w:r>
+      <w:r>
+        <w:rPr>
+          <w:rFonts w:ascii="Calibri" w:hAnsi="Calibri" w:cs="Calibri"/>
+          <w:u w:val="single"/>
+        </w:rPr>
+        <w:tab/>
+      </w:r>
+    </w:p>
+    <w:p>
+      <w:pPr>
+        <w:pStyle w:val="Corpotesto"/>
+        <w:spacing w:before="40" w:after="40" w:line="240" w:lineRule="auto"/>
+        <w:ind w:left="0" w:right="56"/>
+        <w:rPr>
+          <w:rFonts w:ascii="Arial" w:hAnsi="Arial" w:cs="Arial"/>
           <w:sz w:val="22"/>
           <w:szCs w:val="22"/>
         </w:rPr>
       </w:pPr>
-      <w:r>
-        <w:rPr>
-          <w:rFonts w:ascii="Century Gothic" w:hAnsi="Century Gothic" w:cs="Century Gothic"/>
-          <w:b/>
-          <w:bCs/>
-          <w:sz w:val="22"/>
-          <w:szCs w:val="22"/>
-        </w:rPr>
-        <w:t>ALLEGATO 1 MODALITA’ DI SPONSORIZZAZIONE E CORRISPETTIVO</w:t>
-      </w:r>
-    </w:p>
-    <w:p>
-      <w:pPr>
-        <w:rPr>
-          <w:rFonts w:ascii="Century Gothic" w:hAnsi="Century Gothic" w:cs="Century Gothic"/>
-          <w:b/>
-          <w:bCs/>
-          <w:sz w:val="22"/>
-          <w:szCs w:val="22"/>
-        </w:rPr>
-      </w:pPr>
-    </w:p>
-    <w:p>
-      <w:pPr>
-        <w:jc w:val="center"/>
-        <w:rPr>
-          <w:rFonts w:ascii="Century Gothic" w:hAnsi="Century Gothic" w:cs="Century Gothic"/>
-          <w:b/>
-          <w:sz w:val="22"/>
-          <w:szCs w:val="22"/>
-        </w:rPr>
-      </w:pPr>
-      <w:r>
-        <w:rPr>
-          <w:rFonts w:ascii="Century Gothic" w:hAnsi="Century Gothic" w:cs="Century Gothic"/>
-          <w:b/>
-          <w:color w:val="FF0000"/>
-          <w:sz w:val="22"/>
-          <w:szCs w:val="22"/>
-        </w:rPr>
-        <w:t>TITOLO – DATA – LUOGO EVENTO</w:t>
-      </w:r>
-    </w:p>
-    <w:tbl>
-      <w:tblPr>
-        <w:tblW w:w="10799" w:type="dxa"/>
-        <w:jc w:val="center"/>
-        <w:tblLayout w:type="fixed"/>
-        <w:tblLook w:val="0000" w:firstRow="0" w:lastRow="0" w:firstColumn="0" w:lastColumn="0" w:noHBand="0" w:noVBand="0"/>
-      </w:tblPr>
-      <w:tblGrid>
-        <w:gridCol w:w="4226"/>
-        <w:gridCol w:w="6573"/>
-      </w:tblGrid>
-      <w:tr>
-        <w:trPr>
-          <w:trHeight w:val="242"/>
-          <w:jc w:val="center"/>
-        </w:trPr>
-        <w:tc>
-          <w:tcPr>
-            <w:tcW w:w="4226" w:type="dxa"/>
-            <w:tcBorders>
-              <w:top w:val="single" w:sz="4" w:space="0" w:color="000000"/>
-              <w:left w:val="single" w:sz="4" w:space="0" w:color="000000"/>
-              <w:bottom w:val="single" w:sz="4" w:space="0" w:color="000000"/>
-              <w:right w:val="single" w:sz="4" w:space="0" w:color="000000"/>
-            </w:tcBorders>
-          </w:tcPr>
-          <w:p>
-            <w:pPr>
-              <w:jc w:val="both"/>
-              <w:rPr>
-                <w:rFonts w:ascii="Century Gothic" w:hAnsi="Century Gothic" w:cs="Century Gothic"/>
-                <w:sz w:val="22"/>
-                <w:szCs w:val="22"/>
-              </w:rPr>
-            </w:pPr>
-            <w:r>
-              <w:rPr>
-                <w:rFonts w:ascii="Century Gothic" w:hAnsi="Century Gothic" w:cs="Century Gothic"/>
-                <w:sz w:val="22"/>
-                <w:szCs w:val="22"/>
-              </w:rPr>
-              <w:t>TITOLO</w:t>
-            </w:r>
-          </w:p>
-        </w:tc>
-        <w:tc>
-          <w:tcPr>
-            <w:tcW w:w="6573" w:type="dxa"/>
-            <w:tcBorders>
-              <w:top w:val="single" w:sz="4" w:space="0" w:color="000000"/>
-              <w:left w:val="single" w:sz="4" w:space="0" w:color="000000"/>
-              <w:bottom w:val="single" w:sz="4" w:space="0" w:color="000000"/>
-              <w:right w:val="single" w:sz="4" w:space="0" w:color="000000"/>
-            </w:tcBorders>
-          </w:tcPr>
-          <w:p>
-            <w:pPr>
-              <w:snapToGrid w:val="0"/>
-              <w:jc w:val="both"/>
-              <w:rPr>
-                <w:rFonts w:ascii="Century Gothic" w:hAnsi="Century Gothic" w:cs="Century Gothic"/>
-                <w:b/>
-                <w:sz w:val="22"/>
-                <w:szCs w:val="22"/>
-              </w:rPr>
-            </w:pPr>
-            <w:r>
-              <w:rPr>
-                <w:rFonts w:ascii="Century Gothic" w:hAnsi="Century Gothic" w:cs="Century Gothic"/>
-                <w:b/>
-                <w:sz w:val="22"/>
-                <w:szCs w:val="22"/>
-              </w:rPr>
-              <w:t>{{ event.name }}</w:t>
-            </w:r>
-          </w:p>
-        </w:tc>
-      </w:tr>
-      <w:tr>
-        <w:trPr>
-          <w:trHeight w:val="242"/>
-          <w:jc w:val="center"/>
-        </w:trPr>
-        <w:tc>
-          <w:tcPr>
-            <w:tcW w:w="4226" w:type="dxa"/>
-            <w:tcBorders>
-              <w:top w:val="single" w:sz="4" w:space="0" w:color="000000"/>
-              <w:left w:val="single" w:sz="4" w:space="0" w:color="000000"/>
-              <w:bottom w:val="single" w:sz="4" w:space="0" w:color="000000"/>
-              <w:right w:val="single" w:sz="4" w:space="0" w:color="000000"/>
-            </w:tcBorders>
-          </w:tcPr>
-          <w:p>
-            <w:pPr>
-              <w:jc w:val="both"/>
-              <w:rPr>
-                <w:rFonts w:ascii="Century Gothic" w:hAnsi="Century Gothic" w:cs="Century Gothic"/>
-                <w:sz w:val="22"/>
-                <w:szCs w:val="22"/>
-              </w:rPr>
-            </w:pPr>
-            <w:r>
-              <w:rPr>
-                <w:rFonts w:ascii="Century Gothic" w:hAnsi="Century Gothic" w:cs="Century Gothic"/>
-                <w:sz w:val="22"/>
-                <w:szCs w:val="22"/>
-              </w:rPr>
-              <w:t>DATA</w:t>
-            </w:r>
-          </w:p>
-        </w:tc>
-        <w:tc>
-          <w:tcPr>
-            <w:tcW w:w="6573" w:type="dxa"/>
-            <w:tcBorders>
-              <w:top w:val="single" w:sz="4" w:space="0" w:color="000000"/>
-              <w:left w:val="single" w:sz="4" w:space="0" w:color="000000"/>
-              <w:bottom w:val="single" w:sz="4" w:space="0" w:color="000000"/>
-              <w:right w:val="single" w:sz="4" w:space="0" w:color="000000"/>
-            </w:tcBorders>
-          </w:tcPr>
-          <w:p>
-            <w:pPr>
-              <w:snapToGrid w:val="0"/>
-              <w:jc w:val="both"/>
-              <w:rPr>
-                <w:rFonts w:ascii="Century Gothic" w:hAnsi="Century Gothic" w:cs="Century Gothic"/>
-                <w:b/>
-                <w:sz w:val="22"/>
-                <w:szCs w:val="22"/>
-                <w:lang w:val="en-US"/>
-              </w:rPr>
-            </w:pPr>
-            <w:proofErr w:type="gramStart"/>
-            <w:r>
-              <w:rPr>
-                <w:rFonts w:ascii="Century Gothic" w:hAnsi="Century Gothic" w:cs="Century Gothic"/>
-                <w:b/>
-                <w:sz w:val="22"/>
-                <w:szCs w:val="22"/>
-                <w:lang w:val="en-US"/>
-              </w:rPr>
-              <w:t xml:space="preserve">{{ </w:t>
-            </w:r>
-            <w:proofErr w:type="spellStart"/>
-            <w:r>
-              <w:rPr>
-                <w:rFonts w:ascii="Century Gothic" w:hAnsi="Century Gothic" w:cs="Century Gothic"/>
-                <w:b/>
-                <w:sz w:val="22"/>
-                <w:szCs w:val="22"/>
-                <w:lang w:val="en-US"/>
-              </w:rPr>
-              <w:t>event</w:t>
-            </w:r>
-            <w:proofErr w:type="gramEnd"/>
-            <w:r>
-              <w:rPr>
-                <w:rFonts w:ascii="Century Gothic" w:hAnsi="Century Gothic" w:cs="Century Gothic"/>
-                <w:b/>
-                <w:sz w:val="22"/>
-                <w:szCs w:val="22"/>
-                <w:lang w:val="en-US"/>
-              </w:rPr>
-              <w:t>.start_date|format_date</w:t>
-            </w:r>
-            <w:proofErr w:type="spellEnd"/>
-            <w:r>
-              <w:rPr>
-                <w:rFonts w:ascii="Century Gothic" w:hAnsi="Century Gothic" w:cs="Century Gothic"/>
-                <w:b/>
-                <w:sz w:val="22"/>
-                <w:szCs w:val="22"/>
-                <w:lang w:val="en-US"/>
-              </w:rPr>
-              <w:t xml:space="preserve"> }}</w:t>
-            </w:r>
-          </w:p>
-        </w:tc>
-      </w:tr>
-      <w:tr>
-        <w:trPr>
-          <w:trHeight w:val="242"/>
-          <w:jc w:val="center"/>
-        </w:trPr>
-        <w:tc>
-          <w:tcPr>
-            <w:tcW w:w="4226" w:type="dxa"/>
-            <w:tcBorders>
-              <w:top w:val="single" w:sz="4" w:space="0" w:color="000000"/>
-              <w:left w:val="single" w:sz="4" w:space="0" w:color="000000"/>
-              <w:bottom w:val="single" w:sz="4" w:space="0" w:color="000000"/>
-              <w:right w:val="single" w:sz="4" w:space="0" w:color="000000"/>
-            </w:tcBorders>
-          </w:tcPr>
-          <w:p>
-            <w:pPr>
-              <w:jc w:val="both"/>
-              <w:rPr>
-                <w:rFonts w:ascii="Century Gothic" w:hAnsi="Century Gothic" w:cs="Century Gothic"/>
-                <w:sz w:val="22"/>
-                <w:szCs w:val="22"/>
-              </w:rPr>
-            </w:pPr>
-            <w:r>
-              <w:rPr>
-                <w:rFonts w:ascii="Century Gothic" w:hAnsi="Century Gothic" w:cs="Century Gothic"/>
-                <w:sz w:val="22"/>
-                <w:szCs w:val="22"/>
-              </w:rPr>
-              <w:t xml:space="preserve">LUOGO </w:t>
-            </w:r>
-          </w:p>
-        </w:tc>
-        <w:tc>
-          <w:tcPr>
-            <w:tcW w:w="6573" w:type="dxa"/>
-            <w:tcBorders>
-              <w:top w:val="single" w:sz="4" w:space="0" w:color="000000"/>
-              <w:left w:val="single" w:sz="4" w:space="0" w:color="000000"/>
-              <w:bottom w:val="single" w:sz="4" w:space="0" w:color="000000"/>
-              <w:right w:val="single" w:sz="4" w:space="0" w:color="000000"/>
-            </w:tcBorders>
-          </w:tcPr>
-          <w:p>
-            <w:pPr>
-              <w:snapToGrid w:val="0"/>
-              <w:jc w:val="both"/>
-              <w:rPr>
-                <w:rFonts w:ascii="Century Gothic" w:hAnsi="Century Gothic" w:cs="Century Gothic"/>
-                <w:b/>
-                <w:sz w:val="22"/>
-                <w:szCs w:val="22"/>
-              </w:rPr>
-            </w:pPr>
-            <w:r>
-              <w:rPr>
-                <w:rFonts w:ascii="Century Gothic" w:hAnsi="Century Gothic" w:cs="Century Gothic"/>
-                <w:b/>
-                <w:sz w:val="22"/>
-                <w:szCs w:val="22"/>
-              </w:rPr>
-              <w:t>{{ event.location }}</w:t>
-            </w:r>
-          </w:p>
-        </w:tc>
-      </w:tr>
-      <w:tr>
-        <w:trPr>
-          <w:trHeight w:val="242"/>
-          <w:jc w:val="center"/>
-        </w:trPr>
-        <w:tc>
-          <w:tcPr>
-            <w:tcW w:w="4226" w:type="dxa"/>
-            <w:tcBorders>
-              <w:top w:val="single" w:sz="4" w:space="0" w:color="000000"/>
-              <w:left w:val="single" w:sz="4" w:space="0" w:color="000000"/>
-              <w:bottom w:val="single" w:sz="4" w:space="0" w:color="000000"/>
-              <w:right w:val="single" w:sz="4" w:space="0" w:color="000000"/>
-            </w:tcBorders>
-          </w:tcPr>
-          <w:p>
-            <w:pPr>
-              <w:jc w:val="both"/>
-              <w:rPr>
-                <w:rFonts w:ascii="Century Gothic" w:hAnsi="Century Gothic" w:cs="Century Gothic"/>
-                <w:sz w:val="22"/>
-                <w:szCs w:val="22"/>
-              </w:rPr>
-            </w:pPr>
-            <w:r>
-              <w:rPr>
-                <w:rFonts w:ascii="Century Gothic" w:hAnsi="Century Gothic" w:cs="Century Gothic"/>
-                <w:sz w:val="22"/>
-                <w:szCs w:val="22"/>
-              </w:rPr>
-              <w:t>SEDE ED INDIRIZZO</w:t>
-            </w:r>
-          </w:p>
-        </w:tc>
-        <w:tc>
-          <w:tcPr>
-            <w:tcW w:w="6573" w:type="dxa"/>
-            <w:tcBorders>
-              <w:top w:val="single" w:sz="4" w:space="0" w:color="000000"/>
-              <w:left w:val="single" w:sz="4" w:space="0" w:color="000000"/>
-              <w:bottom w:val="single" w:sz="4" w:space="0" w:color="000000"/>
-              <w:right w:val="single" w:sz="4" w:space="0" w:color="000000"/>
-            </w:tcBorders>
-          </w:tcPr>
-          <w:p>
-            <w:pPr>
-              <w:snapToGrid w:val="0"/>
-              <w:jc w:val="both"/>
-              <w:rPr>
-                <w:rFonts w:ascii="Century Gothic" w:hAnsi="Century Gothic" w:cs="Century Gothic"/>
-                <w:b/>
-                <w:sz w:val="22"/>
-                <w:szCs w:val="22"/>
-                <w:lang w:val="en-US"/>
-              </w:rPr>
-            </w:pPr>
-            <w:proofErr w:type="gramStart"/>
-            <w:r>
-              <w:rPr>
-                <w:rFonts w:ascii="Century Gothic" w:hAnsi="Century Gothic" w:cs="Century Gothic"/>
-                <w:b/>
-                <w:sz w:val="22"/>
-                <w:szCs w:val="22"/>
-                <w:lang w:val="en-US"/>
-              </w:rPr>
-              <w:t xml:space="preserve">{{ </w:t>
-            </w:r>
-            <w:proofErr w:type="spellStart"/>
-            <w:r>
-              <w:rPr>
-                <w:rFonts w:ascii="Century Gothic" w:hAnsi="Century Gothic" w:cs="Century Gothic"/>
-                <w:b/>
-                <w:sz w:val="22"/>
-                <w:szCs w:val="22"/>
-                <w:lang w:val="en-US"/>
-              </w:rPr>
-              <w:t>event</w:t>
-            </w:r>
-            <w:proofErr w:type="gramEnd"/>
-            <w:r>
-              <w:rPr>
-                <w:rFonts w:ascii="Century Gothic" w:hAnsi="Century Gothic" w:cs="Century Gothic"/>
-                <w:b/>
-                <w:sz w:val="22"/>
-                <w:szCs w:val="22"/>
-                <w:lang w:val="en-US"/>
-              </w:rPr>
-              <w:t>.venue_address|</w:t>
-            </w:r>
-            <w:proofErr w:type="gramStart"/>
-            <w:r>
-              <w:rPr>
-                <w:rFonts w:ascii="Century Gothic" w:hAnsi="Century Gothic" w:cs="Century Gothic"/>
-                <w:b/>
-                <w:sz w:val="22"/>
-                <w:szCs w:val="22"/>
-                <w:lang w:val="en-US"/>
-              </w:rPr>
-              <w:t>default</w:t>
-            </w:r>
-            <w:proofErr w:type="spellEnd"/>
-            <w:r>
-              <w:rPr>
-                <w:rFonts w:ascii="Century Gothic" w:hAnsi="Century Gothic" w:cs="Century Gothic"/>
-                <w:b/>
-                <w:sz w:val="22"/>
-                <w:szCs w:val="22"/>
-                <w:lang w:val="en-US"/>
-              </w:rPr>
-              <w:t>(</w:t>
-            </w:r>
-            <w:proofErr w:type="spellStart"/>
-            <w:r>
-              <w:rPr>
-                <w:rFonts w:ascii="Century Gothic" w:hAnsi="Century Gothic" w:cs="Century Gothic"/>
-                <w:b/>
-                <w:sz w:val="22"/>
-                <w:szCs w:val="22"/>
-                <w:lang w:val="en-US"/>
-              </w:rPr>
-              <w:t>event.location</w:t>
-            </w:r>
-            <w:proofErr w:type="spellEnd"/>
-            <w:proofErr w:type="gramEnd"/>
-            <w:r>
-              <w:rPr>
-                <w:rFonts w:ascii="Century Gothic" w:hAnsi="Century Gothic" w:cs="Century Gothic"/>
-                <w:b/>
-                <w:sz w:val="22"/>
-                <w:szCs w:val="22"/>
-                <w:lang w:val="en-US"/>
-              </w:rPr>
-              <w:t>, true) }}</w:t>
-            </w:r>
-          </w:p>
-        </w:tc>
-      </w:tr>
-    </w:tbl>
-    <w:p>
-      <w:pPr>
-        <w:rPr>
-          <w:rFonts w:ascii="Century Gothic" w:hAnsi="Century Gothic" w:cs="Century Gothic"/>
-          <w:sz w:val="22"/>
-          <w:szCs w:val="22"/>
-          <w:lang w:val="en-US"/>
-        </w:rPr>
-      </w:pPr>
-    </w:p>
-    <w:p>
-      <w:pPr>
-        <w:rPr>
-          <w:rFonts w:ascii="Century Gothic" w:hAnsi="Century Gothic" w:cs="Century Gothic"/>
-          <w:sz w:val="22"/>
-          <w:szCs w:val="22"/>
-          <w:lang w:val="en-US"/>
-        </w:rPr>
-      </w:pPr>
-    </w:p>
-    <w:p>
-      <w:pPr>
-        <w:jc w:val="both"/>
-        <w:rPr>
-          <w:rFonts w:ascii="Century Gothic" w:hAnsi="Century Gothic" w:cs="Century Gothic"/>
-          <w:b/>
-          <w:sz w:val="22"/>
-          <w:szCs w:val="22"/>
-          <w:lang w:val="en-US"/>
-        </w:rPr>
-      </w:pPr>
-    </w:p>
-    <w:p>
-      <w:pPr>
-        <w:jc w:val="center"/>
-      </w:pPr>
-      <w:r>
-        <w:t xml:space="preserve">MODALITà DI SPONSORIZZAZIONE, FATTURAZIONE E PAGAMENTO </w:t>
-      </w:r>
-    </w:p>
-    <w:tbl>
-      <w:tblPr>
-        <w:tblW w:w="10799" w:type="dxa"/>
-        <w:jc w:val="center"/>
-        <w:tblLayout w:type="fixed"/>
-        <w:tblLook w:val="0000" w:firstRow="0" w:lastRow="0" w:firstColumn="0" w:lastColumn="0" w:noHBand="0" w:noVBand="0"/>
-      </w:tblPr>
-      <w:tblGrid>
-        <w:gridCol w:w="4226"/>
-        <w:gridCol w:w="6573"/>
-      </w:tblGrid>
-      <w:tr>
-        <w:trPr>
-          <w:trHeight w:val="242"/>
-          <w:jc w:val="center"/>
-        </w:trPr>
-        <w:tc>
-          <w:tcPr>
-            <w:tcW w:w="4226" w:type="dxa"/>
-            <w:tcBorders>
-              <w:top w:val="single" w:sz="4" w:space="0" w:color="000000"/>
-              <w:left w:val="single" w:sz="4" w:space="0" w:color="000000"/>
-              <w:bottom w:val="single" w:sz="4" w:space="0" w:color="000000"/>
-              <w:right w:val="single" w:sz="4" w:space="0" w:color="000000"/>
-            </w:tcBorders>
-          </w:tcPr>
-          <w:p>
-            <w:pPr>
-              <w:jc w:val="both"/>
-              <w:rPr>
-                <w:rFonts w:ascii="Century Gothic" w:hAnsi="Century Gothic" w:cs="Century Gothic"/>
-                <w:sz w:val="22"/>
-                <w:szCs w:val="22"/>
-              </w:rPr>
-            </w:pPr>
-            <w:r>
-              <w:rPr>
-                <w:rFonts w:ascii="Century Gothic" w:hAnsi="Century Gothic" w:cs="Century Gothic"/>
-                <w:caps/>
-                <w:sz w:val="22"/>
-                <w:szCs w:val="22"/>
-              </w:rPr>
-              <w:t xml:space="preserve">MODALITà DI SPONSORIZZAZIONE SCELTA </w:t>
-            </w:r>
-          </w:p>
-        </w:tc>
-        <w:tc>
-          <w:tcPr>
-            <w:tcW w:w="6573" w:type="dxa"/>
-            <w:tcBorders>
-              <w:top w:val="single" w:sz="4" w:space="0" w:color="000000"/>
-              <w:left w:val="single" w:sz="4" w:space="0" w:color="000000"/>
-              <w:bottom w:val="single" w:sz="4" w:space="0" w:color="000000"/>
-              <w:right w:val="single" w:sz="4" w:space="0" w:color="000000"/>
-            </w:tcBorders>
-          </w:tcPr>
-          <w:p>
-            <w:pPr>
-              <w:snapToGrid w:val="0"/>
-              <w:jc w:val="both"/>
-              <w:rPr>
-                <w:rFonts w:ascii="Century Gothic" w:hAnsi="Century Gothic" w:cs="Century Gothic"/>
-                <w:sz w:val="22"/>
-                <w:szCs w:val="22"/>
-                <w:lang w:val="en-US"/>
-              </w:rPr>
-            </w:pPr>
-            <w:proofErr w:type="gramStart"/>
-            <w:r>
-              <w:rPr>
-                <w:rFonts w:ascii="Century Gothic" w:hAnsi="Century Gothic" w:cs="Century Gothic"/>
-                <w:sz w:val="22"/>
-                <w:szCs w:val="22"/>
-                <w:lang w:val="en-US"/>
-              </w:rPr>
-              <w:t xml:space="preserve">{{ </w:t>
-            </w:r>
-            <w:proofErr w:type="spellStart"/>
-            <w:r>
-              <w:rPr>
-                <w:rFonts w:ascii="Century Gothic" w:hAnsi="Century Gothic" w:cs="Century Gothic"/>
-                <w:sz w:val="22"/>
-                <w:szCs w:val="22"/>
-                <w:lang w:val="en-US"/>
-              </w:rPr>
-              <w:t>services</w:t>
-            </w:r>
-            <w:proofErr w:type="gramEnd"/>
-            <w:r>
-              <w:rPr>
-                <w:rFonts w:ascii="Century Gothic" w:hAnsi="Century Gothic" w:cs="Century Gothic"/>
-                <w:sz w:val="22"/>
-                <w:szCs w:val="22"/>
-                <w:lang w:val="en-US"/>
-              </w:rPr>
-              <w:t>_list|</w:t>
-            </w:r>
-            <w:proofErr w:type="gramStart"/>
-            <w:r>
-              <w:rPr>
-                <w:rFonts w:ascii="Century Gothic" w:hAnsi="Century Gothic" w:cs="Century Gothic"/>
-                <w:sz w:val="22"/>
-                <w:szCs w:val="22"/>
-                <w:lang w:val="en-US"/>
-              </w:rPr>
-              <w:t>default</w:t>
-            </w:r>
-            <w:proofErr w:type="spellEnd"/>
-            <w:r>
-              <w:rPr>
-                <w:rFonts w:ascii="Century Gothic" w:hAnsi="Century Gothic" w:cs="Century Gothic"/>
-                <w:sz w:val="22"/>
-                <w:szCs w:val="22"/>
-                <w:lang w:val="en-US"/>
-              </w:rPr>
-              <w:t>(</w:t>
-            </w:r>
-            <w:proofErr w:type="gramEnd"/>
-            <w:r>
-              <w:rPr>
-                <w:rFonts w:ascii="Century Gothic" w:hAnsi="Century Gothic" w:cs="Century Gothic"/>
-                <w:sz w:val="22"/>
-                <w:szCs w:val="22"/>
-                <w:lang w:val="en-US"/>
-              </w:rPr>
-              <w:t>'________________', true) }}</w:t>
-            </w:r>
-          </w:p>
-        </w:tc>
-      </w:tr>
-      <w:tr>
-        <w:trPr>
-          <w:trHeight w:val="242"/>
-          <w:jc w:val="center"/>
-        </w:trPr>
-        <w:tc>
-          <w:tcPr>
-            <w:tcW w:w="4226" w:type="dxa"/>
-            <w:tcBorders>
-              <w:top w:val="single" w:sz="4" w:space="0" w:color="000000"/>
-              <w:left w:val="single" w:sz="4" w:space="0" w:color="000000"/>
-              <w:bottom w:val="single" w:sz="4" w:space="0" w:color="000000"/>
-              <w:right w:val="single" w:sz="4" w:space="0" w:color="000000"/>
-            </w:tcBorders>
-          </w:tcPr>
-          <w:p>
-            <w:pPr>
-              <w:jc w:val="right"/>
-              <w:rPr>
-                <w:rFonts w:ascii="Century Gothic" w:hAnsi="Century Gothic" w:cs="Century Gothic"/>
-                <w:caps/>
-                <w:sz w:val="22"/>
-                <w:szCs w:val="22"/>
-              </w:rPr>
-            </w:pPr>
-            <w:r>
-              <w:rPr>
-                <w:rFonts w:ascii="Century Gothic" w:hAnsi="Century Gothic" w:cs="Century Gothic"/>
-                <w:caps/>
-                <w:sz w:val="22"/>
-                <w:szCs w:val="22"/>
-              </w:rPr>
-              <w:t>compenso - sponsorizzazione</w:t>
-            </w:r>
-          </w:p>
-        </w:tc>
-        <w:tc>
-          <w:tcPr>
-            <w:tcW w:w="6573" w:type="dxa"/>
-            <w:tcBorders>
-              <w:top w:val="single" w:sz="4" w:space="0" w:color="000000"/>
-              <w:left w:val="single" w:sz="4" w:space="0" w:color="000000"/>
-              <w:bottom w:val="single" w:sz="4" w:space="0" w:color="000000"/>
-              <w:right w:val="single" w:sz="4" w:space="0" w:color="000000"/>
-            </w:tcBorders>
-          </w:tcPr>
-          <w:p>
-            <w:pPr>
-              <w:snapToGrid w:val="0"/>
-              <w:jc w:val="both"/>
-              <w:rPr>
-                <w:rFonts w:ascii="Century Gothic" w:hAnsi="Century Gothic" w:cs="Century Gothic"/>
-                <w:caps/>
-                <w:sz w:val="22"/>
-                <w:szCs w:val="22"/>
-              </w:rPr>
-            </w:pPr>
-            <w:r>
-              <w:rPr>
-                <w:rFonts w:ascii="Century Gothic" w:hAnsi="Century Gothic" w:cs="Century Gothic"/>
-                <w:caps/>
-                <w:sz w:val="22"/>
-                <w:szCs w:val="22"/>
-              </w:rPr>
-              <w:t>€ {{ contract.subtotal|format_currency }}</w:t>
-            </w:r>
-          </w:p>
-        </w:tc>
-      </w:tr>
-      <w:tr>
-        <w:trPr>
-          <w:trHeight w:val="242"/>
-          <w:jc w:val="center"/>
-        </w:trPr>
-        <w:tc>
-          <w:tcPr>
-            <w:tcW w:w="4226" w:type="dxa"/>
-            <w:tcBorders>
-              <w:top w:val="single" w:sz="4" w:space="0" w:color="000000"/>
-              <w:left w:val="single" w:sz="4" w:space="0" w:color="000000"/>
-              <w:bottom w:val="single" w:sz="4" w:space="0" w:color="000000"/>
-              <w:right w:val="single" w:sz="4" w:space="0" w:color="000000"/>
-            </w:tcBorders>
-          </w:tcPr>
-          <w:p>
-            <w:pPr>
-              <w:jc w:val="right"/>
-              <w:rPr>
-                <w:rFonts w:ascii="Century Gothic" w:hAnsi="Century Gothic" w:cs="Century Gothic"/>
-                <w:caps/>
-                <w:sz w:val="22"/>
-                <w:szCs w:val="22"/>
-              </w:rPr>
-            </w:pPr>
-            <w:r>
-              <w:rPr>
-                <w:rFonts w:ascii="Century Gothic" w:hAnsi="Century Gothic" w:cs="Century Gothic"/>
-                <w:caps/>
-                <w:sz w:val="22"/>
-                <w:szCs w:val="22"/>
-              </w:rPr>
-              <w:t>IVA 22%</w:t>
-            </w:r>
-          </w:p>
-        </w:tc>
-        <w:tc>
-          <w:tcPr>
-            <w:tcW w:w="6573" w:type="dxa"/>
-            <w:tcBorders>
-              <w:top w:val="single" w:sz="4" w:space="0" w:color="000000"/>
-              <w:left w:val="single" w:sz="4" w:space="0" w:color="000000"/>
-              <w:bottom w:val="single" w:sz="4" w:space="0" w:color="000000"/>
-              <w:right w:val="single" w:sz="4" w:space="0" w:color="000000"/>
-            </w:tcBorders>
-          </w:tcPr>
-          <w:p>
-            <w:pPr>
-              <w:snapToGrid w:val="0"/>
-              <w:jc w:val="both"/>
-              <w:rPr>
-                <w:rFonts w:ascii="Century Gothic" w:hAnsi="Century Gothic" w:cs="Century Gothic"/>
-                <w:caps/>
-                <w:sz w:val="22"/>
-                <w:szCs w:val="22"/>
-                <w:lang w:val="en-US"/>
-              </w:rPr>
-            </w:pPr>
-            <w:r>
-              <w:rPr>
-                <w:rFonts w:ascii="Century Gothic" w:hAnsi="Century Gothic" w:cs="Century Gothic"/>
-                <w:caps/>
-                <w:sz w:val="22"/>
-                <w:szCs w:val="22"/>
-                <w:lang w:val="en-US"/>
-              </w:rPr>
-              <w:t xml:space="preserve">€ </w:t>
-            </w:r>
-            <w:proofErr w:type="gramStart"/>
-            <w:r>
-              <w:rPr>
-                <w:rFonts w:ascii="Century Gothic" w:hAnsi="Century Gothic" w:cs="Century Gothic"/>
-                <w:caps/>
-                <w:sz w:val="22"/>
-                <w:szCs w:val="22"/>
-                <w:lang w:val="en-US"/>
-              </w:rPr>
-              <w:t>{{ contract.vat</w:t>
-            </w:r>
-            <w:proofErr w:type="gramEnd"/>
-            <w:r>
-              <w:rPr>
-                <w:rFonts w:ascii="Century Gothic" w:hAnsi="Century Gothic" w:cs="Century Gothic"/>
-                <w:caps/>
-                <w:sz w:val="22"/>
-                <w:szCs w:val="22"/>
-                <w:lang w:val="en-US"/>
-              </w:rPr>
-              <w:t>_amount|format_currency }}</w:t>
-            </w:r>
-          </w:p>
-        </w:tc>
-      </w:tr>
-      <w:tr>
-        <w:trPr>
-          <w:trHeight w:val="242"/>
-          <w:jc w:val="center"/>
-        </w:trPr>
-        <w:tc>
-          <w:tcPr>
-            <w:tcW w:w="4226" w:type="dxa"/>
-            <w:tcBorders>
-              <w:top w:val="single" w:sz="4" w:space="0" w:color="000000"/>
-              <w:left w:val="single" w:sz="4" w:space="0" w:color="000000"/>
-              <w:bottom w:val="single" w:sz="4" w:space="0" w:color="000000"/>
-              <w:right w:val="single" w:sz="4" w:space="0" w:color="000000"/>
-            </w:tcBorders>
-          </w:tcPr>
-          <w:p>
-            <w:pPr>
-              <w:jc w:val="right"/>
-              <w:rPr>
-                <w:rFonts w:ascii="Century Gothic" w:hAnsi="Century Gothic" w:cs="Century Gothic"/>
-                <w:caps/>
-                <w:sz w:val="22"/>
-                <w:szCs w:val="22"/>
-              </w:rPr>
-            </w:pPr>
-            <w:r>
-              <w:rPr>
-                <w:rFonts w:ascii="Century Gothic" w:hAnsi="Century Gothic" w:cs="Century Gothic"/>
-                <w:caps/>
-                <w:sz w:val="22"/>
-                <w:szCs w:val="22"/>
-              </w:rPr>
-              <w:t xml:space="preserve">totale fattura </w:t>
-            </w:r>
-          </w:p>
-        </w:tc>
-        <w:tc>
-          <w:tcPr>
-            <w:tcW w:w="6573" w:type="dxa"/>
-            <w:tcBorders>
-              <w:top w:val="single" w:sz="4" w:space="0" w:color="000000"/>
-              <w:left w:val="single" w:sz="4" w:space="0" w:color="000000"/>
-              <w:bottom w:val="single" w:sz="4" w:space="0" w:color="000000"/>
-              <w:right w:val="single" w:sz="4" w:space="0" w:color="000000"/>
-            </w:tcBorders>
-          </w:tcPr>
-          <w:p>
-            <w:pPr>
-              <w:jc w:val="both"/>
-              <w:rPr>
-                <w:rFonts w:ascii="Century Gothic" w:hAnsi="Century Gothic" w:cs="Century Gothic"/>
-                <w:sz w:val="22"/>
-                <w:szCs w:val="22"/>
-              </w:rPr>
-            </w:pPr>
-            <w:r>
-              <w:rPr>
-                <w:rFonts w:ascii="Century Gothic" w:eastAsia="Century Gothic" w:hAnsi="Century Gothic" w:cs="Century Gothic"/>
-                <w:b/>
-                <w:sz w:val="22"/>
-                <w:szCs w:val="22"/>
-              </w:rPr>
-              <w:t>€ {{ contract.total|format_currency }}</w:t>
-            </w:r>
-          </w:p>
-        </w:tc>
-      </w:tr>
-      <w:tr>
-        <w:trPr>
-          <w:trHeight w:val="242"/>
-          <w:jc w:val="center"/>
-        </w:trPr>
-        <w:tc>
-          <w:tcPr>
-            <w:tcW w:w="4226" w:type="dxa"/>
-            <w:tcBorders>
-              <w:top w:val="single" w:sz="4" w:space="0" w:color="000000"/>
-              <w:left w:val="single" w:sz="4" w:space="0" w:color="000000"/>
-              <w:bottom w:val="single" w:sz="4" w:space="0" w:color="000000"/>
-              <w:right w:val="single" w:sz="4" w:space="0" w:color="000000"/>
-            </w:tcBorders>
-          </w:tcPr>
-          <w:p>
-            <w:pPr>
-              <w:jc w:val="both"/>
-              <w:rPr>
-                <w:rFonts w:ascii="Century Gothic" w:hAnsi="Century Gothic" w:cs="Century Gothic"/>
-                <w:sz w:val="22"/>
-                <w:szCs w:val="22"/>
-              </w:rPr>
-            </w:pPr>
-            <w:r>
-              <w:rPr>
-                <w:rFonts w:ascii="Century Gothic" w:hAnsi="Century Gothic" w:cs="Century Gothic"/>
-                <w:sz w:val="22"/>
-                <w:szCs w:val="22"/>
-              </w:rPr>
-              <w:t xml:space="preserve">DATI PER LA FATTURAZIONE </w:t>
-            </w:r>
-          </w:p>
-          <w:p>
-            <w:pPr>
-              <w:jc w:val="both"/>
-            </w:pPr>
-            <w:r>
-              <w:rPr>
-                <w:rFonts w:ascii="Century Gothic" w:hAnsi="Century Gothic" w:cs="Century Gothic"/>
-                <w:sz w:val="22"/>
-                <w:szCs w:val="22"/>
-              </w:rPr>
-              <w:t xml:space="preserve">(la fattura per l’importo concordato verrà emessa dalla Segreteria organizzativa) </w:t>
-            </w:r>
-          </w:p>
-        </w:tc>
-        <w:tc>
-          <w:tcPr>
-            <w:tcW w:w="6573" w:type="dxa"/>
-            <w:tcBorders>
-              <w:top w:val="single" w:sz="4" w:space="0" w:color="000000"/>
-              <w:left w:val="single" w:sz="4" w:space="0" w:color="000000"/>
-              <w:bottom w:val="single" w:sz="4" w:space="0" w:color="000000"/>
-              <w:right w:val="single" w:sz="4" w:space="0" w:color="000000"/>
-            </w:tcBorders>
-          </w:tcPr>
-          <w:p>
-            <w:pPr>
-              <w:snapToGrid w:val="0"/>
-              <w:jc w:val="both"/>
-              <w:rPr>
-                <w:rFonts w:ascii="Century Gothic" w:hAnsi="Century Gothic" w:cs="Century Gothic"/>
-                <w:sz w:val="22"/>
-                <w:szCs w:val="22"/>
-              </w:rPr>
-            </w:pPr>
-            <w:r>
-              <w:rPr>
-                <w:rFonts w:ascii="Century Gothic" w:hAnsi="Century Gothic" w:cs="Century Gothic"/>
-                <w:sz w:val="22"/>
-                <w:szCs w:val="22"/>
-              </w:rPr>
-              <w:t>{{ sponsor.legal_name }}</w:t>
-            </w:r>
-            <w:r>
-              <w:rPr>
-                <w:rFonts w:ascii="Century Gothic" w:hAnsi="Century Gothic" w:cs="Century Gothic"/>
-                <w:sz w:val="22"/>
-                <w:szCs w:val="22"/>
-              </w:rPr>
-              <w:br/>
-              <w:t>{{ sponsor.billing_full_address }}</w:t>
-            </w:r>
-            <w:r>
-              <w:rPr>
-                <w:rFonts w:ascii="Century Gothic" w:hAnsi="Century Gothic" w:cs="Century Gothic"/>
-                <w:sz w:val="22"/>
-                <w:szCs w:val="22"/>
-              </w:rPr>
-              <w:br/>
-              <w:t>P.IVA: {{ sponsor.vat_number }}</w:t>
-            </w:r>
-            <w:r>
-              <w:rPr>
-                <w:rFonts w:ascii="Century Gothic" w:hAnsi="Century Gothic" w:cs="Century Gothic"/>
-                <w:sz w:val="22"/>
-                <w:szCs w:val="22"/>
-              </w:rPr>
-              <w:br/>
-              <w:t>C.F.: {{ sponsor.tax_code }}</w:t>
-            </w:r>
-            <w:r>
-              <w:rPr>
-                <w:rFonts w:ascii="Century Gothic" w:hAnsi="Century Gothic" w:cs="Century Gothic"/>
-                <w:sz w:val="22"/>
-                <w:szCs w:val="22"/>
-              </w:rPr>
-              <w:br/>
-              <w:t>PEC: {{ sponsor.pec_email|default('________', true) }}</w:t>
-            </w:r>
-          </w:p>
-        </w:tc>
-      </w:tr>
-      <w:tr>
-        <w:trPr>
-          <w:trHeight w:val="242"/>
-          <w:jc w:val="center"/>
-        </w:trPr>
-        <w:tc>
-          <w:tcPr>
-            <w:tcW w:w="4226" w:type="dxa"/>
-            <w:tcBorders>
-              <w:top w:val="single" w:sz="4" w:space="0" w:color="000000"/>
-              <w:left w:val="single" w:sz="4" w:space="0" w:color="000000"/>
-              <w:bottom w:val="single" w:sz="4" w:space="0" w:color="000000"/>
-              <w:right w:val="single" w:sz="4" w:space="0" w:color="000000"/>
-            </w:tcBorders>
-          </w:tcPr>
-          <w:p>
-            <w:pPr>
-              <w:jc w:val="both"/>
-              <w:rPr>
-                <w:rFonts w:ascii="Century Gothic" w:hAnsi="Century Gothic" w:cs="Century Gothic"/>
-                <w:sz w:val="22"/>
-                <w:szCs w:val="22"/>
-              </w:rPr>
-            </w:pPr>
-            <w:r>
-              <w:rPr>
-                <w:rFonts w:ascii="Century Gothic" w:hAnsi="Century Gothic" w:cs="Century Gothic"/>
-                <w:sz w:val="22"/>
-                <w:szCs w:val="22"/>
-              </w:rPr>
-              <w:t>CODICE DESTINATARIO PER FATTURA ELETTRONICA</w:t>
-            </w:r>
-          </w:p>
-        </w:tc>
-        <w:tc>
-          <w:tcPr>
-            <w:tcW w:w="6573" w:type="dxa"/>
-            <w:tcBorders>
-              <w:top w:val="single" w:sz="4" w:space="0" w:color="000000"/>
-              <w:left w:val="single" w:sz="4" w:space="0" w:color="000000"/>
-              <w:bottom w:val="single" w:sz="4" w:space="0" w:color="000000"/>
-              <w:right w:val="single" w:sz="4" w:space="0" w:color="000000"/>
-            </w:tcBorders>
-          </w:tcPr>
-          <w:p>
-            <w:pPr>
-              <w:snapToGrid w:val="0"/>
-              <w:jc w:val="both"/>
-              <w:rPr>
-                <w:rFonts w:ascii="Century Gothic" w:hAnsi="Century Gothic" w:cs="Century Gothic"/>
-                <w:sz w:val="22"/>
-                <w:szCs w:val="22"/>
-                <w:lang w:val="en-US"/>
-              </w:rPr>
-            </w:pPr>
-            <w:proofErr w:type="gramStart"/>
-            <w:r>
-              <w:rPr>
-                <w:rFonts w:ascii="Century Gothic" w:hAnsi="Century Gothic" w:cs="Century Gothic"/>
-                <w:sz w:val="22"/>
-                <w:szCs w:val="22"/>
-                <w:lang w:val="en-US"/>
-              </w:rPr>
-              <w:t xml:space="preserve">{{ </w:t>
-            </w:r>
-            <w:proofErr w:type="spellStart"/>
-            <w:r>
-              <w:rPr>
-                <w:rFonts w:ascii="Century Gothic" w:hAnsi="Century Gothic" w:cs="Century Gothic"/>
-                <w:sz w:val="22"/>
-                <w:szCs w:val="22"/>
-                <w:lang w:val="en-US"/>
-              </w:rPr>
-              <w:t>sponsor.sdi</w:t>
-            </w:r>
-            <w:proofErr w:type="gramEnd"/>
-            <w:r>
-              <w:rPr>
-                <w:rFonts w:ascii="Century Gothic" w:hAnsi="Century Gothic" w:cs="Century Gothic"/>
-                <w:sz w:val="22"/>
-                <w:szCs w:val="22"/>
-                <w:lang w:val="en-US"/>
-              </w:rPr>
-              <w:t>_code|</w:t>
-            </w:r>
-            <w:proofErr w:type="gramStart"/>
-            <w:r>
-              <w:rPr>
-                <w:rFonts w:ascii="Century Gothic" w:hAnsi="Century Gothic" w:cs="Century Gothic"/>
-                <w:sz w:val="22"/>
-                <w:szCs w:val="22"/>
-                <w:lang w:val="en-US"/>
-              </w:rPr>
-              <w:t>default</w:t>
-            </w:r>
-            <w:proofErr w:type="spellEnd"/>
-            <w:r>
-              <w:rPr>
-                <w:rFonts w:ascii="Century Gothic" w:hAnsi="Century Gothic" w:cs="Century Gothic"/>
-                <w:sz w:val="22"/>
-                <w:szCs w:val="22"/>
-                <w:lang w:val="en-US"/>
-              </w:rPr>
-              <w:t>(</w:t>
-            </w:r>
-            <w:proofErr w:type="gramEnd"/>
-            <w:r>
-              <w:rPr>
-                <w:rFonts w:ascii="Century Gothic" w:hAnsi="Century Gothic" w:cs="Century Gothic"/>
-                <w:sz w:val="22"/>
-                <w:szCs w:val="22"/>
-                <w:lang w:val="en-US"/>
-              </w:rPr>
-              <w:t>'________', true) }}</w:t>
-            </w:r>
-          </w:p>
-        </w:tc>
-      </w:tr>
-      <w:tr>
-        <w:trPr>
-          <w:trHeight w:val="242"/>
-          <w:jc w:val="center"/>
-        </w:trPr>
-        <w:tc>
-          <w:tcPr>
-            <w:tcW w:w="4226" w:type="dxa"/>
-            <w:tcBorders>
-              <w:top w:val="single" w:sz="4" w:space="0" w:color="000000"/>
-              <w:left w:val="single" w:sz="4" w:space="0" w:color="000000"/>
-              <w:bottom w:val="single" w:sz="4" w:space="0" w:color="000000"/>
-              <w:right w:val="single" w:sz="4" w:space="0" w:color="000000"/>
-            </w:tcBorders>
-          </w:tcPr>
-          <w:p>
-            <w:pPr>
-              <w:jc w:val="both"/>
-              <w:rPr>
-                <w:rFonts w:ascii="Century Gothic" w:hAnsi="Century Gothic" w:cs="Century Gothic"/>
-                <w:sz w:val="22"/>
-                <w:szCs w:val="22"/>
-              </w:rPr>
-            </w:pPr>
-            <w:r>
-              <w:rPr>
-                <w:rFonts w:ascii="Century Gothic" w:hAnsi="Century Gothic" w:cs="Century Gothic"/>
-                <w:caps/>
-                <w:sz w:val="22"/>
-                <w:szCs w:val="22"/>
-              </w:rPr>
-              <w:t>MODALITà</w:t>
-            </w:r>
-            <w:r>
-              <w:rPr>
-                <w:rFonts w:ascii="Century Gothic" w:hAnsi="Century Gothic" w:cs="Century Gothic"/>
-                <w:sz w:val="22"/>
-                <w:szCs w:val="22"/>
-              </w:rPr>
-              <w:t xml:space="preserve"> E TERMINI DI PAGAMENTO </w:t>
-            </w:r>
-          </w:p>
-        </w:tc>
-        <w:tc>
-          <w:tcPr>
-            <w:tcW w:w="6573" w:type="dxa"/>
-            <w:tcBorders>
-              <w:top w:val="single" w:sz="4" w:space="0" w:color="000000"/>
-              <w:left w:val="single" w:sz="4" w:space="0" w:color="000000"/>
-              <w:bottom w:val="single" w:sz="4" w:space="0" w:color="000000"/>
-              <w:right w:val="single" w:sz="4" w:space="0" w:color="000000"/>
-            </w:tcBorders>
-          </w:tcPr>
-          <w:p>
-            <w:pPr>
-              <w:jc w:val="both"/>
-              <w:rPr>
-                <w:rFonts w:ascii="Century Gothic" w:hAnsi="Century Gothic" w:cs="Century Gothic"/>
-                <w:sz w:val="22"/>
-                <w:szCs w:val="22"/>
-              </w:rPr>
-            </w:pPr>
-            <w:r>
-              <w:rPr>
-                <w:rFonts w:ascii="Century Gothic" w:hAnsi="Century Gothic" w:cs="Century Gothic"/>
-                <w:sz w:val="22"/>
-                <w:szCs w:val="22"/>
-              </w:rPr>
-              <w:t>Bonifico Bancario Anticipato</w:t>
-            </w:r>
-          </w:p>
-        </w:tc>
-      </w:tr>
-      <w:tr>
-        <w:trPr>
-          <w:trHeight w:val="242"/>
-          <w:jc w:val="center"/>
-        </w:trPr>
-        <w:tc>
-          <w:tcPr>
-            <w:tcW w:w="4226" w:type="dxa"/>
-            <w:tcBorders>
-              <w:top w:val="single" w:sz="4" w:space="0" w:color="000000"/>
-              <w:left w:val="single" w:sz="4" w:space="0" w:color="000000"/>
-              <w:bottom w:val="single" w:sz="4" w:space="0" w:color="000000"/>
-              <w:right w:val="single" w:sz="4" w:space="0" w:color="000000"/>
-            </w:tcBorders>
-          </w:tcPr>
-          <w:p>
-            <w:pPr>
-              <w:jc w:val="both"/>
-              <w:rPr>
-                <w:rFonts w:ascii="Century Gothic" w:hAnsi="Century Gothic" w:cs="Century Gothic"/>
-                <w:caps/>
-                <w:sz w:val="22"/>
-                <w:szCs w:val="22"/>
-              </w:rPr>
-            </w:pPr>
-            <w:r>
-              <w:rPr>
-                <w:rFonts w:ascii="Century Gothic" w:hAnsi="Century Gothic" w:cs="Century Gothic"/>
-                <w:caps/>
-                <w:sz w:val="22"/>
-                <w:szCs w:val="22"/>
-              </w:rPr>
-              <w:t>Riferimenti bancari</w:t>
-            </w:r>
-          </w:p>
-        </w:tc>
-        <w:tc>
-          <w:tcPr>
-            <w:tcW w:w="6573" w:type="dxa"/>
-            <w:tcBorders>
-              <w:top w:val="single" w:sz="4" w:space="0" w:color="000000"/>
-              <w:left w:val="single" w:sz="4" w:space="0" w:color="000000"/>
-              <w:bottom w:val="single" w:sz="4" w:space="0" w:color="000000"/>
-              <w:right w:val="single" w:sz="4" w:space="0" w:color="000000"/>
-            </w:tcBorders>
-          </w:tcPr>
-          <w:p>
-            <w:pPr>
-              <w:rPr>
-                <w:rFonts w:ascii="Century Gothic" w:hAnsi="Century Gothic" w:cs="Century Gothic"/>
-                <w:sz w:val="22"/>
-                <w:szCs w:val="22"/>
-              </w:rPr>
-            </w:pPr>
-            <w:r>
-              <w:rPr>
-                <w:rFonts w:ascii="Century Gothic" w:hAnsi="Century Gothic" w:cs="Century Gothic"/>
-                <w:sz w:val="22"/>
-                <w:szCs w:val="22"/>
-              </w:rPr>
-              <w:t xml:space="preserve">Beneficiario : VALET SRL </w:t>
-            </w:r>
-          </w:p>
-          <w:p>
-            <w:pPr>
-              <w:rPr>
-                <w:rFonts w:ascii="Century Gothic" w:hAnsi="Century Gothic" w:cs="Century Gothic"/>
-                <w:sz w:val="22"/>
-                <w:szCs w:val="22"/>
-              </w:rPr>
-            </w:pPr>
-          </w:p>
-          <w:p>
-            <w:pPr>
-              <w:rPr>
-                <w:rFonts w:ascii="Century Gothic" w:hAnsi="Century Gothic" w:cs="Century Gothic"/>
-                <w:sz w:val="22"/>
-                <w:szCs w:val="22"/>
-              </w:rPr>
-            </w:pPr>
-            <w:r>
-              <w:rPr>
-                <w:rFonts w:ascii="Century Gothic" w:hAnsi="Century Gothic" w:cs="Century Gothic"/>
-                <w:sz w:val="22"/>
-                <w:szCs w:val="22"/>
-              </w:rPr>
-              <w:t xml:space="preserve">Banca : INTESA SAN PAOLO – </w:t>
-            </w:r>
-          </w:p>
-          <w:p>
-            <w:pPr>
-              <w:rPr>
-                <w:rFonts w:ascii="Century Gothic" w:hAnsi="Century Gothic" w:cs="Century Gothic"/>
-                <w:sz w:val="22"/>
-                <w:szCs w:val="22"/>
-              </w:rPr>
-            </w:pPr>
-            <w:r>
-              <w:rPr>
-                <w:rFonts w:ascii="Century Gothic" w:hAnsi="Century Gothic" w:cs="Century Gothic"/>
-                <w:sz w:val="22"/>
-                <w:szCs w:val="22"/>
-              </w:rPr>
-              <w:t>Agenzia di Via Marconi 51  Bologna (BO)</w:t>
-            </w:r>
-          </w:p>
-          <w:p>
-            <w:pPr>
-              <w:rPr>
-                <w:rFonts w:ascii="Century Gothic" w:hAnsi="Century Gothic" w:cs="Century Gothic"/>
-                <w:sz w:val="22"/>
-                <w:szCs w:val="22"/>
-                <w:lang w:val="en-GB"/>
-              </w:rPr>
-            </w:pPr>
-            <w:proofErr w:type="gramStart"/>
-            <w:r>
-              <w:rPr>
-                <w:rFonts w:ascii="Century Gothic" w:hAnsi="Century Gothic" w:cs="Century Gothic"/>
-                <w:sz w:val="22"/>
-                <w:szCs w:val="22"/>
-                <w:lang w:val="en-GB"/>
-              </w:rPr>
-              <w:t>IBAN :</w:t>
-            </w:r>
-            <w:proofErr w:type="gramEnd"/>
-            <w:r>
-              <w:rPr>
-                <w:rFonts w:ascii="Century Gothic" w:hAnsi="Century Gothic" w:cs="Century Gothic"/>
-                <w:sz w:val="22"/>
-                <w:szCs w:val="22"/>
-                <w:lang w:val="en-GB"/>
-              </w:rPr>
-              <w:t xml:space="preserve"> IT37 A030 6902 5201 0000 0011 856 BIC: BCITITMM </w:t>
-            </w:r>
-          </w:p>
-          <w:p>
-            <w:pPr>
-              <w:autoSpaceDE w:val="0"/>
-              <w:rPr>
-                <w:rFonts w:ascii="Century Gothic" w:hAnsi="Century Gothic" w:cs="Century Gothic"/>
-                <w:sz w:val="22"/>
-                <w:szCs w:val="22"/>
-                <w:lang w:val="en-GB"/>
-              </w:rPr>
-            </w:pPr>
-          </w:p>
-        </w:tc>
-      </w:tr>
-      <w:tr>
-        <w:trPr>
-          <w:trHeight w:val="242"/>
-          <w:jc w:val="center"/>
-        </w:trPr>
-        <w:tc>
-          <w:tcPr>
-            <w:tcW w:w="4226" w:type="dxa"/>
-            <w:tcBorders>
-              <w:top w:val="single" w:sz="4" w:space="0" w:color="000000"/>
-              <w:left w:val="single" w:sz="4" w:space="0" w:color="000000"/>
-              <w:bottom w:val="single" w:sz="4" w:space="0" w:color="000000"/>
-              <w:right w:val="single" w:sz="4" w:space="0" w:color="000000"/>
-            </w:tcBorders>
-          </w:tcPr>
-          <w:p>
-            <w:pPr>
-              <w:jc w:val="both"/>
-              <w:rPr>
-                <w:rFonts w:ascii="Century Gothic" w:hAnsi="Century Gothic" w:cs="Century Gothic"/>
-                <w:caps/>
-                <w:sz w:val="22"/>
-                <w:szCs w:val="22"/>
-              </w:rPr>
-            </w:pPr>
-            <w:r>
-              <w:rPr>
-                <w:rFonts w:ascii="Century Gothic" w:hAnsi="Century Gothic" w:cs="Century Gothic"/>
-                <w:caps/>
-                <w:sz w:val="22"/>
-                <w:szCs w:val="22"/>
-              </w:rPr>
-              <w:t>TERMINI DI CANCELLAZIONE</w:t>
-            </w:r>
-          </w:p>
-        </w:tc>
-        <w:tc>
-          <w:tcPr>
-            <w:tcW w:w="6573" w:type="dxa"/>
-            <w:tcBorders>
-              <w:top w:val="single" w:sz="4" w:space="0" w:color="000000"/>
-              <w:left w:val="single" w:sz="4" w:space="0" w:color="000000"/>
-              <w:bottom w:val="single" w:sz="4" w:space="0" w:color="000000"/>
-              <w:right w:val="single" w:sz="4" w:space="0" w:color="000000"/>
-            </w:tcBorders>
-          </w:tcPr>
-          <w:p>
-            <w:pPr>
-              <w:autoSpaceDE w:val="0"/>
-            </w:pPr>
-            <w:r>
-              <w:rPr>
-                <w:rFonts w:ascii="Century Gothic" w:hAnsi="Century Gothic" w:cs="Century Gothic"/>
-                <w:sz w:val="22"/>
-                <w:szCs w:val="22"/>
-              </w:rPr>
-              <w:t>Dalla data di conferma a 30 giorni prima dell’evento verrà restituito il 50% compenso concordato ; da 29 giorni prima dell’evento in poi, verrà trattenuto l’intero compenso.</w:t>
-            </w:r>
-          </w:p>
-        </w:tc>
-      </w:tr>
-    </w:tbl>
-    <w:p>
-      <w:pPr>
-        <w:jc w:val="both"/>
-        <w:rPr>
-          <w:rFonts w:ascii="Century Gothic" w:hAnsi="Century Gothic" w:cs="Century Gothic"/>
-          <w:sz w:val="22"/>
-          <w:szCs w:val="22"/>
-        </w:rPr>
-      </w:pPr>
-    </w:p>
-    <w:p>
-      <w:pPr>
-        <w:jc w:val="both"/>
-        <w:rPr>
-          <w:rFonts w:ascii="Century Gothic" w:hAnsi="Century Gothic" w:cs="Century Gothic"/>
-          <w:sz w:val="22"/>
-          <w:szCs w:val="22"/>
-        </w:rPr>
-      </w:pPr>
-    </w:p>
-    <w:p>
-      <w:pPr>
-        <w:jc w:val="both"/>
-        <w:rPr>
-          <w:rFonts w:ascii="Century Gothic" w:hAnsi="Century Gothic" w:cs="Century Gothic"/>
-          <w:sz w:val="22"/>
-          <w:szCs w:val="22"/>
-          <w:lang w:val="en-US"/>
-        </w:rPr>
-      </w:pPr>
-      <w:proofErr w:type="gramStart"/>
-      <w:r>
-        <w:rPr>
-          <w:rFonts w:ascii="Century Gothic" w:hAnsi="Century Gothic" w:cs="Century Gothic"/>
-          <w:sz w:val="22"/>
-          <w:szCs w:val="22"/>
-          <w:lang w:val="en-US"/>
-        </w:rPr>
-        <w:t xml:space="preserve">{{ </w:t>
-      </w:r>
-      <w:proofErr w:type="spellStart"/>
-      <w:r>
-        <w:rPr>
-          <w:rFonts w:ascii="Century Gothic" w:hAnsi="Century Gothic" w:cs="Century Gothic"/>
-          <w:sz w:val="22"/>
-          <w:szCs w:val="22"/>
-          <w:lang w:val="en-US"/>
-        </w:rPr>
-        <w:t>signature</w:t>
-      </w:r>
-      <w:proofErr w:type="gramEnd"/>
-      <w:r>
-        <w:rPr>
-          <w:rFonts w:ascii="Century Gothic" w:hAnsi="Century Gothic" w:cs="Century Gothic"/>
-          <w:sz w:val="22"/>
-          <w:szCs w:val="22"/>
-          <w:lang w:val="en-US"/>
-        </w:rPr>
-        <w:t>_place|</w:t>
-      </w:r>
-      <w:proofErr w:type="gramStart"/>
-      <w:r>
-        <w:rPr>
-          <w:rFonts w:ascii="Century Gothic" w:hAnsi="Century Gothic" w:cs="Century Gothic"/>
-          <w:sz w:val="22"/>
-          <w:szCs w:val="22"/>
-          <w:lang w:val="en-US"/>
-        </w:rPr>
-        <w:t>default</w:t>
-      </w:r>
-      <w:proofErr w:type="spellEnd"/>
-      <w:r>
-        <w:rPr>
-          <w:rFonts w:ascii="Century Gothic" w:hAnsi="Century Gothic" w:cs="Century Gothic"/>
-          <w:sz w:val="22"/>
-          <w:szCs w:val="22"/>
-          <w:lang w:val="en-US"/>
-        </w:rPr>
-        <w:t>(</w:t>
-      </w:r>
-      <w:proofErr w:type="gramEnd"/>
-      <w:r>
-        <w:rPr>
-          <w:rFonts w:ascii="Century Gothic" w:hAnsi="Century Gothic" w:cs="Century Gothic"/>
-          <w:sz w:val="22"/>
-          <w:szCs w:val="22"/>
-          <w:lang w:val="en-US"/>
-        </w:rPr>
-        <w:t>'Bologna', true</w:t>
-      </w:r>
-      <w:proofErr w:type="gramStart"/>
-      <w:r>
-        <w:rPr>
-          <w:rFonts w:ascii="Century Gothic" w:hAnsi="Century Gothic" w:cs="Century Gothic"/>
-          <w:sz w:val="22"/>
-          <w:szCs w:val="22"/>
-          <w:lang w:val="en-US"/>
-        </w:rPr>
-        <w:t>) }</w:t>
-      </w:r>
-      <w:proofErr w:type="gramEnd"/>
-      <w:r>
-        <w:rPr>
-          <w:rFonts w:ascii="Century Gothic" w:hAnsi="Century Gothic" w:cs="Century Gothic"/>
-          <w:sz w:val="22"/>
-          <w:szCs w:val="22"/>
-          <w:lang w:val="en-US"/>
-        </w:rPr>
-        <w:t xml:space="preserve">}, </w:t>
-      </w:r>
-      <w:proofErr w:type="spellStart"/>
-      <w:r>
-        <w:rPr>
-          <w:rFonts w:ascii="Century Gothic" w:hAnsi="Century Gothic" w:cs="Century Gothic"/>
-          <w:sz w:val="22"/>
-          <w:szCs w:val="22"/>
-          <w:lang w:val="en-US"/>
-        </w:rPr>
-        <w:t>lì</w:t>
-      </w:r>
-      <w:proofErr w:type="spellEnd"/>
-      <w:r>
-        <w:rPr>
-          <w:rFonts w:ascii="Century Gothic" w:hAnsi="Century Gothic" w:cs="Century Gothic"/>
-          <w:sz w:val="22"/>
-          <w:szCs w:val="22"/>
-          <w:lang w:val="en-US"/>
-        </w:rPr>
-        <w:t xml:space="preserve"> </w:t>
-      </w:r>
-      <w:proofErr w:type="gramStart"/>
-      <w:r>
-        <w:rPr>
-          <w:rFonts w:ascii="Century Gothic" w:hAnsi="Century Gothic" w:cs="Century Gothic"/>
-          <w:sz w:val="22"/>
-          <w:szCs w:val="22"/>
-          <w:lang w:val="en-US"/>
-        </w:rPr>
-        <w:t xml:space="preserve">{{ </w:t>
-      </w:r>
-      <w:proofErr w:type="spellStart"/>
-      <w:r>
-        <w:rPr>
-          <w:rFonts w:ascii="Century Gothic" w:hAnsi="Century Gothic" w:cs="Century Gothic"/>
-          <w:sz w:val="22"/>
-          <w:szCs w:val="22"/>
-          <w:lang w:val="en-US"/>
-        </w:rPr>
-        <w:t>contract</w:t>
-      </w:r>
-      <w:proofErr w:type="gramEnd"/>
-      <w:r>
-        <w:rPr>
-          <w:rFonts w:ascii="Century Gothic" w:hAnsi="Century Gothic" w:cs="Century Gothic"/>
-          <w:sz w:val="22"/>
-          <w:szCs w:val="22"/>
-          <w:lang w:val="en-US"/>
-        </w:rPr>
-        <w:t>.signed_date|format_date|</w:t>
-      </w:r>
-      <w:proofErr w:type="gramStart"/>
-      <w:r>
-        <w:rPr>
-          <w:rFonts w:ascii="Century Gothic" w:hAnsi="Century Gothic" w:cs="Century Gothic"/>
-          <w:sz w:val="22"/>
-          <w:szCs w:val="22"/>
-          <w:lang w:val="en-US"/>
-        </w:rPr>
-        <w:t>default</w:t>
-      </w:r>
-      <w:proofErr w:type="spellEnd"/>
-      <w:r>
-        <w:rPr>
-          <w:rFonts w:ascii="Century Gothic" w:hAnsi="Century Gothic" w:cs="Century Gothic"/>
-          <w:sz w:val="22"/>
-          <w:szCs w:val="22"/>
-          <w:lang w:val="en-US"/>
-        </w:rPr>
-        <w:t>(</w:t>
-      </w:r>
-      <w:proofErr w:type="gramEnd"/>
-      <w:r>
-        <w:rPr>
-          <w:rFonts w:ascii="Century Gothic" w:hAnsi="Century Gothic" w:cs="Century Gothic"/>
-          <w:sz w:val="22"/>
-          <w:szCs w:val="22"/>
-          <w:lang w:val="en-US"/>
-        </w:rPr>
-        <w:t>'___________', true</w:t>
-      </w:r>
-      <w:proofErr w:type="gramStart"/>
-      <w:r>
-        <w:rPr>
-          <w:rFonts w:ascii="Century Gothic" w:hAnsi="Century Gothic" w:cs="Century Gothic"/>
-          <w:sz w:val="22"/>
-          <w:szCs w:val="22"/>
-          <w:lang w:val="en-US"/>
-        </w:rPr>
-        <w:t>) }</w:t>
-      </w:r>
-      <w:proofErr w:type="gramEnd"/>
-      <w:r>
-        <w:rPr>
-          <w:rFonts w:ascii="Century Gothic" w:hAnsi="Century Gothic" w:cs="Century Gothic"/>
-          <w:sz w:val="22"/>
-          <w:szCs w:val="22"/>
-          <w:lang w:val="en-US"/>
-        </w:rPr>
-        <w:t xml:space="preserve">} </w:t>
-      </w:r>
-    </w:p>
-    <w:p>
-      <w:pPr>
-        <w:jc w:val="both"/>
-        <w:rPr>
-          <w:rFonts w:ascii="Century Gothic" w:hAnsi="Century Gothic" w:cs="Century Gothic"/>
-          <w:i/>
-          <w:sz w:val="22"/>
-          <w:szCs w:val="22"/>
-          <w:lang w:val="en-US"/>
-        </w:rPr>
-      </w:pPr>
-    </w:p>
-    <w:p>
-      <w:pPr>
-        <w:rPr>
-          <w:rFonts w:ascii="Century Gothic" w:hAnsi="Century Gothic" w:cs="Century Gothic"/>
-          <w:b/>
-          <w:bCs/>
-          <w:i/>
-          <w:sz w:val="22"/>
-          <w:szCs w:val="22"/>
-          <w:lang w:val="en-US"/>
-        </w:rPr>
-      </w:pPr>
-    </w:p>
-    <w:p>
-      <w:pPr>
-        <w:rPr>
-          <w:rFonts w:ascii="Century Gothic" w:hAnsi="Century Gothic" w:cs="Century Gothic"/>
-          <w:b/>
-          <w:bCs/>
-          <w:sz w:val="22"/>
-          <w:szCs w:val="22"/>
-          <w:lang w:val="en-US"/>
-        </w:rPr>
-      </w:pPr>
-    </w:p>
-    <w:p>
-      <w:r>
-        <w:rPr>
-          <w:rFonts w:ascii="Century Gothic" w:hAnsi="Century Gothic" w:cs="Century Gothic"/>
-          <w:b/>
-          <w:bCs/>
-          <w:sz w:val="22"/>
-          <w:szCs w:val="22"/>
-        </w:rPr>
-        <w:t xml:space="preserve">Segreteria Organizzativa: </w:t>
-      </w:r>
-      <w:r>
-        <w:rPr>
-          <w:rFonts w:ascii="Century Gothic" w:hAnsi="Century Gothic" w:cs="Century Gothic"/>
-          <w:b/>
-          <w:bCs/>
-          <w:sz w:val="22"/>
-          <w:szCs w:val="22"/>
-        </w:rPr>
-        <w:tab/>
-      </w:r>
-      <w:r>
-        <w:rPr>
-          <w:rFonts w:ascii="Century Gothic" w:hAnsi="Century Gothic" w:cs="Century Gothic"/>
-          <w:b/>
-          <w:bCs/>
-          <w:sz w:val="22"/>
-          <w:szCs w:val="22"/>
-        </w:rPr>
-        <w:tab/>
-      </w:r>
-      <w:r>
-        <w:rPr>
-          <w:rFonts w:ascii="Century Gothic" w:hAnsi="Century Gothic" w:cs="Century Gothic"/>
-          <w:b/>
-          <w:bCs/>
-          <w:sz w:val="22"/>
-          <w:szCs w:val="22"/>
-        </w:rPr>
-        <w:tab/>
-      </w:r>
-      <w:r>
-        <w:rPr>
-          <w:rFonts w:ascii="Century Gothic" w:hAnsi="Century Gothic" w:cs="Century Gothic"/>
-          <w:b/>
-          <w:bCs/>
-          <w:sz w:val="22"/>
-          <w:szCs w:val="22"/>
-        </w:rPr>
-        <w:tab/>
-      </w:r>
-      <w:r>
-        <w:rPr>
-          <w:rFonts w:ascii="Century Gothic" w:hAnsi="Century Gothic" w:cs="Century Gothic"/>
-          <w:b/>
-          <w:bCs/>
-          <w:sz w:val="22"/>
-          <w:szCs w:val="22"/>
-        </w:rPr>
-        <w:tab/>
-      </w:r>
-      <w:r>
-        <w:rPr>
-          <w:rFonts w:ascii="Century Gothic" w:hAnsi="Century Gothic" w:cs="Century Gothic"/>
-          <w:b/>
-          <w:bCs/>
-          <w:sz w:val="22"/>
-          <w:szCs w:val="22"/>
-        </w:rPr>
-        <w:tab/>
-      </w:r>
-      <w:r>
-        <w:rPr>
-          <w:rFonts w:ascii="Century Gothic" w:hAnsi="Century Gothic" w:cs="Century Gothic"/>
-          <w:b/>
-          <w:bCs/>
-          <w:sz w:val="22"/>
-          <w:szCs w:val="22"/>
-        </w:rPr>
-        <w:tab/>
-      </w:r>
-      <w:r>
-        <w:rPr>
-          <w:rFonts w:ascii="Century Gothic" w:hAnsi="Century Gothic" w:cs="Century Gothic"/>
-          <w:b/>
-          <w:bCs/>
-          <w:sz w:val="22"/>
-          <w:szCs w:val="22"/>
-        </w:rPr>
-        <w:t>Lo Sponsor</w:t>
-      </w:r>
-      <w:r>
-        <w:rPr>
-          <w:rFonts w:ascii="Century Gothic" w:hAnsi="Century Gothic" w:cs="Century Gothic"/>
-          <w:sz w:val="22"/>
-          <w:szCs w:val="22"/>
-        </w:rPr>
-        <w:t xml:space="preserve"> </w:t>
-      </w:r>
-    </w:p>
-    <w:p>
-      <w:pPr>
-        <w:jc w:val="both"/>
-        <w:rPr>
-          <w:rFonts w:ascii="Century Gothic" w:hAnsi="Century Gothic" w:cs="Century Gothic"/>
-          <w:sz w:val="22"/>
-          <w:szCs w:val="22"/>
-        </w:rPr>
-      </w:pPr>
-      <w:r>
-        <w:rPr>
-          <w:rFonts w:ascii="Century Gothic" w:hAnsi="Century Gothic" w:cs="Century Gothic"/>
-          <w:sz w:val="22"/>
-          <w:szCs w:val="22"/>
-        </w:rPr>
-        <w:t xml:space="preserve">VALET SRL </w:t>
-      </w:r>
-      <w:r>
-        <w:rPr>
-          <w:rFonts w:ascii="Century Gothic" w:hAnsi="Century Gothic" w:cs="Century Gothic"/>
-          <w:sz w:val="22"/>
-          <w:szCs w:val="22"/>
-        </w:rPr>
-        <w:tab/>
-      </w:r>
-      <w:r>
-        <w:rPr>
-          <w:rFonts w:ascii="Century Gothic" w:hAnsi="Century Gothic" w:cs="Century Gothic"/>
-          <w:sz w:val="22"/>
-          <w:szCs w:val="22"/>
-        </w:rPr>
-        <w:tab/>
-      </w:r>
-      <w:r>
-        <w:rPr>
-          <w:rFonts w:ascii="Century Gothic" w:hAnsi="Century Gothic" w:cs="Century Gothic"/>
-          <w:sz w:val="22"/>
-          <w:szCs w:val="22"/>
-        </w:rPr>
-        <w:tab/>
-      </w:r>
-      <w:r>
-        <w:rPr>
-          <w:rFonts w:ascii="Century Gothic" w:hAnsi="Century Gothic" w:cs="Century Gothic"/>
-          <w:sz w:val="22"/>
-          <w:szCs w:val="22"/>
-        </w:rPr>
-        <w:tab/>
-      </w:r>
-      <w:r>
-        <w:rPr>
-          <w:rFonts w:ascii="Century Gothic" w:hAnsi="Century Gothic" w:cs="Century Gothic"/>
-          <w:sz w:val="22"/>
-          <w:szCs w:val="22"/>
-        </w:rPr>
-        <w:tab/>
-      </w:r>
-      <w:r>
-        <w:rPr>
-          <w:rFonts w:ascii="Century Gothic" w:hAnsi="Century Gothic" w:cs="Century Gothic"/>
-          <w:sz w:val="22"/>
-          <w:szCs w:val="22"/>
-        </w:rPr>
-        <w:tab/>
-      </w:r>
-      <w:r>
-        <w:rPr>
-          <w:rFonts w:ascii="Century Gothic" w:hAnsi="Century Gothic" w:cs="Century Gothic"/>
-          <w:sz w:val="22"/>
-          <w:szCs w:val="22"/>
-        </w:rPr>
-        <w:tab/>
-      </w:r>
-      <w:r>
-        <w:rPr>
-          <w:rFonts w:ascii="Century Gothic" w:hAnsi="Century Gothic" w:cs="Century Gothic"/>
-          <w:sz w:val="22"/>
-          <w:szCs w:val="22"/>
-        </w:rPr>
-        <w:tab/>
-      </w:r>
-      <w:r>
-        <w:rPr>
-          <w:rFonts w:ascii="Century Gothic" w:hAnsi="Century Gothic" w:cs="Century Gothic"/>
-          <w:sz w:val="22"/>
-          <w:szCs w:val="22"/>
-        </w:rPr>
-        <w:tab/>
-        <w:t>___________________</w:t>
-      </w:r>
-    </w:p>
-    <w:p>
-      <w:pPr>
-        <w:jc w:val="both"/>
-        <w:rPr>
-          <w:rFonts w:ascii="Century Gothic" w:hAnsi="Century Gothic" w:cs="Century Gothic"/>
-          <w:sz w:val="22"/>
-          <w:szCs w:val="22"/>
-        </w:rPr>
-      </w:pPr>
-      <w:r>
-        <w:rPr>
-          <w:rFonts w:ascii="Century Gothic" w:hAnsi="Century Gothic" w:cs="Century Gothic"/>
-          <w:sz w:val="22"/>
-          <w:szCs w:val="22"/>
-        </w:rPr>
-        <w:t>Il legale Rappresentate</w:t>
-      </w:r>
-      <w:r>
-        <w:rPr>
-          <w:rFonts w:ascii="Century Gothic" w:hAnsi="Century Gothic" w:cs="Century Gothic"/>
-          <w:sz w:val="22"/>
-          <w:szCs w:val="22"/>
-        </w:rPr>
-        <w:tab/>
-      </w:r>
-      <w:r>
-        <w:rPr>
-          <w:rFonts w:ascii="Century Gothic" w:hAnsi="Century Gothic" w:cs="Century Gothic"/>
-          <w:sz w:val="22"/>
-          <w:szCs w:val="22"/>
-        </w:rPr>
-        <w:tab/>
-      </w:r>
-      <w:r>
-        <w:rPr>
-          <w:rFonts w:ascii="Century Gothic" w:hAnsi="Century Gothic" w:cs="Century Gothic"/>
-          <w:sz w:val="22"/>
-          <w:szCs w:val="22"/>
-        </w:rPr>
-        <w:tab/>
-      </w:r>
-      <w:r>
-        <w:rPr>
-          <w:rFonts w:ascii="Century Gothic" w:hAnsi="Century Gothic" w:cs="Century Gothic"/>
-          <w:sz w:val="22"/>
-          <w:szCs w:val="22"/>
-        </w:rPr>
-        <w:tab/>
-      </w:r>
-      <w:r>
-        <w:rPr>
-          <w:rFonts w:ascii="Century Gothic" w:hAnsi="Century Gothic" w:cs="Century Gothic"/>
-          <w:sz w:val="22"/>
-          <w:szCs w:val="22"/>
-        </w:rPr>
-        <w:tab/>
-      </w:r>
-      <w:r>
-        <w:rPr>
-          <w:rFonts w:ascii="Century Gothic" w:hAnsi="Century Gothic" w:cs="Century Gothic"/>
-          <w:sz w:val="22"/>
-          <w:szCs w:val="22"/>
-        </w:rPr>
-        <w:tab/>
-      </w:r>
-      <w:r>
-        <w:rPr>
-          <w:rFonts w:ascii="Century Gothic" w:hAnsi="Century Gothic" w:cs="Century Gothic"/>
-          <w:sz w:val="22"/>
-          <w:szCs w:val="22"/>
-        </w:rPr>
-        <w:tab/>
-        <w:t>Legale Rappresentante</w:t>
-      </w:r>
-    </w:p>
-    <w:p>
-      <w:pPr>
-        <w:jc w:val="both"/>
-        <w:rPr>
-          <w:rFonts w:ascii="Century Gothic" w:hAnsi="Century Gothic" w:cs="Century Gothic"/>
-          <w:sz w:val="22"/>
-          <w:szCs w:val="22"/>
-        </w:rPr>
-      </w:pPr>
-      <w:r>
-        <w:rPr>
-          <w:noProof/>
-        </w:rPr>
-        <w:drawing>
-          <wp:anchor distT="0" distB="0" distL="114935" distR="114935" simplePos="0" relativeHeight="17" behindDoc="1" locked="0" layoutInCell="1" allowOverlap="1" wp14:anchorId="4A67278E" wp14:editId="72654022">
-            <wp:simplePos x="0" y="0"/>
-            <wp:positionH relativeFrom="column">
-              <wp:posOffset>6350</wp:posOffset>
-            </wp:positionH>
-            <wp:positionV relativeFrom="paragraph">
-              <wp:posOffset>82550</wp:posOffset>
-            </wp:positionV>
-            <wp:extent cx="1489710" cy="590550"/>
-            <wp:effectExtent l="0" t="0" r="0" b="0"/>
-            <wp:wrapNone/>
-            <wp:docPr id="2" name="Image2"/>
-            <wp:cNvGraphicFramePr>
-              <a:graphicFrameLocks xmlns:a="http://schemas.openxmlformats.org/drawingml/2006/main" noChangeAspect="1"/>
-            </wp:cNvGraphicFramePr>
-            <a:graphic xmlns:a="http://schemas.openxmlformats.org/drawingml/2006/main">
-              <a:graphicData uri="http://schemas.openxmlformats.org/drawingml/2006/picture">
-                <pic:pic xmlns:pic="http://schemas.openxmlformats.org/drawingml/2006/picture">
-                  <pic:nvPicPr>
-                    <pic:cNvPr id="2" name="Image2"/>
-                    <pic:cNvPicPr>
-                      <a:picLocks noChangeAspect="1" noChangeArrowheads="1"/>
-                    </pic:cNvPicPr>
-                  </pic:nvPicPr>
-                  <pic:blipFill>
-                    <a:blip r:embed="rId7"/>
-                    <a:srcRect l="-12" t="-31" r="-12" b="-31"/>
-                    <a:stretch>
-                      <a:fillRect/>
-                    </a:stretch>
-                  </pic:blipFill>
-                  <pic:spPr bwMode="auto">
-                    <a:xfrm>
-                      <a:off x="0" y="0"/>
-                      <a:ext cx="1489710" cy="590550"/>
-                    </a:xfrm>
-                    <a:prstGeom prst="rect">
-                      <a:avLst/>
-                    </a:prstGeom>
-                  </pic:spPr>
-                </pic:pic>
-              </a:graphicData>
-            </a:graphic>
-          </wp:anchor>
-        </w:drawing>
-      </w:r>
-      <w:r>
-        <w:rPr>
-          <w:rFonts w:ascii="Century Gothic" w:hAnsi="Century Gothic" w:cs="Century Gothic"/>
-          <w:sz w:val="22"/>
-          <w:szCs w:val="22"/>
-        </w:rPr>
-        <w:t>(Daniele Morini)</w:t>
-      </w:r>
-      <w:r>
-        <w:rPr>
-          <w:rFonts w:ascii="Century Gothic" w:hAnsi="Century Gothic" w:cs="Century Gothic"/>
-          <w:sz w:val="22"/>
-          <w:szCs w:val="22"/>
-        </w:rPr>
-        <w:tab/>
-      </w:r>
-      <w:r>
-        <w:rPr>
-          <w:rFonts w:ascii="Century Gothic" w:hAnsi="Century Gothic" w:cs="Century Gothic"/>
-          <w:sz w:val="22"/>
-          <w:szCs w:val="22"/>
-        </w:rPr>
-        <w:tab/>
-      </w:r>
-      <w:r>
-        <w:rPr>
-          <w:rFonts w:ascii="Century Gothic" w:hAnsi="Century Gothic" w:cs="Century Gothic"/>
-          <w:sz w:val="22"/>
-          <w:szCs w:val="22"/>
-        </w:rPr>
-        <w:tab/>
-      </w:r>
-      <w:r>
-        <w:rPr>
-          <w:rFonts w:ascii="Century Gothic" w:hAnsi="Century Gothic" w:cs="Century Gothic"/>
-          <w:sz w:val="22"/>
-          <w:szCs w:val="22"/>
-        </w:rPr>
-        <w:tab/>
-      </w:r>
-      <w:r>
-        <w:rPr>
-          <w:rFonts w:ascii="Century Gothic" w:hAnsi="Century Gothic" w:cs="Century Gothic"/>
-          <w:sz w:val="22"/>
-          <w:szCs w:val="22"/>
-        </w:rPr>
-        <w:tab/>
-      </w:r>
-      <w:r>
-        <w:rPr>
-          <w:rFonts w:ascii="Century Gothic" w:hAnsi="Century Gothic" w:cs="Century Gothic"/>
-          <w:sz w:val="22"/>
-          <w:szCs w:val="22"/>
-        </w:rPr>
-        <w:tab/>
-      </w:r>
-      <w:r>
-        <w:rPr>
-          <w:rFonts w:ascii="Century Gothic" w:hAnsi="Century Gothic" w:cs="Century Gothic"/>
-          <w:sz w:val="22"/>
-          <w:szCs w:val="22"/>
-        </w:rPr>
-        <w:tab/>
-      </w:r>
-      <w:r>
-        <w:rPr>
-          <w:rFonts w:ascii="Century Gothic" w:hAnsi="Century Gothic" w:cs="Century Gothic"/>
-          <w:sz w:val="22"/>
-          <w:szCs w:val="22"/>
-        </w:rPr>
-        <w:tab/>
-        <w:t>(___________________)</w:t>
-      </w:r>
-      <w:r>
-        <w:rPr>
-          <w:rFonts w:ascii="Century Gothic" w:hAnsi="Century Gothic" w:cs="Century Gothic"/>
-          <w:sz w:val="22"/>
-          <w:szCs w:val="22"/>
-        </w:rPr>
-        <w:tab/>
-      </w:r>
-    </w:p>
-    <w:p>
-      <w:pPr>
-        <w:jc w:val="both"/>
-      </w:pPr>
-      <w:r>
-        <w:rPr>
-          <w:rFonts w:ascii="Century Gothic" w:hAnsi="Century Gothic" w:cs="Century Gothic"/>
-          <w:sz w:val="22"/>
-          <w:szCs w:val="22"/>
-        </w:rPr>
-        <w:t xml:space="preserve">___________________ </w:t>
-      </w:r>
-      <w:r>
-        <w:rPr>
-          <w:rFonts w:ascii="Century Gothic" w:hAnsi="Century Gothic" w:cs="Century Gothic"/>
-          <w:sz w:val="22"/>
-          <w:szCs w:val="22"/>
-        </w:rPr>
-        <w:tab/>
-      </w:r>
-      <w:r>
-        <w:rPr>
-          <w:rFonts w:ascii="Century Gothic" w:hAnsi="Century Gothic" w:cs="Century Gothic"/>
-          <w:sz w:val="22"/>
-          <w:szCs w:val="22"/>
-        </w:rPr>
-        <w:tab/>
-      </w:r>
-      <w:r>
-        <w:rPr>
-          <w:rFonts w:ascii="Century Gothic" w:hAnsi="Century Gothic" w:cs="Century Gothic"/>
-          <w:sz w:val="22"/>
-          <w:szCs w:val="22"/>
-        </w:rPr>
-        <w:tab/>
-      </w:r>
-      <w:r>
-        <w:rPr>
-          <w:rFonts w:ascii="Century Gothic" w:hAnsi="Century Gothic" w:cs="Century Gothic"/>
-          <w:sz w:val="22"/>
-          <w:szCs w:val="22"/>
-        </w:rPr>
-        <w:tab/>
-      </w:r>
-      <w:r>
-        <w:rPr>
-          <w:rFonts w:ascii="Century Gothic" w:hAnsi="Century Gothic" w:cs="Century Gothic"/>
-          <w:sz w:val="22"/>
-          <w:szCs w:val="22"/>
-        </w:rPr>
-        <w:tab/>
-      </w:r>
-      <w:r>
-        <w:rPr>
-          <w:rFonts w:ascii="Century Gothic" w:hAnsi="Century Gothic" w:cs="Century Gothic"/>
-          <w:sz w:val="22"/>
-          <w:szCs w:val="22"/>
-        </w:rPr>
-        <w:tab/>
-      </w:r>
-      <w:r>
-        <w:rPr>
-          <w:rFonts w:ascii="Century Gothic" w:hAnsi="Century Gothic" w:cs="Century Gothic"/>
-          <w:sz w:val="22"/>
-          <w:szCs w:val="22"/>
-        </w:rPr>
-        <w:tab/>
-      </w:r>
-      <w:r>
-        <w:rPr>
-          <w:rFonts w:ascii="Century Gothic" w:hAnsi="Century Gothic" w:cs="Century Gothic"/>
-          <w:sz w:val="22"/>
-          <w:szCs w:val="22"/>
-        </w:rPr>
-        <w:tab/>
-      </w:r>
     </w:p>
     <w:sectPr>
       <w:headerReference w:type="default" r:id="rId10"/>

--- a/contracts/templates_pdf/template_ecm_it.docx
+++ b/contracts/templates_pdf/template_ecm_it.docx
@@ -7764,19 +7764,7 @@
           <w:b/>
           <w:bCs/>
         </w:rPr>
-        <w:t>Data {{ event.start_date|format_date }}</w:t>
-      </w:r>
-      <w:r>
-        <w:rPr>
-          <w:rFonts w:ascii="Calibri" w:hAnsi="Calibri" w:cs="Calibri"/>
-          <w:b/>
-          <w:bCs/>
-        </w:rPr>
-      </w:r>
-      <w:r>
-        <w:rPr>
-          <w:rFonts w:ascii="Calibri" w:hAnsi="Calibri" w:cs="Calibri"/>
-        </w:rPr>
+        <w:t>Data {{ event.start_date|format_date }} – {{ event.end_date|format_date }}</w:t>
       </w:r>
     </w:p>
     <w:p>

--- a/contracts/templates_pdf/template_ecm_it.docx
+++ b/contracts/templates_pdf/template_ecm_it.docx
@@ -113,7 +113,7 @@
         <w:rPr>
           <w:rFonts w:ascii="Calibri" w:hAnsi="Calibri" w:cs="Calibri"/>
         </w:rPr>
-        <w:t xml:space="preserve"> VALET </w:t>
+        <w:t xml:space="preserve"> {{ organizer_name or "VALET SRL" }} </w:t>
       </w:r>
       <w:proofErr w:type="spellStart"/>
       <w:proofErr w:type="gramStart"/>
@@ -121,7 +121,7 @@
         <w:rPr>
           <w:rFonts w:ascii="Calibri" w:hAnsi="Calibri" w:cs="Calibri"/>
         </w:rPr>
-        <w:t>SRL</w:t>
+        <w:t/>
       </w:r>
       <w:r>
         <w:rPr>
@@ -6571,7 +6571,7 @@
         <w:rPr>
           <w:rFonts w:ascii="Calibri" w:hAnsi="Calibri" w:cs="Calibri"/>
         </w:rPr>
-        <w:t xml:space="preserve">VALET SRL – Via dei Fornaciai 29/b – 40129 BOLOGNA – </w:t>
+        <w:t xml:space="preserve">{{ organizer_name or "VALET SRL" }} – Via dei Fornaciai 29/b – 40129 BOLOGNA – </w:t>
       </w:r>
       <w:hyperlink r:id="rId6" w:history="1">
         <w:r>
@@ -7100,7 +7100,7 @@
           <w:rFonts w:ascii="Calibri" w:hAnsi="Calibri" w:cs="Calibri"/>
           <w:b/>
         </w:rPr>
-        <w:t>VALET SRL</w:t>
+        <w:t>{{ organizer_name or "VALET SRL" }}</w:t>
       </w:r>
     </w:p>
     <w:p>
@@ -8812,7 +8812,7 @@
           <w:rFonts w:ascii="Calibri" w:eastAsia="Calibri" w:hAnsi="Calibri" w:cs="Calibri"/>
           <w:lang w:eastAsia="en-US" w:bidi="ar-SA"/>
         </w:rPr>
-        <w:t xml:space="preserve"> VALET SRL - </w:t>
+        <w:t xml:space="preserve"> {{ organizer_name or "VALET SRL" }} - </w:t>
       </w:r>
     </w:p>
     <w:p>

--- a/contracts/templates_pdf/template_ecm_it.docx
+++ b/contracts/templates_pdf/template_ecm_it.docx
@@ -21,6 +21,49 @@
           <w:u w:val="thick"/>
         </w:rPr>
         <w:t>CONTRATTO DI SPONSORIZZAZIONE PER ATTIVITA’ DI EDUCAZIONE CONTINUA IN MEDICINA</w:t>
+      </w:r>
+    </w:p>
+    <w:p>
+      <w:pPr>
+        <w:spacing w:before="40" w:after="40"/>
+      </w:pPr>
+      <w:r>
+        <w:rPr>
+          <w:b w:val="0"/>
+          <w:sz w:val="20"/>
+        </w:rPr>
+        <w:t>{%p if contract.customer_reference %}</w:t>
+      </w:r>
+    </w:p>
+    <w:p>
+      <w:pPr>
+        <w:spacing w:before="40" w:after="40"/>
+      </w:pPr>
+      <w:r>
+        <w:rPr>
+          <w:b/>
+          <w:sz w:val="20"/>
+        </w:rPr>
+        <w:t xml:space="preserve">Vostro riferimento: </w:t>
+      </w:r>
+      <w:r>
+        <w:rPr>
+          <w:b w:val="0"/>
+          <w:sz w:val="20"/>
+        </w:rPr>
+        <w:t>{{ contract.customer_reference }}</w:t>
+      </w:r>
+    </w:p>
+    <w:p>
+      <w:pPr>
+        <w:spacing w:before="40" w:after="40"/>
+      </w:pPr>
+      <w:r>
+        <w:rPr>
+          <w:b w:val="0"/>
+          <w:sz w:val="20"/>
+        </w:rPr>
+        <w:t>{%p endif %}</w:t>
       </w:r>
     </w:p>
     <w:p>
